--- a/docs/ExpenseSplitter_Project_Report.docx
+++ b/docs/ExpenseSplitter_Project_Report.docx
@@ -10,12 +10,11 @@
       </w:pPr>
       <w:r>
         <w:rPr>
-          <w:b/>
           <w:bCs/>
           <w:sz w:val="36"/>
           <w:szCs w:val="36"/>
         </w:rPr>
-        <w:t>EXPENSE SPLITTER: A SPLITWISE-STYLE GROUP EXPENSE SETTLEMENT SYSTEM USING SPRING BOOT AND DESIGN PATTERNS</w:t>
+        <w:t>EXPENSE SPLITTER: A SPLITWISE-STYLE GROUP EXPENSE SETTLEMENT SYSTEM USING REACT, NODE.JS AND DESIGN PATTERNS</w:t>
       </w:r>
     </w:p>
     <w:p>
@@ -331,34 +330,17 @@
       <w:r>
         <w:rPr>
           <w:b/>
-          <w:bCs/>
           <w:sz w:val="28"/>
           <w:szCs w:val="28"/>
         </w:rPr>
-        <w:t>EXPENSE SPLITTER: A SPLITWISE-STYLE GROUP EXPENSE SETTLEMENT SYSTEM USING SPRING BOOT AND DESIGN PATTERNS</w:t>
+        <w:t>EXPENSE SPLITTER: A SPLITWISE-STYLE GROUP EXPENSE SETTLEMENT SYSTEM USING REACT, NODE.JS AND DESIGN PATTERNS</w:t>
       </w:r>
       <w:r>
         <w:rPr>
           <w:sz w:val="28"/>
           <w:szCs w:val="28"/>
         </w:rPr>
-        <w:t>” is the bonafide work of “</w:t>
-      </w:r>
-      <w:r>
-        <w:rPr>
-          <w:b/>
-          <w:bCs/>
-          <w:sz w:val="28"/>
-          <w:szCs w:val="28"/>
-        </w:rPr>
-        <w:t>PARIKSHIT (24BET10298), DHRUV GOUNIYAL (24BET10295), SAGAR MAKKAR (24BET10296) and MANAN (24BET10199)</w:t>
-      </w:r>
-      <w:r>
-        <w:rPr>
-          <w:sz w:val="28"/>
-          <w:szCs w:val="28"/>
-        </w:rPr>
-        <w:t>” who carried out the project work under my/our supervision.</w:t>
+        <w:t>” is the bonafide work of “PARIKSHIT (24BET10298), DHRUV GOUNIYAL (24BET10295), SAGAR MAKKAR (24BET10296) and MANAN (24BET10199)” who carried out the project work under my/our supervision.</w:t>
       </w:r>
     </w:p>
     <w:p/>
@@ -552,7 +534,7 @@
           <w:r>
             <w:fldChar w:fldCharType="separate"/>
           </w:r>
-          <w:hyperlink w:anchor="_Toc243566922" w:history="1">
+          <w:hyperlink w:anchor="_Toc244083319" w:history="1">
             <w:r>
               <w:rPr>
                 <w:rStyle w:val="Hyperlink"/>
@@ -576,7 +558,7 @@
               <w:rPr>
                 <w:noProof/>
               </w:rPr>
-              <w:instrText xml:space="preserve"> PAGEREF _Toc243566922 \h </w:instrText>
+              <w:instrText xml:space="preserve"> PAGEREF _Toc244083319 \h </w:instrText>
             </w:r>
             <w:r>
               <w:rPr>
@@ -616,7 +598,7 @@
               <w14:ligatures w14:val="standardContextual"/>
             </w:rPr>
           </w:pPr>
-          <w:hyperlink w:anchor="_Toc243566923" w:history="1">
+          <w:hyperlink w:anchor="_Toc244083320" w:history="1">
             <w:r>
               <w:rPr>
                 <w:rStyle w:val="Hyperlink"/>
@@ -640,7 +622,7 @@
               <w:rPr>
                 <w:noProof/>
               </w:rPr>
-              <w:instrText xml:space="preserve"> PAGEREF _Toc243566923 \h </w:instrText>
+              <w:instrText xml:space="preserve"> PAGEREF _Toc244083320 \h </w:instrText>
             </w:r>
             <w:r>
               <w:rPr>
@@ -680,7 +662,7 @@
               <w14:ligatures w14:val="standardContextual"/>
             </w:rPr>
           </w:pPr>
-          <w:hyperlink w:anchor="_Toc243566924" w:history="1">
+          <w:hyperlink w:anchor="_Toc244083321" w:history="1">
             <w:r>
               <w:rPr>
                 <w:rStyle w:val="Hyperlink"/>
@@ -704,7 +686,7 @@
               <w:rPr>
                 <w:noProof/>
               </w:rPr>
-              <w:instrText xml:space="preserve"> PAGEREF _Toc243566924 \h </w:instrText>
+              <w:instrText xml:space="preserve"> PAGEREF _Toc244083321 \h </w:instrText>
             </w:r>
             <w:r>
               <w:rPr>
@@ -745,7 +727,7 @@
               <w14:ligatures w14:val="standardContextual"/>
             </w:rPr>
           </w:pPr>
-          <w:hyperlink w:anchor="_Toc243566925" w:history="1">
+          <w:hyperlink w:anchor="_Toc244083322" w:history="1">
             <w:r>
               <w:rPr>
                 <w:rStyle w:val="Hyperlink"/>
@@ -785,7 +767,7 @@
               <w:rPr>
                 <w:noProof/>
               </w:rPr>
-              <w:instrText xml:space="preserve"> PAGEREF _Toc243566925 \h </w:instrText>
+              <w:instrText xml:space="preserve"> PAGEREF _Toc244083322 \h </w:instrText>
             </w:r>
             <w:r>
               <w:rPr>
@@ -826,7 +808,7 @@
               <w14:ligatures w14:val="standardContextual"/>
             </w:rPr>
           </w:pPr>
-          <w:hyperlink w:anchor="_Toc243566926" w:history="1">
+          <w:hyperlink w:anchor="_Toc244083323" w:history="1">
             <w:r>
               <w:rPr>
                 <w:rStyle w:val="Hyperlink"/>
@@ -866,7 +848,7 @@
               <w:rPr>
                 <w:noProof/>
               </w:rPr>
-              <w:instrText xml:space="preserve"> PAGEREF _Toc243566926 \h </w:instrText>
+              <w:instrText xml:space="preserve"> PAGEREF _Toc244083323 \h </w:instrText>
             </w:r>
             <w:r>
               <w:rPr>
@@ -907,7 +889,7 @@
               <w14:ligatures w14:val="standardContextual"/>
             </w:rPr>
           </w:pPr>
-          <w:hyperlink w:anchor="_Toc243566927" w:history="1">
+          <w:hyperlink w:anchor="_Toc244083324" w:history="1">
             <w:r>
               <w:rPr>
                 <w:rStyle w:val="Hyperlink"/>
@@ -947,7 +929,7 @@
               <w:rPr>
                 <w:noProof/>
               </w:rPr>
-              <w:instrText xml:space="preserve"> PAGEREF _Toc243566927 \h </w:instrText>
+              <w:instrText xml:space="preserve"> PAGEREF _Toc244083324 \h </w:instrText>
             </w:r>
             <w:r>
               <w:rPr>
@@ -988,7 +970,7 @@
               <w14:ligatures w14:val="standardContextual"/>
             </w:rPr>
           </w:pPr>
-          <w:hyperlink w:anchor="_Toc243566928" w:history="1">
+          <w:hyperlink w:anchor="_Toc244083325" w:history="1">
             <w:r>
               <w:rPr>
                 <w:rStyle w:val="Hyperlink"/>
@@ -1028,7 +1010,7 @@
               <w:rPr>
                 <w:noProof/>
               </w:rPr>
-              <w:instrText xml:space="preserve"> PAGEREF _Toc243566928 \h </w:instrText>
+              <w:instrText xml:space="preserve"> PAGEREF _Toc244083325 \h </w:instrText>
             </w:r>
             <w:r>
               <w:rPr>
@@ -1069,7 +1051,7 @@
               <w14:ligatures w14:val="standardContextual"/>
             </w:rPr>
           </w:pPr>
-          <w:hyperlink w:anchor="_Toc243566929" w:history="1">
+          <w:hyperlink w:anchor="_Toc244083326" w:history="1">
             <w:r>
               <w:rPr>
                 <w:rStyle w:val="Hyperlink"/>
@@ -1109,7 +1091,7 @@
               <w:rPr>
                 <w:noProof/>
               </w:rPr>
-              <w:instrText xml:space="preserve"> PAGEREF _Toc243566929 \h </w:instrText>
+              <w:instrText xml:space="preserve"> PAGEREF _Toc244083326 \h </w:instrText>
             </w:r>
             <w:r>
               <w:rPr>
@@ -1149,7 +1131,7 @@
               <w14:ligatures w14:val="standardContextual"/>
             </w:rPr>
           </w:pPr>
-          <w:hyperlink w:anchor="_Toc243566930" w:history="1">
+          <w:hyperlink w:anchor="_Toc244083327" w:history="1">
             <w:r>
               <w:rPr>
                 <w:rStyle w:val="Hyperlink"/>
@@ -1173,7 +1155,7 @@
               <w:rPr>
                 <w:noProof/>
               </w:rPr>
-              <w:instrText xml:space="preserve"> PAGEREF _Toc243566930 \h </w:instrText>
+              <w:instrText xml:space="preserve"> PAGEREF _Toc244083327 \h </w:instrText>
             </w:r>
             <w:r>
               <w:rPr>
@@ -1214,7 +1196,7 @@
               <w14:ligatures w14:val="standardContextual"/>
             </w:rPr>
           </w:pPr>
-          <w:hyperlink w:anchor="_Toc243566931" w:history="1">
+          <w:hyperlink w:anchor="_Toc244083328" w:history="1">
             <w:r>
               <w:rPr>
                 <w:rStyle w:val="Hyperlink"/>
@@ -1254,7 +1236,7 @@
               <w:rPr>
                 <w:noProof/>
               </w:rPr>
-              <w:instrText xml:space="preserve"> PAGEREF _Toc243566931 \h </w:instrText>
+              <w:instrText xml:space="preserve"> PAGEREF _Toc244083328 \h </w:instrText>
             </w:r>
             <w:r>
               <w:rPr>
@@ -1295,7 +1277,7 @@
               <w14:ligatures w14:val="standardContextual"/>
             </w:rPr>
           </w:pPr>
-          <w:hyperlink w:anchor="_Toc243566932" w:history="1">
+          <w:hyperlink w:anchor="_Toc244083329" w:history="1">
             <w:r>
               <w:rPr>
                 <w:rStyle w:val="Hyperlink"/>
@@ -1335,7 +1317,7 @@
               <w:rPr>
                 <w:noProof/>
               </w:rPr>
-              <w:instrText xml:space="preserve"> PAGEREF _Toc243566932 \h </w:instrText>
+              <w:instrText xml:space="preserve"> PAGEREF _Toc244083329 \h </w:instrText>
             </w:r>
             <w:r>
               <w:rPr>
@@ -1376,7 +1358,7 @@
               <w14:ligatures w14:val="standardContextual"/>
             </w:rPr>
           </w:pPr>
-          <w:hyperlink w:anchor="_Toc243566933" w:history="1">
+          <w:hyperlink w:anchor="_Toc244083330" w:history="1">
             <w:r>
               <w:rPr>
                 <w:rStyle w:val="Hyperlink"/>
@@ -1416,7 +1398,7 @@
               <w:rPr>
                 <w:noProof/>
               </w:rPr>
-              <w:instrText xml:space="preserve"> PAGEREF _Toc243566933 \h </w:instrText>
+              <w:instrText xml:space="preserve"> PAGEREF _Toc244083330 \h </w:instrText>
             </w:r>
             <w:r>
               <w:rPr>
@@ -1457,7 +1439,7 @@
               <w14:ligatures w14:val="standardContextual"/>
             </w:rPr>
           </w:pPr>
-          <w:hyperlink w:anchor="_Toc243566934" w:history="1">
+          <w:hyperlink w:anchor="_Toc244083331" w:history="1">
             <w:r>
               <w:rPr>
                 <w:rStyle w:val="Hyperlink"/>
@@ -1497,7 +1479,7 @@
               <w:rPr>
                 <w:noProof/>
               </w:rPr>
-              <w:instrText xml:space="preserve"> PAGEREF _Toc243566934 \h </w:instrText>
+              <w:instrText xml:space="preserve"> PAGEREF _Toc244083331 \h </w:instrText>
             </w:r>
             <w:r>
               <w:rPr>
@@ -1538,7 +1520,7 @@
               <w14:ligatures w14:val="standardContextual"/>
             </w:rPr>
           </w:pPr>
-          <w:hyperlink w:anchor="_Toc243566935" w:history="1">
+          <w:hyperlink w:anchor="_Toc244083332" w:history="1">
             <w:r>
               <w:rPr>
                 <w:rStyle w:val="Hyperlink"/>
@@ -1578,7 +1560,7 @@
               <w:rPr>
                 <w:noProof/>
               </w:rPr>
-              <w:instrText xml:space="preserve"> PAGEREF _Toc243566935 \h </w:instrText>
+              <w:instrText xml:space="preserve"> PAGEREF _Toc244083332 \h </w:instrText>
             </w:r>
             <w:r>
               <w:rPr>
@@ -1619,7 +1601,7 @@
               <w14:ligatures w14:val="standardContextual"/>
             </w:rPr>
           </w:pPr>
-          <w:hyperlink w:anchor="_Toc243566936" w:history="1">
+          <w:hyperlink w:anchor="_Toc244083333" w:history="1">
             <w:r>
               <w:rPr>
                 <w:rStyle w:val="Hyperlink"/>
@@ -1659,7 +1641,7 @@
               <w:rPr>
                 <w:noProof/>
               </w:rPr>
-              <w:instrText xml:space="preserve"> PAGEREF _Toc243566936 \h </w:instrText>
+              <w:instrText xml:space="preserve"> PAGEREF _Toc244083333 \h </w:instrText>
             </w:r>
             <w:r>
               <w:rPr>
@@ -1699,7 +1681,7 @@
               <w14:ligatures w14:val="standardContextual"/>
             </w:rPr>
           </w:pPr>
-          <w:hyperlink w:anchor="_Toc243566937" w:history="1">
+          <w:hyperlink w:anchor="_Toc244083334" w:history="1">
             <w:r>
               <w:rPr>
                 <w:rStyle w:val="Hyperlink"/>
@@ -1723,7 +1705,7 @@
               <w:rPr>
                 <w:noProof/>
               </w:rPr>
-              <w:instrText xml:space="preserve"> PAGEREF _Toc243566937 \h </w:instrText>
+              <w:instrText xml:space="preserve"> PAGEREF _Toc244083334 \h </w:instrText>
             </w:r>
             <w:r>
               <w:rPr>
@@ -1740,7 +1722,7 @@
               <w:rPr>
                 <w:noProof/>
               </w:rPr>
-              <w:t>13</w:t>
+              <w:t>14</w:t>
             </w:r>
             <w:r>
               <w:rPr>
@@ -1764,7 +1746,7 @@
               <w14:ligatures w14:val="standardContextual"/>
             </w:rPr>
           </w:pPr>
-          <w:hyperlink w:anchor="_Toc243566938" w:history="1">
+          <w:hyperlink w:anchor="_Toc244083335" w:history="1">
             <w:r>
               <w:rPr>
                 <w:rStyle w:val="Hyperlink"/>
@@ -1804,7 +1786,7 @@
               <w:rPr>
                 <w:noProof/>
               </w:rPr>
-              <w:instrText xml:space="preserve"> PAGEREF _Toc243566938 \h </w:instrText>
+              <w:instrText xml:space="preserve"> PAGEREF _Toc244083335 \h </w:instrText>
             </w:r>
             <w:r>
               <w:rPr>
@@ -1821,7 +1803,7 @@
               <w:rPr>
                 <w:noProof/>
               </w:rPr>
-              <w:t>13</w:t>
+              <w:t>14</w:t>
             </w:r>
             <w:r>
               <w:rPr>
@@ -1845,7 +1827,7 @@
               <w14:ligatures w14:val="standardContextual"/>
             </w:rPr>
           </w:pPr>
-          <w:hyperlink w:anchor="_Toc243566939" w:history="1">
+          <w:hyperlink w:anchor="_Toc244083336" w:history="1">
             <w:r>
               <w:rPr>
                 <w:rStyle w:val="Hyperlink"/>
@@ -1885,7 +1867,7 @@
               <w:rPr>
                 <w:noProof/>
               </w:rPr>
-              <w:instrText xml:space="preserve"> PAGEREF _Toc243566939 \h </w:instrText>
+              <w:instrText xml:space="preserve"> PAGEREF _Toc244083336 \h </w:instrText>
             </w:r>
             <w:r>
               <w:rPr>
@@ -1902,7 +1884,7 @@
               <w:rPr>
                 <w:noProof/>
               </w:rPr>
-              <w:t>13</w:t>
+              <w:t>14</w:t>
             </w:r>
             <w:r>
               <w:rPr>
@@ -1926,7 +1908,7 @@
               <w14:ligatures w14:val="standardContextual"/>
             </w:rPr>
           </w:pPr>
-          <w:hyperlink w:anchor="_Toc243566940" w:history="1">
+          <w:hyperlink w:anchor="_Toc244083337" w:history="1">
             <w:r>
               <w:rPr>
                 <w:rStyle w:val="Hyperlink"/>
@@ -1966,7 +1948,7 @@
               <w:rPr>
                 <w:noProof/>
               </w:rPr>
-              <w:instrText xml:space="preserve"> PAGEREF _Toc243566940 \h </w:instrText>
+              <w:instrText xml:space="preserve"> PAGEREF _Toc244083337 \h </w:instrText>
             </w:r>
             <w:r>
               <w:rPr>
@@ -1983,7 +1965,7 @@
               <w:rPr>
                 <w:noProof/>
               </w:rPr>
-              <w:t>14</w:t>
+              <w:t>15</w:t>
             </w:r>
             <w:r>
               <w:rPr>
@@ -2007,7 +1989,7 @@
               <w14:ligatures w14:val="standardContextual"/>
             </w:rPr>
           </w:pPr>
-          <w:hyperlink w:anchor="_Toc243566941" w:history="1">
+          <w:hyperlink w:anchor="_Toc244083338" w:history="1">
             <w:r>
               <w:rPr>
                 <w:rStyle w:val="Hyperlink"/>
@@ -2047,7 +2029,7 @@
               <w:rPr>
                 <w:noProof/>
               </w:rPr>
-              <w:instrText xml:space="preserve"> PAGEREF _Toc243566941 \h </w:instrText>
+              <w:instrText xml:space="preserve"> PAGEREF _Toc244083338 \h </w:instrText>
             </w:r>
             <w:r>
               <w:rPr>
@@ -2064,7 +2046,7 @@
               <w:rPr>
                 <w:noProof/>
               </w:rPr>
-              <w:t>15</w:t>
+              <w:t>16</w:t>
             </w:r>
             <w:r>
               <w:rPr>
@@ -2088,7 +2070,7 @@
               <w14:ligatures w14:val="standardContextual"/>
             </w:rPr>
           </w:pPr>
-          <w:hyperlink w:anchor="_Toc243566942" w:history="1">
+          <w:hyperlink w:anchor="_Toc244083339" w:history="1">
             <w:r>
               <w:rPr>
                 <w:rStyle w:val="Hyperlink"/>
@@ -2128,7 +2110,7 @@
               <w:rPr>
                 <w:noProof/>
               </w:rPr>
-              <w:instrText xml:space="preserve"> PAGEREF _Toc243566942 \h </w:instrText>
+              <w:instrText xml:space="preserve"> PAGEREF _Toc244083339 \h </w:instrText>
             </w:r>
             <w:r>
               <w:rPr>
@@ -2145,7 +2127,7 @@
               <w:rPr>
                 <w:noProof/>
               </w:rPr>
-              <w:t>15</w:t>
+              <w:t>16</w:t>
             </w:r>
             <w:r>
               <w:rPr>
@@ -2169,7 +2151,7 @@
               <w14:ligatures w14:val="standardContextual"/>
             </w:rPr>
           </w:pPr>
-          <w:hyperlink w:anchor="_Toc243566943" w:history="1">
+          <w:hyperlink w:anchor="_Toc244083340" w:history="1">
             <w:r>
               <w:rPr>
                 <w:rStyle w:val="Hyperlink"/>
@@ -2209,7 +2191,7 @@
               <w:rPr>
                 <w:noProof/>
               </w:rPr>
-              <w:instrText xml:space="preserve"> PAGEREF _Toc243566943 \h </w:instrText>
+              <w:instrText xml:space="preserve"> PAGEREF _Toc244083340 \h </w:instrText>
             </w:r>
             <w:r>
               <w:rPr>
@@ -2226,7 +2208,7 @@
               <w:rPr>
                 <w:noProof/>
               </w:rPr>
-              <w:t>16</w:t>
+              <w:t>17</w:t>
             </w:r>
             <w:r>
               <w:rPr>
@@ -2249,7 +2231,7 @@
               <w14:ligatures w14:val="standardContextual"/>
             </w:rPr>
           </w:pPr>
-          <w:hyperlink w:anchor="_Toc243566944" w:history="1">
+          <w:hyperlink w:anchor="_Toc244083341" w:history="1">
             <w:r>
               <w:rPr>
                 <w:rStyle w:val="Hyperlink"/>
@@ -2273,7 +2255,7 @@
               <w:rPr>
                 <w:noProof/>
               </w:rPr>
-              <w:instrText xml:space="preserve"> PAGEREF _Toc243566944 \h </w:instrText>
+              <w:instrText xml:space="preserve"> PAGEREF _Toc244083341 \h </w:instrText>
             </w:r>
             <w:r>
               <w:rPr>
@@ -2290,7 +2272,7 @@
               <w:rPr>
                 <w:noProof/>
               </w:rPr>
-              <w:t>20</w:t>
+              <w:t>21</w:t>
             </w:r>
             <w:r>
               <w:rPr>
@@ -2314,7 +2296,7 @@
               <w14:ligatures w14:val="standardContextual"/>
             </w:rPr>
           </w:pPr>
-          <w:hyperlink w:anchor="_Toc243566945" w:history="1">
+          <w:hyperlink w:anchor="_Toc244083342" w:history="1">
             <w:r>
               <w:rPr>
                 <w:rStyle w:val="Hyperlink"/>
@@ -2354,7 +2336,7 @@
               <w:rPr>
                 <w:noProof/>
               </w:rPr>
-              <w:instrText xml:space="preserve"> PAGEREF _Toc243566945 \h </w:instrText>
+              <w:instrText xml:space="preserve"> PAGEREF _Toc244083342 \h </w:instrText>
             </w:r>
             <w:r>
               <w:rPr>
@@ -2371,7 +2353,7 @@
               <w:rPr>
                 <w:noProof/>
               </w:rPr>
-              <w:t>20</w:t>
+              <w:t>21</w:t>
             </w:r>
             <w:r>
               <w:rPr>
@@ -2394,7 +2376,7 @@
               <w14:ligatures w14:val="standardContextual"/>
             </w:rPr>
           </w:pPr>
-          <w:hyperlink w:anchor="_Toc243566946" w:history="1">
+          <w:hyperlink w:anchor="_Toc244083343" w:history="1">
             <w:r>
               <w:rPr>
                 <w:rStyle w:val="Hyperlink"/>
@@ -2418,7 +2400,7 @@
               <w:rPr>
                 <w:noProof/>
               </w:rPr>
-              <w:instrText xml:space="preserve"> PAGEREF _Toc243566946 \h </w:instrText>
+              <w:instrText xml:space="preserve"> PAGEREF _Toc244083343 \h </w:instrText>
             </w:r>
             <w:r>
               <w:rPr>
@@ -2459,7 +2441,7 @@
               <w14:ligatures w14:val="standardContextual"/>
             </w:rPr>
           </w:pPr>
-          <w:hyperlink w:anchor="_Toc243566947" w:history="1">
+          <w:hyperlink w:anchor="_Toc244083344" w:history="1">
             <w:r>
               <w:rPr>
                 <w:rStyle w:val="Hyperlink"/>
@@ -2499,7 +2481,7 @@
               <w:rPr>
                 <w:noProof/>
               </w:rPr>
-              <w:instrText xml:space="preserve"> PAGEREF _Toc243566947 \h </w:instrText>
+              <w:instrText xml:space="preserve"> PAGEREF _Toc244083344 \h </w:instrText>
             </w:r>
             <w:r>
               <w:rPr>
@@ -2540,7 +2522,7 @@
               <w14:ligatures w14:val="standardContextual"/>
             </w:rPr>
           </w:pPr>
-          <w:hyperlink w:anchor="_Toc243566948" w:history="1">
+          <w:hyperlink w:anchor="_Toc244083345" w:history="1">
             <w:r>
               <w:rPr>
                 <w:rStyle w:val="Hyperlink"/>
@@ -2580,7 +2562,7 @@
               <w:rPr>
                 <w:noProof/>
               </w:rPr>
-              <w:instrText xml:space="preserve"> PAGEREF _Toc243566948 \h </w:instrText>
+              <w:instrText xml:space="preserve"> PAGEREF _Toc244083345 \h </w:instrText>
             </w:r>
             <w:r>
               <w:rPr>
@@ -2620,7 +2602,7 @@
               <w14:ligatures w14:val="standardContextual"/>
             </w:rPr>
           </w:pPr>
-          <w:hyperlink w:anchor="_Toc243566949" w:history="1">
+          <w:hyperlink w:anchor="_Toc244083346" w:history="1">
             <w:r>
               <w:rPr>
                 <w:rStyle w:val="Hyperlink"/>
@@ -2644,7 +2626,7 @@
               <w:rPr>
                 <w:noProof/>
               </w:rPr>
-              <w:instrText xml:space="preserve"> PAGEREF _Toc243566949 \h </w:instrText>
+              <w:instrText xml:space="preserve"> PAGEREF _Toc244083346 \h </w:instrText>
             </w:r>
             <w:r>
               <w:rPr>
@@ -2684,7 +2666,7 @@
               <w14:ligatures w14:val="standardContextual"/>
             </w:rPr>
           </w:pPr>
-          <w:hyperlink w:anchor="_Toc243566950" w:history="1">
+          <w:hyperlink w:anchor="_Toc244083347" w:history="1">
             <w:r>
               <w:rPr>
                 <w:rStyle w:val="Hyperlink"/>
@@ -2708,7 +2690,7 @@
               <w:rPr>
                 <w:noProof/>
               </w:rPr>
-              <w:instrText xml:space="preserve"> PAGEREF _Toc243566950 \h </w:instrText>
+              <w:instrText xml:space="preserve"> PAGEREF _Toc244083347 \h </w:instrText>
             </w:r>
             <w:r>
               <w:rPr>
@@ -2749,7 +2731,7 @@
               <w14:ligatures w14:val="standardContextual"/>
             </w:rPr>
           </w:pPr>
-          <w:hyperlink w:anchor="_Toc243566951" w:history="1">
+          <w:hyperlink w:anchor="_Toc244083348" w:history="1">
             <w:r>
               <w:rPr>
                 <w:rStyle w:val="Hyperlink"/>
@@ -2789,7 +2771,7 @@
               <w:rPr>
                 <w:noProof/>
               </w:rPr>
-              <w:instrText xml:space="preserve"> PAGEREF _Toc243566951 \h </w:instrText>
+              <w:instrText xml:space="preserve"> PAGEREF _Toc244083348 \h </w:instrText>
             </w:r>
             <w:r>
               <w:rPr>
@@ -2830,7 +2812,7 @@
               <w14:ligatures w14:val="standardContextual"/>
             </w:rPr>
           </w:pPr>
-          <w:hyperlink w:anchor="_Toc243566952" w:history="1">
+          <w:hyperlink w:anchor="_Toc244083349" w:history="1">
             <w:r>
               <w:rPr>
                 <w:rStyle w:val="Hyperlink"/>
@@ -2870,7 +2852,7 @@
               <w:rPr>
                 <w:noProof/>
               </w:rPr>
-              <w:instrText xml:space="preserve"> PAGEREF _Toc243566952 \h </w:instrText>
+              <w:instrText xml:space="preserve"> PAGEREF _Toc244083349 \h </w:instrText>
             </w:r>
             <w:r>
               <w:rPr>
@@ -2911,7 +2893,7 @@
               <w14:ligatures w14:val="standardContextual"/>
             </w:rPr>
           </w:pPr>
-          <w:hyperlink w:anchor="_Toc243566953" w:history="1">
+          <w:hyperlink w:anchor="_Toc244083350" w:history="1">
             <w:r>
               <w:rPr>
                 <w:rStyle w:val="Hyperlink"/>
@@ -2951,7 +2933,7 @@
               <w:rPr>
                 <w:noProof/>
               </w:rPr>
-              <w:instrText xml:space="preserve"> PAGEREF _Toc243566953 \h </w:instrText>
+              <w:instrText xml:space="preserve"> PAGEREF _Toc244083350 \h </w:instrText>
             </w:r>
             <w:r>
               <w:rPr>
@@ -2992,7 +2974,7 @@
               <w14:ligatures w14:val="standardContextual"/>
             </w:rPr>
           </w:pPr>
-          <w:hyperlink w:anchor="_Toc243566954" w:history="1">
+          <w:hyperlink w:anchor="_Toc244083351" w:history="1">
             <w:r>
               <w:rPr>
                 <w:rStyle w:val="Hyperlink"/>
@@ -3032,7 +3014,7 @@
               <w:rPr>
                 <w:noProof/>
               </w:rPr>
-              <w:instrText xml:space="preserve"> PAGEREF _Toc243566954 \h </w:instrText>
+              <w:instrText xml:space="preserve"> PAGEREF _Toc244083351 \h </w:instrText>
             </w:r>
             <w:r>
               <w:rPr>
@@ -3071,7 +3053,7 @@
         <w:pStyle w:val="Heading1"/>
         <w:pageBreakBefore/>
       </w:pPr>
-      <w:bookmarkStart w:id="0" w:name="_Toc243566922"/>
+      <w:bookmarkStart w:id="0" w:name="_Toc244083319"/>
       <w:r>
         <w:lastRenderedPageBreak/>
         <w:t>List of Figures</w:t>
@@ -3107,7 +3089,7 @@
           <w:r>
             <w:fldChar w:fldCharType="separate"/>
           </w:r>
-          <w:hyperlink w:anchor="_Toc243566955" w:history="1">
+          <w:hyperlink w:anchor="_Toc244083352" w:history="1">
             <w:r>
               <w:rPr>
                 <w:rStyle w:val="Hyperlink"/>
@@ -3131,7 +3113,7 @@
               <w:rPr>
                 <w:noProof/>
               </w:rPr>
-              <w:instrText xml:space="preserve"> PAGEREF _Toc243566955 \h </w:instrText>
+              <w:instrText xml:space="preserve"> PAGEREF _Toc244083352 \h </w:instrText>
             </w:r>
             <w:r>
               <w:rPr>
@@ -3171,7 +3153,7 @@
               <w14:ligatures w14:val="standardContextual"/>
             </w:rPr>
           </w:pPr>
-          <w:hyperlink w:anchor="_Toc243566956" w:history="1">
+          <w:hyperlink w:anchor="_Toc244083353" w:history="1">
             <w:r>
               <w:rPr>
                 <w:rStyle w:val="Hyperlink"/>
@@ -3195,7 +3177,7 @@
               <w:rPr>
                 <w:noProof/>
               </w:rPr>
-              <w:instrText xml:space="preserve"> PAGEREF _Toc243566956 \h </w:instrText>
+              <w:instrText xml:space="preserve"> PAGEREF _Toc244083353 \h </w:instrText>
             </w:r>
             <w:r>
               <w:rPr>
@@ -3212,7 +3194,7 @@
               <w:rPr>
                 <w:noProof/>
               </w:rPr>
-              <w:t>16</w:t>
+              <w:t>17</w:t>
             </w:r>
             <w:r>
               <w:rPr>
@@ -3235,13 +3217,13 @@
               <w14:ligatures w14:val="standardContextual"/>
             </w:rPr>
           </w:pPr>
-          <w:hyperlink w:anchor="_Toc243566957" w:history="1">
+          <w:hyperlink w:anchor="_Toc244083354" w:history="1">
             <w:r>
               <w:rPr>
                 <w:rStyle w:val="Hyperlink"/>
                 <w:noProof/>
               </w:rPr>
-              <w:t>Figure 3.2  Entity-relationship diagram of the database</w:t>
+              <w:t>Figure 3.2  Data model of the application (entities and relationships)</w:t>
             </w:r>
             <w:r>
               <w:rPr>
@@ -3259,7 +3241,7 @@
               <w:rPr>
                 <w:noProof/>
               </w:rPr>
-              <w:instrText xml:space="preserve"> PAGEREF _Toc243566957 \h </w:instrText>
+              <w:instrText xml:space="preserve"> PAGEREF _Toc244083354 \h </w:instrText>
             </w:r>
             <w:r>
               <w:rPr>
@@ -3276,7 +3258,7 @@
               <w:rPr>
                 <w:noProof/>
               </w:rPr>
-              <w:t>17</w:t>
+              <w:t>18</w:t>
             </w:r>
             <w:r>
               <w:rPr>
@@ -3299,7 +3281,7 @@
               <w14:ligatures w14:val="standardContextual"/>
             </w:rPr>
           </w:pPr>
-          <w:hyperlink w:anchor="_Toc243566958" w:history="1">
+          <w:hyperlink w:anchor="_Toc244083355" w:history="1">
             <w:r>
               <w:rPr>
                 <w:rStyle w:val="Hyperlink"/>
@@ -3323,7 +3305,7 @@
               <w:rPr>
                 <w:noProof/>
               </w:rPr>
-              <w:instrText xml:space="preserve"> PAGEREF _Toc243566958 \h </w:instrText>
+              <w:instrText xml:space="preserve"> PAGEREF _Toc244083355 \h </w:instrText>
             </w:r>
             <w:r>
               <w:rPr>
@@ -3340,7 +3322,7 @@
               <w:rPr>
                 <w:noProof/>
               </w:rPr>
-              <w:t>17</w:t>
+              <w:t>18</w:t>
             </w:r>
             <w:r>
               <w:rPr>
@@ -3363,7 +3345,7 @@
               <w14:ligatures w14:val="standardContextual"/>
             </w:rPr>
           </w:pPr>
-          <w:hyperlink w:anchor="_Toc243566959" w:history="1">
+          <w:hyperlink w:anchor="_Toc244083356" w:history="1">
             <w:r>
               <w:rPr>
                 <w:rStyle w:val="Hyperlink"/>
@@ -3387,7 +3369,7 @@
               <w:rPr>
                 <w:noProof/>
               </w:rPr>
-              <w:instrText xml:space="preserve"> PAGEREF _Toc243566959 \h </w:instrText>
+              <w:instrText xml:space="preserve"> PAGEREF _Toc244083356 \h </w:instrText>
             </w:r>
             <w:r>
               <w:rPr>
@@ -3404,7 +3386,7 @@
               <w:rPr>
                 <w:noProof/>
               </w:rPr>
-              <w:t>18</w:t>
+              <w:t>19</w:t>
             </w:r>
             <w:r>
               <w:rPr>
@@ -3427,7 +3409,7 @@
               <w14:ligatures w14:val="standardContextual"/>
             </w:rPr>
           </w:pPr>
-          <w:hyperlink w:anchor="_Toc243566960" w:history="1">
+          <w:hyperlink w:anchor="_Toc244083357" w:history="1">
             <w:r>
               <w:rPr>
                 <w:rStyle w:val="Hyperlink"/>
@@ -3451,7 +3433,7 @@
               <w:rPr>
                 <w:noProof/>
               </w:rPr>
-              <w:instrText xml:space="preserve"> PAGEREF _Toc243566960 \h </w:instrText>
+              <w:instrText xml:space="preserve"> PAGEREF _Toc244083357 \h </w:instrText>
             </w:r>
             <w:r>
               <w:rPr>
@@ -3468,7 +3450,7 @@
               <w:rPr>
                 <w:noProof/>
               </w:rPr>
-              <w:t>23</w:t>
+              <w:t>24</w:t>
             </w:r>
             <w:r>
               <w:rPr>
@@ -3491,7 +3473,7 @@
               <w14:ligatures w14:val="standardContextual"/>
             </w:rPr>
           </w:pPr>
-          <w:hyperlink w:anchor="_Toc243566961" w:history="1">
+          <w:hyperlink w:anchor="_Toc244083358" w:history="1">
             <w:r>
               <w:rPr>
                 <w:rStyle w:val="Hyperlink"/>
@@ -3515,7 +3497,7 @@
               <w:rPr>
                 <w:noProof/>
               </w:rPr>
-              <w:instrText xml:space="preserve"> PAGEREF _Toc243566961 \h </w:instrText>
+              <w:instrText xml:space="preserve"> PAGEREF _Toc244083358 \h </w:instrText>
             </w:r>
             <w:r>
               <w:rPr>
@@ -3532,7 +3514,7 @@
               <w:rPr>
                 <w:noProof/>
               </w:rPr>
-              <w:t>23</w:t>
+              <w:t>24</w:t>
             </w:r>
             <w:r>
               <w:rPr>
@@ -3555,7 +3537,7 @@
               <w14:ligatures w14:val="standardContextual"/>
             </w:rPr>
           </w:pPr>
-          <w:hyperlink w:anchor="_Toc243566962" w:history="1">
+          <w:hyperlink w:anchor="_Toc244083359" w:history="1">
             <w:r>
               <w:rPr>
                 <w:rStyle w:val="Hyperlink"/>
@@ -3579,7 +3561,7 @@
               <w:rPr>
                 <w:noProof/>
               </w:rPr>
-              <w:instrText xml:space="preserve"> PAGEREF _Toc243566962 \h </w:instrText>
+              <w:instrText xml:space="preserve"> PAGEREF _Toc244083359 \h </w:instrText>
             </w:r>
             <w:r>
               <w:rPr>
@@ -3596,7 +3578,7 @@
               <w:rPr>
                 <w:noProof/>
               </w:rPr>
-              <w:t>24</w:t>
+              <w:t>25</w:t>
             </w:r>
             <w:r>
               <w:rPr>
@@ -3619,7 +3601,7 @@
               <w14:ligatures w14:val="standardContextual"/>
             </w:rPr>
           </w:pPr>
-          <w:hyperlink w:anchor="_Toc243566963" w:history="1">
+          <w:hyperlink w:anchor="_Toc244083360" w:history="1">
             <w:r>
               <w:rPr>
                 <w:rStyle w:val="Hyperlink"/>
@@ -3643,7 +3625,7 @@
               <w:rPr>
                 <w:noProof/>
               </w:rPr>
-              <w:instrText xml:space="preserve"> PAGEREF _Toc243566963 \h </w:instrText>
+              <w:instrText xml:space="preserve"> PAGEREF _Toc244083360 \h </w:instrText>
             </w:r>
             <w:r>
               <w:rPr>
@@ -3660,7 +3642,7 @@
               <w:rPr>
                 <w:noProof/>
               </w:rPr>
-              <w:t>24</w:t>
+              <w:t>25</w:t>
             </w:r>
             <w:r>
               <w:rPr>
@@ -3683,7 +3665,7 @@
               <w14:ligatures w14:val="standardContextual"/>
             </w:rPr>
           </w:pPr>
-          <w:hyperlink w:anchor="_Toc243566964" w:history="1">
+          <w:hyperlink w:anchor="_Toc244083361" w:history="1">
             <w:r>
               <w:rPr>
                 <w:rStyle w:val="Hyperlink"/>
@@ -3707,7 +3689,7 @@
               <w:rPr>
                 <w:noProof/>
               </w:rPr>
-              <w:instrText xml:space="preserve"> PAGEREF _Toc243566964 \h </w:instrText>
+              <w:instrText xml:space="preserve"> PAGEREF _Toc244083361 \h </w:instrText>
             </w:r>
             <w:r>
               <w:rPr>
@@ -3724,7 +3706,7 @@
               <w:rPr>
                 <w:noProof/>
               </w:rPr>
-              <w:t>25</w:t>
+              <w:t>26</w:t>
             </w:r>
             <w:r>
               <w:rPr>
@@ -3747,7 +3729,7 @@
               <w14:ligatures w14:val="standardContextual"/>
             </w:rPr>
           </w:pPr>
-          <w:hyperlink w:anchor="_Toc243566965" w:history="1">
+          <w:hyperlink w:anchor="_Toc244083362" w:history="1">
             <w:r>
               <w:rPr>
                 <w:rStyle w:val="Hyperlink"/>
@@ -3771,7 +3753,7 @@
               <w:rPr>
                 <w:noProof/>
               </w:rPr>
-              <w:instrText xml:space="preserve"> PAGEREF _Toc243566965 \h </w:instrText>
+              <w:instrText xml:space="preserve"> PAGEREF _Toc244083362 \h </w:instrText>
             </w:r>
             <w:r>
               <w:rPr>
@@ -3788,7 +3770,7 @@
               <w:rPr>
                 <w:noProof/>
               </w:rPr>
-              <w:t>25</w:t>
+              <w:t>26</w:t>
             </w:r>
             <w:r>
               <w:rPr>
@@ -3811,7 +3793,7 @@
               <w14:ligatures w14:val="standardContextual"/>
             </w:rPr>
           </w:pPr>
-          <w:hyperlink w:anchor="_Toc243566966" w:history="1">
+          <w:hyperlink w:anchor="_Toc244083363" w:history="1">
             <w:r>
               <w:rPr>
                 <w:rStyle w:val="Hyperlink"/>
@@ -3835,7 +3817,7 @@
               <w:rPr>
                 <w:noProof/>
               </w:rPr>
-              <w:instrText xml:space="preserve"> PAGEREF _Toc243566966 \h </w:instrText>
+              <w:instrText xml:space="preserve"> PAGEREF _Toc244083363 \h </w:instrText>
             </w:r>
             <w:r>
               <w:rPr>
@@ -3852,7 +3834,7 @@
               <w:rPr>
                 <w:noProof/>
               </w:rPr>
-              <w:t>26</w:t>
+              <w:t>27</w:t>
             </w:r>
             <w:r>
               <w:rPr>
@@ -3875,7 +3857,7 @@
               <w14:ligatures w14:val="standardContextual"/>
             </w:rPr>
           </w:pPr>
-          <w:hyperlink w:anchor="_Toc243566967" w:history="1">
+          <w:hyperlink w:anchor="_Toc244083364" w:history="1">
             <w:r>
               <w:rPr>
                 <w:rStyle w:val="Hyperlink"/>
@@ -3899,7 +3881,7 @@
               <w:rPr>
                 <w:noProof/>
               </w:rPr>
-              <w:instrText xml:space="preserve"> PAGEREF _Toc243566967 \h </w:instrText>
+              <w:instrText xml:space="preserve"> PAGEREF _Toc244083364 \h </w:instrText>
             </w:r>
             <w:r>
               <w:rPr>
@@ -3916,7 +3898,7 @@
               <w:rPr>
                 <w:noProof/>
               </w:rPr>
-              <w:t>26</w:t>
+              <w:t>27</w:t>
             </w:r>
             <w:r>
               <w:rPr>
@@ -3939,13 +3921,13 @@
               <w14:ligatures w14:val="standardContextual"/>
             </w:rPr>
           </w:pPr>
-          <w:hyperlink w:anchor="_Toc243566968" w:history="1">
+          <w:hyperlink w:anchor="_Toc244083365" w:history="1">
             <w:r>
               <w:rPr>
                 <w:rStyle w:val="Hyperlink"/>
                 <w:noProof/>
               </w:rPr>
-              <w:t>Figure 4.9  H2 console showing the expense shares stored by Hibernate</w:t>
+              <w:t>Figure 4.9  Backend test suite run with npm test (node:test, 6 tests, 0 failures)</w:t>
             </w:r>
             <w:r>
               <w:rPr>
@@ -3963,7 +3945,7 @@
               <w:rPr>
                 <w:noProof/>
               </w:rPr>
-              <w:instrText xml:space="preserve"> PAGEREF _Toc243566968 \h </w:instrText>
+              <w:instrText xml:space="preserve"> PAGEREF _Toc244083365 \h </w:instrText>
             </w:r>
             <w:r>
               <w:rPr>
@@ -3980,7 +3962,7 @@
               <w:rPr>
                 <w:noProof/>
               </w:rPr>
-              <w:t>27</w:t>
+              <w:t>28</w:t>
             </w:r>
             <w:r>
               <w:rPr>
@@ -4003,7 +3985,7 @@
               <w14:ligatures w14:val="standardContextual"/>
             </w:rPr>
           </w:pPr>
-          <w:hyperlink w:anchor="_Toc243566969" w:history="1">
+          <w:hyperlink w:anchor="_Toc244083366" w:history="1">
             <w:r>
               <w:rPr>
                 <w:rStyle w:val="Hyperlink"/>
@@ -4027,7 +4009,7 @@
               <w:rPr>
                 <w:noProof/>
               </w:rPr>
-              <w:instrText xml:space="preserve"> PAGEREF _Toc243566969 \h </w:instrText>
+              <w:instrText xml:space="preserve"> PAGEREF _Toc244083366 \h </w:instrText>
             </w:r>
             <w:r>
               <w:rPr>
@@ -4066,7 +4048,7 @@
         <w:pStyle w:val="Heading1"/>
         <w:spacing w:before="480"/>
       </w:pPr>
-      <w:bookmarkStart w:id="1" w:name="_Toc243566923"/>
+      <w:bookmarkStart w:id="1" w:name="_Toc244083320"/>
       <w:r>
         <w:t>List of Tables</w:t>
       </w:r>
@@ -4101,7 +4083,7 @@
           <w:r>
             <w:fldChar w:fldCharType="separate"/>
           </w:r>
-          <w:hyperlink w:anchor="_Toc243566970" w:history="1">
+          <w:hyperlink w:anchor="_Toc244083367" w:history="1">
             <w:r>
               <w:rPr>
                 <w:rStyle w:val="Hyperlink"/>
@@ -4125,7 +4107,7 @@
               <w:rPr>
                 <w:noProof/>
               </w:rPr>
-              <w:instrText xml:space="preserve"> PAGEREF _Toc243566970 \h </w:instrText>
+              <w:instrText xml:space="preserve"> PAGEREF _Toc244083367 \h </w:instrText>
             </w:r>
             <w:r>
               <w:rPr>
@@ -4165,7 +4147,7 @@
               <w14:ligatures w14:val="standardContextual"/>
             </w:rPr>
           </w:pPr>
-          <w:hyperlink w:anchor="_Toc243566971" w:history="1">
+          <w:hyperlink w:anchor="_Toc244083368" w:history="1">
             <w:r>
               <w:rPr>
                 <w:rStyle w:val="Hyperlink"/>
@@ -4189,7 +4171,7 @@
               <w:rPr>
                 <w:noProof/>
               </w:rPr>
-              <w:instrText xml:space="preserve"> PAGEREF _Toc243566971 \h </w:instrText>
+              <w:instrText xml:space="preserve"> PAGEREF _Toc244083368 \h </w:instrText>
             </w:r>
             <w:r>
               <w:rPr>
@@ -4229,7 +4211,7 @@
               <w14:ligatures w14:val="standardContextual"/>
             </w:rPr>
           </w:pPr>
-          <w:hyperlink w:anchor="_Toc243566972" w:history="1">
+          <w:hyperlink w:anchor="_Toc244083369" w:history="1">
             <w:r>
               <w:rPr>
                 <w:rStyle w:val="Hyperlink"/>
@@ -4253,7 +4235,7 @@
               <w:rPr>
                 <w:noProof/>
               </w:rPr>
-              <w:instrText xml:space="preserve"> PAGEREF _Toc243566972 \h </w:instrText>
+              <w:instrText xml:space="preserve"> PAGEREF _Toc244083369 \h </w:instrText>
             </w:r>
             <w:r>
               <w:rPr>
@@ -4270,7 +4252,7 @@
               <w:rPr>
                 <w:noProof/>
               </w:rPr>
-              <w:t>13</w:t>
+              <w:t>14</w:t>
             </w:r>
             <w:r>
               <w:rPr>
@@ -4293,7 +4275,7 @@
               <w14:ligatures w14:val="standardContextual"/>
             </w:rPr>
           </w:pPr>
-          <w:hyperlink w:anchor="_Toc243566973" w:history="1">
+          <w:hyperlink w:anchor="_Toc244083370" w:history="1">
             <w:r>
               <w:rPr>
                 <w:rStyle w:val="Hyperlink"/>
@@ -4317,7 +4299,7 @@
               <w:rPr>
                 <w:noProof/>
               </w:rPr>
-              <w:instrText xml:space="preserve"> PAGEREF _Toc243566973 \h </w:instrText>
+              <w:instrText xml:space="preserve"> PAGEREF _Toc244083370 \h </w:instrText>
             </w:r>
             <w:r>
               <w:rPr>
@@ -4334,7 +4316,7 @@
               <w:rPr>
                 <w:noProof/>
               </w:rPr>
-              <w:t>15</w:t>
+              <w:t>16</w:t>
             </w:r>
             <w:r>
               <w:rPr>
@@ -4357,7 +4339,7 @@
               <w14:ligatures w14:val="standardContextual"/>
             </w:rPr>
           </w:pPr>
-          <w:hyperlink w:anchor="_Toc243566974" w:history="1">
+          <w:hyperlink w:anchor="_Toc244083371" w:history="1">
             <w:r>
               <w:rPr>
                 <w:rStyle w:val="Hyperlink"/>
@@ -4381,7 +4363,7 @@
               <w:rPr>
                 <w:noProof/>
               </w:rPr>
-              <w:instrText xml:space="preserve"> PAGEREF _Toc243566974 \h </w:instrText>
+              <w:instrText xml:space="preserve"> PAGEREF _Toc244083371 \h </w:instrText>
             </w:r>
             <w:r>
               <w:rPr>
@@ -4398,7 +4380,7 @@
               <w:rPr>
                 <w:noProof/>
               </w:rPr>
-              <w:t>20</w:t>
+              <w:t>21</w:t>
             </w:r>
             <w:r>
               <w:rPr>
@@ -4421,7 +4403,7 @@
               <w14:ligatures w14:val="standardContextual"/>
             </w:rPr>
           </w:pPr>
-          <w:hyperlink w:anchor="_Toc243566975" w:history="1">
+          <w:hyperlink w:anchor="_Toc244083372" w:history="1">
             <w:r>
               <w:rPr>
                 <w:rStyle w:val="Hyperlink"/>
@@ -4445,7 +4427,7 @@
               <w:rPr>
                 <w:noProof/>
               </w:rPr>
-              <w:instrText xml:space="preserve"> PAGEREF _Toc243566975 \h </w:instrText>
+              <w:instrText xml:space="preserve"> PAGEREF _Toc244083372 \h </w:instrText>
             </w:r>
             <w:r>
               <w:rPr>
@@ -4462,7 +4444,7 @@
               <w:rPr>
                 <w:noProof/>
               </w:rPr>
-              <w:t>21</w:t>
+              <w:t>22</w:t>
             </w:r>
             <w:r>
               <w:rPr>
@@ -4485,7 +4467,7 @@
               <w14:ligatures w14:val="standardContextual"/>
             </w:rPr>
           </w:pPr>
-          <w:hyperlink w:anchor="_Toc243566976" w:history="1">
+          <w:hyperlink w:anchor="_Toc244083373" w:history="1">
             <w:r>
               <w:rPr>
                 <w:rStyle w:val="Hyperlink"/>
@@ -4509,7 +4491,7 @@
               <w:rPr>
                 <w:noProof/>
               </w:rPr>
-              <w:instrText xml:space="preserve"> PAGEREF _Toc243566976 \h </w:instrText>
+              <w:instrText xml:space="preserve"> PAGEREF _Toc244083373 \h </w:instrText>
             </w:r>
             <w:r>
               <w:rPr>
@@ -4526,7 +4508,7 @@
               <w:rPr>
                 <w:noProof/>
               </w:rPr>
-              <w:t>21</w:t>
+              <w:t>22</w:t>
             </w:r>
             <w:r>
               <w:rPr>
@@ -4549,7 +4531,7 @@
               <w14:ligatures w14:val="standardContextual"/>
             </w:rPr>
           </w:pPr>
-          <w:hyperlink w:anchor="_Toc243566977" w:history="1">
+          <w:hyperlink w:anchor="_Toc244083374" w:history="1">
             <w:r>
               <w:rPr>
                 <w:rStyle w:val="Hyperlink"/>
@@ -4573,7 +4555,7 @@
               <w:rPr>
                 <w:noProof/>
               </w:rPr>
-              <w:instrText xml:space="preserve"> PAGEREF _Toc243566977 \h </w:instrText>
+              <w:instrText xml:space="preserve"> PAGEREF _Toc244083374 \h </w:instrText>
             </w:r>
             <w:r>
               <w:rPr>
@@ -4590,7 +4572,7 @@
               <w:rPr>
                 <w:noProof/>
               </w:rPr>
-              <w:t>22</w:t>
+              <w:t>23</w:t>
             </w:r>
             <w:r>
               <w:rPr>
@@ -4613,7 +4595,7 @@
               <w14:ligatures w14:val="standardContextual"/>
             </w:rPr>
           </w:pPr>
-          <w:hyperlink w:anchor="_Toc243566978" w:history="1">
+          <w:hyperlink w:anchor="_Toc244083375" w:history="1">
             <w:r>
               <w:rPr>
                 <w:rStyle w:val="Hyperlink"/>
@@ -4637,7 +4619,7 @@
               <w:rPr>
                 <w:noProof/>
               </w:rPr>
-              <w:instrText xml:space="preserve"> PAGEREF _Toc243566978 \h </w:instrText>
+              <w:instrText xml:space="preserve"> PAGEREF _Toc244083375 \h </w:instrText>
             </w:r>
             <w:r>
               <w:rPr>
@@ -4654,7 +4636,7 @@
               <w:rPr>
                 <w:noProof/>
               </w:rPr>
-              <w:t>27</w:t>
+              <w:t>28</w:t>
             </w:r>
             <w:r>
               <w:rPr>
@@ -4677,7 +4659,7 @@
               <w14:ligatures w14:val="standardContextual"/>
             </w:rPr>
           </w:pPr>
-          <w:hyperlink w:anchor="_Toc243566979" w:history="1">
+          <w:hyperlink w:anchor="_Toc244083376" w:history="1">
             <w:r>
               <w:rPr>
                 <w:rStyle w:val="Hyperlink"/>
@@ -4701,7 +4683,7 @@
               <w:rPr>
                 <w:noProof/>
               </w:rPr>
-              <w:instrText xml:space="preserve"> PAGEREF _Toc243566979 \h </w:instrText>
+              <w:instrText xml:space="preserve"> PAGEREF _Toc244083376 \h </w:instrText>
             </w:r>
             <w:r>
               <w:rPr>
@@ -4741,7 +4723,7 @@
               <w14:ligatures w14:val="standardContextual"/>
             </w:rPr>
           </w:pPr>
-          <w:hyperlink w:anchor="_Toc243566980" w:history="1">
+          <w:hyperlink w:anchor="_Toc244083377" w:history="1">
             <w:r>
               <w:rPr>
                 <w:rStyle w:val="Hyperlink"/>
@@ -4765,7 +4747,7 @@
               <w:rPr>
                 <w:noProof/>
               </w:rPr>
-              <w:instrText xml:space="preserve"> PAGEREF _Toc243566980 \h </w:instrText>
+              <w:instrText xml:space="preserve"> PAGEREF _Toc244083377 \h </w:instrText>
             </w:r>
             <w:r>
               <w:rPr>
@@ -4805,7 +4787,7 @@
               <w14:ligatures w14:val="standardContextual"/>
             </w:rPr>
           </w:pPr>
-          <w:hyperlink w:anchor="_Toc243566981" w:history="1">
+          <w:hyperlink w:anchor="_Toc244083378" w:history="1">
             <w:r>
               <w:rPr>
                 <w:rStyle w:val="Hyperlink"/>
@@ -4829,7 +4811,7 @@
               <w:rPr>
                 <w:noProof/>
               </w:rPr>
-              <w:instrText xml:space="preserve"> PAGEREF _Toc243566981 \h </w:instrText>
+              <w:instrText xml:space="preserve"> PAGEREF _Toc244083378 \h </w:instrText>
             </w:r>
             <w:r>
               <w:rPr>
@@ -4886,16 +4868,7 @@
         <w:jc w:val="both"/>
       </w:pPr>
       <w:r>
-        <w:t xml:space="preserve">Shared expenses are part of everyday student life: hostel rooms, flats, trips and group outings. UPI has made paying one another instant, but it does not answer the question that causes most disputes: who owes whom, and how much. Tracking this in chat messages or spreadsheets is error-prone, uneven splits are tedious to compute, and settling up pair by pair needs far more payments than necessary. This project presents </w:t>
-      </w:r>
-      <w:r>
-        <w:rPr>
-          <w:b/>
-        </w:rPr>
-        <w:t>Expense Splitter</w:t>
-      </w:r>
-      <w:r>
-        <w:t>, a Splitwise-style REST backend with a web interface that records group expenses, computes each member’s net balance, proposes a short list of payments that settles the group and records those payments as they are made.</w:t>
+        <w:t>Shared expenses are part of everyday student life: hostel rooms, flats, trips and group outings. UPI has made paying one another instant, but it does not answer the question that causes most disputes: who owes whom, and how much. Tracking this in chat messages or spreadsheets is error-prone, uneven splits are tedious to compute, and settling up pair by pair needs far more payments than necessary. This project presents Expense Splitter, a Splitwise-style full-stack web application that records group expenses, computes each member’s net balance, proposes a short list of payments that settles the group and records those payments as they are made.</w:t>
       </w:r>
     </w:p>
     <w:p>
@@ -4904,34 +4877,7 @@
         <w:jc w:val="both"/>
       </w:pPr>
       <w:r>
-        <w:t xml:space="preserve">The system is built with Java 17, Spring Boot 3.3, Spring Web, Spring Data JPA and Hibernate on an H2 in-memory database, with a ready MySQL configuration. It follows a layered controller–service–repository architecture and applies three design patterns: </w:t>
-      </w:r>
-      <w:r>
-        <w:rPr>
-          <w:b/>
-        </w:rPr>
-        <w:t>Strategy</w:t>
-      </w:r>
-      <w:r>
-        <w:t xml:space="preserve"> for the three split methods (EQUAL, PERCENTAGE and EXACT), implemented as Spring beans injected into a Map&lt;String, SplitStrategy&gt; and chosen at run time from the request; </w:t>
-      </w:r>
-      <w:r>
-        <w:rPr>
-          <w:b/>
-        </w:rPr>
-        <w:t>Observer</w:t>
-      </w:r>
-      <w:r>
-        <w:t xml:space="preserve"> for the side effects of adding an expense (an AuditLogger that persists an activity log and a NotificationService); and </w:t>
-      </w:r>
-      <w:r>
-        <w:rPr>
-          <w:b/>
-        </w:rPr>
-        <w:t>Singleton</w:t>
-      </w:r>
-      <w:r>
-        <w:t xml:space="preserve"> for a ConfigService holding the currency symbol and rounding rules. Adding an expense is one @Transactional unit of work, so an invalid split rolls back the expense, its shares and its log together.</w:t>
+        <w:t>The system is written entirely in JavaScript: a React 18 single-page frontend built with Vite, and a Node.js REST backend built with Express 4. The backend follows a layered controller–service–repository architecture and applies three design patterns: Strategy for the three split methods (EQUAL, PERCENTAGE and EXACT), kept in a map and chosen at run time from the request; Observer for the side effects of adding an expense (an AuditLogger that stores an activity log and a NotificationService); and Singleton for a ConfigService holding the currency symbol and rounding rules. Adding an expense is one unit of work, so an invalid split rolls back the expense, its shares and its log together.</w:t>
       </w:r>
     </w:p>
     <w:p>
@@ -4940,7 +4886,7 @@
         <w:jc w:val="both"/>
       </w:pPr>
       <w:r>
-        <w:t>Net balances are computed with Java Streams (groupingBy and summingDouble) and settlements with a greedy algorithm over two PriorityQueue max-heaps of creditors and debtors, which needs at most n − 1 payments for n members. Money is rounded to two decimals with BigDecimal, and any paisa left over by rounding is assigned to one participant so that shares always add up exactly. A @ControllerAdvice handler turns custom exceptions into clean JSON errors with the correct HTTP status codes.</w:t>
+        <w:t>Net balances are computed with array methods (reduce and flatMap) and settlements with a greedy algorithm over two binary-heap priority queues of creditors and debtors, which needs at most n − 1 payments for n members. Money is rounded to two decimals with a half-up rule applied to the decimal text of each amount, and any paisa left over by rounding is assigned to one participant so that shares always add up exactly. A central error-handling middleware turns custom exceptions into clean JSON errors with the correct HTTP status codes.</w:t>
       </w:r>
     </w:p>
     <w:p>
@@ -4949,7 +4895,7 @@
         <w:jc w:val="both"/>
       </w:pPr>
       <w:r>
-        <w:t>The application was validated with a JUnit integration test and a Postman collection of 41 requests and 59 assertions executed with Newman, all of which passed. Testing also showed that the greedy settlement, although never worse than n − 1 payments, is not always the true minimum (it matched the optimum in 100% of random four-member groups but 75.7% of eight-member groups), a known property of the hard debt-simplification problem that is reported openly and addressed in future work.</w:t>
+        <w:t>The application was validated with a node:test suite of unit and HTTP integration tests and a Postman collection of 41 requests and 59 assertions executed with Newman, all of which passed. The code is hosted on GitHub and deployed on Vercel. Testing also showed that the greedy settlement, although never worse than n − 1 payments, is not always the true minimum (it matched the optimum in 100% of random four-member groups but 75.7% of eight-member groups), a known property of the hard debt-simplification problem that is reported openly and addressed in future work.</w:t>
       </w:r>
     </w:p>
     <w:p>
@@ -4962,14 +4908,13 @@
           <w:bCs/>
         </w:rPr>
         <w:lastRenderedPageBreak/>
-        <w:t xml:space="preserve">Keywords: </w:t>
+        <w:t>Keywords:</w:t>
       </w:r>
       <w:r>
         <w:rPr>
-          <w:i/>
-          <w:iCs/>
+          <w:bCs/>
         </w:rPr>
-        <w:t>Spring Boot, REST API, Spring Data JPA, design patterns, Strategy, Observer, Singleton, transaction management, greedy algorithm, expense sharing.</w:t>
+        <w:t xml:space="preserve"> React, Node.js, Express, REST API, full-stack development, design patterns, Strategy, Observer, Singleton, greedy algorithm, expense sharing.</w:t>
       </w:r>
     </w:p>
     <w:p>
@@ -4977,7 +4922,7 @@
         <w:pStyle w:val="Heading1"/>
         <w:pageBreakBefore/>
       </w:pPr>
-      <w:bookmarkStart w:id="2" w:name="_Toc243566924"/>
+      <w:bookmarkStart w:id="2" w:name="_Toc244083321"/>
       <w:r>
         <w:lastRenderedPageBreak/>
         <w:t>CHAPTER 1.</w:t>
@@ -4995,7 +4940,7 @@
           <w:tab w:val="left" w:pos="720"/>
         </w:tabs>
       </w:pPr>
-      <w:bookmarkStart w:id="3" w:name="_Toc243566925"/>
+      <w:bookmarkStart w:id="3" w:name="_Toc244083322"/>
       <w:r>
         <w:t>1.1.</w:t>
       </w:r>
@@ -5038,16 +4983,7 @@
         <w:jc w:val="both"/>
       </w:pPr>
       <w:r>
-        <w:t xml:space="preserve">There is also an academic need. The course </w:t>
-      </w:r>
-      <w:r>
-        <w:rPr>
-          <w:i/>
-        </w:rPr>
-        <w:t>Project Based Learning in Java</w:t>
-      </w:r>
-      <w:r>
-        <w:t xml:space="preserve"> (Experiment 3.3) asks students to build a complete backend that visibly applies Spring Boot, JPA/Hibernate, REST design, exception handling, transactions, Java Streams and object-oriented design patterns. An expense splitter fits well: its domain is familiar, yet it needs non-trivial relationships, validation, careful money arithmetic and a real algorithm.</w:t>
+        <w:t>There is also an academic need. The Full Stack Development (FSD) course asks students to build a complete web application — a frontend and a REST backend — that visibly applies component-based user interfaces, REST API design, validation and error handling, consistent data updates, modern JavaScript and object-oriented design patterns. An expense splitter fits well: its domain is familiar, yet it needs non-trivial relationships, validation, careful money arithmetic and a real algorithm.</w:t>
       </w:r>
     </w:p>
     <w:p>
@@ -5084,7 +5020,7 @@
           <w:tab w:val="left" w:pos="720"/>
         </w:tabs>
       </w:pPr>
-      <w:bookmarkStart w:id="4" w:name="_Toc243566926"/>
+      <w:bookmarkStart w:id="4" w:name="_Toc244083323"/>
       <w:r>
         <w:t>1.2.</w:t>
       </w:r>
@@ -5200,7 +5136,7 @@
           <w:tab w:val="left" w:pos="720"/>
         </w:tabs>
       </w:pPr>
-      <w:bookmarkStart w:id="5" w:name="_Toc243566927"/>
+      <w:bookmarkStart w:id="5" w:name="_Toc244083324"/>
       <w:r>
         <w:t>1.3.</w:t>
       </w:r>
@@ -5296,7 +5232,7 @@
         <w:t>Implementation</w:t>
       </w:r>
       <w:r>
-        <w:t xml:space="preserve"> — build the entities and repositories, the REST API, the split strategies, the transactional expense flow, the balance and settlement engine, settle-up payments, observers, the configuration singleton, exception handling and a web interface (Chapter 4).</w:t>
+        <w:t xml:space="preserve"> — build the entities and repositories, the Express REST API, the split strategies, the transactional expense flow, the balance and settlement engine, settle-up payments, observers, the configuration singleton, error handling and a React web interface (Chapter 4).</w:t>
       </w:r>
     </w:p>
     <w:p>
@@ -5316,7 +5252,7 @@
         <w:t>Testing and validation</w:t>
       </w:r>
       <w:r>
-        <w:t xml:space="preserve"> — write a JUnit integration test and a Postman collection with automated assertions, run it with Newman, and verify rollback, error codes and settlement results (Chapter 4).</w:t>
+        <w:t xml:space="preserve"> — write a node:test suite and a Postman collection with automated assertions, run it with Newman, and verify rollback, error codes and settlement results (Chapter 4).</w:t>
       </w:r>
     </w:p>
     <w:p>
@@ -5334,10 +5270,10 @@
           <w:b/>
         </w:rPr>
         <w:lastRenderedPageBreak/>
-        <w:t>Documentation</w:t>
-      </w:r>
-      <w:r>
-        <w:t xml:space="preserve"> — prepare this report, the README, a Postman test guide and a viva cheat-sheet.</w:t>
+        <w:t>Documentation and deployment</w:t>
+      </w:r>
+      <w:r>
+        <w:t xml:space="preserve"> — prepare this report, the README, a Postman test guide and a viva cheat-sheet; publish the code on GitHub and deploy the application on Vercel.</w:t>
       </w:r>
     </w:p>
     <w:p>
@@ -5347,7 +5283,7 @@
           <w:tab w:val="left" w:pos="720"/>
         </w:tabs>
       </w:pPr>
-      <w:bookmarkStart w:id="6" w:name="_Toc243566928"/>
+      <w:bookmarkStart w:id="6" w:name="_Toc244083325"/>
       <w:r>
         <w:t>1.4.</w:t>
       </w:r>
@@ -5377,7 +5313,7 @@
         </w:rPr>
         <w:drawing>
           <wp:inline distT="0" distB="0" distL="0" distR="0" wp14:anchorId="433E9767" wp14:editId="53432F45">
-            <wp:extent cx="5486400" cy="2115486"/>
+            <wp:extent cx="5486400" cy="1761666"/>
             <wp:effectExtent l="0" t="0" r="0" b="0"/>
             <wp:docPr id="3" name="Picture 3"/>
             <wp:cNvGraphicFramePr>
@@ -5399,7 +5335,7 @@
                   <pic:spPr>
                     <a:xfrm>
                       <a:off x="0" y="0"/>
-                      <a:ext cx="5486400" cy="2115486"/>
+                      <a:ext cx="5486400" cy="1761666"/>
                     </a:xfrm>
                     <a:prstGeom prst="rect">
                       <a:avLst/>
@@ -5416,7 +5352,7 @@
       <w:pPr>
         <w:pStyle w:val="FigureCaption"/>
       </w:pPr>
-      <w:bookmarkStart w:id="7" w:name="_Toc243566955"/>
+      <w:bookmarkStart w:id="7" w:name="_Toc244083352"/>
       <w:r>
         <w:t>Figure 1.1  Gantt chart of the project schedule</w:t>
       </w:r>
@@ -5429,7 +5365,7 @@
           <w:tab w:val="left" w:pos="720"/>
         </w:tabs>
       </w:pPr>
-      <w:bookmarkStart w:id="8" w:name="_Toc243566929"/>
+      <w:bookmarkStart w:id="8" w:name="_Toc244083326"/>
       <w:r>
         <w:t>1.5.</w:t>
       </w:r>
@@ -5544,7 +5480,7 @@
         <w:pStyle w:val="Heading1"/>
         <w:pageBreakBefore/>
       </w:pPr>
-      <w:bookmarkStart w:id="9" w:name="_Toc243566930"/>
+      <w:bookmarkStart w:id="9" w:name="_Toc244083327"/>
       <w:r>
         <w:lastRenderedPageBreak/>
         <w:t>CHAPTER 2.</w:t>
@@ -5562,7 +5498,7 @@
           <w:tab w:val="left" w:pos="720"/>
         </w:tabs>
       </w:pPr>
-      <w:bookmarkStart w:id="10" w:name="_Toc243566931"/>
+      <w:bookmarkStart w:id="10" w:name="_Toc244083328"/>
       <w:r>
         <w:t>2.1.</w:t>
       </w:r>
@@ -5577,7 +5513,7 @@
         <w:pStyle w:val="TableCaption"/>
         <w:keepNext/>
       </w:pPr>
-      <w:bookmarkStart w:id="11" w:name="_Toc243566970"/>
+      <w:bookmarkStart w:id="11" w:name="_Toc244083367"/>
       <w:r>
         <w:t>Table 2.1  Timeline of key findings related to the problem</w:t>
       </w:r>
@@ -5700,7 +5636,7 @@
               <w:rPr>
                 <w:sz w:val="20"/>
               </w:rPr>
-              <w:t>1970</w:t>
+              <w:t>1985</w:t>
             </w:r>
           </w:p>
         </w:tc>
@@ -5730,7 +5666,7 @@
               <w:rPr>
                 <w:sz w:val="20"/>
               </w:rPr>
-              <w:t>Codd proposes the relational model of data, the basis of SQL databases such as H2 and MySQL [5].</w:t>
+              <w:t>IEEE 754 standardises binary floating-point arithmetic, the number format used by JavaScript [4].</w:t>
             </w:r>
           </w:p>
         </w:tc>
@@ -5764,7 +5700,7 @@
               <w:rPr>
                 <w:sz w:val="20"/>
               </w:rPr>
-              <w:t>1985</w:t>
+              <w:t>1991</w:t>
             </w:r>
           </w:p>
         </w:tc>
@@ -5793,7 +5729,7 @@
               <w:rPr>
                 <w:sz w:val="20"/>
               </w:rPr>
-              <w:t>IEEE 754 standardises binary floating-point arithmetic [4].</w:t>
+              <w:t>Goldberg explains why binary floating-point cannot represent most decimal fractions exactly [3].</w:t>
             </w:r>
           </w:p>
         </w:tc>
@@ -5827,7 +5763,7 @@
               <w:rPr>
                 <w:sz w:val="20"/>
               </w:rPr>
-              <w:t>1991</w:t>
+              <w:t>1994</w:t>
             </w:r>
           </w:p>
         </w:tc>
@@ -5856,7 +5792,7 @@
               <w:rPr>
                 <w:sz w:val="20"/>
               </w:rPr>
-              <w:t>Goldberg explains why binary floating-point cannot represent most decimal fractions exactly [3].</w:t>
+              <w:t>Gamma et al. catalogue 23 object-oriented design patterns, including Strategy, Observer and Singleton [6].</w:t>
             </w:r>
           </w:p>
         </w:tc>
@@ -5890,7 +5826,7 @@
               <w:rPr>
                 <w:sz w:val="20"/>
               </w:rPr>
-              <w:t>1994</w:t>
+              <w:t>1995</w:t>
             </w:r>
           </w:p>
         </w:tc>
@@ -5919,7 +5855,7 @@
               <w:rPr>
                 <w:sz w:val="20"/>
               </w:rPr>
-              <w:t>Gamma et al. catalogue 23 object-oriented design patterns, including Strategy, Observer and Singleton [6].</w:t>
+              <w:t>JavaScript is created at Netscape; it is standardised as ECMAScript in 1997 [5].</w:t>
             </w:r>
           </w:p>
         </w:tc>
@@ -6045,7 +5981,7 @@
               <w:rPr>
                 <w:sz w:val="20"/>
               </w:rPr>
-              <w:t>Fowler describes Service Layer, Repository and Unit of Work patterns [8]; Johnson’s lightweight J2EE design leads to the Spring Framework [9].</w:t>
+              <w:t>Fowler describes Service Layer, Repository and Unit of Work patterns [8].</w:t>
             </w:r>
           </w:p>
         </w:tc>
@@ -6108,7 +6044,7 @@
               <w:rPr>
                 <w:sz w:val="20"/>
               </w:rPr>
-              <w:t>Spring Framework 1.0 is released and Fowler names the Dependency Injection pattern [10]; Verhoeff analyses how to settle multiple debts efficiently and shows that finding the fewest payments is a hard problem [11].</w:t>
+              <w:t>Verhoeff analyses how to settle multiple debts efficiently and shows that finding the fewest payments is a hard problem [11].</w:t>
             </w:r>
           </w:p>
         </w:tc>
@@ -6142,7 +6078,7 @@
               <w:rPr>
                 <w:sz w:val="20"/>
               </w:rPr>
-              <w:t>2006</w:t>
+              <w:t>2009</w:t>
             </w:r>
           </w:p>
         </w:tc>
@@ -6171,7 +6107,7 @@
               <w:rPr>
                 <w:sz w:val="20"/>
               </w:rPr>
-              <w:t>The Java Persistence API (JPA) 1.0 standardises object-relational mapping in Java [12].</w:t>
+              <w:t>Node.js brings event-driven JavaScript to the server [9].</w:t>
             </w:r>
           </w:p>
         </w:tc>
@@ -6205,7 +6141,7 @@
               <w:rPr>
                 <w:sz w:val="20"/>
               </w:rPr>
-              <w:t>2011</w:t>
+              <w:t>2010</w:t>
             </w:r>
           </w:p>
         </w:tc>
@@ -6234,7 +6170,7 @@
               <w:rPr>
                 <w:sz w:val="20"/>
               </w:rPr>
-              <w:t>Splitwise launches, popularising app-based group expense sharing [2].</w:t>
+              <w:t>Express is released as a minimal web framework for Node.js [10].</w:t>
             </w:r>
           </w:p>
         </w:tc>
@@ -6268,7 +6204,7 @@
               <w:rPr>
                 <w:sz w:val="20"/>
               </w:rPr>
-              <w:t>2014</w:t>
+              <w:t>2011</w:t>
             </w:r>
           </w:p>
         </w:tc>
@@ -6297,7 +6233,7 @@
               <w:rPr>
                 <w:sz w:val="20"/>
               </w:rPr>
-              <w:t>Spring Boot 1.0 introduces auto-configuration and embedded servers [13].</w:t>
+              <w:t>Splitwise launches, popularising app-based group expense sharing [2].</w:t>
             </w:r>
           </w:p>
         </w:tc>
@@ -6331,7 +6267,7 @@
               <w:rPr>
                 <w:sz w:val="20"/>
               </w:rPr>
-              <w:t>2016</w:t>
+              <w:t>2013</w:t>
             </w:r>
           </w:p>
         </w:tc>
@@ -6360,7 +6296,7 @@
               <w:rPr>
                 <w:sz w:val="20"/>
               </w:rPr>
-              <w:t>NPCI launches UPI, making instant person-to-person payments widespread in India [1].</w:t>
+              <w:t>React is open-sourced, introducing component-based, declarative user interfaces [12].</w:t>
             </w:r>
           </w:p>
         </w:tc>
@@ -6394,7 +6330,7 @@
               <w:rPr>
                 <w:sz w:val="20"/>
               </w:rPr>
-              <w:t>2022</w:t>
+              <w:t>2016</w:t>
             </w:r>
           </w:p>
         </w:tc>
@@ -6423,7 +6359,7 @@
               <w:rPr>
                 <w:sz w:val="20"/>
               </w:rPr>
-              <w:t>Spring Boot 3.0 moves to a Java 17 baseline and the Jakarta EE namespace [13].</w:t>
+              <w:t>NPCI launches UPI, making instant person-to-person payments widespread in India [1].</w:t>
             </w:r>
           </w:p>
         </w:tc>
@@ -6441,7 +6377,7 @@
           <w:tab w:val="left" w:pos="720"/>
         </w:tabs>
       </w:pPr>
-      <w:bookmarkStart w:id="12" w:name="_Toc243566932"/>
+      <w:bookmarkStart w:id="12" w:name="_Toc244083329"/>
       <w:r>
         <w:t>2.2.</w:t>
       </w:r>
@@ -6568,7 +6504,7 @@
           <w:tab w:val="left" w:pos="720"/>
         </w:tabs>
       </w:pPr>
-      <w:bookmarkStart w:id="13" w:name="_Toc243566933"/>
+      <w:bookmarkStart w:id="13" w:name="_Toc244083330"/>
       <w:r>
         <w:t>2.3.</w:t>
       </w:r>
@@ -6583,7 +6519,7 @@
         <w:pStyle w:val="TableCaption"/>
         <w:keepNext/>
       </w:pPr>
-      <w:bookmarkStart w:id="14" w:name="_Toc243566971"/>
+      <w:bookmarkStart w:id="14" w:name="_Toc244083368"/>
       <w:r>
         <w:t>Table 2.2  Analysis of reviewed literature and solutions</w:t>
       </w:r>
@@ -6896,7 +6832,7 @@
               <w:rPr>
                 <w:sz w:val="20"/>
               </w:rPr>
-              <w:t>Fowler [8]; Johnson [9]</w:t>
+              <w:t>Fowler [8]; Node.js [9]; Express [10]</w:t>
             </w:r>
           </w:p>
         </w:tc>
@@ -6925,7 +6861,7 @@
               <w:rPr>
                 <w:sz w:val="20"/>
               </w:rPr>
-              <w:t>Service layer, Repository, Unit of Work; lightweight IoC containers</w:t>
+              <w:t>Service layer, Repository, Unit of Work; event-driven server with middleware routing</w:t>
             </w:r>
           </w:p>
         </w:tc>
@@ -6954,7 +6890,7 @@
               <w:rPr>
                 <w:sz w:val="20"/>
               </w:rPr>
-              <w:t>Separates business rules from persistence; testable</w:t>
+              <w:t>Separates business rules from transport and storage; one language end to end</w:t>
             </w:r>
           </w:p>
         </w:tc>
@@ -6983,7 +6919,7 @@
               <w:rPr>
                 <w:sz w:val="20"/>
               </w:rPr>
-              <w:t>Needs discipline; frameworks add a learning curve</w:t>
+              <w:t>Needs discipline to keep layers apart; no built-in persistence</w:t>
             </w:r>
           </w:p>
         </w:tc>
@@ -7485,7 +7421,7 @@
           <w:tab w:val="left" w:pos="720"/>
         </w:tabs>
       </w:pPr>
-      <w:bookmarkStart w:id="15" w:name="_Toc243566934"/>
+      <w:bookmarkStart w:id="15" w:name="_Toc244083331"/>
       <w:r>
         <w:t>2.4.</w:t>
       </w:r>
@@ -7501,10 +7437,7 @@
         <w:jc w:val="both"/>
       </w:pPr>
       <w:r>
-        <w:t>The literature establishes four points that shape this project. First, a layered design with a service layer and repositories, managed by an IoC container, keeps business rules testable and separate from persistence [8], [9], [10]. Second, Strategy and Observer are the standard ways to make “many ways to split” and “many reactions to an event” extensible without long if-else chains [6]. Third, money must be handled with explicit rounding because binary floating-point is inexact [3]. Fourth, settling a group</w:t>
-      </w:r>
-      <w:r>
-        <w:t>’s debts never needs more than n − 1 payments, but guaranteeing the absolute minimum is computationally hard [11], so a fast greedy heuristic is the practical choice for an interactive system.</w:t>
+        <w:t>The literature establishes four points that shape this project. First, a layered design with a service layer and repositories keeps business rules testable and separate from HTTP and storage [8], and Express’s router and middleware model maps naturally onto that layering [10]. Second, Strategy and Observer are the standard ways to make “many ways to split” and “many reactions to an event” extensible without long if-else chains [6]. Third, money must be handled with explicit rounding because binary floating-point, which JavaScript uses for every number, is inexact [3], [4]. Fourth, settling a group’s debts never needs more than n − 1 payments, but guaranteeing the absolute minimum is computationally hard [11], so a fast greedy heuristic is the practical choice for an interactive system.</w:t>
       </w:r>
     </w:p>
     <w:p>
@@ -7513,7 +7446,7 @@
         <w:jc w:val="both"/>
       </w:pPr>
       <w:r>
-        <w:t>Expense Splitter responds directly: it exposes a REST API [7] built on Spring Boot and JPA, uses Strategy, Observer and Singleton where they fit naturally, rounds money with BigDecimal, and settles debts with a two-heap greedy algorithm whose behaviour is measured and documented in Chapter 4.</w:t>
+        <w:t>Expense Splitter responds directly: it exposes a REST API [7] built with Node.js and Express and consumed by a React interface [12], uses Strategy, Observer and Singleton where they fit naturally, rounds money explicitly to two decimals, and settles debts with a two-heap greedy algorithm whose behaviour is measured and documented in Chapter 4.</w:t>
       </w:r>
     </w:p>
     <w:p>
@@ -7523,7 +7456,7 @@
           <w:tab w:val="left" w:pos="720"/>
         </w:tabs>
       </w:pPr>
-      <w:bookmarkStart w:id="16" w:name="_Toc243566935"/>
+      <w:bookmarkStart w:id="16" w:name="_Toc244083332"/>
       <w:r>
         <w:lastRenderedPageBreak/>
         <w:t>2.5.</w:t>
@@ -7546,7 +7479,7 @@
         <w:t>What is to be done:</w:t>
       </w:r>
       <w:r>
-        <w:t xml:space="preserve"> build a REST backend, with a simple web interface, through which a group can register members, record expenses paid by one member and split among several using EQUAL, PERCENTAGE or EXACT rules, view each member’s net balance, obtain a short list of payments that settles the group, record those payments as they happen, and delete expenses, payments, users and groups safely.</w:t>
+        <w:t xml:space="preserve"> build a full-stack web application through which a group can register members, record expenses paid by one member and split among several using EQUAL, PERCENTAGE or EXACT rules, view each member’s net balance, obtain a short list of payments that settles the group, record those payments as they happen, and delete expenses, payments, users and groups safely.</w:t>
       </w:r>
     </w:p>
     <w:p>
@@ -7561,7 +7494,7 @@
         <w:t>How it is to be done:</w:t>
       </w:r>
       <w:r>
-        <w:t xml:space="preserve"> in Java 17 with Spring Boot 3, Spring Web and Spring Data JPA/Hibernate on H2 (with MySQL as an option); a layered controller–service–repository architecture; the Strategy, Observer and Singleton patterns; @Transactional expense creation; Java Streams for balances; a PriorityQueue-based greedy settlement; @ControllerAdvice error handling; and testing with JUnit and Postman/Newman.</w:t>
+        <w:t xml:space="preserve"> a React single-page frontend (built with Vite) calling a Node.js/Express REST backend; a layered controller–service–repository architecture; the Strategy, Observer and Singleton patterns; all-or-nothing expense creation; array methods for balances; a priority-queue greedy settlement; central error-handling middleware; testing with node:test and Postman/Newman; hosting on GitHub and deployment on Vercel.</w:t>
       </w:r>
     </w:p>
     <w:p>
@@ -7576,7 +7509,7 @@
         <w:t>What is not to be done:</w:t>
       </w:r>
       <w:r>
-        <w:t xml:space="preserve"> no real money movement or payment-gateway integration; no user authentication or multi-tenant security (a single trusted group in a lab setting); no currency conversion; no mobile app; and no claim that the settlement is always the mathematical minimum.</w:t>
+        <w:t xml:space="preserve"> no real money movement or payment-gateway integration; no user authentication or multi-tenant security (a single trusted group in a lab setting); no currency conversion; no native mobile app; and no claim that the settlement is always the mathematical minimum.</w:t>
       </w:r>
     </w:p>
     <w:p>
@@ -7586,7 +7519,7 @@
           <w:tab w:val="left" w:pos="720"/>
         </w:tabs>
       </w:pPr>
-      <w:bookmarkStart w:id="17" w:name="_Toc243566936"/>
+      <w:bookmarkStart w:id="17" w:name="_Toc244083333"/>
       <w:r>
         <w:t>2.6.</w:t>
       </w:r>
@@ -7621,7 +7554,7 @@
         <w:jc w:val="both"/>
       </w:pPr>
       <w:r>
-        <w:t>Implement EQUAL, PERCENTAGE and EXACT splitting as interchangeable Spring beans selected at run time, with validation that percentages total 100 and exact amounts total the expense.</w:t>
+        <w:t>Implement EQUAL, PERCENTAGE and EXACT splitting as interchangeable strategy classes selected at run time, with validation that percentages total 100 and exact amounts total the expense.</w:t>
       </w:r>
     </w:p>
     <w:p>
@@ -7691,7 +7624,8 @@
         <w:jc w:val="both"/>
       </w:pPr>
       <w:r>
-        <w:t>Validate the system with automated tests: a JUnit integration test and a Postman collection with at least 50 assertions covering success and error paths.</w:t>
+        <w:lastRenderedPageBreak/>
+        <w:t>Validate the system with automated tests: a node:test suite and a Postman collection with at least 50 assertions covering success and error paths, and deploy the application so that it can be used from a browser.</w:t>
       </w:r>
     </w:p>
     <w:p>
@@ -7699,7 +7633,7 @@
         <w:pStyle w:val="Heading1"/>
         <w:pageBreakBefore/>
       </w:pPr>
-      <w:bookmarkStart w:id="18" w:name="_Toc243566937"/>
+      <w:bookmarkStart w:id="18" w:name="_Toc244083334"/>
       <w:r>
         <w:lastRenderedPageBreak/>
         <w:t>CHAPTER 3.</w:t>
@@ -7717,7 +7651,7 @@
           <w:tab w:val="left" w:pos="720"/>
         </w:tabs>
       </w:pPr>
-      <w:bookmarkStart w:id="19" w:name="_Toc243566938"/>
+      <w:bookmarkStart w:id="19" w:name="_Toc244083335"/>
       <w:r>
         <w:t>3.1.</w:t>
       </w:r>
@@ -7741,7 +7675,7 @@
         <w:pStyle w:val="TableCaption"/>
         <w:keepNext/>
       </w:pPr>
-      <w:bookmarkStart w:id="20" w:name="_Toc243566972"/>
+      <w:bookmarkStart w:id="20" w:name="_Toc244083369"/>
       <w:r>
         <w:t>Table 3.1  Evaluation of candidate features</w:t>
       </w:r>
@@ -8233,7 +8167,7 @@
               <w:rPr>
                 <w:sz w:val="20"/>
               </w:rPr>
-              <w:t>Required (Streams)</w:t>
+              <w:t>Required (array reduce)</w:t>
             </w:r>
           </w:p>
         </w:tc>
@@ -8601,7 +8535,7 @@
               <w:rPr>
                 <w:sz w:val="20"/>
               </w:rPr>
-              <w:t>Required (@Transactional)</w:t>
+              <w:t>Required (transactional())</w:t>
             </w:r>
           </w:p>
         </w:tc>
@@ -8693,7 +8627,7 @@
               <w:rPr>
                 <w:sz w:val="20"/>
               </w:rPr>
-              <w:t>Required (@ControllerAdvice)</w:t>
+              <w:t>Required (error middleware)</w:t>
             </w:r>
           </w:p>
         </w:tc>
@@ -8819,7 +8753,7 @@
               <w:rPr>
                 <w:sz w:val="20"/>
               </w:rPr>
-              <w:t>Web interface</w:t>
+              <w:t>React web interface</w:t>
             </w:r>
           </w:p>
         </w:tc>
@@ -8848,7 +8782,7 @@
               <w:rPr>
                 <w:sz w:val="20"/>
               </w:rPr>
-              <w:t>Demonstration without tools</w:t>
+              <w:t>Usable front end for a full-stack project</w:t>
             </w:r>
           </w:p>
         </w:tc>
@@ -8877,7 +8811,7 @@
               <w:rPr>
                 <w:sz w:val="20"/>
               </w:rPr>
-              <w:t>Added</w:t>
+              <w:t>Required (React + Vite)</w:t>
             </w:r>
           </w:p>
         </w:tc>
@@ -9171,7 +9105,7 @@
           <w:tab w:val="left" w:pos="720"/>
         </w:tabs>
       </w:pPr>
-      <w:bookmarkStart w:id="21" w:name="_Toc243566939"/>
+      <w:bookmarkStart w:id="21" w:name="_Toc244083336"/>
       <w:r>
         <w:t>3.2.</w:t>
       </w:r>
@@ -9206,7 +9140,7 @@
         <w:t>Economic / cost:</w:t>
       </w:r>
       <w:r>
-        <w:t xml:space="preserve"> only free, open-source software (OpenJDK 17, Spring Boot, Hibernate, H2, Maven, Postman free tier); runs on a student laptop with no paid hosting. A Maven Wrapper means Maven itself need not be installed.</w:t>
+        <w:t xml:space="preserve"> only free, open-source software (Node.js, Express, React, Vite, Postman free tier); runs on a student laptop with a single npm command, and the deployment uses the free tiers of GitHub and Vercel.</w:t>
       </w:r>
     </w:p>
     <w:p>
@@ -9223,11 +9157,10 @@
         <w:rPr>
           <w:b/>
         </w:rPr>
-        <w:lastRenderedPageBreak/>
         <w:t>Regulations / privacy:</w:t>
       </w:r>
       <w:r>
-        <w:t xml:space="preserve"> the system only records who paid what; it never moves money and stores no bank, card or UPI details. Data stays in a local database, and nothing beyond a name and an e-mail address is collected.</w:t>
+        <w:t xml:space="preserve"> the system only records who paid what; it never moves money and stores no bank, card or UPI details. Nothing beyond a name and an e-mail address is collected, and data is kept in the server’s memory only.</w:t>
       </w:r>
     </w:p>
     <w:p>
@@ -9244,6 +9177,7 @@
         <w:rPr>
           <w:b/>
         </w:rPr>
+        <w:lastRenderedPageBreak/>
         <w:t>Ethical:</w:t>
       </w:r>
       <w:r>
@@ -9267,7 +9201,7 @@
         <w:t>Safety / reliability:</w:t>
       </w:r>
       <w:r>
-        <w:t xml:space="preserve"> adding an expense is a single database transaction; input is validated before it is accepted; wrong IDs, amounts and split types produce clear messages instead of server errors.</w:t>
+        <w:t xml:space="preserve"> adding an expense is a single unit of work that is rolled back on failure; input is validated before it is accepted; wrong IDs, amounts, split types and malformed JSON produce clear messages instead of server errors.</w:t>
       </w:r>
     </w:p>
     <w:p>
@@ -9287,7 +9221,7 @@
         <w:t>Professional standards:</w:t>
       </w:r>
       <w:r>
-        <w:t xml:space="preserve"> REST conventions for URLs, methods and status codes [7]; layered architecture [8]; Jakarta Persistence annotations; constructor injection as recommended by Spring [14]; plain getters and setters (no Lombok) so that every line is visible to beginners.</w:t>
+        <w:t xml:space="preserve"> REST conventions for URLs, methods and status codes [7]; layered architecture [8]; ES modules and one responsibility per file; the React interface uses function components and hooks [12]; no TypeScript or extra libraries, so that every line is visible to beginners.</w:t>
       </w:r>
     </w:p>
     <w:p>
@@ -9307,7 +9241,7 @@
         <w:t>Manufacturability / portability:</w:t>
       </w:r>
       <w:r>
-        <w:t xml:space="preserve"> pure Java 17 + Maven; the same code runs on Windows, macOS and Linux; switching from H2 to MySQL requires only configuration changes.</w:t>
+        <w:t xml:space="preserve"> pure JavaScript on Node.js; the same code runs on Windows, macOS and Linux, locally with npm start or as a serverless function on Vercel; storage is behind repositories, so a database can be added without changing the services.</w:t>
       </w:r>
     </w:p>
     <w:p>
@@ -9337,7 +9271,7 @@
           <w:tab w:val="left" w:pos="720"/>
         </w:tabs>
       </w:pPr>
-      <w:bookmarkStart w:id="22" w:name="_Toc243566940"/>
+      <w:bookmarkStart w:id="22" w:name="_Toc244083337"/>
       <w:r>
         <w:t>3.3.</w:t>
       </w:r>
@@ -9384,7 +9318,7 @@
         <w:t>Modified:</w:t>
       </w:r>
       <w:r>
-        <w:t xml:space="preserve"> balances were first planned as a stored column updated on every expense; they are instead computed on demand from expenses, shares and payments with Streams, so they can never drift out of sync after deletes.</w:t>
+        <w:t xml:space="preserve"> balances were first planned as a stored value updated on every expense; they are instead computed on demand from expenses, shares and payments with reduce, so they can never drift out of sync after deletes.</w:t>
       </w:r>
     </w:p>
     <w:p>
@@ -9404,7 +9338,7 @@
         <w:t>Modified:</w:t>
       </w:r>
       <w:r>
-        <w:t xml:space="preserve"> money stays in double columns for simplicity, but every computed amount passes through ConfigService.round() (BigDecimal, HALF_UP), and split remainders are assigned to one participant so shares always sum exactly.</w:t>
+        <w:t xml:space="preserve"> JavaScript has only one floating-point number type, so every computed amount passes through ConfigService.round() (half-up on the decimal text, so 1.005 becomes 1.01), and split remainders are assigned to one participant so shares always sum exactly.</w:t>
       </w:r>
     </w:p>
     <w:p>
@@ -9424,25 +9358,7 @@
         <w:t>Modified:</w:t>
       </w:r>
       <w:r>
-        <w:t xml:space="preserve"> the reserved SQL words </w:t>
-      </w:r>
-      <w:r>
-        <w:rPr>
-          <w:i/>
-        </w:rPr>
-        <w:t>user</w:t>
-      </w:r>
-      <w:r>
-        <w:t xml:space="preserve"> and </w:t>
-      </w:r>
-      <w:r>
-        <w:rPr>
-          <w:i/>
-        </w:rPr>
-        <w:t>group</w:t>
-      </w:r>
-      <w:r>
-        <w:t xml:space="preserve"> could not be table names, so the tables are named users and expense_groups.</w:t>
+        <w:t xml:space="preserve"> data is kept in in-memory repositories (one table per entity, with IDENTITY-style ids) so the app runs with zero setup; the repositories hide storage, so MongoDB or PostgreSQL can replace them later.</w:t>
       </w:r>
     </w:p>
     <w:p>
@@ -9483,7 +9399,7 @@
         <w:t>Added:</w:t>
       </w:r>
       <w:r>
-        <w:t xml:space="preserve"> settle-up payments with partial amounts and undo, a single-page web interface with a live API console and a split meter, and a Postman collection that cleans up after itself.</w:t>
+        <w:t xml:space="preserve"> settle-up payments with partial amounts and undo, a React interface with a live API console and a split meter, a Postman collection that cleans up after itself, and deployment on Vercel.</w:t>
       </w:r>
     </w:p>
     <w:p>
@@ -9493,7 +9409,7 @@
           <w:tab w:val="left" w:pos="720"/>
         </w:tabs>
       </w:pPr>
-      <w:bookmarkStart w:id="23" w:name="_Toc243566941"/>
+      <w:bookmarkStart w:id="23" w:name="_Toc244083338"/>
       <w:r>
         <w:t>3.4.</w:t>
       </w:r>
@@ -9521,10 +9437,10 @@
         <w:rPr>
           <w:b/>
         </w:rPr>
-        <w:t>Design A — Servlet and JDBC with conditional logic.</w:t>
-      </w:r>
-      <w:r>
-        <w:t xml:space="preserve"> A few servlets handle all requests, SQL is written by hand through JDBC, and the split method is chosen with an if-else or switch on the split type. Balances are stored in a column and updated manually on every change, and transactions are committed manually with connection.commit().</w:t>
+        <w:t>Design A — Plain Node.js http server with conditional logic.</w:t>
+      </w:r>
+      <w:r>
+        <w:t xml:space="preserve"> A single request handler parses every URL by hand, the split method is chosen with an if-else or switch on the split type, balances are stored and updated manually on every change, errors are handled with try-catch in each branch, and the page is built by concatenating HTML strings in the browser.</w:t>
       </w:r>
     </w:p>
     <w:p>
@@ -9536,10 +9452,10 @@
         <w:rPr>
           <w:b/>
         </w:rPr>
-        <w:t>Design B — Layered Spring Boot application with JPA and design patterns (selected).</w:t>
-      </w:r>
-      <w:r>
-        <w:t xml:space="preserve"> Controllers only translate HTTP into method calls; services hold the business rules; Spring Data repositories provide persistence; split methods are Strategy beans in a Map; side effects are Observer listeners; transactions are declared with @Transactional; and errors are mapped centrally by @ControllerAdvice.</w:t>
+        <w:t>Design B — Layered Express backend with a React frontend and design patterns (selected).</w:t>
+      </w:r>
+      <w:r>
+        <w:t xml:space="preserve"> Express routers only translate HTTP into method calls; services hold the business rules; repositories provide storage; split methods are Strategy classes in a Map; side effects are Observer listeners; expense creation runs in a transactional() unit of work; errors are mapped centrally by one error middleware; and the interface is a set of React components that re-render from state.</w:t>
       </w:r>
     </w:p>
     <w:p>
@@ -9549,7 +9465,7 @@
           <w:tab w:val="left" w:pos="720"/>
         </w:tabs>
       </w:pPr>
-      <w:bookmarkStart w:id="24" w:name="_Toc243566942"/>
+      <w:bookmarkStart w:id="24" w:name="_Toc244083339"/>
       <w:r>
         <w:t>3.5.</w:t>
       </w:r>
@@ -9564,7 +9480,7 @@
         <w:pStyle w:val="TableCaption"/>
         <w:keepNext/>
       </w:pPr>
-      <w:bookmarkStart w:id="25" w:name="_Toc243566973"/>
+      <w:bookmarkStart w:id="25" w:name="_Toc244083370"/>
       <w:r>
         <w:t>Table 3.2  Comparison of alternative designs</w:t>
       </w:r>
@@ -9650,10 +9566,9 @@
             </w:pPr>
             <w:r>
               <w:rPr>
-                <w:b/>
-                <w:sz w:val="20"/>
-              </w:rPr>
-              <w:t>Design A: Servlet + JDBC</w:t>
+                <w:sz w:val="20"/>
+              </w:rPr>
+              <w:t>Design A: Plain Node http</w:t>
             </w:r>
           </w:p>
         </w:tc>
@@ -9682,10 +9597,9 @@
             </w:pPr>
             <w:r>
               <w:rPr>
-                <w:b/>
-                <w:sz w:val="20"/>
-              </w:rPr>
-              <w:t>Design B: Spring Boot + JPA</w:t>
+                <w:sz w:val="20"/>
+              </w:rPr>
+              <w:t>Design B: Express + React</w:t>
             </w:r>
           </w:p>
         </w:tc>
@@ -9750,7 +9664,7 @@
               <w:rPr>
                 <w:sz w:val="20"/>
               </w:rPr>
-              <w:t>High: manual SQL, connections, JSON parsing</w:t>
+              <w:t>High: manual URL parsing, JSON parsing, routing</w:t>
             </w:r>
           </w:p>
         </w:tc>
@@ -9780,7 +9694,7 @@
               <w:rPr>
                 <w:sz w:val="20"/>
               </w:rPr>
-              <w:t>Low: JpaRepository, Jackson, auto-configuration</w:t>
+              <w:t>Low: express.json(), Router, route parameters</w:t>
             </w:r>
           </w:p>
         </w:tc>
@@ -9872,7 +9786,7 @@
               <w:rPr>
                 <w:sz w:val="20"/>
               </w:rPr>
-              <w:t>Add one @Component class; nothing else changes</w:t>
+              <w:t>Add one SplitStrategy subclass and register it</w:t>
             </w:r>
           </w:p>
         </w:tc>
@@ -9906,7 +9820,7 @@
               <w:rPr>
                 <w:sz w:val="20"/>
               </w:rPr>
-              <w:t>Transactions</w:t>
+              <w:t>Consistency on failure</w:t>
             </w:r>
           </w:p>
         </w:tc>
@@ -9935,7 +9849,7 @@
               <w:rPr>
                 <w:sz w:val="20"/>
               </w:rPr>
-              <w:t>Manual commit/rollback; easy to forget</w:t>
+              <w:t>Manual clean-up; easy to forget</w:t>
             </w:r>
           </w:p>
         </w:tc>
@@ -9964,7 +9878,7 @@
               <w:rPr>
                 <w:sz w:val="20"/>
               </w:rPr>
-              <w:t>Declarative @Transactional; automatic rollback</w:t>
+              <w:t>transactional() rolls back automatically</w:t>
             </w:r>
           </w:p>
         </w:tc>
@@ -10027,7 +9941,7 @@
               <w:rPr>
                 <w:sz w:val="20"/>
               </w:rPr>
-              <w:t>try-catch in every handler</w:t>
+              <w:t>try-catch in every branch</w:t>
             </w:r>
           </w:p>
         </w:tc>
@@ -10056,7 +9970,7 @@
               <w:rPr>
                 <w:sz w:val="20"/>
               </w:rPr>
-              <w:t>One @ControllerAdvice for the whole API</w:t>
+              <w:t>One error middleware for the whole API</w:t>
             </w:r>
           </w:p>
         </w:tc>
@@ -10119,7 +10033,7 @@
               <w:rPr>
                 <w:sz w:val="20"/>
               </w:rPr>
-              <w:t>Stored column can drift after deletes</w:t>
+              <w:t>Stored value can drift after deletes</w:t>
             </w:r>
           </w:p>
         </w:tc>
@@ -10211,7 +10125,7 @@
               <w:rPr>
                 <w:sz w:val="20"/>
               </w:rPr>
-              <w:t>Logic mixed with HTTP and SQL</w:t>
+              <w:t>Logic mixed with HTTP and HTML</w:t>
             </w:r>
           </w:p>
         </w:tc>
@@ -10240,7 +10154,7 @@
               <w:rPr>
                 <w:sz w:val="20"/>
               </w:rPr>
-              <w:t>Services tested with @SpringBootTest</w:t>
+              <w:t>Services tested directly with node:test</w:t>
             </w:r>
           </w:p>
         </w:tc>
@@ -10274,7 +10188,7 @@
               <w:rPr>
                 <w:sz w:val="20"/>
               </w:rPr>
-              <w:t>Fit with course syllabus</w:t>
+              <w:t>Fit with FSD syllabus</w:t>
             </w:r>
           </w:p>
         </w:tc>
@@ -10303,7 +10217,7 @@
               <w:rPr>
                 <w:sz w:val="20"/>
               </w:rPr>
-              <w:t>Partial</w:t>
+              <w:t>Partial (no frontend framework)</w:t>
             </w:r>
           </w:p>
         </w:tc>
@@ -10332,7 +10246,7 @@
               <w:rPr>
                 <w:sz w:val="20"/>
               </w:rPr>
-              <w:t>Complete — Spring Boot, JPA, IoC/DI, patterns, Streams</w:t>
+              <w:t>Complete — React, Node.js, Express, REST, patterns</w:t>
             </w:r>
           </w:p>
         </w:tc>
@@ -10366,6 +10280,7 @@
               <w:rPr>
                 <w:sz w:val="20"/>
               </w:rPr>
+              <w:lastRenderedPageBreak/>
               <w:t>Learning curve</w:t>
             </w:r>
           </w:p>
@@ -10441,7 +10356,6 @@
         <w:jc w:val="both"/>
       </w:pPr>
       <w:r>
-        <w:lastRenderedPageBreak/>
         <w:t>Design B was selected. It satisfies every required feature in Table 3.1, keeps business rules isolated and testable, and demonstrates every concept the experiment asks for.</w:t>
       </w:r>
     </w:p>
@@ -10452,7 +10366,7 @@
           <w:tab w:val="left" w:pos="720"/>
         </w:tabs>
       </w:pPr>
-      <w:bookmarkStart w:id="26" w:name="_Toc243566943"/>
+      <w:bookmarkStart w:id="26" w:name="_Toc244083340"/>
       <w:r>
         <w:t>3.6.</w:t>
       </w:r>
@@ -10468,7 +10382,7 @@
         <w:jc w:val="both"/>
       </w:pPr>
       <w:r>
-        <w:t>Figure 3.1 shows the layered architecture. Clients (the web interface and Postman) call controllers; controllers delegate to services; services use the Strategy, Observer and Singleton components and the repositories; Hibernate maps entities to tables in H2 or MySQL.</w:t>
+        <w:t>Figure 3.1 shows the layered architecture. Clients (the React interface and Postman) call the Express controllers; controllers delegate to services; services use the Strategy, Observer and Singleton components and the repositories, which keep the data in memory.</w:t>
       </w:r>
     </w:p>
     <w:p>
@@ -10482,7 +10396,7 @@
         </w:rPr>
         <w:drawing>
           <wp:inline distT="0" distB="0" distL="0" distR="0" wp14:anchorId="537956A3" wp14:editId="70FD8C9E">
-            <wp:extent cx="5486400" cy="3708109"/>
+            <wp:extent cx="5486400" cy="4233289"/>
             <wp:effectExtent l="0" t="0" r="0" b="0"/>
             <wp:docPr id="4" name="Picture 4"/>
             <wp:cNvGraphicFramePr>
@@ -10504,7 +10418,7 @@
                   <pic:spPr>
                     <a:xfrm>
                       <a:off x="0" y="0"/>
-                      <a:ext cx="5486400" cy="3708109"/>
+                      <a:ext cx="5486400" cy="4233289"/>
                     </a:xfrm>
                     <a:prstGeom prst="rect">
                       <a:avLst/>
@@ -10521,7 +10435,7 @@
       <w:pPr>
         <w:pStyle w:val="FigureCaption"/>
       </w:pPr>
-      <w:bookmarkStart w:id="27" w:name="_Toc243566956"/>
+      <w:bookmarkStart w:id="27" w:name="_Toc244083353"/>
       <w:r>
         <w:t>Figure 3.1  Block diagram of the layered architecture</w:t>
       </w:r>
@@ -10533,7 +10447,7 @@
         <w:jc w:val="both"/>
       </w:pPr>
       <w:r>
-        <w:t>Figure 3.2 shows the database design generated by Hibernate from the entity classes. The join table group_members implements the many-to-many link between users and groups; expense_shares stores how much each person owes for each expense; payments stores settle-up payments between members.</w:t>
+        <w:t>Figure 3.2 shows the data model. User and Group are linked many-to-many through their member sets; ExpenseShare stores how much each person owes for each expense; Payment stores settle-up payments between members. Each repository keeps one entity type in its own table with IDENTITY-style ids, and toJSON() hides back-references so that the JSON never loops.</w:t>
       </w:r>
     </w:p>
     <w:p>
@@ -10548,7 +10462,7 @@
         <w:lastRenderedPageBreak/>
         <w:drawing>
           <wp:inline distT="0" distB="0" distL="0" distR="0" wp14:anchorId="4A088EB2" wp14:editId="455721E6">
-            <wp:extent cx="5486400" cy="3977776"/>
+            <wp:extent cx="5486400" cy="4105399"/>
             <wp:effectExtent l="0" t="0" r="0" b="0"/>
             <wp:docPr id="5" name="Picture 5"/>
             <wp:cNvGraphicFramePr>
@@ -10570,7 +10484,7 @@
                   <pic:spPr>
                     <a:xfrm>
                       <a:off x="0" y="0"/>
-                      <a:ext cx="5486400" cy="3977776"/>
+                      <a:ext cx="5486400" cy="4105399"/>
                     </a:xfrm>
                     <a:prstGeom prst="rect">
                       <a:avLst/>
@@ -10587,9 +10501,9 @@
       <w:pPr>
         <w:pStyle w:val="FigureCaption"/>
       </w:pPr>
-      <w:bookmarkStart w:id="28" w:name="_Toc243566957"/>
-      <w:r>
-        <w:t>Figure 3.2  Entity-relationship diagram of the database</w:t>
+      <w:bookmarkStart w:id="28" w:name="_Toc244083354"/>
+      <w:r>
+        <w:t>Figure 3.2  Data model of the application (entities and relationships)</w:t>
       </w:r>
       <w:bookmarkEnd w:id="28"/>
     </w:p>
@@ -10613,7 +10527,7 @@
         </w:rPr>
         <w:drawing>
           <wp:inline distT="0" distB="0" distL="0" distR="0" wp14:anchorId="3ABC4939" wp14:editId="6451F349">
-            <wp:extent cx="5486400" cy="2836117"/>
+            <wp:extent cx="5486400" cy="2908366"/>
             <wp:effectExtent l="0" t="0" r="0" b="0"/>
             <wp:docPr id="6" name="Picture 6"/>
             <wp:cNvGraphicFramePr>
@@ -10635,7 +10549,7 @@
                   <pic:spPr>
                     <a:xfrm>
                       <a:off x="0" y="0"/>
-                      <a:ext cx="5486400" cy="2836117"/>
+                      <a:ext cx="5486400" cy="2908366"/>
                     </a:xfrm>
                     <a:prstGeom prst="rect">
                       <a:avLst/>
@@ -10652,7 +10566,7 @@
       <w:pPr>
         <w:pStyle w:val="FigureCaption"/>
       </w:pPr>
-      <w:bookmarkStart w:id="29" w:name="_Toc243566958"/>
+      <w:bookmarkStart w:id="29" w:name="_Toc244083355"/>
       <w:r>
         <w:t>Figure 3.3  Class diagram of the Strategy, Observer and Singleton patterns</w:t>
       </w:r>
@@ -10669,8 +10583,8 @@
         </w:rPr>
         <w:lastRenderedPageBreak/>
         <w:drawing>
-          <wp:inline distT="0" distB="0" distL="0" distR="0" wp14:anchorId="36EF20B8" wp14:editId="0EC70D96">
-            <wp:extent cx="4206240" cy="6019658"/>
+          <wp:inline distT="0" distB="0" distL="0" distR="0" wp14:anchorId="36EF20B8" wp14:editId="71E8F586">
+            <wp:extent cx="4206240" cy="5898594"/>
             <wp:effectExtent l="0" t="0" r="0" b="0"/>
             <wp:docPr id="7" name="Picture 7"/>
             <wp:cNvGraphicFramePr>
@@ -10692,7 +10606,7 @@
                   <pic:spPr>
                     <a:xfrm>
                       <a:off x="0" y="0"/>
-                      <a:ext cx="4206240" cy="6019658"/>
+                      <a:ext cx="4206240" cy="5898594"/>
                     </a:xfrm>
                     <a:prstGeom prst="rect">
                       <a:avLst/>
@@ -10709,7 +10623,7 @@
       <w:pPr>
         <w:pStyle w:val="FigureCaption"/>
       </w:pPr>
-      <w:bookmarkStart w:id="30" w:name="_Toc243566959"/>
+      <w:bookmarkStart w:id="30" w:name="_Toc244083356"/>
       <w:r>
         <w:t>Figure 3.4  Flowchart of the transactional add-expense operation</w:t>
       </w:r>
@@ -10752,7 +10666,7 @@
         <w:jc w:val="both"/>
       </w:pPr>
       <w:r>
-        <w:t>paid[u] = total amount of expenses that member u paid; owed[u] = total of u’s shares (Collectors.groupingBy with summingDouble, using flatMap over the shares).</w:t>
+        <w:t>paid[u] = total amount of expenses that member u paid; owed[u] = total of u’s shares (Array.reduce into a Map, using flatMap over the shares).</w:t>
       </w:r>
     </w:p>
     <w:p>
@@ -10795,7 +10709,7 @@
       </w:pPr>
       <w:r>
         <w:lastRenderedPageBreak/>
-        <w:t>Put every member with net &gt; 0 into a max-heap of creditors and every member with net &lt; 0 into a max-heap of debtors keyed by |net| (PriorityQueue with a lambda comparator [17]).</w:t>
+        <w:t>Put every member with net &gt; 0 into a max-heap of creditors and every member with net &lt; 0 into a max-heap of debtors keyed by |net| (a binary-heap PriorityQueue with an arrow-function comparator [17]).</w:t>
       </w:r>
     </w:p>
     <w:p>
@@ -10845,7 +10759,7 @@
         <w:pStyle w:val="Heading1"/>
         <w:pageBreakBefore/>
       </w:pPr>
-      <w:bookmarkStart w:id="31" w:name="_Toc243566944"/>
+      <w:bookmarkStart w:id="31" w:name="_Toc244083341"/>
       <w:r>
         <w:lastRenderedPageBreak/>
         <w:t>CHAPTER 4.</w:t>
@@ -10863,7 +10777,7 @@
           <w:tab w:val="left" w:pos="720"/>
         </w:tabs>
       </w:pPr>
-      <w:bookmarkStart w:id="32" w:name="_Toc243566945"/>
+      <w:bookmarkStart w:id="32" w:name="_Toc244083342"/>
       <w:r>
         <w:t>4.1.</w:t>
       </w:r>
@@ -10886,7 +10800,7 @@
         <w:pStyle w:val="TableCaption"/>
         <w:keepNext/>
       </w:pPr>
-      <w:bookmarkStart w:id="33" w:name="_Toc243566974"/>
+      <w:bookmarkStart w:id="33" w:name="_Toc244083371"/>
       <w:r>
         <w:t>Table 4.1  Tools used in the project</w:t>
       </w:r>
@@ -11009,7 +10923,7 @@
               <w:rPr>
                 <w:sz w:val="20"/>
               </w:rPr>
-              <w:t>Java 17 (Temurin)</w:t>
+              <w:t>Node.js 24 (works on 18+)</w:t>
             </w:r>
           </w:p>
         </w:tc>
@@ -11039,7 +10953,7 @@
               <w:rPr>
                 <w:sz w:val="20"/>
               </w:rPr>
-              <w:t>Implementation language: OOP, interfaces, generics, lambdas, Streams, collections</w:t>
+              <w:t>Backend runtime: ES modules, classes, private fields, built-in test runner</w:t>
             </w:r>
           </w:p>
         </w:tc>
@@ -11073,7 +10987,7 @@
               <w:rPr>
                 <w:sz w:val="20"/>
               </w:rPr>
-              <w:t>Spring Boot 3.3.5</w:t>
+              <w:t>Express 4.21</w:t>
             </w:r>
           </w:p>
         </w:tc>
@@ -11102,7 +11016,7 @@
               <w:rPr>
                 <w:sz w:val="20"/>
               </w:rPr>
-              <w:t>Auto-configuration, embedded Tomcat, dependency injection</w:t>
+              <w:t>Routing, JSON body parsing, route parameters, error-handling middleware</w:t>
             </w:r>
           </w:p>
         </w:tc>
@@ -11136,7 +11050,7 @@
               <w:rPr>
                 <w:sz w:val="20"/>
               </w:rPr>
-              <w:t>Spring Web</w:t>
+              <w:t>React 18.3</w:t>
             </w:r>
           </w:p>
         </w:tc>
@@ -11165,7 +11079,7 @@
               <w:rPr>
                 <w:sz w:val="20"/>
               </w:rPr>
-              <w:t>@RestController, request mapping, JSON via Jackson</w:t>
+              <w:t>Component-based single-page interface with hooks (useState, useEffect, useRef, useCallback)</w:t>
             </w:r>
           </w:p>
         </w:tc>
@@ -11199,7 +11113,7 @@
               <w:rPr>
                 <w:sz w:val="20"/>
               </w:rPr>
-              <w:t>Spring Data JPA, Hibernate 6</w:t>
+              <w:t>Vite 5.4</w:t>
             </w:r>
           </w:p>
         </w:tc>
@@ -11228,7 +11142,7 @@
               <w:rPr>
                 <w:sz w:val="20"/>
               </w:rPr>
-              <w:t>Object-relational mapping, JpaRepository, derived queries, transactions</w:t>
+              <w:t>Development server with an /api proxy and the production build of the React app</w:t>
             </w:r>
           </w:p>
         </w:tc>
@@ -11262,7 +11176,7 @@
               <w:rPr>
                 <w:sz w:val="20"/>
               </w:rPr>
-              <w:t>H2 Database 2.2</w:t>
+              <w:t>JavaScript (ES2022)</w:t>
             </w:r>
           </w:p>
         </w:tc>
@@ -11291,7 +11205,7 @@
               <w:rPr>
                 <w:sz w:val="20"/>
               </w:rPr>
-              <w:t>In-memory database and web console (MySQL 8 optional)</w:t>
+              <w:t>One language for client and server: arrow functions, array methods, Map and Set</w:t>
             </w:r>
           </w:p>
         </w:tc>
@@ -11325,7 +11239,7 @@
               <w:rPr>
                 <w:sz w:val="20"/>
               </w:rPr>
-              <w:t>Apache Maven 3.9.9 + Maven Wrapper</w:t>
+              <w:t>node:test, node:assert</w:t>
             </w:r>
           </w:p>
         </w:tc>
@@ -11354,7 +11268,7 @@
               <w:rPr>
                 <w:sz w:val="20"/>
               </w:rPr>
-              <w:t>Build and dependency management; mvnw spring-boot:run</w:t>
+              <w:t>Unit and HTTP integration tests run with npm test</w:t>
             </w:r>
           </w:p>
         </w:tc>
@@ -11388,7 +11302,7 @@
               <w:rPr>
                 <w:sz w:val="20"/>
               </w:rPr>
-              <w:t>JUnit 5, Spring Boot Test</w:t>
+              <w:t>Postman, Newman 6</w:t>
             </w:r>
           </w:p>
         </w:tc>
@@ -11417,7 +11331,7 @@
               <w:rPr>
                 <w:sz w:val="20"/>
               </w:rPr>
-              <w:t>Integration test of the full scenario</w:t>
+              <w:t>API testing with automated assertions; command-line runs</w:t>
             </w:r>
           </w:p>
         </w:tc>
@@ -11451,7 +11365,7 @@
               <w:rPr>
                 <w:sz w:val="20"/>
               </w:rPr>
-              <w:t>Postman, Newman 6</w:t>
+              <w:t>Playwright</w:t>
             </w:r>
           </w:p>
         </w:tc>
@@ -11480,7 +11394,7 @@
               <w:rPr>
                 <w:sz w:val="20"/>
               </w:rPr>
-              <w:t>API testing with automated assertions; command-line runs</w:t>
+              <w:t>Automated browser screenshots of the interface for this report</w:t>
             </w:r>
           </w:p>
         </w:tc>
@@ -11514,7 +11428,7 @@
               <w:rPr>
                 <w:sz w:val="20"/>
               </w:rPr>
-              <w:t>HTML, CSS, JavaScript</w:t>
+              <w:t>Git, GitHub, Vercel</w:t>
             </w:r>
           </w:p>
         </w:tc>
@@ -11543,7 +11457,7 @@
               <w:rPr>
                 <w:sz w:val="20"/>
               </w:rPr>
-              <w:t>Single-page web interface served by Spring Boot (no framework)</w:t>
+              <w:t>Version control, code hosting and serverless deployment</w:t>
             </w:r>
           </w:p>
         </w:tc>
@@ -11694,7 +11608,7 @@
         <w:jc w:val="both"/>
       </w:pPr>
       <w:r>
-        <w:t xml:space="preserve">The backend consists of 44 Java source files (about 2,160 lines including comments) in nine packages, one JUnit test class, the application.properties file and an 890-line single-page web interface. </w:t>
+        <w:t xml:space="preserve">The backend consists of 34 JavaScript modules (about 1,420 lines including comments) in ten folders under server/src, and one test file. </w:t>
       </w:r>
       <w:r>
         <w:rPr>
@@ -11712,7 +11626,7 @@
         <w:t>repository:</w:t>
       </w:r>
       <w:r>
-        <w:t xml:space="preserve"> six JpaRepository interfaces. </w:t>
+        <w:t xml:space="preserve"> a generic Repository with transactional() and six repositories. </w:t>
       </w:r>
       <w:r>
         <w:rPr>
@@ -11721,7 +11635,7 @@
         <w:t>dto:</w:t>
       </w:r>
       <w:r>
-        <w:t xml:space="preserve"> ExpenseRequest, SplitRequest, PaymentRequest, BalanceResponse, SettlementResponse, ErrorResponse. </w:t>
+        <w:t xml:space="preserve"> request parsers that coerce and validate JSON bodies. </w:t>
       </w:r>
       <w:r>
         <w:rPr>
@@ -11730,7 +11644,7 @@
         <w:t>strategy:</w:t>
       </w:r>
       <w:r>
-        <w:t xml:space="preserve"> SplitStrategy and three implementations. </w:t>
+        <w:t xml:space="preserve"> SplitStrategy and three subclasses. </w:t>
       </w:r>
       <w:r>
         <w:rPr>
@@ -11757,7 +11671,7 @@
         <w:t>service:</w:t>
       </w:r>
       <w:r>
-        <w:t xml:space="preserve"> UserService, GroupService, ExpenseService, BalanceService, PaymentService. </w:t>
+        <w:t xml:space="preserve"> User, Group, Expense, Balance and Payment services and a PriorityQueue. </w:t>
       </w:r>
       <w:r>
         <w:rPr>
@@ -11766,7 +11680,7 @@
         <w:t>controller:</w:t>
       </w:r>
       <w:r>
-        <w:t xml:space="preserve"> User, Group, Expense and Payment controllers. </w:t>
+        <w:t xml:space="preserve"> four Express routers and id parsing. </w:t>
       </w:r>
       <w:r>
         <w:rPr>
@@ -11775,7 +11689,7 @@
         <w:t>exception:</w:t>
       </w:r>
       <w:r>
-        <w:t xml:space="preserve"> six custom exceptions and the GlobalExceptionHandler.</w:t>
+        <w:t xml:space="preserve"> error classes and the GlobalExceptionHandler. The frontend (client/src) has eight modules (about 820 lines): App.jsx, api.js, format.js and the components PeopleCard, GroupsCard, ExpenseForm, GroupPanel and ApiConsole, plus a 300-line stylesheet.</w:t>
       </w:r>
     </w:p>
     <w:p>
@@ -11783,6 +11697,7 @@
         <w:pStyle w:val="Heading3"/>
       </w:pPr>
       <w:r>
+        <w:lastRenderedPageBreak/>
         <w:t>4.1.3. Split strategies</w:t>
       </w:r>
     </w:p>
@@ -11792,7 +11707,7 @@
         <w:jc w:val="both"/>
       </w:pPr>
       <w:r>
-        <w:t>Each split type is a Spring bean named after the type, so ExpenseService can look it up in its injected Map&lt;String, SplitStrategy&gt; with strategies.get(splitType). Table 4.2 summarises the rules.</w:t>
+        <w:t>Each split type is a subclass of SplitStrategy registered in a Map under its type name, so ExpenseService can look it up with strategies.get(splitType). Table 4.2 summarises the rules.</w:t>
       </w:r>
     </w:p>
     <w:p>
@@ -11800,9 +11715,8 @@
         <w:pStyle w:val="TableCaption"/>
         <w:keepNext/>
       </w:pPr>
-      <w:bookmarkStart w:id="34" w:name="_Toc243566975"/>
-      <w:r>
-        <w:lastRenderedPageBreak/>
+      <w:bookmarkStart w:id="34" w:name="_Toc244083372"/>
+      <w:r>
         <w:t>Table 4.2  Split strategies</w:t>
       </w:r>
       <w:bookmarkEnd w:id="34"/>
@@ -12477,10 +12391,7 @@
         <w:jc w:val="both"/>
       </w:pPr>
       <w:r>
-        <w:t>ExpenseService.addExpense() is annotated with @Transactional. It first saves the expense and only then asks the strategy to calculate the shares. If the split is invalid, the strategy throws InvalidSplitException, a RuntimeException, and Spring rolls back the whole transaction, so the expense row disappears again. The AuditLogger runs inside the same transaction, so the log entry is saved or discarded together with the expense. This was observed directly during testing: an expense rejected for percentages t</w:t>
-      </w:r>
-      <w:r>
-        <w:t>otalling 90 consumed ID 4 from the identity sequence, the next successful expense received ID 5, and the database (Figure 4.9) contains no expense 4.</w:t>
+        <w:t>ExpenseService.addExpense() runs inside transactional(), a small unit-of-work helper in the repository layer. While it runs, every insert and delete is written to an undo log. The method first saves the expense and only then asks the strategy for the shares. If the split is invalid, the strategy throws InvalidSplitException, transactional() replays the undo log in reverse and rethrows, so the expense row disappears again. The AuditLogger runs inside the same unit of work, so the log entry is saved or discarded together with the expense. As with a database IDENTITY column, the id taken by a rolled-back expense is not reused: an expense rejected for percentages totalling 90 consumed ID 4 and the next successful expense received ID 5. The test suite checks that the number of expenses is unchanged after a rejected split.</w:t>
       </w:r>
     </w:p>
     <w:p>
@@ -12505,7 +12416,7 @@
         <w:pStyle w:val="TableCaption"/>
         <w:keepNext/>
       </w:pPr>
-      <w:bookmarkStart w:id="35" w:name="_Toc243566976"/>
+      <w:bookmarkStart w:id="35" w:name="_Toc244083373"/>
       <w:r>
         <w:t>Table 4.3  Balances for the demonstration scenario</w:t>
       </w:r>
@@ -13060,6 +12971,7 @@
               <w:rPr>
                 <w:sz w:val="20"/>
               </w:rPr>
+              <w:lastRenderedPageBreak/>
               <w:t>Diya</w:t>
             </w:r>
           </w:p>
@@ -13164,11 +13076,7 @@
         <w:jc w:val="both"/>
       </w:pPr>
       <w:r>
-        <w:t xml:space="preserve">The settlement algorithm returns three payments — “Diya pays Aman Rs 400.00”, “Diya pays Chirag Rs 200.00” and “Diya pays Bhavya Rs 150.00” — instead of the up to six pairwise payments a four-person group could need. When a member records a payment, for example Diya paying Aman Rs 250, the payment enters the balance formula, Diya’s </w:t>
-      </w:r>
-      <w:r>
-        <w:lastRenderedPageBreak/>
-        <w:t>debt falls to Rs 500, and the next settlement suggests only the remaining Rs 150 to Aman (Figure 4.5).</w:t>
+        <w:t>The settlement algorithm returns three payments — “Diya pays Aman Rs 400.00”, “Diya pays Chirag Rs 200.00” and “Diya pays Bhavya Rs 150.00” — instead of the up to six pairwise payments a four-person group could need. When a member records a payment, for example Diya paying Aman Rs 250, the payment enters the balance formula, Diya’s debt falls to Rs 500, and the next settlement suggests only the remaining Rs 150 to Aman (Figure 4.5).</w:t>
       </w:r>
     </w:p>
     <w:p>
@@ -13184,7 +13092,7 @@
         <w:pStyle w:val="TableCaption"/>
         <w:keepNext/>
       </w:pPr>
-      <w:bookmarkStart w:id="36" w:name="_Toc243566977"/>
+      <w:bookmarkStart w:id="36" w:name="_Toc244083374"/>
       <w:r>
         <w:t>Table 4.4  REST endpoints</w:t>
       </w:r>
@@ -15793,7 +15701,7 @@
         <w:jc w:val="both"/>
       </w:pPr>
       <w:r>
-        <w:t>All errors share one JSON format produced by GlobalExceptionHandler, for example {"status": 400, "error": "Bad Request", "message": "Percentages must add up to 100, but got 90.0"} together with a timestamp. Wrong HTTP methods return 405 and malformed IDs return 400 in the same format.</w:t>
+        <w:t>All errors share one JSON format produced by the GlobalExceptionHandler middleware, for example {"status": 400, "error": "Bad Request", "message": "Percentages must add up to 100, but got 90"} together with a timestamp. Wrong HTTP methods return 405, malformed IDs and broken JSON return 400, and unknown URLs return 404 in the same format.</w:t>
       </w:r>
     </w:p>
     <w:p>
@@ -15810,7 +15718,11 @@
         <w:jc w:val="both"/>
       </w:pPr>
       <w:r>
-        <w:t>The single-page interface is served by the same Spring Boot application at http://localhost:8080 and calls the REST API with fetch(). It uses a ledger-style design with light and dark themes, and a console strip at the bottom shows every request with its method, URL, status code and JSON body. Figures 4.1 to 4.10 show the main screens and results.</w:t>
+        <w:t xml:space="preserve">The React interface is built with Vite and served by the same Express server at http://localhost:8080 (and by Vercel in production). App.jsx keeps the shared state and </w:t>
+      </w:r>
+      <w:r>
+        <w:lastRenderedPageBreak/>
+        <w:t>loads data through a small api() helper based on fetch(); components such as ExpenseForm and GroupPanel keep their own form state with useState. It uses a ledger-style design with light and dark themes, and a console strip at the bottom shows every request with its method, URL, status code and JSON body. Figures 4.1 to 4.8 show the main screens; Figures 4.9 and 4.10 show the automated test runs.</w:t>
       </w:r>
     </w:p>
     <w:p>
@@ -15822,10 +15734,9 @@
         <w:rPr>
           <w:noProof/>
         </w:rPr>
-        <w:lastRenderedPageBreak/>
         <w:drawing>
           <wp:inline distT="0" distB="0" distL="0" distR="0" wp14:anchorId="0560E5B3" wp14:editId="7158ABF6">
-            <wp:extent cx="5486400" cy="2935514"/>
+            <wp:extent cx="5486400" cy="2943035"/>
             <wp:effectExtent l="0" t="0" r="0" b="0"/>
             <wp:docPr id="8" name="Picture 8"/>
             <wp:cNvGraphicFramePr>
@@ -15847,7 +15758,7 @@
                   <pic:spPr>
                     <a:xfrm>
                       <a:off x="0" y="0"/>
-                      <a:ext cx="5486400" cy="2935514"/>
+                      <a:ext cx="5486400" cy="2943035"/>
                     </a:xfrm>
                     <a:prstGeom prst="rect">
                       <a:avLst/>
@@ -15864,7 +15775,7 @@
       <w:pPr>
         <w:pStyle w:val="FigureCaption"/>
       </w:pPr>
-      <w:bookmarkStart w:id="37" w:name="_Toc243566960"/>
+      <w:bookmarkStart w:id="37" w:name="_Toc244083357"/>
       <w:r>
         <w:t>Figure 4.1  Dashboard after loading the demonstration data (light theme)</w:t>
       </w:r>
@@ -15881,7 +15792,7 @@
         </w:rPr>
         <w:drawing>
           <wp:inline distT="0" distB="0" distL="0" distR="0" wp14:anchorId="71C9F573" wp14:editId="6BDA2AFF">
-            <wp:extent cx="5486400" cy="2935514"/>
+            <wp:extent cx="5486400" cy="2943035"/>
             <wp:effectExtent l="0" t="0" r="0" b="0"/>
             <wp:docPr id="9" name="Picture 9"/>
             <wp:cNvGraphicFramePr>
@@ -15903,7 +15814,7 @@
                   <pic:spPr>
                     <a:xfrm>
                       <a:off x="0" y="0"/>
-                      <a:ext cx="5486400" cy="2935514"/>
+                      <a:ext cx="5486400" cy="2943035"/>
                     </a:xfrm>
                     <a:prstGeom prst="rect">
                       <a:avLst/>
@@ -15920,7 +15831,7 @@
       <w:pPr>
         <w:pStyle w:val="FigureCaption"/>
       </w:pPr>
-      <w:bookmarkStart w:id="38" w:name="_Toc243566961"/>
+      <w:bookmarkStart w:id="38" w:name="_Toc244083358"/>
       <w:r>
         <w:t>Figure 4.2  PERCENTAGE split with the live split meter showing 10% unallocated</w:t>
       </w:r>
@@ -15938,7 +15849,7 @@
         <w:lastRenderedPageBreak/>
         <w:drawing>
           <wp:inline distT="0" distB="0" distL="0" distR="0" wp14:anchorId="2BB059F8" wp14:editId="27785723">
-            <wp:extent cx="5486400" cy="2935514"/>
+            <wp:extent cx="5486400" cy="2943035"/>
             <wp:effectExtent l="0" t="0" r="0" b="0"/>
             <wp:docPr id="10" name="Picture 10"/>
             <wp:cNvGraphicFramePr>
@@ -15960,7 +15871,7 @@
                   <pic:spPr>
                     <a:xfrm>
                       <a:off x="0" y="0"/>
-                      <a:ext cx="5486400" cy="2935514"/>
+                      <a:ext cx="5486400" cy="2943035"/>
                     </a:xfrm>
                     <a:prstGeom prst="rect">
                       <a:avLst/>
@@ -15977,7 +15888,7 @@
       <w:pPr>
         <w:pStyle w:val="FigureCaption"/>
       </w:pPr>
-      <w:bookmarkStart w:id="39" w:name="_Toc243566962"/>
+      <w:bookmarkStart w:id="39" w:name="_Toc244083359"/>
       <w:r>
         <w:t>Figure 4.3  The server rejects the invalid split with 400 Bad Request</w:t>
       </w:r>
@@ -15994,7 +15905,7 @@
         </w:rPr>
         <w:drawing>
           <wp:inline distT="0" distB="0" distL="0" distR="0" wp14:anchorId="4EB39D99" wp14:editId="5BB1E626">
-            <wp:extent cx="5120640" cy="3303639"/>
+            <wp:extent cx="5120640" cy="2746833"/>
             <wp:effectExtent l="0" t="0" r="0" b="0"/>
             <wp:docPr id="11" name="Picture 11"/>
             <wp:cNvGraphicFramePr>
@@ -16016,7 +15927,7 @@
                   <pic:spPr>
                     <a:xfrm>
                       <a:off x="0" y="0"/>
-                      <a:ext cx="5120640" cy="3303639"/>
+                      <a:ext cx="5120640" cy="2746833"/>
                     </a:xfrm>
                     <a:prstGeom prst="rect">
                       <a:avLst/>
@@ -16033,7 +15944,7 @@
       <w:pPr>
         <w:pStyle w:val="FigureCaption"/>
       </w:pPr>
-      <w:bookmarkStart w:id="40" w:name="_Toc243566963"/>
+      <w:bookmarkStart w:id="40" w:name="_Toc244083360"/>
       <w:r>
         <w:t>Figure 4.4  Expense list with per-member shares and the AuditLogger activity feed</w:t>
       </w:r>
@@ -16051,7 +15962,7 @@
         <w:lastRenderedPageBreak/>
         <w:drawing>
           <wp:inline distT="0" distB="0" distL="0" distR="0" wp14:anchorId="52D72B67" wp14:editId="23A8E1F7">
-            <wp:extent cx="3108960" cy="4471635"/>
+            <wp:extent cx="3108960" cy="2635857"/>
             <wp:effectExtent l="0" t="0" r="0" b="0"/>
             <wp:docPr id="12" name="Picture 12"/>
             <wp:cNvGraphicFramePr>
@@ -16073,7 +15984,7 @@
                   <pic:spPr>
                     <a:xfrm>
                       <a:off x="0" y="0"/>
-                      <a:ext cx="3108960" cy="4471635"/>
+                      <a:ext cx="3108960" cy="2635857"/>
                     </a:xfrm>
                     <a:prstGeom prst="rect">
                       <a:avLst/>
@@ -16090,7 +16001,7 @@
       <w:pPr>
         <w:pStyle w:val="FigureCaption"/>
       </w:pPr>
-      <w:bookmarkStart w:id="41" w:name="_Toc243566964"/>
+      <w:bookmarkStart w:id="41" w:name="_Toc244083361"/>
       <w:r>
         <w:t>Figure 4.5  Settle-up slip after a partial payment, with Settle buttons and payment history</w:t>
       </w:r>
@@ -16107,7 +16018,7 @@
         </w:rPr>
         <w:drawing>
           <wp:inline distT="0" distB="0" distL="0" distR="0" wp14:anchorId="20F18884" wp14:editId="6D0EE3E0">
-            <wp:extent cx="5486400" cy="2935514"/>
+            <wp:extent cx="5486400" cy="2943035"/>
             <wp:effectExtent l="0" t="0" r="0" b="0"/>
             <wp:docPr id="13" name="Picture 13"/>
             <wp:cNvGraphicFramePr>
@@ -16129,7 +16040,7 @@
                   <pic:spPr>
                     <a:xfrm>
                       <a:off x="0" y="0"/>
-                      <a:ext cx="5486400" cy="2935514"/>
+                      <a:ext cx="5486400" cy="2943035"/>
                     </a:xfrm>
                     <a:prstGeom prst="rect">
                       <a:avLst/>
@@ -16146,7 +16057,7 @@
       <w:pPr>
         <w:pStyle w:val="FigureCaption"/>
       </w:pPr>
-      <w:bookmarkStart w:id="42" w:name="_Toc243566965"/>
+      <w:bookmarkStart w:id="42" w:name="_Toc244083362"/>
       <w:r>
         <w:t>Figure 4.6  Deleting a member who still has expenses returns 409 Conflict</w:t>
       </w:r>
@@ -16164,7 +16075,7 @@
         <w:lastRenderedPageBreak/>
         <w:drawing>
           <wp:inline distT="0" distB="0" distL="0" distR="0" wp14:anchorId="6F4903DB" wp14:editId="5F25CF95">
-            <wp:extent cx="4206240" cy="2800048"/>
+            <wp:extent cx="4206240" cy="3505200"/>
             <wp:effectExtent l="0" t="0" r="0" b="0"/>
             <wp:docPr id="14" name="Picture 14"/>
             <wp:cNvGraphicFramePr>
@@ -16186,7 +16097,7 @@
                   <pic:spPr>
                     <a:xfrm>
                       <a:off x="0" y="0"/>
-                      <a:ext cx="4206240" cy="2800048"/>
+                      <a:ext cx="4206240" cy="3505200"/>
                     </a:xfrm>
                     <a:prstGeom prst="rect">
                       <a:avLst/>
@@ -16203,7 +16114,7 @@
       <w:pPr>
         <w:pStyle w:val="FigureCaption"/>
       </w:pPr>
-      <w:bookmarkStart w:id="43" w:name="_Toc243566966"/>
+      <w:bookmarkStart w:id="43" w:name="_Toc244083363"/>
       <w:r>
         <w:t>Figure 4.7  Inline confirmation before deleting a group</w:t>
       </w:r>
@@ -16220,7 +16131,7 @@
         </w:rPr>
         <w:drawing>
           <wp:inline distT="0" distB="0" distL="0" distR="0" wp14:anchorId="48997E0A" wp14:editId="43852996">
-            <wp:extent cx="5486400" cy="2935514"/>
+            <wp:extent cx="5486400" cy="2943035"/>
             <wp:effectExtent l="0" t="0" r="0" b="0"/>
             <wp:docPr id="15" name="Picture 15"/>
             <wp:cNvGraphicFramePr>
@@ -16242,7 +16153,7 @@
                   <pic:spPr>
                     <a:xfrm>
                       <a:off x="0" y="0"/>
-                      <a:ext cx="5486400" cy="2935514"/>
+                      <a:ext cx="5486400" cy="2943035"/>
                     </a:xfrm>
                     <a:prstGeom prst="rect">
                       <a:avLst/>
@@ -16259,7 +16170,7 @@
       <w:pPr>
         <w:pStyle w:val="FigureCaption"/>
       </w:pPr>
-      <w:bookmarkStart w:id="44" w:name="_Toc243566967"/>
+      <w:bookmarkStart w:id="44" w:name="_Toc244083364"/>
       <w:r>
         <w:t>Figure 4.8  Dashboard in the dark theme</w:t>
       </w:r>
@@ -16277,7 +16188,7 @@
         <w:lastRenderedPageBreak/>
         <w:drawing>
           <wp:inline distT="0" distB="0" distL="0" distR="0" wp14:anchorId="6699452B" wp14:editId="20FF6F1F">
-            <wp:extent cx="5486400" cy="2394857"/>
+            <wp:extent cx="5486400" cy="3113532"/>
             <wp:effectExtent l="0" t="0" r="0" b="0"/>
             <wp:docPr id="16" name="Picture 16"/>
             <wp:cNvGraphicFramePr>
@@ -16299,7 +16210,7 @@
                   <pic:spPr>
                     <a:xfrm>
                       <a:off x="0" y="0"/>
-                      <a:ext cx="5486400" cy="2394857"/>
+                      <a:ext cx="5486400" cy="3113532"/>
                     </a:xfrm>
                     <a:prstGeom prst="rect">
                       <a:avLst/>
@@ -16316,9 +16227,9 @@
       <w:pPr>
         <w:pStyle w:val="FigureCaption"/>
       </w:pPr>
-      <w:bookmarkStart w:id="45" w:name="_Toc243566968"/>
-      <w:r>
-        <w:t>Figure 4.9  H2 console showing the expense shares stored by Hibernate</w:t>
+      <w:bookmarkStart w:id="45" w:name="_Toc244083365"/>
+      <w:r>
+        <w:t>Figure 4.9  Backend test suite run with npm test (node:test, 6 tests, 0 failures)</w:t>
       </w:r>
       <w:bookmarkEnd w:id="45"/>
     </w:p>
@@ -16336,10 +16247,7 @@
         <w:jc w:val="both"/>
       </w:pPr>
       <w:r>
-        <w:t>The application was tested at three levels. A JUnit integration test (@SpringBootTest) runs the complete scenario in code and checks balances, settlements, the rollback of an invalid expense and settle-up payments. A Postman collection of 41 requests with 59 assertions, organised in eight folders, exercises every endpoint, including all error paths; it saves IDs from each response into collection variables and deletes everything it created, so it can be re-run at any time. The collection was executed with N</w:t>
-      </w:r>
-      <w:r>
-        <w:t>ewman, Postman’s command-line runner (Figure 4.10). Finally, every screen of the web interface was used manually in both themes. Table 4.5 summarises the functional test cases.</w:t>
+        <w:t>The application was tested at three levels. A node:test suite (server/test/app.test.js) runs the complete scenario in code — balances, settlements, the rollback of an invalid expense and settle-up payments — and also starts the Express app on a random port to check status codes and error bodies over HTTP (Figure 4.9). A Postman collection of 41 requests with 59 assertions, organised in eight folders, exercises every endpoint, including all error paths; it saves IDs from each response into collection variables and deletes everything it created, so it can be re-run at any time. The collection was executed with Newman, Postman’s command-line runner (Figure 4.10). Finally, every screen of the React interface was used in both themes, and the screenshots in this chapter were captured automatically with Playwright. Table 4.5 summarises the functional test cases.</w:t>
       </w:r>
     </w:p>
     <w:p>
@@ -16347,7 +16255,7 @@
         <w:pStyle w:val="TableCaption"/>
         <w:keepNext/>
       </w:pPr>
-      <w:bookmarkStart w:id="46" w:name="_Toc243566978"/>
+      <w:bookmarkStart w:id="46" w:name="_Toc244083375"/>
       <w:r>
         <w:t>Table 4.5  Functional test cases and results</w:t>
       </w:r>
@@ -16566,7 +16474,7 @@
               <w:rPr>
                 <w:sz w:val="20"/>
               </w:rPr>
-              <w:t>Build and run JUnit test (mvnw test)</w:t>
+              <w:t>Run backend tests (npm test)</w:t>
             </w:r>
           </w:p>
         </w:tc>
@@ -16596,7 +16504,7 @@
               <w:rPr>
                 <w:sz w:val="20"/>
               </w:rPr>
-              <w:t>Compiles; full scenario passes</w:t>
+              <w:t>6 node:test tests pass</w:t>
             </w:r>
           </w:p>
         </w:tc>
@@ -16689,7 +16597,7 @@
               <w:rPr>
                 <w:sz w:val="20"/>
               </w:rPr>
-              <w:t>Start the application (mvnw spring-boot:run)</w:t>
+              <w:t>Build and start (npm run build, npm start)</w:t>
             </w:r>
           </w:p>
         </w:tc>
@@ -16718,7 +16626,7 @@
               <w:rPr>
                 <w:sz w:val="20"/>
               </w:rPr>
-              <w:t>Tomcat on port 8080; tables created</w:t>
+              <w:t>Express on port 8080 serves the API and the React build</w:t>
             </w:r>
           </w:p>
         </w:tc>
@@ -16747,7 +16655,7 @@
               <w:rPr>
                 <w:sz w:val="20"/>
               </w:rPr>
-              <w:t>Pass (7.8 s)</w:t>
+              <w:t>Pass (under 1 s)</w:t>
             </w:r>
           </w:p>
         </w:tc>
@@ -17507,6 +17415,7 @@
               <w:rPr>
                 <w:sz w:val="20"/>
               </w:rPr>
+              <w:lastRenderedPageBreak/>
               <w:t>9</w:t>
             </w:r>
           </w:p>
@@ -18112,7 +18021,6 @@
               <w:rPr>
                 <w:sz w:val="20"/>
               </w:rPr>
-              <w:lastRenderedPageBreak/>
               <w:t>14</w:t>
             </w:r>
           </w:p>
@@ -18805,7 +18713,7 @@
               <w:rPr>
                 <w:sz w:val="20"/>
               </w:rPr>
-              <w:t>Pass (5 s run)</w:t>
+              <w:t>Pass (6.2 s run)</w:t>
             </w:r>
           </w:p>
         </w:tc>
@@ -18825,10 +18733,9 @@
         <w:rPr>
           <w:noProof/>
         </w:rPr>
-        <w:lastRenderedPageBreak/>
         <w:drawing>
           <wp:inline distT="0" distB="0" distL="0" distR="0" wp14:anchorId="0256AC57" wp14:editId="521E424C">
-            <wp:extent cx="4754880" cy="7309301"/>
+            <wp:extent cx="4754880" cy="4898632"/>
             <wp:effectExtent l="0" t="0" r="0" b="0"/>
             <wp:docPr id="17" name="Picture 17"/>
             <wp:cNvGraphicFramePr>
@@ -18850,7 +18757,7 @@
                   <pic:spPr>
                     <a:xfrm>
                       <a:off x="0" y="0"/>
-                      <a:ext cx="4754880" cy="7309301"/>
+                      <a:ext cx="4754880" cy="4898632"/>
                     </a:xfrm>
                     <a:prstGeom prst="rect">
                       <a:avLst/>
@@ -18867,7 +18774,7 @@
       <w:pPr>
         <w:pStyle w:val="FigureCaption"/>
       </w:pPr>
-      <w:bookmarkStart w:id="47" w:name="_Toc243566969"/>
+      <w:bookmarkStart w:id="47" w:name="_Toc244083366"/>
       <w:r>
         <w:t>Figure 4.10  Newman run of the Postman collection (last two folders and summary)</w:t>
       </w:r>
@@ -18882,14 +18789,11 @@
         <w:rPr>
           <w:b/>
         </w:rPr>
+        <w:lastRenderedPageBreak/>
         <w:t>Quality of the greedy settlement.</w:t>
       </w:r>
       <w:r>
-        <w:t xml:space="preserve"> Because the specification asked for the minimum number of transactions, the greedy algorithm was compared with an exact solver. The exact minimum equals n − k, where k is the largest number of disjoint groups of members whose balances sum to zero; this was computed by exhaustive search over subsets. Table 4.6 </w:t>
-      </w:r>
-      <w:r>
-        <w:lastRenderedPageBreak/>
-        <w:t>summarises the results for the project scenarios and for random groups with balances in multiples of Rs 50.</w:t>
+        <w:t xml:space="preserve"> Because the specification asked for the minimum number of transactions, the greedy algorithm was compared with an exact solver. The exact minimum equals n − k, where k is the largest number of disjoint groups of members whose balances sum to zero; this was computed by exhaustive search over subsets. Table 4.6 summarises the results for the project scenarios and for random groups with balances in multiples of Rs 50.</w:t>
       </w:r>
     </w:p>
     <w:p>
@@ -18897,7 +18801,7 @@
         <w:pStyle w:val="TableCaption"/>
         <w:keepNext/>
       </w:pPr>
-      <w:bookmarkStart w:id="48" w:name="_Toc243566979"/>
+      <w:bookmarkStart w:id="48" w:name="_Toc244083376"/>
       <w:r>
         <w:t>Table 4.6  Greedy settlement compared with the exact minimum</w:t>
       </w:r>
@@ -20040,7 +19944,7 @@
         <w:jc w:val="both"/>
       </w:pPr>
       <w:r>
-        <w:t>All functional test cases passed. The comparison confirms the literature [11]: the greedy method always stays within n − 1 payments and is optimal for typical small groups, but it is a heuristic, not a guarantee of the minimum. This is stated in the interface and documentation and motivates the exact-settlement item in future work.</w:t>
+        <w:t>All functional test cases passed. The comparison confirms the literature [11]: the greedy method always stays within n − 1 payments and is optimal for typical small groups, but it is a heuristic, not a guarantee of the minimum. This is stated in the documentation and motivates the exact-settlement item in future work.</w:t>
       </w:r>
     </w:p>
     <w:p>
@@ -20048,7 +19952,7 @@
         <w:pStyle w:val="Heading1"/>
         <w:pageBreakBefore/>
       </w:pPr>
-      <w:bookmarkStart w:id="49" w:name="_Toc243566946"/>
+      <w:bookmarkStart w:id="49" w:name="_Toc244083343"/>
       <w:r>
         <w:lastRenderedPageBreak/>
         <w:t>CHAPTER 5.</w:t>
@@ -20066,7 +19970,7 @@
           <w:tab w:val="left" w:pos="720"/>
         </w:tabs>
       </w:pPr>
-      <w:bookmarkStart w:id="50" w:name="_Toc243566947"/>
+      <w:bookmarkStart w:id="50" w:name="_Toc244083344"/>
       <w:r>
         <w:t>5.1.</w:t>
       </w:r>
@@ -20082,10 +19986,7 @@
         <w:jc w:val="both"/>
       </w:pPr>
       <w:r>
-        <w:t>Expense Splitter meets its objectives. It records group expenses with three interchangeable split strategies, saves each expense atomically, computes balances that always sum to zero, proposes a settlement of at most n − 1 payments, records partial settle-up payments with undo, and reports every error as clean JSON with the correct status code. The project visibly applies every concept required by the experiment — Spring Boot, REST controllers, JPA relationships, repositories, @Transactional, @ControllerAdv</w:t>
-      </w:r>
-      <w:r>
-        <w:t>ice, IoC/DI, Streams, lambdas, collections and the Strategy, Observer and Singleton patterns — and all 59 automated API assertions and the JUnit test pass.</w:t>
+        <w:t>Expense Splitter meets its objectives. It records group expenses with three interchangeable split strategies, saves each expense atomically, computes balances that always sum to zero, proposes a settlement of at most n − 1 payments, records partial settle-up payments with undo, and reports every error as clean JSON with the correct status code. The project visibly applies the concepts of full-stack development — a React component interface, a Node.js/Express REST API, layered services and repositories, unit-of-work rollback, central error middleware, modern JavaScript and the Strategy, Observer and Singleton patterns — and all 59 automated API assertions and the node:test suite pass.</w:t>
       </w:r>
     </w:p>
     <w:p>
@@ -20094,7 +19995,7 @@
         <w:jc w:val="both"/>
       </w:pPr>
       <w:r>
-        <w:t>The complete source code, build files, Postman collection, README, Postman test guide and viva cheat-sheet are in the project folder expense-splitter and run with a single command, mvnw spring-boot:run.</w:t>
+        <w:t>The complete source code, Postman collection, README, Postman test guide and viva cheat-sheet are in the GitHub repository expense-splitter-fsd. The app runs locally with npm run setup, npm run build and npm start, and is deployed on Vercel.</w:t>
       </w:r>
     </w:p>
     <w:p>
@@ -20143,7 +20044,7 @@
         <w:jc w:val="both"/>
       </w:pPr>
       <w:r>
-        <w:t>The derived query findByGroupIdOrderByCreatedAtAsc failed at start-up because the helper getter getGroupId() made Spring Data look for a groupId attribute; it was renamed findByGroup_IdOrderByCreatedAtAsc to follow the relation explicitly.</w:t>
+        <w:t>Express has no built-in 405 response and accepts any text as a route parameter. Every route therefore ends with an .all() handler that returns 405 with the allowed methods, and router.param() converts ids to numbers and returns 400 for values such as “abc”.</w:t>
       </w:r>
     </w:p>
     <w:p>
@@ -20171,7 +20072,11 @@
         <w:jc w:val="both"/>
       </w:pPr>
       <w:r>
-        <w:t>Deleting users and groups and recording settle-up payments were added after the original specification, which required new integrity rules (409 for users still in expenses or payments, cascade for groups, and payments limited to the amount owed).</w:t>
+        <w:t xml:space="preserve">Deleting users and groups and recording settle-up payments were added after the original specification, which required new integrity rules (409 for users still in </w:t>
+      </w:r>
+      <w:r>
+        <w:lastRenderedPageBreak/>
+        <w:t>expenses or payments, cascade for groups, and payments limited to the amount owed).</w:t>
       </w:r>
     </w:p>
     <w:p>
@@ -20185,8 +20090,7 @@
         <w:jc w:val="both"/>
       </w:pPr>
       <w:r>
-        <w:lastRenderedPageBreak/>
-        <w:t>The reserved SQL words user and group forced different table names (users, expense_groups).</w:t>
+        <w:t>On Vercel the Express app runs as a serverless function. Its memory is not shared between instances and is cleared when an instance stops, so the online demo can lose its data after a period of inactivity; locally, data lasts until the server stops. A hosted database is listed as future work.</w:t>
       </w:r>
     </w:p>
     <w:p>
@@ -20196,7 +20100,7 @@
           <w:tab w:val="left" w:pos="720"/>
         </w:tabs>
       </w:pPr>
-      <w:bookmarkStart w:id="51" w:name="_Toc243566948"/>
+      <w:bookmarkStart w:id="51" w:name="_Toc244083345"/>
       <w:r>
         <w:t>5.2.</w:t>
       </w:r>
@@ -20243,7 +20147,7 @@
         <w:t>Authentication and authorisation:</w:t>
       </w:r>
       <w:r>
-        <w:t xml:space="preserve"> add Spring Security with JWT so that each user sees only their own groups.</w:t>
+        <w:t xml:space="preserve"> add sign-in with JWT checked by an Express middleware, so that each user sees only their own groups.</w:t>
       </w:r>
     </w:p>
     <w:p>
@@ -20260,10 +20164,10 @@
         <w:rPr>
           <w:b/>
         </w:rPr>
-        <w:t>BigDecimal end to end:</w:t>
-      </w:r>
-      <w:r>
-        <w:t xml:space="preserve"> store amounts as DECIMAL(12,2) columns and use BigDecimal in the entities.</w:t>
+        <w:t>Integer money:</w:t>
+      </w:r>
+      <w:r>
+        <w:t xml:space="preserve"> store all amounts as whole paise and convert to rupees only for display, removing floating-point rounding entirely.</w:t>
       </w:r>
     </w:p>
     <w:p>
@@ -20340,10 +20244,10 @@
         <w:rPr>
           <w:b/>
         </w:rPr>
-        <w:t>Deployment:</w:t>
-      </w:r>
-      <w:r>
-        <w:t xml:space="preserve"> MySQL in Docker, and continuous integration that runs JUnit and Newman on every commit.</w:t>
+        <w:t>Persistent database and CI:</w:t>
+      </w:r>
+      <w:r>
+        <w:t xml:space="preserve"> replace the in-memory repositories with MongoDB or PostgreSQL behind the same repository interface, so data survives restarts and serverless cold starts; run npm test and Newman on every push with GitHub Actions.</w:t>
       </w:r>
     </w:p>
     <w:p>
@@ -20363,7 +20267,7 @@
         <w:t>Mobile client:</w:t>
       </w:r>
       <w:r>
-        <w:t xml:space="preserve"> an Android app that uses the same REST API.</w:t>
+        <w:t xml:space="preserve"> a React Native app that uses the same REST API.</w:t>
       </w:r>
     </w:p>
     <w:p>
@@ -20371,7 +20275,7 @@
         <w:pStyle w:val="Heading1"/>
         <w:pageBreakBefore/>
       </w:pPr>
-      <w:bookmarkStart w:id="52" w:name="_Toc243566949"/>
+      <w:bookmarkStart w:id="52" w:name="_Toc244083346"/>
       <w:r>
         <w:lastRenderedPageBreak/>
         <w:t>REFERENCES</w:t>
@@ -20398,11 +20302,6 @@
           <w:sz w:val="22"/>
         </w:rPr>
         <w:tab/>
-      </w:r>
-      <w:r>
-        <w:rPr>
-          <w:sz w:val="22"/>
-        </w:rPr>
         <w:t>National Payments Corporation of India, “Unified Payments Interface (UPI) – Product overview.” [Online]. Available: https://www.npci.org.in/what-we-do/upi/product-overview</w:t>
       </w:r>
     </w:p>
@@ -20521,25 +20420,7 @@
           <w:sz w:val="22"/>
         </w:rPr>
         <w:tab/>
-      </w:r>
-      <w:r>
-        <w:rPr>
-          <w:sz w:val="22"/>
-        </w:rPr>
-        <w:t xml:space="preserve">E. F. Codd, “A relational model of data for large shared data banks,” </w:t>
-      </w:r>
-      <w:r>
-        <w:rPr>
-          <w:i/>
-          <w:sz w:val="22"/>
-        </w:rPr>
-        <w:t>Communications of the ACM</w:t>
-      </w:r>
-      <w:r>
-        <w:rPr>
-          <w:sz w:val="22"/>
-        </w:rPr>
-        <w:t>, vol. 13, no. 6, pp. 377–387, 1970.</w:t>
+        <w:t>Ecma International, ECMAScript Language Specification (ECMA-262). [Online]. Available: https://tc39.es/ecma262/</w:t>
       </w:r>
     </w:p>
     <w:p>
@@ -20657,20 +20538,7 @@
           <w:sz w:val="22"/>
         </w:rPr>
         <w:tab/>
-        <w:t xml:space="preserve">R. Johnson, </w:t>
-      </w:r>
-      <w:r>
-        <w:rPr>
-          <w:i/>
-          <w:sz w:val="22"/>
-        </w:rPr>
-        <w:t>Expert One-on-One J2EE Design and Development</w:t>
-      </w:r>
-      <w:r>
-        <w:rPr>
-          <w:sz w:val="22"/>
-        </w:rPr>
-        <w:t>. Indianapolis, IN: Wrox Press, 2002.</w:t>
+        <w:t>OpenJS Foundation, “Node.js documentation.” [Online]. Available: https://nodejs.org/docs/latest/api/</w:t>
       </w:r>
     </w:p>
     <w:p>
@@ -20693,7 +20561,7 @@
           <w:sz w:val="22"/>
         </w:rPr>
         <w:tab/>
-        <w:t>M. Fowler, “Inversion of control containers and the dependency injection pattern,” Jan. 2004. [Online]. Available: https://martinfowler.com/articles/injection.html</w:t>
+        <w:t>OpenJS Foundation, “Express – Node.js web application framework: API reference.” [Online]. Available: https://expressjs.com/en/4x/api.html</w:t>
       </w:r>
     </w:p>
     <w:p>
@@ -20752,12 +20620,7 @@
           <w:sz w:val="22"/>
         </w:rPr>
         <w:tab/>
-      </w:r>
-      <w:r>
-        <w:rPr>
-          <w:sz w:val="22"/>
-        </w:rPr>
-        <w:t>Java Community Process, “JSR 220: Enterprise JavaBeans 3.0 (including the Java Persistence API),” 2006.</w:t>
+        <w:t>Meta Platforms, Inc., “React documentation.” [Online]. Available: https://react.dev/</w:t>
       </w:r>
     </w:p>
     <w:p>
@@ -20780,7 +20643,7 @@
           <w:sz w:val="22"/>
         </w:rPr>
         <w:tab/>
-        <w:t>Spring, “Spring Boot reference documentation.” [Online]. Available: https://docs.spring.io/spring-boot/</w:t>
+        <w:t>Vite, “Vite guide.” [Online]. Available: https://vite.dev/guide/</w:t>
       </w:r>
     </w:p>
     <w:p>
@@ -20803,7 +20666,7 @@
           <w:sz w:val="22"/>
         </w:rPr>
         <w:tab/>
-        <w:t>Spring, “Spring Framework reference documentation: Dependency injection.” [Online]. Available: https://docs.spring.io/spring-framework/reference/</w:t>
+        <w:t>MDN Web Docs, “Using the Fetch API.” [Online]. Available: https://developer.mozilla.org/en-US/docs/Web/API/Fetch_API/Using_Fetch</w:t>
       </w:r>
     </w:p>
     <w:p>
@@ -20826,7 +20689,7 @@
           <w:sz w:val="22"/>
         </w:rPr>
         <w:tab/>
-        <w:t>Spring, “Spring Data JPA reference documentation.” [Online]. Available: https://docs.spring.io/spring-data/jpa/reference/</w:t>
+        <w:t>OpenJS Foundation, “Node.js test runner (node:test).” [Online]. Available: https://nodejs.org/api/test.html</w:t>
       </w:r>
     </w:p>
     <w:p>
@@ -20849,12 +20712,7 @@
           <w:sz w:val="22"/>
         </w:rPr>
         <w:tab/>
-      </w:r>
-      <w:r>
-        <w:rPr>
-          <w:sz w:val="22"/>
-        </w:rPr>
-        <w:t>Hibernate, “Hibernate ORM documentation.” [Online]. Available: https://hibernate.org/orm/documentation/</w:t>
+        <w:t>Vercel, Inc., “Using Express.js with Vercel.” [Online]. Available: https://vercel.com/docs/frameworks/backend/express</w:t>
       </w:r>
     </w:p>
     <w:p>
@@ -20921,7 +20779,7 @@
         <w:pStyle w:val="Heading1"/>
         <w:pageBreakBefore/>
       </w:pPr>
-      <w:bookmarkStart w:id="53" w:name="_Toc243566950"/>
+      <w:bookmarkStart w:id="53" w:name="_Toc244083347"/>
       <w:r>
         <w:lastRenderedPageBreak/>
         <w:t>APPENDIX</w:t>
@@ -20935,7 +20793,7 @@
           <w:tab w:val="left" w:pos="720"/>
         </w:tabs>
       </w:pPr>
-      <w:bookmarkStart w:id="54" w:name="_Toc243566951"/>
+      <w:bookmarkStart w:id="54" w:name="_Toc244083348"/>
       <w:r>
         <w:t>A.</w:t>
       </w:r>
@@ -20950,7 +20808,7 @@
         <w:pStyle w:val="TableCaption"/>
         <w:keepNext/>
       </w:pPr>
-      <w:bookmarkStart w:id="55" w:name="_Toc243566980"/>
+      <w:bookmarkStart w:id="55" w:name="_Toc244083377"/>
       <w:r>
         <w:t>Table A.1  Design checklist</w:t>
       </w:r>
@@ -22012,7 +21870,7 @@
           <w:tab w:val="left" w:pos="720"/>
         </w:tabs>
       </w:pPr>
-      <w:bookmarkStart w:id="56" w:name="_Toc243566952"/>
+      <w:bookmarkStart w:id="56" w:name="_Toc244083349"/>
       <w:r>
         <w:t>B.</w:t>
       </w:r>
@@ -22027,7 +21885,7 @@
         <w:pStyle w:val="TableCaption"/>
         <w:keepNext/>
       </w:pPr>
-      <w:bookmarkStart w:id="57" w:name="_Toc243566981"/>
+      <w:bookmarkStart w:id="57" w:name="_Toc244083378"/>
       <w:r>
         <w:t>Table A.2  Technical summary of Expense Splitter</w:t>
       </w:r>
@@ -22180,7 +22038,7 @@
               <w:rPr>
                 <w:sz w:val="20"/>
               </w:rPr>
-              <w:t>REST backend with a browser interface (Windows, macOS, Linux)</w:t>
+              <w:t>Full-stack web application in the browser (Windows, macOS, Linux); deployed on Vercel</w:t>
             </w:r>
           </w:p>
         </w:tc>
@@ -22243,7 +22101,7 @@
               <w:rPr>
                 <w:sz w:val="20"/>
               </w:rPr>
-              <w:t>Java 17, Spring Boot 3.3.5</w:t>
+              <w:t>JavaScript; React 18 (Vite) frontend, Node.js + Express 4 backend</w:t>
             </w:r>
           </w:p>
         </w:tc>
@@ -22306,7 +22164,7 @@
               <w:rPr>
                 <w:sz w:val="20"/>
               </w:rPr>
-              <w:t>Spring Data JPA, Hibernate, H2 2.2 (MySQL optional)</w:t>
+              <w:t>In-memory repositories with IDENTITY-style ids and an undo log for rollback</w:t>
             </w:r>
           </w:p>
         </w:tc>
@@ -22369,7 +22227,7 @@
               <w:rPr>
                 <w:sz w:val="20"/>
               </w:rPr>
-              <w:t>Maven Wrapper: mvnw spring-boot:run; interface at http://localhost:8080</w:t>
+              <w:t>npm run setup · npm run build · npm start → http://localhost:8080 (npm run dev for hot reload)</w:t>
             </w:r>
           </w:p>
         </w:tc>
@@ -22432,7 +22290,7 @@
               <w:rPr>
                 <w:sz w:val="20"/>
               </w:rPr>
-              <w:t>Controller–service–repository; 44 Java files, about 2,160 lines</w:t>
+              <w:t>Controller–service–repository; 34 backend modules (~1,420 lines), 8 React modules (~820 lines)</w:t>
             </w:r>
           </w:p>
         </w:tc>
@@ -22621,7 +22479,7 @@
               <w:rPr>
                 <w:sz w:val="20"/>
               </w:rPr>
-              <w:t>BigDecimal HALF_UP rounding to 2 decimals; remainder assigned to one participant</w:t>
+              <w:t>Half-up rounding to 2 decimals on the decimal text; remainder assigned to one participant</w:t>
             </w:r>
           </w:p>
         </w:tc>
@@ -22684,7 +22542,7 @@
               <w:rPr>
                 <w:sz w:val="20"/>
               </w:rPr>
-              <w:t>Greedy over two PriorityQueue max-heaps; at most n − 1 payments; O(n log n)</w:t>
+              <w:t>Greedy over two binary-heap priority queues; at most n − 1 payments; O(n log n)</w:t>
             </w:r>
           </w:p>
         </w:tc>
@@ -22747,7 +22605,7 @@
               <w:rPr>
                 <w:sz w:val="20"/>
               </w:rPr>
-              <w:t>JUnit integration test; Postman collection of 41 requests and 59 assertions (Newman)</w:t>
+              <w:t>node:test unit + HTTP tests; Postman collection of 41 requests and 59 assertions (Newman)</w:t>
             </w:r>
           </w:p>
         </w:tc>
@@ -22765,7 +22623,7 @@
           <w:tab w:val="left" w:pos="720"/>
         </w:tabs>
       </w:pPr>
-      <w:bookmarkStart w:id="58" w:name="_Toc243566953"/>
+      <w:bookmarkStart w:id="58" w:name="_Toc244083350"/>
       <w:r>
         <w:lastRenderedPageBreak/>
         <w:t>C.</w:t>
@@ -22786,10 +22644,10 @@
         <w:rPr>
           <w:b/>
         </w:rPr>
-        <w:t>(a) Strategy beans injected as a Map and chosen at run time</w:t>
-      </w:r>
-      <w:r>
-        <w:t xml:space="preserve"> — ExpenseService.java</w:t>
+        <w:t>(a) Strategy objects kept in a Map and chosen at run time</w:t>
+      </w:r>
+      <w:r>
+        <w:t xml:space="preserve"> — ExpenseService.js</w:t>
       </w:r>
     </w:p>
     <w:p>
@@ -22804,7 +22662,7 @@
           <w:rFonts w:ascii="Consolas" w:hAnsi="Consolas"/>
           <w:sz w:val="18"/>
         </w:rPr>
-        <w:t>public ExpenseService(ExpenseRepository expenseRepository, GroupService groupService,</w:t>
+        <w:t>const strategies = new Map([</w:t>
       </w:r>
     </w:p>
     <w:p>
@@ -22819,7 +22677,7 @@
           <w:rFonts w:ascii="Consolas" w:hAnsi="Consolas"/>
           <w:sz w:val="18"/>
         </w:rPr>
-        <w:t xml:space="preserve">                      UserService userService, ExpenseEventPublisher eventPublisher,</w:t>
+        <w:t xml:space="preserve">  ['EQUAL', new EqualSplitStrategy()],</w:t>
       </w:r>
     </w:p>
     <w:p>
@@ -22834,7 +22692,158 @@
           <w:rFonts w:ascii="Consolas" w:hAnsi="Consolas"/>
           <w:sz w:val="18"/>
         </w:rPr>
-        <w:t xml:space="preserve">                      Map&lt;String, SplitStrategy&gt; strategies) {   // constructor injection</w:t>
+        <w:t xml:space="preserve">  ['EXACT', new ExactSplitStrategy()],</w:t>
+      </w:r>
+    </w:p>
+    <w:p>
+      <w:pPr>
+        <w:keepNext/>
+        <w:keepLines/>
+        <w:shd w:val="clear" w:color="auto" w:fill="F2F2F2"/>
+        <w:ind w:left="360"/>
+      </w:pPr>
+      <w:r>
+        <w:rPr>
+          <w:rFonts w:ascii="Consolas" w:hAnsi="Consolas"/>
+          <w:sz w:val="18"/>
+        </w:rPr>
+        <w:t xml:space="preserve">  ['PERCENTAGE', new PercentageSplitStrategy()]</w:t>
+      </w:r>
+    </w:p>
+    <w:p>
+      <w:pPr>
+        <w:keepNext/>
+        <w:keepLines/>
+        <w:shd w:val="clear" w:color="auto" w:fill="F2F2F2"/>
+        <w:ind w:left="360"/>
+      </w:pPr>
+      <w:r>
+        <w:rPr>
+          <w:rFonts w:ascii="Consolas" w:hAnsi="Consolas"/>
+          <w:sz w:val="18"/>
+        </w:rPr>
+        <w:t>]);</w:t>
+      </w:r>
+    </w:p>
+    <w:p>
+      <w:pPr>
+        <w:keepNext/>
+        <w:keepLines/>
+        <w:shd w:val="clear" w:color="auto" w:fill="F2F2F2"/>
+        <w:ind w:left="360"/>
+      </w:pPr>
+      <w:r>
+        <w:rPr>
+          <w:rFonts w:ascii="Consolas" w:hAnsi="Consolas"/>
+          <w:sz w:val="18"/>
+        </w:rPr>
+        <w:t xml:space="preserve"> </w:t>
+      </w:r>
+    </w:p>
+    <w:p>
+      <w:pPr>
+        <w:keepNext/>
+        <w:keepLines/>
+        <w:shd w:val="clear" w:color="auto" w:fill="F2F2F2"/>
+        <w:ind w:left="360"/>
+      </w:pPr>
+      <w:r>
+        <w:rPr>
+          <w:rFonts w:ascii="Consolas" w:hAnsi="Consolas"/>
+          <w:sz w:val="18"/>
+        </w:rPr>
+        <w:t>const strategy = strategies.get(splitType);   // "EQUAL", "PERCENTAGE" or "EXACT"</w:t>
+      </w:r>
+    </w:p>
+    <w:p>
+      <w:pPr>
+        <w:keepNext/>
+        <w:keepLines/>
+        <w:shd w:val="clear" w:color="auto" w:fill="F2F2F2"/>
+        <w:ind w:left="360"/>
+      </w:pPr>
+      <w:r>
+        <w:rPr>
+          <w:rFonts w:ascii="Consolas" w:hAnsi="Consolas"/>
+          <w:sz w:val="18"/>
+        </w:rPr>
+        <w:t>if (!strategy) {</w:t>
+      </w:r>
+    </w:p>
+    <w:p>
+      <w:pPr>
+        <w:keepNext/>
+        <w:keepLines/>
+        <w:shd w:val="clear" w:color="auto" w:fill="F2F2F2"/>
+        <w:ind w:left="360"/>
+      </w:pPr>
+      <w:r>
+        <w:rPr>
+          <w:rFonts w:ascii="Consolas" w:hAnsi="Consolas"/>
+          <w:sz w:val="18"/>
+        </w:rPr>
+        <w:t xml:space="preserve">  throw new InvalidSplitException(`Unknown split type '${request.splitType}'`);</w:t>
+      </w:r>
+    </w:p>
+    <w:p>
+      <w:pPr>
+        <w:keepNext/>
+        <w:keepLines/>
+        <w:shd w:val="clear" w:color="auto" w:fill="F2F2F2"/>
+        <w:ind w:left="360"/>
+      </w:pPr>
+      <w:r>
+        <w:rPr>
+          <w:rFonts w:ascii="Consolas" w:hAnsi="Consolas"/>
+          <w:sz w:val="18"/>
+        </w:rPr>
+        <w:t>}</w:t>
+      </w:r>
+    </w:p>
+    <w:p>
+      <w:pPr>
+        <w:keepNext/>
+        <w:keepLines/>
+        <w:spacing w:before="200" w:after="100" w:line="360" w:lineRule="auto"/>
+      </w:pPr>
+      <w:r>
+        <w:rPr>
+          <w:b/>
+        </w:rPr>
+        <w:t>(b) All-or-nothing expense creation</w:t>
+      </w:r>
+      <w:r>
+        <w:t xml:space="preserve"> — ExpenseService.js and Repository.js</w:t>
+      </w:r>
+    </w:p>
+    <w:p>
+      <w:pPr>
+        <w:keepNext/>
+        <w:keepLines/>
+        <w:shd w:val="clear" w:color="auto" w:fill="F2F2F2"/>
+        <w:ind w:left="360"/>
+      </w:pPr>
+      <w:r>
+        <w:rPr>
+          <w:rFonts w:ascii="Consolas" w:hAnsi="Consolas"/>
+          <w:sz w:val="18"/>
+        </w:rPr>
+        <w:t>addExpense(groupId, request) {</w:t>
+      </w:r>
+    </w:p>
+    <w:p>
+      <w:pPr>
+        <w:keepNext/>
+        <w:keepLines/>
+        <w:shd w:val="clear" w:color="auto" w:fill="F2F2F2"/>
+        <w:ind w:left="360"/>
+      </w:pPr>
+      <w:r>
+        <w:rPr>
+          <w:rFonts w:ascii="Consolas" w:hAnsi="Consolas"/>
+          <w:sz w:val="18"/>
+        </w:rPr>
+        <w:t xml:space="preserve">  return transactional(() =&gt; {</w:t>
       </w:r>
     </w:p>
     <w:p>
@@ -22864,6 +22873,96 @@
           <w:rFonts w:ascii="Consolas" w:hAnsi="Consolas"/>
           <w:sz w:val="18"/>
         </w:rPr>
+        <w:t xml:space="preserve">    const expense = expenseRepository.save(new Expense(...));     // 1. save the expense</w:t>
+      </w:r>
+    </w:p>
+    <w:p>
+      <w:pPr>
+        <w:keepNext/>
+        <w:keepLines/>
+        <w:shd w:val="clear" w:color="auto" w:fill="F2F2F2"/>
+        <w:ind w:left="360"/>
+      </w:pPr>
+      <w:r>
+        <w:rPr>
+          <w:rFonts w:ascii="Consolas" w:hAnsi="Consolas"/>
+          <w:sz w:val="18"/>
+        </w:rPr>
+        <w:t xml:space="preserve">    const shares = strategy.calculateShares(amount, splits);      // 2. may throw -&gt; ROLLBACK</w:t>
+      </w:r>
+    </w:p>
+    <w:p>
+      <w:pPr>
+        <w:keepNext/>
+        <w:keepLines/>
+        <w:shd w:val="clear" w:color="auto" w:fill="F2F2F2"/>
+        <w:ind w:left="360"/>
+      </w:pPr>
+      <w:r>
+        <w:rPr>
+          <w:rFonts w:ascii="Consolas" w:hAnsi="Consolas"/>
+          <w:sz w:val="18"/>
+        </w:rPr>
+        <w:t xml:space="preserve">    for (const [userId, share] of shares) expense.addShare(new ExpenseShare(userService.getUser(userId), share));</w:t>
+      </w:r>
+    </w:p>
+    <w:p>
+      <w:pPr>
+        <w:keepNext/>
+        <w:keepLines/>
+        <w:shd w:val="clear" w:color="auto" w:fill="F2F2F2"/>
+        <w:ind w:left="360"/>
+      </w:pPr>
+      <w:r>
+        <w:rPr>
+          <w:rFonts w:ascii="Consolas" w:hAnsi="Consolas"/>
+          <w:sz w:val="18"/>
+        </w:rPr>
+        <w:t xml:space="preserve">    expenseEventPublisher.notifyExpenseAdded(expense);             // 3. observers (audit log)</w:t>
+      </w:r>
+    </w:p>
+    <w:p>
+      <w:pPr>
+        <w:keepNext/>
+        <w:keepLines/>
+        <w:shd w:val="clear" w:color="auto" w:fill="F2F2F2"/>
+        <w:ind w:left="360"/>
+      </w:pPr>
+      <w:r>
+        <w:rPr>
+          <w:rFonts w:ascii="Consolas" w:hAnsi="Consolas"/>
+          <w:sz w:val="18"/>
+        </w:rPr>
+        <w:t xml:space="preserve">    return expense;</w:t>
+      </w:r>
+    </w:p>
+    <w:p>
+      <w:pPr>
+        <w:keepNext/>
+        <w:keepLines/>
+        <w:shd w:val="clear" w:color="auto" w:fill="F2F2F2"/>
+        <w:ind w:left="360"/>
+      </w:pPr>
+      <w:r>
+        <w:rPr>
+          <w:rFonts w:ascii="Consolas" w:hAnsi="Consolas"/>
+          <w:sz w:val="18"/>
+        </w:rPr>
+        <w:t xml:space="preserve">  });</w:t>
+      </w:r>
+    </w:p>
+    <w:p>
+      <w:pPr>
+        <w:keepNext/>
+        <w:keepLines/>
+        <w:shd w:val="clear" w:color="auto" w:fill="F2F2F2"/>
+        <w:ind w:left="360"/>
+      </w:pPr>
+      <w:r>
+        <w:rPr>
+          <w:rFonts w:ascii="Consolas" w:hAnsi="Consolas"/>
+          <w:sz w:val="18"/>
+        </w:rPr>
         <w:t>}</w:t>
       </w:r>
     </w:p>
@@ -22894,7 +22993,7 @@
           <w:rFonts w:ascii="Consolas" w:hAnsi="Consolas"/>
           <w:sz w:val="18"/>
         </w:rPr>
-        <w:t>SplitStrategy strategy = strategies.get(splitType);   // "EQUAL", "PERCENTAGE" or "EXACT"</w:t>
+        <w:t>export function transactional(fn) {</w:t>
       </w:r>
     </w:p>
     <w:p>
@@ -22909,7 +23008,7 @@
           <w:rFonts w:ascii="Consolas" w:hAnsi="Consolas"/>
           <w:sz w:val="18"/>
         </w:rPr>
-        <w:t>if (strategy == null) {</w:t>
+        <w:t xml:space="preserve">  currentTransaction = [];                      // undo log filled by save() and delete()</w:t>
       </w:r>
     </w:p>
     <w:p>
@@ -22924,11 +23023,42 @@
           <w:rFonts w:ascii="Consolas" w:hAnsi="Consolas"/>
           <w:sz w:val="18"/>
         </w:rPr>
-        <w:t xml:space="preserve">    throw new InvalidSplitException("Unknown split type '" + request.getSplitType() + "'");</w:t>
-      </w:r>
-    </w:p>
-    <w:p>
-      <w:pPr>
+        <w:t xml:space="preserve">  try { return fn(); }</w:t>
+      </w:r>
+    </w:p>
+    <w:p>
+      <w:pPr>
+        <w:keepNext/>
+        <w:keepLines/>
+        <w:shd w:val="clear" w:color="auto" w:fill="F2F2F2"/>
+        <w:ind w:left="360"/>
+      </w:pPr>
+      <w:r>
+        <w:rPr>
+          <w:rFonts w:ascii="Consolas" w:hAnsi="Consolas"/>
+          <w:sz w:val="18"/>
+        </w:rPr>
+        <w:t xml:space="preserve">  catch (err) { currentTransaction.reverse().forEach((undo) =&gt; undo()); throw err; }</w:t>
+      </w:r>
+    </w:p>
+    <w:p>
+      <w:pPr>
+        <w:keepNext/>
+        <w:keepLines/>
+        <w:shd w:val="clear" w:color="auto" w:fill="F2F2F2"/>
+        <w:ind w:left="360"/>
+      </w:pPr>
+      <w:r>
+        <w:rPr>
+          <w:rFonts w:ascii="Consolas" w:hAnsi="Consolas"/>
+          <w:sz w:val="18"/>
+        </w:rPr>
+        <w:t xml:space="preserve">  finally { currentTransaction = null; }</w:t>
+      </w:r>
+    </w:p>
+    <w:p>
+      <w:pPr>
+        <w:keepNext/>
         <w:keepLines/>
         <w:shd w:val="clear" w:color="auto" w:fill="F2F2F2"/>
         <w:ind w:left="360"/>
@@ -22951,10 +23081,10 @@
         <w:rPr>
           <w:b/>
         </w:rPr>
-        <w:t>(b) All-or-nothing expense creation</w:t>
-      </w:r>
-      <w:r>
-        <w:t xml:space="preserve"> — ExpenseService.java</w:t>
+        <w:t>(c) Net balances with reduce and flatMap</w:t>
+      </w:r>
+      <w:r>
+        <w:t xml:space="preserve"> — BalanceService.js</w:t>
       </w:r>
     </w:p>
     <w:p>
@@ -22969,7 +23099,7 @@
           <w:rFonts w:ascii="Consolas" w:hAnsi="Consolas"/>
           <w:sz w:val="18"/>
         </w:rPr>
-        <w:t>@Transactional</w:t>
+        <w:t>const sumBy = (items, keyOf, valueOf) =&gt; items.reduce((totals, item) =&gt; {</w:t>
       </w:r>
     </w:p>
     <w:p>
@@ -22984,7 +23114,370 @@
           <w:rFonts w:ascii="Consolas" w:hAnsi="Consolas"/>
           <w:sz w:val="18"/>
         </w:rPr>
-        <w:t>public Expense addExpense(Long groupId, ExpenseRequest request) {</w:t>
+        <w:t xml:space="preserve">  totals.set(keyOf(item), (totals.get(keyOf(item)) ?? 0) + valueOf(item));</w:t>
+      </w:r>
+    </w:p>
+    <w:p>
+      <w:pPr>
+        <w:keepNext/>
+        <w:keepLines/>
+        <w:shd w:val="clear" w:color="auto" w:fill="F2F2F2"/>
+        <w:ind w:left="360"/>
+      </w:pPr>
+      <w:r>
+        <w:rPr>
+          <w:rFonts w:ascii="Consolas" w:hAnsi="Consolas"/>
+          <w:sz w:val="18"/>
+        </w:rPr>
+        <w:t xml:space="preserve">  return totals;</w:t>
+      </w:r>
+    </w:p>
+    <w:p>
+      <w:pPr>
+        <w:keepNext/>
+        <w:keepLines/>
+        <w:shd w:val="clear" w:color="auto" w:fill="F2F2F2"/>
+        <w:ind w:left="360"/>
+      </w:pPr>
+      <w:r>
+        <w:rPr>
+          <w:rFonts w:ascii="Consolas" w:hAnsi="Consolas"/>
+          <w:sz w:val="18"/>
+        </w:rPr>
+        <w:t>}, new Map());</w:t>
+      </w:r>
+    </w:p>
+    <w:p>
+      <w:pPr>
+        <w:keepNext/>
+        <w:keepLines/>
+        <w:shd w:val="clear" w:color="auto" w:fill="F2F2F2"/>
+        <w:ind w:left="360"/>
+      </w:pPr>
+      <w:r>
+        <w:rPr>
+          <w:rFonts w:ascii="Consolas" w:hAnsi="Consolas"/>
+          <w:sz w:val="18"/>
+        </w:rPr>
+        <w:t xml:space="preserve"> </w:t>
+      </w:r>
+    </w:p>
+    <w:p>
+      <w:pPr>
+        <w:keepNext/>
+        <w:keepLines/>
+        <w:shd w:val="clear" w:color="auto" w:fill="F2F2F2"/>
+        <w:ind w:left="360"/>
+      </w:pPr>
+      <w:r>
+        <w:rPr>
+          <w:rFonts w:ascii="Consolas" w:hAnsi="Consolas"/>
+          <w:sz w:val="18"/>
+        </w:rPr>
+        <w:t>const paid = sumBy(expenses, (e) =&gt; e.paidBy.id, (e) =&gt; e.amount);</w:t>
+      </w:r>
+    </w:p>
+    <w:p>
+      <w:pPr>
+        <w:keepNext/>
+        <w:keepLines/>
+        <w:shd w:val="clear" w:color="auto" w:fill="F2F2F2"/>
+        <w:ind w:left="360"/>
+      </w:pPr>
+      <w:r>
+        <w:rPr>
+          <w:rFonts w:ascii="Consolas" w:hAnsi="Consolas"/>
+          <w:sz w:val="18"/>
+        </w:rPr>
+        <w:t>const owed = sumBy(expenses.flatMap((e) =&gt; e.shares), (s) =&gt; s.user.id, (s) =&gt; s.shareAmount);</w:t>
+      </w:r>
+    </w:p>
+    <w:p>
+      <w:pPr>
+        <w:keepNext/>
+        <w:keepLines/>
+        <w:spacing w:before="200" w:after="100" w:line="360" w:lineRule="auto"/>
+      </w:pPr>
+      <w:r>
+        <w:rPr>
+          <w:b/>
+        </w:rPr>
+        <w:t>(d) Greedy settlement with two max-heaps</w:t>
+      </w:r>
+      <w:r>
+        <w:t xml:space="preserve"> — BalanceService.js</w:t>
+      </w:r>
+    </w:p>
+    <w:p>
+      <w:pPr>
+        <w:keepNext/>
+        <w:keepLines/>
+        <w:shd w:val="clear" w:color="auto" w:fill="F2F2F2"/>
+        <w:ind w:left="360"/>
+      </w:pPr>
+      <w:r>
+        <w:rPr>
+          <w:rFonts w:ascii="Consolas" w:hAnsi="Consolas"/>
+          <w:sz w:val="18"/>
+        </w:rPr>
+        <w:t>const creditors = new PriorityQueue((a, b) =&gt; b.amount - a.amount);</w:t>
+      </w:r>
+    </w:p>
+    <w:p>
+      <w:pPr>
+        <w:keepNext/>
+        <w:keepLines/>
+        <w:shd w:val="clear" w:color="auto" w:fill="F2F2F2"/>
+        <w:ind w:left="360"/>
+      </w:pPr>
+      <w:r>
+        <w:rPr>
+          <w:rFonts w:ascii="Consolas" w:hAnsi="Consolas"/>
+          <w:sz w:val="18"/>
+        </w:rPr>
+        <w:t>const debtors   = new PriorityQueue((a, b) =&gt; b.amount - a.amount);</w:t>
+      </w:r>
+    </w:p>
+    <w:p>
+      <w:pPr>
+        <w:keepNext/>
+        <w:keepLines/>
+        <w:shd w:val="clear" w:color="auto" w:fill="F2F2F2"/>
+        <w:ind w:left="360"/>
+      </w:pPr>
+      <w:r>
+        <w:rPr>
+          <w:rFonts w:ascii="Consolas" w:hAnsi="Consolas"/>
+          <w:sz w:val="18"/>
+        </w:rPr>
+        <w:t>while (!creditors.isEmpty() &amp;&amp; !debtors.isEmpty()) {</w:t>
+      </w:r>
+    </w:p>
+    <w:p>
+      <w:pPr>
+        <w:keepNext/>
+        <w:keepLines/>
+        <w:shd w:val="clear" w:color="auto" w:fill="F2F2F2"/>
+        <w:ind w:left="360"/>
+      </w:pPr>
+      <w:r>
+        <w:rPr>
+          <w:rFonts w:ascii="Consolas" w:hAnsi="Consolas"/>
+          <w:sz w:val="18"/>
+        </w:rPr>
+        <w:t xml:space="preserve">  const creditor = creditors.poll();</w:t>
+      </w:r>
+    </w:p>
+    <w:p>
+      <w:pPr>
+        <w:keepNext/>
+        <w:keepLines/>
+        <w:shd w:val="clear" w:color="auto" w:fill="F2F2F2"/>
+        <w:ind w:left="360"/>
+      </w:pPr>
+      <w:r>
+        <w:rPr>
+          <w:rFonts w:ascii="Consolas" w:hAnsi="Consolas"/>
+          <w:sz w:val="18"/>
+        </w:rPr>
+        <w:t xml:space="preserve">  const debtor = debtors.poll();</w:t>
+      </w:r>
+    </w:p>
+    <w:p>
+      <w:pPr>
+        <w:keepNext/>
+        <w:keepLines/>
+        <w:shd w:val="clear" w:color="auto" w:fill="F2F2F2"/>
+        <w:ind w:left="360"/>
+      </w:pPr>
+      <w:r>
+        <w:rPr>
+          <w:rFonts w:ascii="Consolas" w:hAnsi="Consolas"/>
+          <w:sz w:val="18"/>
+        </w:rPr>
+        <w:t xml:space="preserve">  const pay = config.round(Math.min(creditor.amount, debtor.amount));</w:t>
+      </w:r>
+    </w:p>
+    <w:p>
+      <w:pPr>
+        <w:keepNext/>
+        <w:keepLines/>
+        <w:shd w:val="clear" w:color="auto" w:fill="F2F2F2"/>
+        <w:ind w:left="360"/>
+      </w:pPr>
+      <w:r>
+        <w:rPr>
+          <w:rFonts w:ascii="Consolas" w:hAnsi="Consolas"/>
+          <w:sz w:val="18"/>
+        </w:rPr>
+        <w:t xml:space="preserve">  result.push({ ..., message: `${debtor.name} pays ${creditor.name} ${config.format(pay)}` });</w:t>
+      </w:r>
+    </w:p>
+    <w:p>
+      <w:pPr>
+        <w:keepNext/>
+        <w:keepLines/>
+        <w:shd w:val="clear" w:color="auto" w:fill="F2F2F2"/>
+        <w:ind w:left="360"/>
+      </w:pPr>
+      <w:r>
+        <w:rPr>
+          <w:rFonts w:ascii="Consolas" w:hAnsi="Consolas"/>
+          <w:sz w:val="18"/>
+        </w:rPr>
+        <w:t xml:space="preserve">  creditor.amount = config.round(creditor.amount - pay);</w:t>
+      </w:r>
+    </w:p>
+    <w:p>
+      <w:pPr>
+        <w:keepNext/>
+        <w:keepLines/>
+        <w:shd w:val="clear" w:color="auto" w:fill="F2F2F2"/>
+        <w:ind w:left="360"/>
+      </w:pPr>
+      <w:r>
+        <w:rPr>
+          <w:rFonts w:ascii="Consolas" w:hAnsi="Consolas"/>
+          <w:sz w:val="18"/>
+        </w:rPr>
+        <w:lastRenderedPageBreak/>
+        <w:t xml:space="preserve">  debtor.amount = config.round(debtor.amount - pay);</w:t>
+      </w:r>
+    </w:p>
+    <w:p>
+      <w:pPr>
+        <w:keepNext/>
+        <w:keepLines/>
+        <w:shd w:val="clear" w:color="auto" w:fill="F2F2F2"/>
+        <w:ind w:left="360"/>
+      </w:pPr>
+      <w:r>
+        <w:rPr>
+          <w:rFonts w:ascii="Consolas" w:hAnsi="Consolas"/>
+          <w:sz w:val="18"/>
+        </w:rPr>
+        <w:t xml:space="preserve">  if (creditor.amount &gt; config.tolerance) creditors.add(creditor);</w:t>
+      </w:r>
+    </w:p>
+    <w:p>
+      <w:pPr>
+        <w:keepNext/>
+        <w:keepLines/>
+        <w:shd w:val="clear" w:color="auto" w:fill="F2F2F2"/>
+        <w:ind w:left="360"/>
+      </w:pPr>
+      <w:r>
+        <w:rPr>
+          <w:rFonts w:ascii="Consolas" w:hAnsi="Consolas"/>
+          <w:sz w:val="18"/>
+        </w:rPr>
+        <w:t xml:space="preserve">  if (debtor.amount &gt; config.tolerance) debtors.add(debtor);</w:t>
+      </w:r>
+    </w:p>
+    <w:p>
+      <w:pPr>
+        <w:keepNext/>
+        <w:keepLines/>
+        <w:shd w:val="clear" w:color="auto" w:fill="F2F2F2"/>
+        <w:ind w:left="360"/>
+      </w:pPr>
+      <w:r>
+        <w:rPr>
+          <w:rFonts w:ascii="Consolas" w:hAnsi="Consolas"/>
+          <w:sz w:val="18"/>
+        </w:rPr>
+        <w:t>}</w:t>
+      </w:r>
+    </w:p>
+    <w:p>
+      <w:pPr>
+        <w:keepNext/>
+        <w:keepLines/>
+        <w:spacing w:before="200" w:after="100" w:line="360" w:lineRule="auto"/>
+      </w:pPr>
+      <w:r>
+        <w:rPr>
+          <w:b/>
+        </w:rPr>
+        <w:t>(e) Singleton with a private constructor token</w:t>
+      </w:r>
+      <w:r>
+        <w:t xml:space="preserve"> — ConfigService.js</w:t>
+      </w:r>
+    </w:p>
+    <w:p>
+      <w:pPr>
+        <w:keepNext/>
+        <w:keepLines/>
+        <w:shd w:val="clear" w:color="auto" w:fill="F2F2F2"/>
+        <w:ind w:left="360"/>
+      </w:pPr>
+      <w:r>
+        <w:rPr>
+          <w:rFonts w:ascii="Consolas" w:hAnsi="Consolas"/>
+          <w:sz w:val="18"/>
+        </w:rPr>
+        <w:t>const TOKEN = Symbol('ConfigService');</w:t>
+      </w:r>
+    </w:p>
+    <w:p>
+      <w:pPr>
+        <w:keepNext/>
+        <w:keepLines/>
+        <w:shd w:val="clear" w:color="auto" w:fill="F2F2F2"/>
+        <w:ind w:left="360"/>
+      </w:pPr>
+      <w:r>
+        <w:rPr>
+          <w:rFonts w:ascii="Consolas" w:hAnsi="Consolas"/>
+          <w:sz w:val="18"/>
+        </w:rPr>
+        <w:t>export class ConfigService {</w:t>
+      </w:r>
+    </w:p>
+    <w:p>
+      <w:pPr>
+        <w:keepNext/>
+        <w:keepLines/>
+        <w:shd w:val="clear" w:color="auto" w:fill="F2F2F2"/>
+        <w:ind w:left="360"/>
+      </w:pPr>
+      <w:r>
+        <w:rPr>
+          <w:rFonts w:ascii="Consolas" w:hAnsi="Consolas"/>
+          <w:sz w:val="18"/>
+        </w:rPr>
+        <w:t xml:space="preserve">  static #instance = null;</w:t>
+      </w:r>
+    </w:p>
+    <w:p>
+      <w:pPr>
+        <w:keepNext/>
+        <w:keepLines/>
+        <w:shd w:val="clear" w:color="auto" w:fill="F2F2F2"/>
+        <w:ind w:left="360"/>
+      </w:pPr>
+      <w:r>
+        <w:rPr>
+          <w:rFonts w:ascii="Consolas" w:hAnsi="Consolas"/>
+          <w:sz w:val="18"/>
+        </w:rPr>
+        <w:t xml:space="preserve">  constructor(token) {</w:t>
+      </w:r>
+    </w:p>
+    <w:p>
+      <w:pPr>
+        <w:keepNext/>
+        <w:keepLines/>
+        <w:shd w:val="clear" w:color="auto" w:fill="F2F2F2"/>
+        <w:ind w:left="360"/>
+      </w:pPr>
+      <w:r>
+        <w:rPr>
+          <w:rFonts w:ascii="Consolas" w:hAnsi="Consolas"/>
+          <w:sz w:val="18"/>
+        </w:rPr>
+        <w:t xml:space="preserve">    if (token !== TOKEN) throw new Error('Use ConfigService.getInstance()');   // "private"</w:t>
       </w:r>
     </w:p>
     <w:p>
@@ -23014,7 +23507,7 @@
           <w:rFonts w:ascii="Consolas" w:hAnsi="Consolas"/>
           <w:sz w:val="18"/>
         </w:rPr>
-        <w:t xml:space="preserve">    expense = expenseRepository.save(expense);                       // 1. save the expense</w:t>
+        <w:t xml:space="preserve">  }</w:t>
       </w:r>
     </w:p>
     <w:p>
@@ -23029,7 +23522,7 @@
           <w:rFonts w:ascii="Consolas" w:hAnsi="Consolas"/>
           <w:sz w:val="18"/>
         </w:rPr>
-        <w:t xml:space="preserve">    Map&lt;Long, Double&gt; shares = strategy.calculateShares(amount, splits); // 2. may throw -&gt; ROLLBACK</w:t>
+        <w:t xml:space="preserve">  static getInstance() {</w:t>
       </w:r>
     </w:p>
     <w:p>
@@ -23044,7 +23537,7 @@
           <w:rFonts w:ascii="Consolas" w:hAnsi="Consolas"/>
           <w:sz w:val="18"/>
         </w:rPr>
-        <w:t xml:space="preserve">    shares.forEach((userId, share) -&gt; expense.addShare(new ExpenseShare(userService.getUser(userId), share)));</w:t>
+        <w:t xml:space="preserve">    if (!ConfigService.#instance) ConfigService.#instance = new ConfigService(TOKEN);</w:t>
       </w:r>
     </w:p>
     <w:p>
@@ -23059,7 +23552,7 @@
           <w:rFonts w:ascii="Consolas" w:hAnsi="Consolas"/>
           <w:sz w:val="18"/>
         </w:rPr>
-        <w:t xml:space="preserve">    eventPublisher.notifyExpenseAdded(expense);                     // 3. observers (audit log)</w:t>
+        <w:t xml:space="preserve">    return ConfigService.#instance;</w:t>
       </w:r>
     </w:p>
     <w:p>
@@ -23074,11 +23567,12 @@
           <w:rFonts w:ascii="Consolas" w:hAnsi="Consolas"/>
           <w:sz w:val="18"/>
         </w:rPr>
-        <w:t xml:space="preserve">    return expense;</w:t>
-      </w:r>
-    </w:p>
-    <w:p>
-      <w:pPr>
+        <w:t xml:space="preserve">  }</w:t>
+      </w:r>
+    </w:p>
+    <w:p>
+      <w:pPr>
+        <w:keepNext/>
         <w:keepLines/>
         <w:shd w:val="clear" w:color="auto" w:fill="F2F2F2"/>
         <w:ind w:left="360"/>
@@ -23093,6 +23587,23 @@
     </w:p>
     <w:p>
       <w:pPr>
+        <w:pStyle w:val="Heading2"/>
+        <w:tabs>
+          <w:tab w:val="left" w:pos="720"/>
+        </w:tabs>
+      </w:pPr>
+      <w:bookmarkStart w:id="59" w:name="_Toc244083351"/>
+      <w:r>
+        <w:t>D.</w:t>
+      </w:r>
+      <w:r>
+        <w:tab/>
+        <w:t>Sample API Requests and Responses</w:t>
+      </w:r>
+      <w:bookmarkEnd w:id="59"/>
+    </w:p>
+    <w:p>
+      <w:pPr>
         <w:keepNext/>
         <w:keepLines/>
         <w:spacing w:before="200" w:after="100" w:line="360" w:lineRule="auto"/>
@@ -23101,10 +23612,10 @@
         <w:rPr>
           <w:b/>
         </w:rPr>
-        <w:t>(c) Net balances with Streams</w:t>
-      </w:r>
-      <w:r>
-        <w:t xml:space="preserve"> — BalanceService.java</w:t>
+        <w:t>(a) Add a PERCENTAGE expense</w:t>
+      </w:r>
+      <w:r>
+        <w:t xml:space="preserve"> — POST /api/groups/1/expenses</w:t>
       </w:r>
     </w:p>
     <w:p>
@@ -23119,7 +23630,7 @@
           <w:rFonts w:ascii="Consolas" w:hAnsi="Consolas"/>
           <w:sz w:val="18"/>
         </w:rPr>
-        <w:t>Map&lt;Long, Double&gt; paid = expenses.stream()</w:t>
+        <w:t>{</w:t>
       </w:r>
     </w:p>
     <w:p>
@@ -23134,7 +23645,7 @@
           <w:rFonts w:ascii="Consolas" w:hAnsi="Consolas"/>
           <w:sz w:val="18"/>
         </w:rPr>
-        <w:t xml:space="preserve">        .collect(Collectors.groupingBy(e -&gt; e.getPaidBy().getId(), HashMap::new,</w:t>
+        <w:t xml:space="preserve">  "description": "Cab to airport", "amount": 1000, "paidBy": 2, "splitType": "PERCENTAGE",</w:t>
       </w:r>
     </w:p>
     <w:p>
@@ -23149,7 +23660,7 @@
           <w:rFonts w:ascii="Consolas" w:hAnsi="Consolas"/>
           <w:sz w:val="18"/>
         </w:rPr>
-        <w:t xml:space="preserve">                 Collectors.summingDouble(Expense::getAmount)));</w:t>
+        <w:t xml:space="preserve">  "splits": [ {"userId": 1, "value": 25}, {"userId": 2, "value": 25},</w:t>
       </w:r>
     </w:p>
     <w:p>
@@ -23164,232 +23675,7 @@
           <w:rFonts w:ascii="Consolas" w:hAnsi="Consolas"/>
           <w:sz w:val="18"/>
         </w:rPr>
-        <w:t>Map&lt;Long, Double&gt; owed = expenses.stream()</w:t>
-      </w:r>
-    </w:p>
-    <w:p>
-      <w:pPr>
-        <w:keepNext/>
-        <w:keepLines/>
-        <w:shd w:val="clear" w:color="auto" w:fill="F2F2F2"/>
-        <w:ind w:left="360"/>
-      </w:pPr>
-      <w:r>
-        <w:rPr>
-          <w:rFonts w:ascii="Consolas" w:hAnsi="Consolas"/>
-          <w:sz w:val="18"/>
-        </w:rPr>
-        <w:t xml:space="preserve">        .flatMap(e -&gt; e.getShares().stream())</w:t>
-      </w:r>
-    </w:p>
-    <w:p>
-      <w:pPr>
-        <w:keepNext/>
-        <w:keepLines/>
-        <w:shd w:val="clear" w:color="auto" w:fill="F2F2F2"/>
-        <w:ind w:left="360"/>
-      </w:pPr>
-      <w:r>
-        <w:rPr>
-          <w:rFonts w:ascii="Consolas" w:hAnsi="Consolas"/>
-          <w:sz w:val="18"/>
-        </w:rPr>
-        <w:t xml:space="preserve">        .collect(Collectors.groupingBy(s -&gt; s.getUser().getId(), HashMap::new,</w:t>
-      </w:r>
-    </w:p>
-    <w:p>
-      <w:pPr>
-        <w:keepLines/>
-        <w:shd w:val="clear" w:color="auto" w:fill="F2F2F2"/>
-        <w:ind w:left="360"/>
-      </w:pPr>
-      <w:r>
-        <w:rPr>
-          <w:rFonts w:ascii="Consolas" w:hAnsi="Consolas"/>
-          <w:sz w:val="18"/>
-        </w:rPr>
-        <w:t xml:space="preserve">                 Collectors.summingDouble(ExpenseShare::getShareAmount)));</w:t>
-      </w:r>
-    </w:p>
-    <w:p>
-      <w:pPr>
-        <w:keepNext/>
-        <w:keepLines/>
-        <w:spacing w:before="200" w:after="100" w:line="360" w:lineRule="auto"/>
-      </w:pPr>
-      <w:r>
-        <w:rPr>
-          <w:b/>
-        </w:rPr>
-        <w:t>(d) Greedy settlement with two max-heaps</w:t>
-      </w:r>
-      <w:r>
-        <w:t xml:space="preserve"> — BalanceService.java</w:t>
-      </w:r>
-    </w:p>
-    <w:p>
-      <w:pPr>
-        <w:keepNext/>
-        <w:keepLines/>
-        <w:shd w:val="clear" w:color="auto" w:fill="F2F2F2"/>
-        <w:ind w:left="360"/>
-      </w:pPr>
-      <w:r>
-        <w:rPr>
-          <w:rFonts w:ascii="Consolas" w:hAnsi="Consolas"/>
-          <w:sz w:val="18"/>
-        </w:rPr>
-        <w:t>PriorityQueue&lt;Party&gt; creditors = new PriorityQueue&lt;&gt;((a, b) -&gt; Double.compare(b.amount, a.amount));</w:t>
-      </w:r>
-    </w:p>
-    <w:p>
-      <w:pPr>
-        <w:keepNext/>
-        <w:keepLines/>
-        <w:shd w:val="clear" w:color="auto" w:fill="F2F2F2"/>
-        <w:ind w:left="360"/>
-      </w:pPr>
-      <w:r>
-        <w:rPr>
-          <w:rFonts w:ascii="Consolas" w:hAnsi="Consolas"/>
-          <w:sz w:val="18"/>
-        </w:rPr>
-        <w:t>PriorityQueue&lt;Party&gt; debtors   = new PriorityQueue&lt;&gt;((a, b) -&gt; Double.compare(b.amount, a.amount));</w:t>
-      </w:r>
-    </w:p>
-    <w:p>
-      <w:pPr>
-        <w:keepNext/>
-        <w:keepLines/>
-        <w:shd w:val="clear" w:color="auto" w:fill="F2F2F2"/>
-        <w:ind w:left="360"/>
-      </w:pPr>
-      <w:r>
-        <w:rPr>
-          <w:rFonts w:ascii="Consolas" w:hAnsi="Consolas"/>
-          <w:sz w:val="18"/>
-        </w:rPr>
-        <w:t>while (!creditors.isEmpty() &amp;&amp; !debtors.isEmpty()) {</w:t>
-      </w:r>
-    </w:p>
-    <w:p>
-      <w:pPr>
-        <w:keepNext/>
-        <w:keepLines/>
-        <w:shd w:val="clear" w:color="auto" w:fill="F2F2F2"/>
-        <w:ind w:left="360"/>
-      </w:pPr>
-      <w:r>
-        <w:rPr>
-          <w:rFonts w:ascii="Consolas" w:hAnsi="Consolas"/>
-          <w:sz w:val="18"/>
-        </w:rPr>
-        <w:t xml:space="preserve">    Party creditor = creditors.poll();</w:t>
-      </w:r>
-    </w:p>
-    <w:p>
-      <w:pPr>
-        <w:keepNext/>
-        <w:keepLines/>
-        <w:shd w:val="clear" w:color="auto" w:fill="F2F2F2"/>
-        <w:ind w:left="360"/>
-      </w:pPr>
-      <w:r>
-        <w:rPr>
-          <w:rFonts w:ascii="Consolas" w:hAnsi="Consolas"/>
-          <w:sz w:val="18"/>
-        </w:rPr>
-        <w:t xml:space="preserve">    Party debtor = debtors.poll();</w:t>
-      </w:r>
-    </w:p>
-    <w:p>
-      <w:pPr>
-        <w:keepNext/>
-        <w:keepLines/>
-        <w:shd w:val="clear" w:color="auto" w:fill="F2F2F2"/>
-        <w:ind w:left="360"/>
-      </w:pPr>
-      <w:r>
-        <w:rPr>
-          <w:rFonts w:ascii="Consolas" w:hAnsi="Consolas"/>
-          <w:sz w:val="18"/>
-        </w:rPr>
-        <w:t xml:space="preserve">    double pay = config.round(Math.min(creditor.amount, debtor.amount));</w:t>
-      </w:r>
-    </w:p>
-    <w:p>
-      <w:pPr>
-        <w:keepNext/>
-        <w:keepLines/>
-        <w:shd w:val="clear" w:color="auto" w:fill="F2F2F2"/>
-        <w:ind w:left="360"/>
-      </w:pPr>
-      <w:r>
-        <w:rPr>
-          <w:rFonts w:ascii="Consolas" w:hAnsi="Consolas"/>
-          <w:sz w:val="18"/>
-        </w:rPr>
-        <w:t xml:space="preserve">    result.add(new SettlementResponse(..., debtor.name + " pays " + creditor.name + " " + config.format(pay)));</w:t>
-      </w:r>
-    </w:p>
-    <w:p>
-      <w:pPr>
-        <w:keepNext/>
-        <w:keepLines/>
-        <w:shd w:val="clear" w:color="auto" w:fill="F2F2F2"/>
-        <w:ind w:left="360"/>
-      </w:pPr>
-      <w:r>
-        <w:rPr>
-          <w:rFonts w:ascii="Consolas" w:hAnsi="Consolas"/>
-          <w:sz w:val="18"/>
-        </w:rPr>
-        <w:t xml:space="preserve">    creditor.amount = config.round(creditor.amount - pay);</w:t>
-      </w:r>
-    </w:p>
-    <w:p>
-      <w:pPr>
-        <w:keepNext/>
-        <w:keepLines/>
-        <w:shd w:val="clear" w:color="auto" w:fill="F2F2F2"/>
-        <w:ind w:left="360"/>
-      </w:pPr>
-      <w:r>
-        <w:rPr>
-          <w:rFonts w:ascii="Consolas" w:hAnsi="Consolas"/>
-          <w:sz w:val="18"/>
-        </w:rPr>
-        <w:t xml:space="preserve">    debtor.amount = config.round(debtor.amount - pay);</w:t>
-      </w:r>
-    </w:p>
-    <w:p>
-      <w:pPr>
-        <w:keepNext/>
-        <w:keepLines/>
-        <w:shd w:val="clear" w:color="auto" w:fill="F2F2F2"/>
-        <w:ind w:left="360"/>
-      </w:pPr>
-      <w:r>
-        <w:rPr>
-          <w:rFonts w:ascii="Consolas" w:hAnsi="Consolas"/>
-          <w:sz w:val="18"/>
-        </w:rPr>
-        <w:t xml:space="preserve">    if (creditor.amount &gt; config.getTolerance()) creditors.add(creditor);</w:t>
-      </w:r>
-    </w:p>
-    <w:p>
-      <w:pPr>
-        <w:keepNext/>
-        <w:keepLines/>
-        <w:shd w:val="clear" w:color="auto" w:fill="F2F2F2"/>
-        <w:ind w:left="360"/>
-      </w:pPr>
-      <w:r>
-        <w:rPr>
-          <w:rFonts w:ascii="Consolas" w:hAnsi="Consolas"/>
-          <w:sz w:val="18"/>
-        </w:rPr>
-        <w:t xml:space="preserve">    if (debtor.amount &gt; config.getTolerance()) debtors.add(debtor);</w:t>
+        <w:t xml:space="preserve">              {"userId": 3, "value": 30}, {"userId": 4, "value": 20} ]</w:t>
       </w:r>
     </w:p>
     <w:p>
@@ -23416,11 +23702,10 @@
         <w:rPr>
           <w:b/>
         </w:rPr>
-        <w:lastRenderedPageBreak/>
-        <w:t>(e) Thread-safe Singleton</w:t>
-      </w:r>
-      <w:r>
-        <w:t xml:space="preserve"> — ConfigService.java</w:t>
+        <w:t>(b) Error response when the percentages do not total 100</w:t>
+      </w:r>
+      <w:r>
+        <w:t xml:space="preserve"> — 400 Bad Request</w:t>
       </w:r>
     </w:p>
     <w:p>
@@ -23435,12 +23720,11 @@
           <w:rFonts w:ascii="Consolas" w:hAnsi="Consolas"/>
           <w:sz w:val="18"/>
         </w:rPr>
-        <w:t>private static volatile ConfigService instance;</w:t>
-      </w:r>
-    </w:p>
-    <w:p>
-      <w:pPr>
-        <w:keepNext/>
+        <w:t>{ "timestamp": "2026-10-28T12:26:41.392", "status": 400, "error": "Bad Request",</w:t>
+      </w:r>
+    </w:p>
+    <w:p>
+      <w:pPr>
         <w:keepLines/>
         <w:shd w:val="clear" w:color="auto" w:fill="F2F2F2"/>
         <w:ind w:left="360"/>
@@ -23450,293 +23734,7 @@
           <w:rFonts w:ascii="Consolas" w:hAnsi="Consolas"/>
           <w:sz w:val="18"/>
         </w:rPr>
-        <w:t>private ConfigService() { ... }                 // nobody can call new ConfigService()</w:t>
-      </w:r>
-    </w:p>
-    <w:p>
-      <w:pPr>
-        <w:keepNext/>
-        <w:keepLines/>
-        <w:shd w:val="clear" w:color="auto" w:fill="F2F2F2"/>
-        <w:ind w:left="360"/>
-      </w:pPr>
-      <w:r>
-        <w:rPr>
-          <w:rFonts w:ascii="Consolas" w:hAnsi="Consolas"/>
-          <w:sz w:val="18"/>
-        </w:rPr>
-        <w:t xml:space="preserve"> </w:t>
-      </w:r>
-    </w:p>
-    <w:p>
-      <w:pPr>
-        <w:keepNext/>
-        <w:keepLines/>
-        <w:shd w:val="clear" w:color="auto" w:fill="F2F2F2"/>
-        <w:ind w:left="360"/>
-      </w:pPr>
-      <w:r>
-        <w:rPr>
-          <w:rFonts w:ascii="Consolas" w:hAnsi="Consolas"/>
-          <w:sz w:val="18"/>
-        </w:rPr>
-        <w:t>public static ConfigService getInstance() {</w:t>
-      </w:r>
-    </w:p>
-    <w:p>
-      <w:pPr>
-        <w:keepNext/>
-        <w:keepLines/>
-        <w:shd w:val="clear" w:color="auto" w:fill="F2F2F2"/>
-        <w:ind w:left="360"/>
-      </w:pPr>
-      <w:r>
-        <w:rPr>
-          <w:rFonts w:ascii="Consolas" w:hAnsi="Consolas"/>
-          <w:sz w:val="18"/>
-        </w:rPr>
-        <w:t xml:space="preserve">    if (instance == null) {</w:t>
-      </w:r>
-    </w:p>
-    <w:p>
-      <w:pPr>
-        <w:keepNext/>
-        <w:keepLines/>
-        <w:shd w:val="clear" w:color="auto" w:fill="F2F2F2"/>
-        <w:ind w:left="360"/>
-      </w:pPr>
-      <w:r>
-        <w:rPr>
-          <w:rFonts w:ascii="Consolas" w:hAnsi="Consolas"/>
-          <w:sz w:val="18"/>
-        </w:rPr>
-        <w:t xml:space="preserve">        synchronized (ConfigService.class) {</w:t>
-      </w:r>
-    </w:p>
-    <w:p>
-      <w:pPr>
-        <w:keepNext/>
-        <w:keepLines/>
-        <w:shd w:val="clear" w:color="auto" w:fill="F2F2F2"/>
-        <w:ind w:left="360"/>
-      </w:pPr>
-      <w:r>
-        <w:rPr>
-          <w:rFonts w:ascii="Consolas" w:hAnsi="Consolas"/>
-          <w:sz w:val="18"/>
-        </w:rPr>
-        <w:t xml:space="preserve">            if (instance == null) instance = new ConfigService();</w:t>
-      </w:r>
-    </w:p>
-    <w:p>
-      <w:pPr>
-        <w:keepNext/>
-        <w:keepLines/>
-        <w:shd w:val="clear" w:color="auto" w:fill="F2F2F2"/>
-        <w:ind w:left="360"/>
-      </w:pPr>
-      <w:r>
-        <w:rPr>
-          <w:rFonts w:ascii="Consolas" w:hAnsi="Consolas"/>
-          <w:sz w:val="18"/>
-        </w:rPr>
-        <w:t xml:space="preserve">        }</w:t>
-      </w:r>
-    </w:p>
-    <w:p>
-      <w:pPr>
-        <w:keepNext/>
-        <w:keepLines/>
-        <w:shd w:val="clear" w:color="auto" w:fill="F2F2F2"/>
-        <w:ind w:left="360"/>
-      </w:pPr>
-      <w:r>
-        <w:rPr>
-          <w:rFonts w:ascii="Consolas" w:hAnsi="Consolas"/>
-          <w:sz w:val="18"/>
-        </w:rPr>
-        <w:t xml:space="preserve">    }</w:t>
-      </w:r>
-    </w:p>
-    <w:p>
-      <w:pPr>
-        <w:keepNext/>
-        <w:keepLines/>
-        <w:shd w:val="clear" w:color="auto" w:fill="F2F2F2"/>
-        <w:ind w:left="360"/>
-      </w:pPr>
-      <w:r>
-        <w:rPr>
-          <w:rFonts w:ascii="Consolas" w:hAnsi="Consolas"/>
-          <w:sz w:val="18"/>
-        </w:rPr>
-        <w:t xml:space="preserve">    return instance;</w:t>
-      </w:r>
-    </w:p>
-    <w:p>
-      <w:pPr>
-        <w:keepLines/>
-        <w:shd w:val="clear" w:color="auto" w:fill="F2F2F2"/>
-        <w:ind w:left="360"/>
-      </w:pPr>
-      <w:r>
-        <w:rPr>
-          <w:rFonts w:ascii="Consolas" w:hAnsi="Consolas"/>
-          <w:sz w:val="18"/>
-        </w:rPr>
-        <w:t>}</w:t>
-      </w:r>
-    </w:p>
-    <w:p>
-      <w:pPr>
-        <w:pStyle w:val="Heading2"/>
-        <w:tabs>
-          <w:tab w:val="left" w:pos="720"/>
-        </w:tabs>
-      </w:pPr>
-      <w:bookmarkStart w:id="59" w:name="_Toc243566954"/>
-      <w:r>
-        <w:t>D.</w:t>
-      </w:r>
-      <w:r>
-        <w:tab/>
-        <w:t>Sample API Requests and Responses</w:t>
-      </w:r>
-      <w:bookmarkEnd w:id="59"/>
-    </w:p>
-    <w:p>
-      <w:pPr>
-        <w:keepNext/>
-        <w:keepLines/>
-        <w:spacing w:before="200" w:after="100" w:line="360" w:lineRule="auto"/>
-      </w:pPr>
-      <w:r>
-        <w:rPr>
-          <w:b/>
-        </w:rPr>
-        <w:t>(a) Add a PERCENTAGE expense</w:t>
-      </w:r>
-      <w:r>
-        <w:t xml:space="preserve"> — POST /api/groups/1/expenses</w:t>
-      </w:r>
-    </w:p>
-    <w:p>
-      <w:pPr>
-        <w:keepNext/>
-        <w:keepLines/>
-        <w:shd w:val="clear" w:color="auto" w:fill="F2F2F2"/>
-        <w:ind w:left="360"/>
-      </w:pPr>
-      <w:r>
-        <w:rPr>
-          <w:rFonts w:ascii="Consolas" w:hAnsi="Consolas"/>
-          <w:sz w:val="18"/>
-        </w:rPr>
-        <w:t>{</w:t>
-      </w:r>
-    </w:p>
-    <w:p>
-      <w:pPr>
-        <w:keepNext/>
-        <w:keepLines/>
-        <w:shd w:val="clear" w:color="auto" w:fill="F2F2F2"/>
-        <w:ind w:left="360"/>
-      </w:pPr>
-      <w:r>
-        <w:rPr>
-          <w:rFonts w:ascii="Consolas" w:hAnsi="Consolas"/>
-          <w:sz w:val="18"/>
-        </w:rPr>
-        <w:t xml:space="preserve">  "description": "Cab to airport", "amount": 1000, "paidBy": 2, "splitType": "PERCENTAGE",</w:t>
-      </w:r>
-    </w:p>
-    <w:p>
-      <w:pPr>
-        <w:keepNext/>
-        <w:keepLines/>
-        <w:shd w:val="clear" w:color="auto" w:fill="F2F2F2"/>
-        <w:ind w:left="360"/>
-      </w:pPr>
-      <w:r>
-        <w:rPr>
-          <w:rFonts w:ascii="Consolas" w:hAnsi="Consolas"/>
-          <w:sz w:val="18"/>
-        </w:rPr>
-        <w:t xml:space="preserve">  "splits": [ {"userId": 1, "value": 25}, {"userId": 2, "value": 25},</w:t>
-      </w:r>
-    </w:p>
-    <w:p>
-      <w:pPr>
-        <w:keepNext/>
-        <w:keepLines/>
-        <w:shd w:val="clear" w:color="auto" w:fill="F2F2F2"/>
-        <w:ind w:left="360"/>
-      </w:pPr>
-      <w:r>
-        <w:rPr>
-          <w:rFonts w:ascii="Consolas" w:hAnsi="Consolas"/>
-          <w:sz w:val="18"/>
-        </w:rPr>
-        <w:t xml:space="preserve">              {"userId": 3, "value": 30}, {"userId": 4, "value": 20} ]</w:t>
-      </w:r>
-    </w:p>
-    <w:p>
-      <w:pPr>
-        <w:keepLines/>
-        <w:shd w:val="clear" w:color="auto" w:fill="F2F2F2"/>
-        <w:ind w:left="360"/>
-      </w:pPr>
-      <w:r>
-        <w:rPr>
-          <w:rFonts w:ascii="Consolas" w:hAnsi="Consolas"/>
-          <w:sz w:val="18"/>
-        </w:rPr>
-        <w:t>}</w:t>
-      </w:r>
-    </w:p>
-    <w:p>
-      <w:pPr>
-        <w:keepNext/>
-        <w:keepLines/>
-        <w:spacing w:before="200" w:after="100" w:line="360" w:lineRule="auto"/>
-      </w:pPr>
-      <w:r>
-        <w:rPr>
-          <w:b/>
-        </w:rPr>
-        <w:t>(b) Error response when the percentages do not total 100</w:t>
-      </w:r>
-      <w:r>
-        <w:t xml:space="preserve"> — 400 Bad Request</w:t>
-      </w:r>
-    </w:p>
-    <w:p>
-      <w:pPr>
-        <w:keepNext/>
-        <w:keepLines/>
-        <w:shd w:val="clear" w:color="auto" w:fill="F2F2F2"/>
-        <w:ind w:left="360"/>
-      </w:pPr>
-      <w:r>
-        <w:rPr>
-          <w:rFonts w:ascii="Consolas" w:hAnsi="Consolas"/>
-          <w:sz w:val="18"/>
-        </w:rPr>
-        <w:t>{ "timestamp": "2026-10-22T12:00:27.92", "status": 400, "error": "Bad Request",</w:t>
-      </w:r>
-    </w:p>
-    <w:p>
-      <w:pPr>
-        <w:keepLines/>
-        <w:shd w:val="clear" w:color="auto" w:fill="F2F2F2"/>
-        <w:ind w:left="360"/>
-      </w:pPr>
-      <w:r>
-        <w:rPr>
-          <w:rFonts w:ascii="Consolas" w:hAnsi="Consolas"/>
-          <w:sz w:val="18"/>
-        </w:rPr>
-        <w:t xml:space="preserve">  "message": "Percentages must add up to 100, but got 90.0" }</w:t>
+        <w:t xml:space="preserve">  "message": "Percentages must add up to 100, but got 90" }</w:t>
       </w:r>
     </w:p>
     <w:p>
@@ -23895,12 +23893,11 @@
       </w:pPr>
       <w:r>
         <w:rPr>
-          <w:b/>
           <w:bCs/>
           <w:sz w:val="28"/>
           <w:szCs w:val="28"/>
         </w:rPr>
-        <w:t>EXPENSE SPLITTER: A SPLITWISE-STYLE GROUP EXPENSE SETTLEMENT SYSTEM USING SPRING BOOT AND DESIGN PATTERNS</w:t>
+        <w:t>EXPENSE SPLITTER: A SPLITWISE-STYLE GROUP EXPENSE SETTLEMENT SYSTEM USING REACT, NODE.JS AND DESIGN PATTERNS</w:t>
       </w:r>
     </w:p>
     <w:p>
@@ -24029,7 +24026,7 @@
         <w:jc w:val="center"/>
       </w:pPr>
       <w:r>
-        <w:t>Project folder: expense-splitter  ·  run with mvnw spring-boot:run</w:t>
+        <w:t>GitHub: expense-splitter-fsd  ·  run with npm run setup, npm run build, npm start</w:t>
       </w:r>
     </w:p>
     <w:p>

--- a/docs/ExpenseSplitter_Project_Report.docx
+++ b/docs/ExpenseSplitter_Project_Report.docx
@@ -355,6 +355,9 @@
         <w:gridCol w:w="4333"/>
       </w:tblGrid>
       <w:tr>
+        <w:trPr>
+          <w:cantSplit/>
+        </w:trPr>
         <w:tc>
           <w:tcPr>
             <w:tcW w:w="4333" w:type="dxa"/>
@@ -421,7 +424,7 @@
               <w:spacing w:after="200"/>
             </w:pPr>
             <w:r>
-              <w:t>Harsh Gupta</w:t>
+              <w:t>Suchi Sharma</w:t>
             </w:r>
           </w:p>
           <w:p>
@@ -534,7 +537,7 @@
           <w:r>
             <w:fldChar w:fldCharType="separate"/>
           </w:r>
-          <w:hyperlink w:anchor="_Toc244083319" w:history="1">
+          <w:hyperlink w:anchor="_Toc244083914" w:history="1">
             <w:r>
               <w:rPr>
                 <w:rStyle w:val="Hyperlink"/>
@@ -558,7 +561,7 @@
               <w:rPr>
                 <w:noProof/>
               </w:rPr>
-              <w:instrText xml:space="preserve"> PAGEREF _Toc244083319 \h </w:instrText>
+              <w:instrText xml:space="preserve"> PAGEREF _Toc244083914 \h </w:instrText>
             </w:r>
             <w:r>
               <w:rPr>
@@ -598,7 +601,7 @@
               <w14:ligatures w14:val="standardContextual"/>
             </w:rPr>
           </w:pPr>
-          <w:hyperlink w:anchor="_Toc244083320" w:history="1">
+          <w:hyperlink w:anchor="_Toc244083915" w:history="1">
             <w:r>
               <w:rPr>
                 <w:rStyle w:val="Hyperlink"/>
@@ -622,7 +625,7 @@
               <w:rPr>
                 <w:noProof/>
               </w:rPr>
-              <w:instrText xml:space="preserve"> PAGEREF _Toc244083320 \h </w:instrText>
+              <w:instrText xml:space="preserve"> PAGEREF _Toc244083915 \h </w:instrText>
             </w:r>
             <w:r>
               <w:rPr>
@@ -662,7 +665,7 @@
               <w14:ligatures w14:val="standardContextual"/>
             </w:rPr>
           </w:pPr>
-          <w:hyperlink w:anchor="_Toc244083321" w:history="1">
+          <w:hyperlink w:anchor="_Toc244083916" w:history="1">
             <w:r>
               <w:rPr>
                 <w:rStyle w:val="Hyperlink"/>
@@ -686,7 +689,7 @@
               <w:rPr>
                 <w:noProof/>
               </w:rPr>
-              <w:instrText xml:space="preserve"> PAGEREF _Toc244083321 \h </w:instrText>
+              <w:instrText xml:space="preserve"> PAGEREF _Toc244083916 \h </w:instrText>
             </w:r>
             <w:r>
               <w:rPr>
@@ -703,7 +706,7 @@
               <w:rPr>
                 <w:noProof/>
               </w:rPr>
-              <w:t>7</w:t>
+              <w:t>6</w:t>
             </w:r>
             <w:r>
               <w:rPr>
@@ -727,7 +730,7 @@
               <w14:ligatures w14:val="standardContextual"/>
             </w:rPr>
           </w:pPr>
-          <w:hyperlink w:anchor="_Toc244083322" w:history="1">
+          <w:hyperlink w:anchor="_Toc244083917" w:history="1">
             <w:r>
               <w:rPr>
                 <w:rStyle w:val="Hyperlink"/>
@@ -767,7 +770,7 @@
               <w:rPr>
                 <w:noProof/>
               </w:rPr>
-              <w:instrText xml:space="preserve"> PAGEREF _Toc244083322 \h </w:instrText>
+              <w:instrText xml:space="preserve"> PAGEREF _Toc244083917 \h </w:instrText>
             </w:r>
             <w:r>
               <w:rPr>
@@ -784,7 +787,7 @@
               <w:rPr>
                 <w:noProof/>
               </w:rPr>
-              <w:t>7</w:t>
+              <w:t>6</w:t>
             </w:r>
             <w:r>
               <w:rPr>
@@ -808,7 +811,7 @@
               <w14:ligatures w14:val="standardContextual"/>
             </w:rPr>
           </w:pPr>
-          <w:hyperlink w:anchor="_Toc244083323" w:history="1">
+          <w:hyperlink w:anchor="_Toc244083918" w:history="1">
             <w:r>
               <w:rPr>
                 <w:rStyle w:val="Hyperlink"/>
@@ -848,7 +851,7 @@
               <w:rPr>
                 <w:noProof/>
               </w:rPr>
-              <w:instrText xml:space="preserve"> PAGEREF _Toc244083323 \h </w:instrText>
+              <w:instrText xml:space="preserve"> PAGEREF _Toc244083918 \h </w:instrText>
             </w:r>
             <w:r>
               <w:rPr>
@@ -865,7 +868,7 @@
               <w:rPr>
                 <w:noProof/>
               </w:rPr>
-              <w:t>7</w:t>
+              <w:t>6</w:t>
             </w:r>
             <w:r>
               <w:rPr>
@@ -889,7 +892,7 @@
               <w14:ligatures w14:val="standardContextual"/>
             </w:rPr>
           </w:pPr>
-          <w:hyperlink w:anchor="_Toc244083324" w:history="1">
+          <w:hyperlink w:anchor="_Toc244083919" w:history="1">
             <w:r>
               <w:rPr>
                 <w:rStyle w:val="Hyperlink"/>
@@ -929,7 +932,7 @@
               <w:rPr>
                 <w:noProof/>
               </w:rPr>
-              <w:instrText xml:space="preserve"> PAGEREF _Toc244083324 \h </w:instrText>
+              <w:instrText xml:space="preserve"> PAGEREF _Toc244083919 \h </w:instrText>
             </w:r>
             <w:r>
               <w:rPr>
@@ -946,7 +949,7 @@
               <w:rPr>
                 <w:noProof/>
               </w:rPr>
-              <w:t>8</w:t>
+              <w:t>7</w:t>
             </w:r>
             <w:r>
               <w:rPr>
@@ -970,7 +973,7 @@
               <w14:ligatures w14:val="standardContextual"/>
             </w:rPr>
           </w:pPr>
-          <w:hyperlink w:anchor="_Toc244083325" w:history="1">
+          <w:hyperlink w:anchor="_Toc244083920" w:history="1">
             <w:r>
               <w:rPr>
                 <w:rStyle w:val="Hyperlink"/>
@@ -1010,7 +1013,7 @@
               <w:rPr>
                 <w:noProof/>
               </w:rPr>
-              <w:instrText xml:space="preserve"> PAGEREF _Toc244083325 \h </w:instrText>
+              <w:instrText xml:space="preserve"> PAGEREF _Toc244083920 \h </w:instrText>
             </w:r>
             <w:r>
               <w:rPr>
@@ -1027,7 +1030,7 @@
               <w:rPr>
                 <w:noProof/>
               </w:rPr>
-              <w:t>9</w:t>
+              <w:t>8</w:t>
             </w:r>
             <w:r>
               <w:rPr>
@@ -1051,7 +1054,7 @@
               <w14:ligatures w14:val="standardContextual"/>
             </w:rPr>
           </w:pPr>
-          <w:hyperlink w:anchor="_Toc244083326" w:history="1">
+          <w:hyperlink w:anchor="_Toc244083921" w:history="1">
             <w:r>
               <w:rPr>
                 <w:rStyle w:val="Hyperlink"/>
@@ -1091,7 +1094,7 @@
               <w:rPr>
                 <w:noProof/>
               </w:rPr>
-              <w:instrText xml:space="preserve"> PAGEREF _Toc244083326 \h </w:instrText>
+              <w:instrText xml:space="preserve"> PAGEREF _Toc244083921 \h </w:instrText>
             </w:r>
             <w:r>
               <w:rPr>
@@ -1108,7 +1111,7 @@
               <w:rPr>
                 <w:noProof/>
               </w:rPr>
-              <w:t>9</w:t>
+              <w:t>8</w:t>
             </w:r>
             <w:r>
               <w:rPr>
@@ -1131,7 +1134,7 @@
               <w14:ligatures w14:val="standardContextual"/>
             </w:rPr>
           </w:pPr>
-          <w:hyperlink w:anchor="_Toc244083327" w:history="1">
+          <w:hyperlink w:anchor="_Toc244083922" w:history="1">
             <w:r>
               <w:rPr>
                 <w:rStyle w:val="Hyperlink"/>
@@ -1155,7 +1158,7 @@
               <w:rPr>
                 <w:noProof/>
               </w:rPr>
-              <w:instrText xml:space="preserve"> PAGEREF _Toc244083327 \h </w:instrText>
+              <w:instrText xml:space="preserve"> PAGEREF _Toc244083922 \h </w:instrText>
             </w:r>
             <w:r>
               <w:rPr>
@@ -1172,7 +1175,7 @@
               <w:rPr>
                 <w:noProof/>
               </w:rPr>
-              <w:t>10</w:t>
+              <w:t>9</w:t>
             </w:r>
             <w:r>
               <w:rPr>
@@ -1196,7 +1199,7 @@
               <w14:ligatures w14:val="standardContextual"/>
             </w:rPr>
           </w:pPr>
-          <w:hyperlink w:anchor="_Toc244083328" w:history="1">
+          <w:hyperlink w:anchor="_Toc244083923" w:history="1">
             <w:r>
               <w:rPr>
                 <w:rStyle w:val="Hyperlink"/>
@@ -1236,7 +1239,7 @@
               <w:rPr>
                 <w:noProof/>
               </w:rPr>
-              <w:instrText xml:space="preserve"> PAGEREF _Toc244083328 \h </w:instrText>
+              <w:instrText xml:space="preserve"> PAGEREF _Toc244083923 \h </w:instrText>
             </w:r>
             <w:r>
               <w:rPr>
@@ -1253,7 +1256,7 @@
               <w:rPr>
                 <w:noProof/>
               </w:rPr>
-              <w:t>10</w:t>
+              <w:t>9</w:t>
             </w:r>
             <w:r>
               <w:rPr>
@@ -1277,7 +1280,7 @@
               <w14:ligatures w14:val="standardContextual"/>
             </w:rPr>
           </w:pPr>
-          <w:hyperlink w:anchor="_Toc244083329" w:history="1">
+          <w:hyperlink w:anchor="_Toc244083924" w:history="1">
             <w:r>
               <w:rPr>
                 <w:rStyle w:val="Hyperlink"/>
@@ -1317,7 +1320,7 @@
               <w:rPr>
                 <w:noProof/>
               </w:rPr>
-              <w:instrText xml:space="preserve"> PAGEREF _Toc244083329 \h </w:instrText>
+              <w:instrText xml:space="preserve"> PAGEREF _Toc244083924 \h </w:instrText>
             </w:r>
             <w:r>
               <w:rPr>
@@ -1334,7 +1337,7 @@
               <w:rPr>
                 <w:noProof/>
               </w:rPr>
-              <w:t>10</w:t>
+              <w:t>9</w:t>
             </w:r>
             <w:r>
               <w:rPr>
@@ -1358,7 +1361,7 @@
               <w14:ligatures w14:val="standardContextual"/>
             </w:rPr>
           </w:pPr>
-          <w:hyperlink w:anchor="_Toc244083330" w:history="1">
+          <w:hyperlink w:anchor="_Toc244083925" w:history="1">
             <w:r>
               <w:rPr>
                 <w:rStyle w:val="Hyperlink"/>
@@ -1398,7 +1401,7 @@
               <w:rPr>
                 <w:noProof/>
               </w:rPr>
-              <w:instrText xml:space="preserve"> PAGEREF _Toc244083330 \h </w:instrText>
+              <w:instrText xml:space="preserve"> PAGEREF _Toc244083925 \h </w:instrText>
             </w:r>
             <w:r>
               <w:rPr>
@@ -1415,7 +1418,7 @@
               <w:rPr>
                 <w:noProof/>
               </w:rPr>
-              <w:t>11</w:t>
+              <w:t>10</w:t>
             </w:r>
             <w:r>
               <w:rPr>
@@ -1439,7 +1442,7 @@
               <w14:ligatures w14:val="standardContextual"/>
             </w:rPr>
           </w:pPr>
-          <w:hyperlink w:anchor="_Toc244083331" w:history="1">
+          <w:hyperlink w:anchor="_Toc244083926" w:history="1">
             <w:r>
               <w:rPr>
                 <w:rStyle w:val="Hyperlink"/>
@@ -1479,7 +1482,7 @@
               <w:rPr>
                 <w:noProof/>
               </w:rPr>
-              <w:instrText xml:space="preserve"> PAGEREF _Toc244083331 \h </w:instrText>
+              <w:instrText xml:space="preserve"> PAGEREF _Toc244083926 \h </w:instrText>
             </w:r>
             <w:r>
               <w:rPr>
@@ -1496,7 +1499,7 @@
               <w:rPr>
                 <w:noProof/>
               </w:rPr>
-              <w:t>11</w:t>
+              <w:t>10</w:t>
             </w:r>
             <w:r>
               <w:rPr>
@@ -1520,7 +1523,7 @@
               <w14:ligatures w14:val="standardContextual"/>
             </w:rPr>
           </w:pPr>
-          <w:hyperlink w:anchor="_Toc244083332" w:history="1">
+          <w:hyperlink w:anchor="_Toc244083927" w:history="1">
             <w:r>
               <w:rPr>
                 <w:rStyle w:val="Hyperlink"/>
@@ -1560,7 +1563,7 @@
               <w:rPr>
                 <w:noProof/>
               </w:rPr>
-              <w:instrText xml:space="preserve"> PAGEREF _Toc244083332 \h </w:instrText>
+              <w:instrText xml:space="preserve"> PAGEREF _Toc244083927 \h </w:instrText>
             </w:r>
             <w:r>
               <w:rPr>
@@ -1577,7 +1580,7 @@
               <w:rPr>
                 <w:noProof/>
               </w:rPr>
-              <w:t>12</w:t>
+              <w:t>11</w:t>
             </w:r>
             <w:r>
               <w:rPr>
@@ -1601,7 +1604,7 @@
               <w14:ligatures w14:val="standardContextual"/>
             </w:rPr>
           </w:pPr>
-          <w:hyperlink w:anchor="_Toc244083333" w:history="1">
+          <w:hyperlink w:anchor="_Toc244083928" w:history="1">
             <w:r>
               <w:rPr>
                 <w:rStyle w:val="Hyperlink"/>
@@ -1641,7 +1644,7 @@
               <w:rPr>
                 <w:noProof/>
               </w:rPr>
-              <w:instrText xml:space="preserve"> PAGEREF _Toc244083333 \h </w:instrText>
+              <w:instrText xml:space="preserve"> PAGEREF _Toc244083928 \h </w:instrText>
             </w:r>
             <w:r>
               <w:rPr>
@@ -1658,7 +1661,7 @@
               <w:rPr>
                 <w:noProof/>
               </w:rPr>
-              <w:t>12</w:t>
+              <w:t>11</w:t>
             </w:r>
             <w:r>
               <w:rPr>
@@ -1681,7 +1684,7 @@
               <w14:ligatures w14:val="standardContextual"/>
             </w:rPr>
           </w:pPr>
-          <w:hyperlink w:anchor="_Toc244083334" w:history="1">
+          <w:hyperlink w:anchor="_Toc244083929" w:history="1">
             <w:r>
               <w:rPr>
                 <w:rStyle w:val="Hyperlink"/>
@@ -1705,7 +1708,7 @@
               <w:rPr>
                 <w:noProof/>
               </w:rPr>
-              <w:instrText xml:space="preserve"> PAGEREF _Toc244083334 \h </w:instrText>
+              <w:instrText xml:space="preserve"> PAGEREF _Toc244083929 \h </w:instrText>
             </w:r>
             <w:r>
               <w:rPr>
@@ -1722,7 +1725,7 @@
               <w:rPr>
                 <w:noProof/>
               </w:rPr>
-              <w:t>14</w:t>
+              <w:t>12</w:t>
             </w:r>
             <w:r>
               <w:rPr>
@@ -1746,7 +1749,7 @@
               <w14:ligatures w14:val="standardContextual"/>
             </w:rPr>
           </w:pPr>
-          <w:hyperlink w:anchor="_Toc244083335" w:history="1">
+          <w:hyperlink w:anchor="_Toc244083930" w:history="1">
             <w:r>
               <w:rPr>
                 <w:rStyle w:val="Hyperlink"/>
@@ -1786,7 +1789,7 @@
               <w:rPr>
                 <w:noProof/>
               </w:rPr>
-              <w:instrText xml:space="preserve"> PAGEREF _Toc244083335 \h </w:instrText>
+              <w:instrText xml:space="preserve"> PAGEREF _Toc244083930 \h </w:instrText>
             </w:r>
             <w:r>
               <w:rPr>
@@ -1803,7 +1806,7 @@
               <w:rPr>
                 <w:noProof/>
               </w:rPr>
-              <w:t>14</w:t>
+              <w:t>12</w:t>
             </w:r>
             <w:r>
               <w:rPr>
@@ -1827,7 +1830,7 @@
               <w14:ligatures w14:val="standardContextual"/>
             </w:rPr>
           </w:pPr>
-          <w:hyperlink w:anchor="_Toc244083336" w:history="1">
+          <w:hyperlink w:anchor="_Toc244083931" w:history="1">
             <w:r>
               <w:rPr>
                 <w:rStyle w:val="Hyperlink"/>
@@ -1867,7 +1870,7 @@
               <w:rPr>
                 <w:noProof/>
               </w:rPr>
-              <w:instrText xml:space="preserve"> PAGEREF _Toc244083336 \h </w:instrText>
+              <w:instrText xml:space="preserve"> PAGEREF _Toc244083931 \h </w:instrText>
             </w:r>
             <w:r>
               <w:rPr>
@@ -1884,7 +1887,7 @@
               <w:rPr>
                 <w:noProof/>
               </w:rPr>
-              <w:t>14</w:t>
+              <w:t>12</w:t>
             </w:r>
             <w:r>
               <w:rPr>
@@ -1908,7 +1911,7 @@
               <w14:ligatures w14:val="standardContextual"/>
             </w:rPr>
           </w:pPr>
-          <w:hyperlink w:anchor="_Toc244083337" w:history="1">
+          <w:hyperlink w:anchor="_Toc244083932" w:history="1">
             <w:r>
               <w:rPr>
                 <w:rStyle w:val="Hyperlink"/>
@@ -1948,7 +1951,7 @@
               <w:rPr>
                 <w:noProof/>
               </w:rPr>
-              <w:instrText xml:space="preserve"> PAGEREF _Toc244083337 \h </w:instrText>
+              <w:instrText xml:space="preserve"> PAGEREF _Toc244083932 \h </w:instrText>
             </w:r>
             <w:r>
               <w:rPr>
@@ -1965,7 +1968,7 @@
               <w:rPr>
                 <w:noProof/>
               </w:rPr>
-              <w:t>15</w:t>
+              <w:t>13</w:t>
             </w:r>
             <w:r>
               <w:rPr>
@@ -1989,7 +1992,7 @@
               <w14:ligatures w14:val="standardContextual"/>
             </w:rPr>
           </w:pPr>
-          <w:hyperlink w:anchor="_Toc244083338" w:history="1">
+          <w:hyperlink w:anchor="_Toc244083933" w:history="1">
             <w:r>
               <w:rPr>
                 <w:rStyle w:val="Hyperlink"/>
@@ -2029,7 +2032,7 @@
               <w:rPr>
                 <w:noProof/>
               </w:rPr>
-              <w:instrText xml:space="preserve"> PAGEREF _Toc244083338 \h </w:instrText>
+              <w:instrText xml:space="preserve"> PAGEREF _Toc244083933 \h </w:instrText>
             </w:r>
             <w:r>
               <w:rPr>
@@ -2046,7 +2049,7 @@
               <w:rPr>
                 <w:noProof/>
               </w:rPr>
-              <w:t>16</w:t>
+              <w:t>14</w:t>
             </w:r>
             <w:r>
               <w:rPr>
@@ -2070,7 +2073,7 @@
               <w14:ligatures w14:val="standardContextual"/>
             </w:rPr>
           </w:pPr>
-          <w:hyperlink w:anchor="_Toc244083339" w:history="1">
+          <w:hyperlink w:anchor="_Toc244083934" w:history="1">
             <w:r>
               <w:rPr>
                 <w:rStyle w:val="Hyperlink"/>
@@ -2110,7 +2113,7 @@
               <w:rPr>
                 <w:noProof/>
               </w:rPr>
-              <w:instrText xml:space="preserve"> PAGEREF _Toc244083339 \h </w:instrText>
+              <w:instrText xml:space="preserve"> PAGEREF _Toc244083934 \h </w:instrText>
             </w:r>
             <w:r>
               <w:rPr>
@@ -2127,7 +2130,7 @@
               <w:rPr>
                 <w:noProof/>
               </w:rPr>
-              <w:t>16</w:t>
+              <w:t>14</w:t>
             </w:r>
             <w:r>
               <w:rPr>
@@ -2151,7 +2154,7 @@
               <w14:ligatures w14:val="standardContextual"/>
             </w:rPr>
           </w:pPr>
-          <w:hyperlink w:anchor="_Toc244083340" w:history="1">
+          <w:hyperlink w:anchor="_Toc244083935" w:history="1">
             <w:r>
               <w:rPr>
                 <w:rStyle w:val="Hyperlink"/>
@@ -2191,7 +2194,7 @@
               <w:rPr>
                 <w:noProof/>
               </w:rPr>
-              <w:instrText xml:space="preserve"> PAGEREF _Toc244083340 \h </w:instrText>
+              <w:instrText xml:space="preserve"> PAGEREF _Toc244083935 \h </w:instrText>
             </w:r>
             <w:r>
               <w:rPr>
@@ -2208,7 +2211,7 @@
               <w:rPr>
                 <w:noProof/>
               </w:rPr>
-              <w:t>17</w:t>
+              <w:t>15</w:t>
             </w:r>
             <w:r>
               <w:rPr>
@@ -2231,7 +2234,7 @@
               <w14:ligatures w14:val="standardContextual"/>
             </w:rPr>
           </w:pPr>
-          <w:hyperlink w:anchor="_Toc244083341" w:history="1">
+          <w:hyperlink w:anchor="_Toc244083936" w:history="1">
             <w:r>
               <w:rPr>
                 <w:rStyle w:val="Hyperlink"/>
@@ -2255,7 +2258,7 @@
               <w:rPr>
                 <w:noProof/>
               </w:rPr>
-              <w:instrText xml:space="preserve"> PAGEREF _Toc244083341 \h </w:instrText>
+              <w:instrText xml:space="preserve"> PAGEREF _Toc244083936 \h </w:instrText>
             </w:r>
             <w:r>
               <w:rPr>
@@ -2272,7 +2275,7 @@
               <w:rPr>
                 <w:noProof/>
               </w:rPr>
-              <w:t>21</w:t>
+              <w:t>19</w:t>
             </w:r>
             <w:r>
               <w:rPr>
@@ -2296,7 +2299,7 @@
               <w14:ligatures w14:val="standardContextual"/>
             </w:rPr>
           </w:pPr>
-          <w:hyperlink w:anchor="_Toc244083342" w:history="1">
+          <w:hyperlink w:anchor="_Toc244083937" w:history="1">
             <w:r>
               <w:rPr>
                 <w:rStyle w:val="Hyperlink"/>
@@ -2336,7 +2339,7 @@
               <w:rPr>
                 <w:noProof/>
               </w:rPr>
-              <w:instrText xml:space="preserve"> PAGEREF _Toc244083342 \h </w:instrText>
+              <w:instrText xml:space="preserve"> PAGEREF _Toc244083937 \h </w:instrText>
             </w:r>
             <w:r>
               <w:rPr>
@@ -2353,7 +2356,7 @@
               <w:rPr>
                 <w:noProof/>
               </w:rPr>
-              <w:t>21</w:t>
+              <w:t>19</w:t>
             </w:r>
             <w:r>
               <w:rPr>
@@ -2376,7 +2379,7 @@
               <w14:ligatures w14:val="standardContextual"/>
             </w:rPr>
           </w:pPr>
-          <w:hyperlink w:anchor="_Toc244083343" w:history="1">
+          <w:hyperlink w:anchor="_Toc244083938" w:history="1">
             <w:r>
               <w:rPr>
                 <w:rStyle w:val="Hyperlink"/>
@@ -2400,7 +2403,7 @@
               <w:rPr>
                 <w:noProof/>
               </w:rPr>
-              <w:instrText xml:space="preserve"> PAGEREF _Toc244083343 \h </w:instrText>
+              <w:instrText xml:space="preserve"> PAGEREF _Toc244083938 \h </w:instrText>
             </w:r>
             <w:r>
               <w:rPr>
@@ -2417,7 +2420,7 @@
               <w:rPr>
                 <w:noProof/>
               </w:rPr>
-              <w:t>31</w:t>
+              <w:t>29</w:t>
             </w:r>
             <w:r>
               <w:rPr>
@@ -2441,7 +2444,7 @@
               <w14:ligatures w14:val="standardContextual"/>
             </w:rPr>
           </w:pPr>
-          <w:hyperlink w:anchor="_Toc244083344" w:history="1">
+          <w:hyperlink w:anchor="_Toc244083939" w:history="1">
             <w:r>
               <w:rPr>
                 <w:rStyle w:val="Hyperlink"/>
@@ -2481,7 +2484,7 @@
               <w:rPr>
                 <w:noProof/>
               </w:rPr>
-              <w:instrText xml:space="preserve"> PAGEREF _Toc244083344 \h </w:instrText>
+              <w:instrText xml:space="preserve"> PAGEREF _Toc244083939 \h </w:instrText>
             </w:r>
             <w:r>
               <w:rPr>
@@ -2498,7 +2501,7 @@
               <w:rPr>
                 <w:noProof/>
               </w:rPr>
-              <w:t>31</w:t>
+              <w:t>29</w:t>
             </w:r>
             <w:r>
               <w:rPr>
@@ -2522,7 +2525,7 @@
               <w14:ligatures w14:val="standardContextual"/>
             </w:rPr>
           </w:pPr>
-          <w:hyperlink w:anchor="_Toc244083345" w:history="1">
+          <w:hyperlink w:anchor="_Toc244083940" w:history="1">
             <w:r>
               <w:rPr>
                 <w:rStyle w:val="Hyperlink"/>
@@ -2562,7 +2565,7 @@
               <w:rPr>
                 <w:noProof/>
               </w:rPr>
-              <w:instrText xml:space="preserve"> PAGEREF _Toc244083345 \h </w:instrText>
+              <w:instrText xml:space="preserve"> PAGEREF _Toc244083940 \h </w:instrText>
             </w:r>
             <w:r>
               <w:rPr>
@@ -2579,7 +2582,7 @@
               <w:rPr>
                 <w:noProof/>
               </w:rPr>
-              <w:t>32</w:t>
+              <w:t>30</w:t>
             </w:r>
             <w:r>
               <w:rPr>
@@ -2602,7 +2605,7 @@
               <w14:ligatures w14:val="standardContextual"/>
             </w:rPr>
           </w:pPr>
-          <w:hyperlink w:anchor="_Toc244083346" w:history="1">
+          <w:hyperlink w:anchor="_Toc244083941" w:history="1">
             <w:r>
               <w:rPr>
                 <w:rStyle w:val="Hyperlink"/>
@@ -2626,7 +2629,7 @@
               <w:rPr>
                 <w:noProof/>
               </w:rPr>
-              <w:instrText xml:space="preserve"> PAGEREF _Toc244083346 \h </w:instrText>
+              <w:instrText xml:space="preserve"> PAGEREF _Toc244083941 \h </w:instrText>
             </w:r>
             <w:r>
               <w:rPr>
@@ -2643,7 +2646,7 @@
               <w:rPr>
                 <w:noProof/>
               </w:rPr>
-              <w:t>33</w:t>
+              <w:t>31</w:t>
             </w:r>
             <w:r>
               <w:rPr>
@@ -2666,7 +2669,7 @@
               <w14:ligatures w14:val="standardContextual"/>
             </w:rPr>
           </w:pPr>
-          <w:hyperlink w:anchor="_Toc244083347" w:history="1">
+          <w:hyperlink w:anchor="_Toc244083942" w:history="1">
             <w:r>
               <w:rPr>
                 <w:rStyle w:val="Hyperlink"/>
@@ -2690,7 +2693,7 @@
               <w:rPr>
                 <w:noProof/>
               </w:rPr>
-              <w:instrText xml:space="preserve"> PAGEREF _Toc244083347 \h </w:instrText>
+              <w:instrText xml:space="preserve"> PAGEREF _Toc244083942 \h </w:instrText>
             </w:r>
             <w:r>
               <w:rPr>
@@ -2707,7 +2710,7 @@
               <w:rPr>
                 <w:noProof/>
               </w:rPr>
-              <w:t>34</w:t>
+              <w:t>32</w:t>
             </w:r>
             <w:r>
               <w:rPr>
@@ -2731,7 +2734,7 @@
               <w14:ligatures w14:val="standardContextual"/>
             </w:rPr>
           </w:pPr>
-          <w:hyperlink w:anchor="_Toc244083348" w:history="1">
+          <w:hyperlink w:anchor="_Toc244083943" w:history="1">
             <w:r>
               <w:rPr>
                 <w:rStyle w:val="Hyperlink"/>
@@ -2771,7 +2774,7 @@
               <w:rPr>
                 <w:noProof/>
               </w:rPr>
-              <w:instrText xml:space="preserve"> PAGEREF _Toc244083348 \h </w:instrText>
+              <w:instrText xml:space="preserve"> PAGEREF _Toc244083943 \h </w:instrText>
             </w:r>
             <w:r>
               <w:rPr>
@@ -2788,7 +2791,7 @@
               <w:rPr>
                 <w:noProof/>
               </w:rPr>
-              <w:t>34</w:t>
+              <w:t>32</w:t>
             </w:r>
             <w:r>
               <w:rPr>
@@ -2812,7 +2815,7 @@
               <w14:ligatures w14:val="standardContextual"/>
             </w:rPr>
           </w:pPr>
-          <w:hyperlink w:anchor="_Toc244083349" w:history="1">
+          <w:hyperlink w:anchor="_Toc244083944" w:history="1">
             <w:r>
               <w:rPr>
                 <w:rStyle w:val="Hyperlink"/>
@@ -2852,7 +2855,7 @@
               <w:rPr>
                 <w:noProof/>
               </w:rPr>
-              <w:instrText xml:space="preserve"> PAGEREF _Toc244083349 \h </w:instrText>
+              <w:instrText xml:space="preserve"> PAGEREF _Toc244083944 \h </w:instrText>
             </w:r>
             <w:r>
               <w:rPr>
@@ -2869,7 +2872,7 @@
               <w:rPr>
                 <w:noProof/>
               </w:rPr>
-              <w:t>34</w:t>
+              <w:t>32</w:t>
             </w:r>
             <w:r>
               <w:rPr>
@@ -2893,7 +2896,7 @@
               <w14:ligatures w14:val="standardContextual"/>
             </w:rPr>
           </w:pPr>
-          <w:hyperlink w:anchor="_Toc244083350" w:history="1">
+          <w:hyperlink w:anchor="_Toc244083945" w:history="1">
             <w:r>
               <w:rPr>
                 <w:rStyle w:val="Hyperlink"/>
@@ -2933,7 +2936,7 @@
               <w:rPr>
                 <w:noProof/>
               </w:rPr>
-              <w:instrText xml:space="preserve"> PAGEREF _Toc244083350 \h </w:instrText>
+              <w:instrText xml:space="preserve"> PAGEREF _Toc244083945 \h </w:instrText>
             </w:r>
             <w:r>
               <w:rPr>
@@ -2950,7 +2953,7 @@
               <w:rPr>
                 <w:noProof/>
               </w:rPr>
-              <w:t>35</w:t>
+              <w:t>33</w:t>
             </w:r>
             <w:r>
               <w:rPr>
@@ -2974,7 +2977,7 @@
               <w14:ligatures w14:val="standardContextual"/>
             </w:rPr>
           </w:pPr>
-          <w:hyperlink w:anchor="_Toc244083351" w:history="1">
+          <w:hyperlink w:anchor="_Toc244083946" w:history="1">
             <w:r>
               <w:rPr>
                 <w:rStyle w:val="Hyperlink"/>
@@ -3014,7 +3017,7 @@
               <w:rPr>
                 <w:noProof/>
               </w:rPr>
-              <w:instrText xml:space="preserve"> PAGEREF _Toc244083351 \h </w:instrText>
+              <w:instrText xml:space="preserve"> PAGEREF _Toc244083946 \h </w:instrText>
             </w:r>
             <w:r>
               <w:rPr>
@@ -3031,7 +3034,7 @@
               <w:rPr>
                 <w:noProof/>
               </w:rPr>
-              <w:t>36</w:t>
+              <w:t>34</w:t>
             </w:r>
             <w:r>
               <w:rPr>
@@ -3053,9 +3056,8 @@
         <w:pStyle w:val="Heading1"/>
         <w:pageBreakBefore/>
       </w:pPr>
-      <w:bookmarkStart w:id="0" w:name="_Toc244083319"/>
-      <w:r>
-        <w:lastRenderedPageBreak/>
+      <w:bookmarkStart w:id="0" w:name="_Toc244083914"/>
+      <w:r>
         <w:t>List of Figures</w:t>
       </w:r>
       <w:bookmarkEnd w:id="0"/>
@@ -3089,7 +3091,7 @@
           <w:r>
             <w:fldChar w:fldCharType="separate"/>
           </w:r>
-          <w:hyperlink w:anchor="_Toc244083352" w:history="1">
+          <w:hyperlink w:anchor="_Toc244083947" w:history="1">
             <w:r>
               <w:rPr>
                 <w:rStyle w:val="Hyperlink"/>
@@ -3113,7 +3115,7 @@
               <w:rPr>
                 <w:noProof/>
               </w:rPr>
-              <w:instrText xml:space="preserve"> PAGEREF _Toc244083352 \h </w:instrText>
+              <w:instrText xml:space="preserve"> PAGEREF _Toc244083947 \h </w:instrText>
             </w:r>
             <w:r>
               <w:rPr>
@@ -3130,7 +3132,7 @@
               <w:rPr>
                 <w:noProof/>
               </w:rPr>
-              <w:t>9</w:t>
+              <w:t>8</w:t>
             </w:r>
             <w:r>
               <w:rPr>
@@ -3153,7 +3155,7 @@
               <w14:ligatures w14:val="standardContextual"/>
             </w:rPr>
           </w:pPr>
-          <w:hyperlink w:anchor="_Toc244083353" w:history="1">
+          <w:hyperlink w:anchor="_Toc244083948" w:history="1">
             <w:r>
               <w:rPr>
                 <w:rStyle w:val="Hyperlink"/>
@@ -3177,7 +3179,7 @@
               <w:rPr>
                 <w:noProof/>
               </w:rPr>
-              <w:instrText xml:space="preserve"> PAGEREF _Toc244083353 \h </w:instrText>
+              <w:instrText xml:space="preserve"> PAGEREF _Toc244083948 \h </w:instrText>
             </w:r>
             <w:r>
               <w:rPr>
@@ -3194,7 +3196,7 @@
               <w:rPr>
                 <w:noProof/>
               </w:rPr>
-              <w:t>17</w:t>
+              <w:t>15</w:t>
             </w:r>
             <w:r>
               <w:rPr>
@@ -3217,7 +3219,7 @@
               <w14:ligatures w14:val="standardContextual"/>
             </w:rPr>
           </w:pPr>
-          <w:hyperlink w:anchor="_Toc244083354" w:history="1">
+          <w:hyperlink w:anchor="_Toc244083949" w:history="1">
             <w:r>
               <w:rPr>
                 <w:rStyle w:val="Hyperlink"/>
@@ -3241,7 +3243,7 @@
               <w:rPr>
                 <w:noProof/>
               </w:rPr>
-              <w:instrText xml:space="preserve"> PAGEREF _Toc244083354 \h </w:instrText>
+              <w:instrText xml:space="preserve"> PAGEREF _Toc244083949 \h </w:instrText>
             </w:r>
             <w:r>
               <w:rPr>
@@ -3258,7 +3260,7 @@
               <w:rPr>
                 <w:noProof/>
               </w:rPr>
-              <w:t>18</w:t>
+              <w:t>16</w:t>
             </w:r>
             <w:r>
               <w:rPr>
@@ -3281,7 +3283,7 @@
               <w14:ligatures w14:val="standardContextual"/>
             </w:rPr>
           </w:pPr>
-          <w:hyperlink w:anchor="_Toc244083355" w:history="1">
+          <w:hyperlink w:anchor="_Toc244083950" w:history="1">
             <w:r>
               <w:rPr>
                 <w:rStyle w:val="Hyperlink"/>
@@ -3305,7 +3307,7 @@
               <w:rPr>
                 <w:noProof/>
               </w:rPr>
-              <w:instrText xml:space="preserve"> PAGEREF _Toc244083355 \h </w:instrText>
+              <w:instrText xml:space="preserve"> PAGEREF _Toc244083950 \h </w:instrText>
             </w:r>
             <w:r>
               <w:rPr>
@@ -3322,7 +3324,7 @@
               <w:rPr>
                 <w:noProof/>
               </w:rPr>
-              <w:t>18</w:t>
+              <w:t>16</w:t>
             </w:r>
             <w:r>
               <w:rPr>
@@ -3345,7 +3347,7 @@
               <w14:ligatures w14:val="standardContextual"/>
             </w:rPr>
           </w:pPr>
-          <w:hyperlink w:anchor="_Toc244083356" w:history="1">
+          <w:hyperlink w:anchor="_Toc244083951" w:history="1">
             <w:r>
               <w:rPr>
                 <w:rStyle w:val="Hyperlink"/>
@@ -3369,7 +3371,7 @@
               <w:rPr>
                 <w:noProof/>
               </w:rPr>
-              <w:instrText xml:space="preserve"> PAGEREF _Toc244083356 \h </w:instrText>
+              <w:instrText xml:space="preserve"> PAGEREF _Toc244083951 \h </w:instrText>
             </w:r>
             <w:r>
               <w:rPr>
@@ -3386,7 +3388,7 @@
               <w:rPr>
                 <w:noProof/>
               </w:rPr>
-              <w:t>19</w:t>
+              <w:t>17</w:t>
             </w:r>
             <w:r>
               <w:rPr>
@@ -3409,7 +3411,7 @@
               <w14:ligatures w14:val="standardContextual"/>
             </w:rPr>
           </w:pPr>
-          <w:hyperlink w:anchor="_Toc244083357" w:history="1">
+          <w:hyperlink w:anchor="_Toc244083952" w:history="1">
             <w:r>
               <w:rPr>
                 <w:rStyle w:val="Hyperlink"/>
@@ -3433,7 +3435,7 @@
               <w:rPr>
                 <w:noProof/>
               </w:rPr>
-              <w:instrText xml:space="preserve"> PAGEREF _Toc244083357 \h </w:instrText>
+              <w:instrText xml:space="preserve"> PAGEREF _Toc244083952 \h </w:instrText>
             </w:r>
             <w:r>
               <w:rPr>
@@ -3450,7 +3452,7 @@
               <w:rPr>
                 <w:noProof/>
               </w:rPr>
-              <w:t>24</w:t>
+              <w:t>22</w:t>
             </w:r>
             <w:r>
               <w:rPr>
@@ -3473,7 +3475,7 @@
               <w14:ligatures w14:val="standardContextual"/>
             </w:rPr>
           </w:pPr>
-          <w:hyperlink w:anchor="_Toc244083358" w:history="1">
+          <w:hyperlink w:anchor="_Toc244083953" w:history="1">
             <w:r>
               <w:rPr>
                 <w:rStyle w:val="Hyperlink"/>
@@ -3497,7 +3499,7 @@
               <w:rPr>
                 <w:noProof/>
               </w:rPr>
-              <w:instrText xml:space="preserve"> PAGEREF _Toc244083358 \h </w:instrText>
+              <w:instrText xml:space="preserve"> PAGEREF _Toc244083953 \h </w:instrText>
             </w:r>
             <w:r>
               <w:rPr>
@@ -3514,7 +3516,7 @@
               <w:rPr>
                 <w:noProof/>
               </w:rPr>
-              <w:t>24</w:t>
+              <w:t>22</w:t>
             </w:r>
             <w:r>
               <w:rPr>
@@ -3537,7 +3539,7 @@
               <w14:ligatures w14:val="standardContextual"/>
             </w:rPr>
           </w:pPr>
-          <w:hyperlink w:anchor="_Toc244083359" w:history="1">
+          <w:hyperlink w:anchor="_Toc244083954" w:history="1">
             <w:r>
               <w:rPr>
                 <w:rStyle w:val="Hyperlink"/>
@@ -3561,7 +3563,7 @@
               <w:rPr>
                 <w:noProof/>
               </w:rPr>
-              <w:instrText xml:space="preserve"> PAGEREF _Toc244083359 \h </w:instrText>
+              <w:instrText xml:space="preserve"> PAGEREF _Toc244083954 \h </w:instrText>
             </w:r>
             <w:r>
               <w:rPr>
@@ -3578,7 +3580,7 @@
               <w:rPr>
                 <w:noProof/>
               </w:rPr>
-              <w:t>25</w:t>
+              <w:t>23</w:t>
             </w:r>
             <w:r>
               <w:rPr>
@@ -3601,7 +3603,7 @@
               <w14:ligatures w14:val="standardContextual"/>
             </w:rPr>
           </w:pPr>
-          <w:hyperlink w:anchor="_Toc244083360" w:history="1">
+          <w:hyperlink w:anchor="_Toc244083955" w:history="1">
             <w:r>
               <w:rPr>
                 <w:rStyle w:val="Hyperlink"/>
@@ -3625,7 +3627,7 @@
               <w:rPr>
                 <w:noProof/>
               </w:rPr>
-              <w:instrText xml:space="preserve"> PAGEREF _Toc244083360 \h </w:instrText>
+              <w:instrText xml:space="preserve"> PAGEREF _Toc244083955 \h </w:instrText>
             </w:r>
             <w:r>
               <w:rPr>
@@ -3642,7 +3644,7 @@
               <w:rPr>
                 <w:noProof/>
               </w:rPr>
-              <w:t>25</w:t>
+              <w:t>23</w:t>
             </w:r>
             <w:r>
               <w:rPr>
@@ -3665,7 +3667,7 @@
               <w14:ligatures w14:val="standardContextual"/>
             </w:rPr>
           </w:pPr>
-          <w:hyperlink w:anchor="_Toc244083361" w:history="1">
+          <w:hyperlink w:anchor="_Toc244083956" w:history="1">
             <w:r>
               <w:rPr>
                 <w:rStyle w:val="Hyperlink"/>
@@ -3689,7 +3691,7 @@
               <w:rPr>
                 <w:noProof/>
               </w:rPr>
-              <w:instrText xml:space="preserve"> PAGEREF _Toc244083361 \h </w:instrText>
+              <w:instrText xml:space="preserve"> PAGEREF _Toc244083956 \h </w:instrText>
             </w:r>
             <w:r>
               <w:rPr>
@@ -3706,7 +3708,7 @@
               <w:rPr>
                 <w:noProof/>
               </w:rPr>
-              <w:t>26</w:t>
+              <w:t>24</w:t>
             </w:r>
             <w:r>
               <w:rPr>
@@ -3729,7 +3731,7 @@
               <w14:ligatures w14:val="standardContextual"/>
             </w:rPr>
           </w:pPr>
-          <w:hyperlink w:anchor="_Toc244083362" w:history="1">
+          <w:hyperlink w:anchor="_Toc244083957" w:history="1">
             <w:r>
               <w:rPr>
                 <w:rStyle w:val="Hyperlink"/>
@@ -3753,7 +3755,7 @@
               <w:rPr>
                 <w:noProof/>
               </w:rPr>
-              <w:instrText xml:space="preserve"> PAGEREF _Toc244083362 \h </w:instrText>
+              <w:instrText xml:space="preserve"> PAGEREF _Toc244083957 \h </w:instrText>
             </w:r>
             <w:r>
               <w:rPr>
@@ -3770,7 +3772,7 @@
               <w:rPr>
                 <w:noProof/>
               </w:rPr>
-              <w:t>26</w:t>
+              <w:t>24</w:t>
             </w:r>
             <w:r>
               <w:rPr>
@@ -3793,7 +3795,7 @@
               <w14:ligatures w14:val="standardContextual"/>
             </w:rPr>
           </w:pPr>
-          <w:hyperlink w:anchor="_Toc244083363" w:history="1">
+          <w:hyperlink w:anchor="_Toc244083958" w:history="1">
             <w:r>
               <w:rPr>
                 <w:rStyle w:val="Hyperlink"/>
@@ -3817,7 +3819,7 @@
               <w:rPr>
                 <w:noProof/>
               </w:rPr>
-              <w:instrText xml:space="preserve"> PAGEREF _Toc244083363 \h </w:instrText>
+              <w:instrText xml:space="preserve"> PAGEREF _Toc244083958 \h </w:instrText>
             </w:r>
             <w:r>
               <w:rPr>
@@ -3834,7 +3836,7 @@
               <w:rPr>
                 <w:noProof/>
               </w:rPr>
-              <w:t>27</w:t>
+              <w:t>24</w:t>
             </w:r>
             <w:r>
               <w:rPr>
@@ -3857,7 +3859,7 @@
               <w14:ligatures w14:val="standardContextual"/>
             </w:rPr>
           </w:pPr>
-          <w:hyperlink w:anchor="_Toc244083364" w:history="1">
+          <w:hyperlink w:anchor="_Toc244083959" w:history="1">
             <w:r>
               <w:rPr>
                 <w:rStyle w:val="Hyperlink"/>
@@ -3881,7 +3883,7 @@
               <w:rPr>
                 <w:noProof/>
               </w:rPr>
-              <w:instrText xml:space="preserve"> PAGEREF _Toc244083364 \h </w:instrText>
+              <w:instrText xml:space="preserve"> PAGEREF _Toc244083959 \h </w:instrText>
             </w:r>
             <w:r>
               <w:rPr>
@@ -3898,7 +3900,7 @@
               <w:rPr>
                 <w:noProof/>
               </w:rPr>
-              <w:t>27</w:t>
+              <w:t>25</w:t>
             </w:r>
             <w:r>
               <w:rPr>
@@ -3921,7 +3923,7 @@
               <w14:ligatures w14:val="standardContextual"/>
             </w:rPr>
           </w:pPr>
-          <w:hyperlink w:anchor="_Toc244083365" w:history="1">
+          <w:hyperlink w:anchor="_Toc244083960" w:history="1">
             <w:r>
               <w:rPr>
                 <w:rStyle w:val="Hyperlink"/>
@@ -3945,7 +3947,7 @@
               <w:rPr>
                 <w:noProof/>
               </w:rPr>
-              <w:instrText xml:space="preserve"> PAGEREF _Toc244083365 \h </w:instrText>
+              <w:instrText xml:space="preserve"> PAGEREF _Toc244083960 \h </w:instrText>
             </w:r>
             <w:r>
               <w:rPr>
@@ -3962,7 +3964,7 @@
               <w:rPr>
                 <w:noProof/>
               </w:rPr>
-              <w:t>28</w:t>
+              <w:t>25</w:t>
             </w:r>
             <w:r>
               <w:rPr>
@@ -3985,7 +3987,7 @@
               <w14:ligatures w14:val="standardContextual"/>
             </w:rPr>
           </w:pPr>
-          <w:hyperlink w:anchor="_Toc244083366" w:history="1">
+          <w:hyperlink w:anchor="_Toc244083961" w:history="1">
             <w:r>
               <w:rPr>
                 <w:rStyle w:val="Hyperlink"/>
@@ -4009,7 +4011,7 @@
               <w:rPr>
                 <w:noProof/>
               </w:rPr>
-              <w:instrText xml:space="preserve"> PAGEREF _Toc244083366 \h </w:instrText>
+              <w:instrText xml:space="preserve"> PAGEREF _Toc244083961 \h </w:instrText>
             </w:r>
             <w:r>
               <w:rPr>
@@ -4026,7 +4028,7 @@
               <w:rPr>
                 <w:noProof/>
               </w:rPr>
-              <w:t>29</w:t>
+              <w:t>27</w:t>
             </w:r>
             <w:r>
               <w:rPr>
@@ -4048,7 +4050,7 @@
         <w:pStyle w:val="Heading1"/>
         <w:spacing w:before="480"/>
       </w:pPr>
-      <w:bookmarkStart w:id="1" w:name="_Toc244083320"/>
+      <w:bookmarkStart w:id="1" w:name="_Toc244083915"/>
       <w:r>
         <w:t>List of Tables</w:t>
       </w:r>
@@ -4083,7 +4085,7 @@
           <w:r>
             <w:fldChar w:fldCharType="separate"/>
           </w:r>
-          <w:hyperlink w:anchor="_Toc244083367" w:history="1">
+          <w:hyperlink w:anchor="_Toc244083962" w:history="1">
             <w:r>
               <w:rPr>
                 <w:rStyle w:val="Hyperlink"/>
@@ -4107,7 +4109,7 @@
               <w:rPr>
                 <w:noProof/>
               </w:rPr>
-              <w:instrText xml:space="preserve"> PAGEREF _Toc244083367 \h </w:instrText>
+              <w:instrText xml:space="preserve"> PAGEREF _Toc244083962 \h </w:instrText>
             </w:r>
             <w:r>
               <w:rPr>
@@ -4124,7 +4126,7 @@
               <w:rPr>
                 <w:noProof/>
               </w:rPr>
-              <w:t>10</w:t>
+              <w:t>9</w:t>
             </w:r>
             <w:r>
               <w:rPr>
@@ -4147,7 +4149,7 @@
               <w14:ligatures w14:val="standardContextual"/>
             </w:rPr>
           </w:pPr>
-          <w:hyperlink w:anchor="_Toc244083368" w:history="1">
+          <w:hyperlink w:anchor="_Toc244083963" w:history="1">
             <w:r>
               <w:rPr>
                 <w:rStyle w:val="Hyperlink"/>
@@ -4171,7 +4173,7 @@
               <w:rPr>
                 <w:noProof/>
               </w:rPr>
-              <w:instrText xml:space="preserve"> PAGEREF _Toc244083368 \h </w:instrText>
+              <w:instrText xml:space="preserve"> PAGEREF _Toc244083963 \h </w:instrText>
             </w:r>
             <w:r>
               <w:rPr>
@@ -4188,7 +4190,7 @@
               <w:rPr>
                 <w:noProof/>
               </w:rPr>
-              <w:t>11</w:t>
+              <w:t>10</w:t>
             </w:r>
             <w:r>
               <w:rPr>
@@ -4211,7 +4213,7 @@
               <w14:ligatures w14:val="standardContextual"/>
             </w:rPr>
           </w:pPr>
-          <w:hyperlink w:anchor="_Toc244083369" w:history="1">
+          <w:hyperlink w:anchor="_Toc244083964" w:history="1">
             <w:r>
               <w:rPr>
                 <w:rStyle w:val="Hyperlink"/>
@@ -4235,7 +4237,7 @@
               <w:rPr>
                 <w:noProof/>
               </w:rPr>
-              <w:instrText xml:space="preserve"> PAGEREF _Toc244083369 \h </w:instrText>
+              <w:instrText xml:space="preserve"> PAGEREF _Toc244083964 \h </w:instrText>
             </w:r>
             <w:r>
               <w:rPr>
@@ -4252,7 +4254,7 @@
               <w:rPr>
                 <w:noProof/>
               </w:rPr>
-              <w:t>14</w:t>
+              <w:t>12</w:t>
             </w:r>
             <w:r>
               <w:rPr>
@@ -4275,7 +4277,7 @@
               <w14:ligatures w14:val="standardContextual"/>
             </w:rPr>
           </w:pPr>
-          <w:hyperlink w:anchor="_Toc244083370" w:history="1">
+          <w:hyperlink w:anchor="_Toc244083965" w:history="1">
             <w:r>
               <w:rPr>
                 <w:rStyle w:val="Hyperlink"/>
@@ -4299,7 +4301,7 @@
               <w:rPr>
                 <w:noProof/>
               </w:rPr>
-              <w:instrText xml:space="preserve"> PAGEREF _Toc244083370 \h </w:instrText>
+              <w:instrText xml:space="preserve"> PAGEREF _Toc244083965 \h </w:instrText>
             </w:r>
             <w:r>
               <w:rPr>
@@ -4316,7 +4318,7 @@
               <w:rPr>
                 <w:noProof/>
               </w:rPr>
-              <w:t>16</w:t>
+              <w:t>14</w:t>
             </w:r>
             <w:r>
               <w:rPr>
@@ -4339,7 +4341,7 @@
               <w14:ligatures w14:val="standardContextual"/>
             </w:rPr>
           </w:pPr>
-          <w:hyperlink w:anchor="_Toc244083371" w:history="1">
+          <w:hyperlink w:anchor="_Toc244083966" w:history="1">
             <w:r>
               <w:rPr>
                 <w:rStyle w:val="Hyperlink"/>
@@ -4363,7 +4365,7 @@
               <w:rPr>
                 <w:noProof/>
               </w:rPr>
-              <w:instrText xml:space="preserve"> PAGEREF _Toc244083371 \h </w:instrText>
+              <w:instrText xml:space="preserve"> PAGEREF _Toc244083966 \h </w:instrText>
             </w:r>
             <w:r>
               <w:rPr>
@@ -4380,7 +4382,7 @@
               <w:rPr>
                 <w:noProof/>
               </w:rPr>
-              <w:t>21</w:t>
+              <w:t>19</w:t>
             </w:r>
             <w:r>
               <w:rPr>
@@ -4403,7 +4405,7 @@
               <w14:ligatures w14:val="standardContextual"/>
             </w:rPr>
           </w:pPr>
-          <w:hyperlink w:anchor="_Toc244083372" w:history="1">
+          <w:hyperlink w:anchor="_Toc244083967" w:history="1">
             <w:r>
               <w:rPr>
                 <w:rStyle w:val="Hyperlink"/>
@@ -4427,7 +4429,7 @@
               <w:rPr>
                 <w:noProof/>
               </w:rPr>
-              <w:instrText xml:space="preserve"> PAGEREF _Toc244083372 \h </w:instrText>
+              <w:instrText xml:space="preserve"> PAGEREF _Toc244083967 \h </w:instrText>
             </w:r>
             <w:r>
               <w:rPr>
@@ -4444,7 +4446,7 @@
               <w:rPr>
                 <w:noProof/>
               </w:rPr>
-              <w:t>22</w:t>
+              <w:t>20</w:t>
             </w:r>
             <w:r>
               <w:rPr>
@@ -4467,7 +4469,7 @@
               <w14:ligatures w14:val="standardContextual"/>
             </w:rPr>
           </w:pPr>
-          <w:hyperlink w:anchor="_Toc244083373" w:history="1">
+          <w:hyperlink w:anchor="_Toc244083968" w:history="1">
             <w:r>
               <w:rPr>
                 <w:rStyle w:val="Hyperlink"/>
@@ -4491,7 +4493,7 @@
               <w:rPr>
                 <w:noProof/>
               </w:rPr>
-              <w:instrText xml:space="preserve"> PAGEREF _Toc244083373 \h </w:instrText>
+              <w:instrText xml:space="preserve"> PAGEREF _Toc244083968 \h </w:instrText>
             </w:r>
             <w:r>
               <w:rPr>
@@ -4508,7 +4510,7 @@
               <w:rPr>
                 <w:noProof/>
               </w:rPr>
-              <w:t>22</w:t>
+              <w:t>21</w:t>
             </w:r>
             <w:r>
               <w:rPr>
@@ -4531,7 +4533,7 @@
               <w14:ligatures w14:val="standardContextual"/>
             </w:rPr>
           </w:pPr>
-          <w:hyperlink w:anchor="_Toc244083374" w:history="1">
+          <w:hyperlink w:anchor="_Toc244083969" w:history="1">
             <w:r>
               <w:rPr>
                 <w:rStyle w:val="Hyperlink"/>
@@ -4555,7 +4557,7 @@
               <w:rPr>
                 <w:noProof/>
               </w:rPr>
-              <w:instrText xml:space="preserve"> PAGEREF _Toc244083374 \h </w:instrText>
+              <w:instrText xml:space="preserve"> PAGEREF _Toc244083969 \h </w:instrText>
             </w:r>
             <w:r>
               <w:rPr>
@@ -4572,7 +4574,7 @@
               <w:rPr>
                 <w:noProof/>
               </w:rPr>
-              <w:t>23</w:t>
+              <w:t>21</w:t>
             </w:r>
             <w:r>
               <w:rPr>
@@ -4595,7 +4597,7 @@
               <w14:ligatures w14:val="standardContextual"/>
             </w:rPr>
           </w:pPr>
-          <w:hyperlink w:anchor="_Toc244083375" w:history="1">
+          <w:hyperlink w:anchor="_Toc244083970" w:history="1">
             <w:r>
               <w:rPr>
                 <w:rStyle w:val="Hyperlink"/>
@@ -4619,7 +4621,7 @@
               <w:rPr>
                 <w:noProof/>
               </w:rPr>
-              <w:instrText xml:space="preserve"> PAGEREF _Toc244083375 \h </w:instrText>
+              <w:instrText xml:space="preserve"> PAGEREF _Toc244083970 \h </w:instrText>
             </w:r>
             <w:r>
               <w:rPr>
@@ -4636,7 +4638,7 @@
               <w:rPr>
                 <w:noProof/>
               </w:rPr>
-              <w:t>28</w:t>
+              <w:t>26</w:t>
             </w:r>
             <w:r>
               <w:rPr>
@@ -4659,7 +4661,7 @@
               <w14:ligatures w14:val="standardContextual"/>
             </w:rPr>
           </w:pPr>
-          <w:hyperlink w:anchor="_Toc244083376" w:history="1">
+          <w:hyperlink w:anchor="_Toc244083971" w:history="1">
             <w:r>
               <w:rPr>
                 <w:rStyle w:val="Hyperlink"/>
@@ -4683,7 +4685,7 @@
               <w:rPr>
                 <w:noProof/>
               </w:rPr>
-              <w:instrText xml:space="preserve"> PAGEREF _Toc244083376 \h </w:instrText>
+              <w:instrText xml:space="preserve"> PAGEREF _Toc244083971 \h </w:instrText>
             </w:r>
             <w:r>
               <w:rPr>
@@ -4700,7 +4702,7 @@
               <w:rPr>
                 <w:noProof/>
               </w:rPr>
-              <w:t>30</w:t>
+              <w:t>28</w:t>
             </w:r>
             <w:r>
               <w:rPr>
@@ -4723,7 +4725,7 @@
               <w14:ligatures w14:val="standardContextual"/>
             </w:rPr>
           </w:pPr>
-          <w:hyperlink w:anchor="_Toc244083377" w:history="1">
+          <w:hyperlink w:anchor="_Toc244083972" w:history="1">
             <w:r>
               <w:rPr>
                 <w:rStyle w:val="Hyperlink"/>
@@ -4747,7 +4749,7 @@
               <w:rPr>
                 <w:noProof/>
               </w:rPr>
-              <w:instrText xml:space="preserve"> PAGEREF _Toc244083377 \h </w:instrText>
+              <w:instrText xml:space="preserve"> PAGEREF _Toc244083972 \h </w:instrText>
             </w:r>
             <w:r>
               <w:rPr>
@@ -4764,7 +4766,7 @@
               <w:rPr>
                 <w:noProof/>
               </w:rPr>
-              <w:t>34</w:t>
+              <w:t>32</w:t>
             </w:r>
             <w:r>
               <w:rPr>
@@ -4787,7 +4789,7 @@
               <w14:ligatures w14:val="standardContextual"/>
             </w:rPr>
           </w:pPr>
-          <w:hyperlink w:anchor="_Toc244083378" w:history="1">
+          <w:hyperlink w:anchor="_Toc244083973" w:history="1">
             <w:r>
               <w:rPr>
                 <w:rStyle w:val="Hyperlink"/>
@@ -4811,7 +4813,7 @@
               <w:rPr>
                 <w:noProof/>
               </w:rPr>
-              <w:instrText xml:space="preserve"> PAGEREF _Toc244083378 \h </w:instrText>
+              <w:instrText xml:space="preserve"> PAGEREF _Toc244083973 \h </w:instrText>
             </w:r>
             <w:r>
               <w:rPr>
@@ -4828,7 +4830,7 @@
               <w:rPr>
                 <w:noProof/>
               </w:rPr>
-              <w:t>34</w:t>
+              <w:t>32</w:t>
             </w:r>
             <w:r>
               <w:rPr>
@@ -4858,7 +4860,6 @@
           <w:sz w:val="32"/>
           <w:szCs w:val="32"/>
         </w:rPr>
-        <w:lastRenderedPageBreak/>
         <w:t>ABSTRACT</w:t>
       </w:r>
     </w:p>
@@ -4877,7 +4878,7 @@
         <w:jc w:val="both"/>
       </w:pPr>
       <w:r>
-        <w:t>The system is written entirely in JavaScript: a React 18 single-page frontend built with Vite, and a Node.js REST backend built with Express 4. The backend follows a layered controller–service–repository architecture and applies three design patterns: Strategy for the three split methods (EQUAL, PERCENTAGE and EXACT), kept in a map and chosen at run time from the request; Observer for the side effects of adding an expense (an AuditLogger that stores an activity log and a NotificationService); and Singleton for a ConfigService holding the currency symbol and rounding rules. Adding an expense is one unit of work, so an invalid split rolls back the expense, its shares and its log together.</w:t>
+        <w:t>The system is written entirely in JavaScript: a React 18 single-page frontend built with Vite and a Node.js REST backend built with Express 4, in a layered controller–service–repository architecture. It applies three design patterns: Strategy for the three split methods (EQUAL, PERCENTAGE and EXACT), chosen at run time from the request; Observer for the side effects of adding an expense (an AuditLogger and a NotificationService); and Singleton for a ConfigService holding the currency and rounding rules. Adding an expense is one unit of work, so an invalid split rolls back the expense, its shares and its log together.</w:t>
       </w:r>
     </w:p>
     <w:p>
@@ -4886,7 +4887,7 @@
         <w:jc w:val="both"/>
       </w:pPr>
       <w:r>
-        <w:t>Net balances are computed with array methods (reduce and flatMap) and settlements with a greedy algorithm over two binary-heap priority queues of creditors and debtors, which needs at most n − 1 payments for n members. Money is rounded to two decimals with a half-up rule applied to the decimal text of each amount, and any paisa left over by rounding is assigned to one participant so that shares always add up exactly. A central error-handling middleware turns custom exceptions into clean JSON errors with the correct HTTP status codes.</w:t>
+        <w:t>Net balances are computed with array methods (reduce and flatMap) and settlements with a greedy algorithm over two binary-heap priority queues, which needs at most n − 1 payments for n members. Money is rounded half-up to two decimals, and any paisa left over is assigned to one participant so that shares always add up exactly. A central error middleware returns clean JSON errors with the correct HTTP status codes.</w:t>
       </w:r>
     </w:p>
     <w:p>
@@ -4895,7 +4896,7 @@
         <w:jc w:val="both"/>
       </w:pPr>
       <w:r>
-        <w:t>The application was validated with a node:test suite of unit and HTTP integration tests and a Postman collection of 41 requests and 59 assertions executed with Newman, all of which passed. The code is hosted on GitHub and deployed on Vercel. Testing also showed that the greedy settlement, although never worse than n − 1 payments, is not always the true minimum (it matched the optimum in 100% of random four-member groups but 75.7% of eight-member groups), a known property of the hard debt-simplification problem that is reported openly and addressed in future work.</w:t>
+        <w:t>The application was validated with a node:test suite and a Postman collection of 41 requests and 59 assertions run with Newman, all of which passed; it is hosted on GitHub and deployed on Vercel. Testing also showed that the greedy settlement, though never worse than n − 1 payments, is not always the true minimum (optimal in 100% of random four-member groups but 75.7% of eight-member groups), which is reported openly and addressed in future work.</w:t>
       </w:r>
     </w:p>
     <w:p>
@@ -4907,7 +4908,6 @@
           <w:b/>
           <w:bCs/>
         </w:rPr>
-        <w:lastRenderedPageBreak/>
         <w:t>Keywords:</w:t>
       </w:r>
       <w:r>
@@ -4922,9 +4922,8 @@
         <w:pStyle w:val="Heading1"/>
         <w:pageBreakBefore/>
       </w:pPr>
-      <w:bookmarkStart w:id="2" w:name="_Toc244083321"/>
-      <w:r>
-        <w:lastRenderedPageBreak/>
+      <w:bookmarkStart w:id="2" w:name="_Toc244083916"/>
+      <w:r>
         <w:t>CHAPTER 1.</w:t>
       </w:r>
       <w:r>
@@ -4940,7 +4939,7 @@
           <w:tab w:val="left" w:pos="720"/>
         </w:tabs>
       </w:pPr>
-      <w:bookmarkStart w:id="3" w:name="_Toc244083322"/>
+      <w:bookmarkStart w:id="3" w:name="_Toc244083917"/>
       <w:r>
         <w:t>1.1.</w:t>
       </w:r>
@@ -5020,7 +5019,7 @@
           <w:tab w:val="left" w:pos="720"/>
         </w:tabs>
       </w:pPr>
-      <w:bookmarkStart w:id="4" w:name="_Toc244083323"/>
+      <w:bookmarkStart w:id="4" w:name="_Toc244083918"/>
       <w:r>
         <w:t>1.2.</w:t>
       </w:r>
@@ -5053,7 +5052,6 @@
         <w:rPr>
           <w:b/>
         </w:rPr>
-        <w:lastRenderedPageBreak/>
         <w:t>Bookkeeping errors.</w:t>
       </w:r>
       <w:r>
@@ -5136,7 +5134,7 @@
           <w:tab w:val="left" w:pos="720"/>
         </w:tabs>
       </w:pPr>
-      <w:bookmarkStart w:id="5" w:name="_Toc244083324"/>
+      <w:bookmarkStart w:id="5" w:name="_Toc244083919"/>
       <w:r>
         <w:t>1.3.</w:t>
       </w:r>
@@ -5269,7 +5267,6 @@
         <w:rPr>
           <w:b/>
         </w:rPr>
-        <w:lastRenderedPageBreak/>
         <w:t>Documentation and deployment</w:t>
       </w:r>
       <w:r>
@@ -5283,7 +5280,7 @@
           <w:tab w:val="left" w:pos="720"/>
         </w:tabs>
       </w:pPr>
-      <w:bookmarkStart w:id="6" w:name="_Toc244083325"/>
+      <w:bookmarkStart w:id="6" w:name="_Toc244083920"/>
       <w:r>
         <w:t>1.4.</w:t>
       </w:r>
@@ -5352,7 +5349,7 @@
       <w:pPr>
         <w:pStyle w:val="FigureCaption"/>
       </w:pPr>
-      <w:bookmarkStart w:id="7" w:name="_Toc244083352"/>
+      <w:bookmarkStart w:id="7" w:name="_Toc244083947"/>
       <w:r>
         <w:t>Figure 1.1  Gantt chart of the project schedule</w:t>
       </w:r>
@@ -5365,7 +5362,7 @@
           <w:tab w:val="left" w:pos="720"/>
         </w:tabs>
       </w:pPr>
-      <w:bookmarkStart w:id="8" w:name="_Toc244083326"/>
+      <w:bookmarkStart w:id="8" w:name="_Toc244083921"/>
       <w:r>
         <w:t>1.5.</w:t>
       </w:r>
@@ -5480,9 +5477,8 @@
         <w:pStyle w:val="Heading1"/>
         <w:pageBreakBefore/>
       </w:pPr>
-      <w:bookmarkStart w:id="9" w:name="_Toc244083327"/>
-      <w:r>
-        <w:lastRenderedPageBreak/>
+      <w:bookmarkStart w:id="9" w:name="_Toc244083922"/>
+      <w:r>
         <w:t>CHAPTER 2.</w:t>
       </w:r>
       <w:r>
@@ -5498,7 +5494,7 @@
           <w:tab w:val="left" w:pos="720"/>
         </w:tabs>
       </w:pPr>
-      <w:bookmarkStart w:id="10" w:name="_Toc244083328"/>
+      <w:bookmarkStart w:id="10" w:name="_Toc244083923"/>
       <w:r>
         <w:t>2.1.</w:t>
       </w:r>
@@ -5513,7 +5509,7 @@
         <w:pStyle w:val="TableCaption"/>
         <w:keepNext/>
       </w:pPr>
-      <w:bookmarkStart w:id="11" w:name="_Toc244083367"/>
+      <w:bookmarkStart w:id="11" w:name="_Toc244083962"/>
       <w:r>
         <w:t>Table 2.1  Timeline of key findings related to the problem</w:t>
       </w:r>
@@ -5694,6 +5690,7 @@
           </w:tcPr>
           <w:p>
             <w:pPr>
+              <w:keepNext/>
               <w:keepLines/>
             </w:pPr>
             <w:r>
@@ -5723,6 +5720,7 @@
           </w:tcPr>
           <w:p>
             <w:pPr>
+              <w:keepNext/>
               <w:keepLines/>
             </w:pPr>
             <w:r>
@@ -5757,6 +5755,7 @@
           </w:tcPr>
           <w:p>
             <w:pPr>
+              <w:keepNext/>
               <w:keepLines/>
             </w:pPr>
             <w:r>
@@ -5786,6 +5785,7 @@
           </w:tcPr>
           <w:p>
             <w:pPr>
+              <w:keepNext/>
               <w:keepLines/>
             </w:pPr>
             <w:r>
@@ -5820,6 +5820,7 @@
           </w:tcPr>
           <w:p>
             <w:pPr>
+              <w:keepNext/>
               <w:keepLines/>
             </w:pPr>
             <w:r>
@@ -5849,6 +5850,7 @@
           </w:tcPr>
           <w:p>
             <w:pPr>
+              <w:keepNext/>
               <w:keepLines/>
             </w:pPr>
             <w:r>
@@ -5883,6 +5885,7 @@
           </w:tcPr>
           <w:p>
             <w:pPr>
+              <w:keepNext/>
               <w:keepLines/>
             </w:pPr>
             <w:r>
@@ -5912,6 +5915,7 @@
           </w:tcPr>
           <w:p>
             <w:pPr>
+              <w:keepNext/>
               <w:keepLines/>
             </w:pPr>
             <w:r>
@@ -5946,6 +5950,7 @@
           </w:tcPr>
           <w:p>
             <w:pPr>
+              <w:keepNext/>
               <w:keepLines/>
             </w:pPr>
             <w:r>
@@ -5975,6 +5980,7 @@
           </w:tcPr>
           <w:p>
             <w:pPr>
+              <w:keepNext/>
               <w:keepLines/>
             </w:pPr>
             <w:r>
@@ -6009,6 +6015,7 @@
           </w:tcPr>
           <w:p>
             <w:pPr>
+              <w:keepNext/>
               <w:keepLines/>
             </w:pPr>
             <w:r>
@@ -6038,6 +6045,7 @@
           </w:tcPr>
           <w:p>
             <w:pPr>
+              <w:keepNext/>
               <w:keepLines/>
             </w:pPr>
             <w:r>
@@ -6072,6 +6080,7 @@
           </w:tcPr>
           <w:p>
             <w:pPr>
+              <w:keepNext/>
               <w:keepLines/>
             </w:pPr>
             <w:r>
@@ -6101,6 +6110,7 @@
           </w:tcPr>
           <w:p>
             <w:pPr>
+              <w:keepNext/>
               <w:keepLines/>
             </w:pPr>
             <w:r>
@@ -6135,6 +6145,7 @@
           </w:tcPr>
           <w:p>
             <w:pPr>
+              <w:keepNext/>
               <w:keepLines/>
             </w:pPr>
             <w:r>
@@ -6164,6 +6175,7 @@
           </w:tcPr>
           <w:p>
             <w:pPr>
+              <w:keepNext/>
               <w:keepLines/>
             </w:pPr>
             <w:r>
@@ -6198,6 +6210,7 @@
           </w:tcPr>
           <w:p>
             <w:pPr>
+              <w:keepNext/>
               <w:keepLines/>
             </w:pPr>
             <w:r>
@@ -6227,6 +6240,7 @@
           </w:tcPr>
           <w:p>
             <w:pPr>
+              <w:keepNext/>
               <w:keepLines/>
             </w:pPr>
             <w:r>
@@ -6261,6 +6275,7 @@
           </w:tcPr>
           <w:p>
             <w:pPr>
+              <w:keepNext/>
               <w:keepLines/>
             </w:pPr>
             <w:r>
@@ -6290,6 +6305,7 @@
           </w:tcPr>
           <w:p>
             <w:pPr>
+              <w:keepNext/>
               <w:keepLines/>
             </w:pPr>
             <w:r>
@@ -6377,7 +6393,7 @@
           <w:tab w:val="left" w:pos="720"/>
         </w:tabs>
       </w:pPr>
-      <w:bookmarkStart w:id="12" w:name="_Toc244083329"/>
+      <w:bookmarkStart w:id="12" w:name="_Toc244083924"/>
       <w:r>
         <w:t>2.2.</w:t>
       </w:r>
@@ -6470,7 +6486,6 @@
         <w:rPr>
           <w:b/>
         </w:rPr>
-        <w:lastRenderedPageBreak/>
         <w:t>Chat messages and notes.</w:t>
       </w:r>
       <w:r>
@@ -6504,7 +6519,7 @@
           <w:tab w:val="left" w:pos="720"/>
         </w:tabs>
       </w:pPr>
-      <w:bookmarkStart w:id="13" w:name="_Toc244083330"/>
+      <w:bookmarkStart w:id="13" w:name="_Toc244083925"/>
       <w:r>
         <w:t>2.3.</w:t>
       </w:r>
@@ -6519,7 +6534,7 @@
         <w:pStyle w:val="TableCaption"/>
         <w:keepNext/>
       </w:pPr>
-      <w:bookmarkStart w:id="14" w:name="_Toc244083368"/>
+      <w:bookmarkStart w:id="14" w:name="_Toc244083963"/>
       <w:r>
         <w:t>Table 2.2  Analysis of reviewed literature and solutions</w:t>
       </w:r>
@@ -6826,6 +6841,7 @@
           </w:tcPr>
           <w:p>
             <w:pPr>
+              <w:keepNext/>
               <w:keepLines/>
             </w:pPr>
             <w:r>
@@ -6855,6 +6871,7 @@
           </w:tcPr>
           <w:p>
             <w:pPr>
+              <w:keepNext/>
               <w:keepLines/>
             </w:pPr>
             <w:r>
@@ -6884,6 +6901,7 @@
           </w:tcPr>
           <w:p>
             <w:pPr>
+              <w:keepNext/>
               <w:keepLines/>
             </w:pPr>
             <w:r>
@@ -6913,6 +6931,7 @@
           </w:tcPr>
           <w:p>
             <w:pPr>
+              <w:keepNext/>
               <w:keepLines/>
             </w:pPr>
             <w:r>
@@ -6947,6 +6966,7 @@
           </w:tcPr>
           <w:p>
             <w:pPr>
+              <w:keepNext/>
               <w:keepLines/>
             </w:pPr>
             <w:r>
@@ -6976,6 +6996,7 @@
           </w:tcPr>
           <w:p>
             <w:pPr>
+              <w:keepNext/>
               <w:keepLines/>
             </w:pPr>
             <w:r>
@@ -7005,6 +7026,7 @@
           </w:tcPr>
           <w:p>
             <w:pPr>
+              <w:keepNext/>
               <w:keepLines/>
             </w:pPr>
             <w:r>
@@ -7034,6 +7056,7 @@
           </w:tcPr>
           <w:p>
             <w:pPr>
+              <w:keepNext/>
               <w:keepLines/>
             </w:pPr>
             <w:r>
@@ -7068,6 +7091,7 @@
           </w:tcPr>
           <w:p>
             <w:pPr>
+              <w:keepNext/>
               <w:keepLines/>
             </w:pPr>
             <w:r>
@@ -7097,6 +7121,7 @@
           </w:tcPr>
           <w:p>
             <w:pPr>
+              <w:keepNext/>
               <w:keepLines/>
             </w:pPr>
             <w:r>
@@ -7126,6 +7151,7 @@
           </w:tcPr>
           <w:p>
             <w:pPr>
+              <w:keepNext/>
               <w:keepLines/>
             </w:pPr>
             <w:r>
@@ -7155,6 +7181,7 @@
           </w:tcPr>
           <w:p>
             <w:pPr>
+              <w:keepNext/>
               <w:keepLines/>
             </w:pPr>
             <w:r>
@@ -7189,6 +7216,7 @@
           </w:tcPr>
           <w:p>
             <w:pPr>
+              <w:keepNext/>
               <w:keepLines/>
             </w:pPr>
             <w:r>
@@ -7218,6 +7246,7 @@
           </w:tcPr>
           <w:p>
             <w:pPr>
+              <w:keepNext/>
               <w:keepLines/>
             </w:pPr>
             <w:r>
@@ -7247,6 +7276,7 @@
           </w:tcPr>
           <w:p>
             <w:pPr>
+              <w:keepNext/>
               <w:keepLines/>
             </w:pPr>
             <w:r>
@@ -7276,6 +7306,7 @@
           </w:tcPr>
           <w:p>
             <w:pPr>
+              <w:keepNext/>
               <w:keepLines/>
             </w:pPr>
             <w:r>
@@ -7421,7 +7452,7 @@
           <w:tab w:val="left" w:pos="720"/>
         </w:tabs>
       </w:pPr>
-      <w:bookmarkStart w:id="15" w:name="_Toc244083331"/>
+      <w:bookmarkStart w:id="15" w:name="_Toc244083926"/>
       <w:r>
         <w:t>2.4.</w:t>
       </w:r>
@@ -7456,9 +7487,8 @@
           <w:tab w:val="left" w:pos="720"/>
         </w:tabs>
       </w:pPr>
-      <w:bookmarkStart w:id="16" w:name="_Toc244083332"/>
-      <w:r>
-        <w:lastRenderedPageBreak/>
+      <w:bookmarkStart w:id="16" w:name="_Toc244083927"/>
+      <w:r>
         <w:t>2.5.</w:t>
       </w:r>
       <w:r>
@@ -7479,7 +7509,7 @@
         <w:t>What is to be done:</w:t>
       </w:r>
       <w:r>
-        <w:t xml:space="preserve"> build a full-stack web application through which a group can register members, record expenses paid by one member and split among several using EQUAL, PERCENTAGE or EXACT rules, view each member’s net balance, obtain a short list of payments that settles the group, record those payments as they happen, and delete expenses, payments, users and groups safely.</w:t>
+        <w:t xml:space="preserve"> build a full-stack web application through which a group can register members, record expenses split by EQUAL, PERCENTAGE or EXACT rules, view each member’s net balance, obtain a short list of payments that settles the group, record those payments, and delete expenses, payments, users and groups safely.</w:t>
       </w:r>
     </w:p>
     <w:p>
@@ -7494,7 +7524,7 @@
         <w:t>How it is to be done:</w:t>
       </w:r>
       <w:r>
-        <w:t xml:space="preserve"> a React single-page frontend (built with Vite) calling a Node.js/Express REST backend; a layered controller–service–repository architecture; the Strategy, Observer and Singleton patterns; all-or-nothing expense creation; array methods for balances; a priority-queue greedy settlement; central error-handling middleware; testing with node:test and Postman/Newman; hosting on GitHub and deployment on Vercel.</w:t>
+        <w:t xml:space="preserve"> a React frontend (Vite) calling a Node.js/Express REST API; a controller–service–repository architecture; the Strategy, Observer and Singleton patterns; all-or-nothing expense creation; a priority-queue greedy settlement; central error middleware; testing with node:test and Postman/Newman; deployment on Vercel.</w:t>
       </w:r>
     </w:p>
     <w:p>
@@ -7519,7 +7549,7 @@
           <w:tab w:val="left" w:pos="720"/>
         </w:tabs>
       </w:pPr>
-      <w:bookmarkStart w:id="17" w:name="_Toc244083333"/>
+      <w:bookmarkStart w:id="17" w:name="_Toc244083928"/>
       <w:r>
         <w:t>2.6.</w:t>
       </w:r>
@@ -7624,8 +7654,7 @@
         <w:jc w:val="both"/>
       </w:pPr>
       <w:r>
-        <w:lastRenderedPageBreak/>
-        <w:t>Validate the system with automated tests: a node:test suite and a Postman collection with at least 50 assertions covering success and error paths, and deploy the application so that it can be used from a browser.</w:t>
+        <w:t>Validate the system with a node:test suite and a Postman collection of at least 50 assertions covering success and error paths, and deploy it on the web.</w:t>
       </w:r>
     </w:p>
     <w:p>
@@ -7633,9 +7662,8 @@
         <w:pStyle w:val="Heading1"/>
         <w:pageBreakBefore/>
       </w:pPr>
-      <w:bookmarkStart w:id="18" w:name="_Toc244083334"/>
-      <w:r>
-        <w:lastRenderedPageBreak/>
+      <w:bookmarkStart w:id="18" w:name="_Toc244083929"/>
+      <w:r>
         <w:t>CHAPTER 3.</w:t>
       </w:r>
       <w:r>
@@ -7651,7 +7679,7 @@
           <w:tab w:val="left" w:pos="720"/>
         </w:tabs>
       </w:pPr>
-      <w:bookmarkStart w:id="19" w:name="_Toc244083335"/>
+      <w:bookmarkStart w:id="19" w:name="_Toc244083930"/>
       <w:r>
         <w:t>3.1.</w:t>
       </w:r>
@@ -7675,7 +7703,7 @@
         <w:pStyle w:val="TableCaption"/>
         <w:keepNext/>
       </w:pPr>
-      <w:bookmarkStart w:id="20" w:name="_Toc244083369"/>
+      <w:bookmarkStart w:id="20" w:name="_Toc244083964"/>
       <w:r>
         <w:t>Table 3.1  Evaluation of candidate features</w:t>
       </w:r>
@@ -7919,6 +7947,7 @@
           </w:tcPr>
           <w:p>
             <w:pPr>
+              <w:keepNext/>
               <w:keepLines/>
             </w:pPr>
             <w:r>
@@ -7948,6 +7977,7 @@
           </w:tcPr>
           <w:p>
             <w:pPr>
+              <w:keepNext/>
               <w:keepLines/>
             </w:pPr>
             <w:r>
@@ -7977,6 +8007,7 @@
           </w:tcPr>
           <w:p>
             <w:pPr>
+              <w:keepNext/>
               <w:keepLines/>
             </w:pPr>
             <w:r>
@@ -8011,6 +8042,7 @@
           </w:tcPr>
           <w:p>
             <w:pPr>
+              <w:keepNext/>
               <w:keepLines/>
             </w:pPr>
             <w:r>
@@ -8040,6 +8072,7 @@
           </w:tcPr>
           <w:p>
             <w:pPr>
+              <w:keepNext/>
               <w:keepLines/>
             </w:pPr>
             <w:r>
@@ -8069,6 +8102,7 @@
           </w:tcPr>
           <w:p>
             <w:pPr>
+              <w:keepNext/>
               <w:keepLines/>
             </w:pPr>
             <w:r>
@@ -8103,6 +8137,7 @@
           </w:tcPr>
           <w:p>
             <w:pPr>
+              <w:keepNext/>
               <w:keepLines/>
             </w:pPr>
             <w:r>
@@ -8132,6 +8167,7 @@
           </w:tcPr>
           <w:p>
             <w:pPr>
+              <w:keepNext/>
               <w:keepLines/>
             </w:pPr>
             <w:r>
@@ -8161,6 +8197,7 @@
           </w:tcPr>
           <w:p>
             <w:pPr>
+              <w:keepNext/>
               <w:keepLines/>
             </w:pPr>
             <w:r>
@@ -8195,6 +8232,7 @@
           </w:tcPr>
           <w:p>
             <w:pPr>
+              <w:keepNext/>
               <w:keepLines/>
             </w:pPr>
             <w:r>
@@ -8224,6 +8262,7 @@
           </w:tcPr>
           <w:p>
             <w:pPr>
+              <w:keepNext/>
               <w:keepLines/>
             </w:pPr>
             <w:r>
@@ -8253,6 +8292,7 @@
           </w:tcPr>
           <w:p>
             <w:pPr>
+              <w:keepNext/>
               <w:keepLines/>
             </w:pPr>
             <w:r>
@@ -8287,6 +8327,7 @@
           </w:tcPr>
           <w:p>
             <w:pPr>
+              <w:keepNext/>
               <w:keepLines/>
             </w:pPr>
             <w:r>
@@ -8316,6 +8357,7 @@
           </w:tcPr>
           <w:p>
             <w:pPr>
+              <w:keepNext/>
               <w:keepLines/>
             </w:pPr>
             <w:r>
@@ -8345,6 +8387,7 @@
           </w:tcPr>
           <w:p>
             <w:pPr>
+              <w:keepNext/>
               <w:keepLines/>
             </w:pPr>
             <w:r>
@@ -8379,6 +8422,7 @@
           </w:tcPr>
           <w:p>
             <w:pPr>
+              <w:keepNext/>
               <w:keepLines/>
             </w:pPr>
             <w:r>
@@ -8408,6 +8452,7 @@
           </w:tcPr>
           <w:p>
             <w:pPr>
+              <w:keepNext/>
               <w:keepLines/>
             </w:pPr>
             <w:r>
@@ -8437,6 +8482,7 @@
           </w:tcPr>
           <w:p>
             <w:pPr>
+              <w:keepNext/>
               <w:keepLines/>
             </w:pPr>
             <w:r>
@@ -8471,6 +8517,7 @@
           </w:tcPr>
           <w:p>
             <w:pPr>
+              <w:keepNext/>
               <w:keepLines/>
             </w:pPr>
             <w:r>
@@ -8500,6 +8547,7 @@
           </w:tcPr>
           <w:p>
             <w:pPr>
+              <w:keepNext/>
               <w:keepLines/>
             </w:pPr>
             <w:r>
@@ -8529,6 +8577,7 @@
           </w:tcPr>
           <w:p>
             <w:pPr>
+              <w:keepNext/>
               <w:keepLines/>
             </w:pPr>
             <w:r>
@@ -8563,6 +8612,7 @@
           </w:tcPr>
           <w:p>
             <w:pPr>
+              <w:keepNext/>
               <w:keepLines/>
             </w:pPr>
             <w:r>
@@ -8592,6 +8642,7 @@
           </w:tcPr>
           <w:p>
             <w:pPr>
+              <w:keepNext/>
               <w:keepLines/>
             </w:pPr>
             <w:r>
@@ -8621,6 +8672,7 @@
           </w:tcPr>
           <w:p>
             <w:pPr>
+              <w:keepNext/>
               <w:keepLines/>
             </w:pPr>
             <w:r>
@@ -8655,6 +8707,7 @@
           </w:tcPr>
           <w:p>
             <w:pPr>
+              <w:keepNext/>
               <w:keepLines/>
             </w:pPr>
             <w:r>
@@ -8684,6 +8737,7 @@
           </w:tcPr>
           <w:p>
             <w:pPr>
+              <w:keepNext/>
               <w:keepLines/>
             </w:pPr>
             <w:r>
@@ -8713,6 +8767,7 @@
           </w:tcPr>
           <w:p>
             <w:pPr>
+              <w:keepNext/>
               <w:keepLines/>
             </w:pPr>
             <w:r>
@@ -8747,6 +8802,7 @@
           </w:tcPr>
           <w:p>
             <w:pPr>
+              <w:keepNext/>
               <w:keepLines/>
             </w:pPr>
             <w:r>
@@ -8776,6 +8832,7 @@
           </w:tcPr>
           <w:p>
             <w:pPr>
+              <w:keepNext/>
               <w:keepLines/>
             </w:pPr>
             <w:r>
@@ -8805,6 +8862,7 @@
           </w:tcPr>
           <w:p>
             <w:pPr>
+              <w:keepNext/>
               <w:keepLines/>
             </w:pPr>
             <w:r>
@@ -8839,6 +8897,7 @@
           </w:tcPr>
           <w:p>
             <w:pPr>
+              <w:keepNext/>
               <w:keepLines/>
             </w:pPr>
             <w:r>
@@ -8868,6 +8927,7 @@
           </w:tcPr>
           <w:p>
             <w:pPr>
+              <w:keepNext/>
               <w:keepLines/>
             </w:pPr>
             <w:r>
@@ -8897,6 +8957,7 @@
           </w:tcPr>
           <w:p>
             <w:pPr>
+              <w:keepNext/>
               <w:keepLines/>
             </w:pPr>
             <w:r>
@@ -8931,6 +8992,7 @@
           </w:tcPr>
           <w:p>
             <w:pPr>
+              <w:keepNext/>
               <w:keepLines/>
             </w:pPr>
             <w:r>
@@ -8960,6 +9022,7 @@
           </w:tcPr>
           <w:p>
             <w:pPr>
+              <w:keepNext/>
               <w:keepLines/>
             </w:pPr>
             <w:r>
@@ -8989,6 +9052,7 @@
           </w:tcPr>
           <w:p>
             <w:pPr>
+              <w:keepNext/>
               <w:keepLines/>
             </w:pPr>
             <w:r>
@@ -9105,7 +9169,7 @@
           <w:tab w:val="left" w:pos="720"/>
         </w:tabs>
       </w:pPr>
-      <w:bookmarkStart w:id="21" w:name="_Toc244083336"/>
+      <w:bookmarkStart w:id="21" w:name="_Toc244083931"/>
       <w:r>
         <w:t>3.2.</w:t>
       </w:r>
@@ -9177,7 +9241,6 @@
         <w:rPr>
           <w:b/>
         </w:rPr>
-        <w:lastRenderedPageBreak/>
         <w:t>Ethical:</w:t>
       </w:r>
       <w:r>
@@ -9271,7 +9334,7 @@
           <w:tab w:val="left" w:pos="720"/>
         </w:tabs>
       </w:pPr>
-      <w:bookmarkStart w:id="22" w:name="_Toc244083337"/>
+      <w:bookmarkStart w:id="22" w:name="_Toc244083932"/>
       <w:r>
         <w:t>3.3.</w:t>
       </w:r>
@@ -9375,7 +9438,6 @@
         <w:rPr>
           <w:b/>
         </w:rPr>
-        <w:lastRenderedPageBreak/>
         <w:t>Modified:</w:t>
       </w:r>
       <w:r>
@@ -9409,7 +9471,7 @@
           <w:tab w:val="left" w:pos="720"/>
         </w:tabs>
       </w:pPr>
-      <w:bookmarkStart w:id="23" w:name="_Toc244083338"/>
+      <w:bookmarkStart w:id="23" w:name="_Toc244083933"/>
       <w:r>
         <w:t>3.4.</w:t>
       </w:r>
@@ -9440,7 +9502,7 @@
         <w:t>Design A — Plain Node.js http server with conditional logic.</w:t>
       </w:r>
       <w:r>
-        <w:t xml:space="preserve"> A single request handler parses every URL by hand, the split method is chosen with an if-else or switch on the split type, balances are stored and updated manually on every change, errors are handled with try-catch in each branch, and the page is built by concatenating HTML strings in the browser.</w:t>
+        <w:t xml:space="preserve"> One request handler parses every URL by hand, the split method is chosen with an if-else chain, balances are stored and updated manually, errors are caught in every branch, and the page is built from HTML strings.</w:t>
       </w:r>
     </w:p>
     <w:p>
@@ -9452,10 +9514,10 @@
         <w:rPr>
           <w:b/>
         </w:rPr>
-        <w:t>Design B — Layered Express backend with a React frontend and design patterns (selected).</w:t>
-      </w:r>
-      <w:r>
-        <w:t xml:space="preserve"> Express routers only translate HTTP into method calls; services hold the business rules; repositories provide storage; split methods are Strategy classes in a Map; side effects are Observer listeners; expense creation runs in a transactional() unit of work; errors are mapped centrally by one error middleware; and the interface is a set of React components that re-render from state.</w:t>
+        <w:t>Design B — Layered Express backend with a React frontend (selected).</w:t>
+      </w:r>
+      <w:r>
+        <w:t xml:space="preserve"> Routers translate HTTP into method calls; services hold the business rules; repositories store data; split methods are Strategy classes; side effects are Observer listeners; expense creation runs in a transactional() unit of work; one error middleware maps errors; and the interface is built from React components.</w:t>
       </w:r>
     </w:p>
     <w:p>
@@ -9465,7 +9527,7 @@
           <w:tab w:val="left" w:pos="720"/>
         </w:tabs>
       </w:pPr>
-      <w:bookmarkStart w:id="24" w:name="_Toc244083339"/>
+      <w:bookmarkStart w:id="24" w:name="_Toc244083934"/>
       <w:r>
         <w:t>3.5.</w:t>
       </w:r>
@@ -9480,7 +9542,7 @@
         <w:pStyle w:val="TableCaption"/>
         <w:keepNext/>
       </w:pPr>
-      <w:bookmarkStart w:id="25" w:name="_Toc244083370"/>
+      <w:bookmarkStart w:id="25" w:name="_Toc244083965"/>
       <w:r>
         <w:t>Table 3.2  Comparison of alternative designs</w:t>
       </w:r>
@@ -9664,7 +9726,7 @@
               <w:rPr>
                 <w:sz w:val="20"/>
               </w:rPr>
-              <w:t>High: manual URL parsing, JSON parsing, routing</w:t>
+              <w:t>Manual URL and JSON parsing</w:t>
             </w:r>
           </w:p>
         </w:tc>
@@ -9694,7 +9756,7 @@
               <w:rPr>
                 <w:sz w:val="20"/>
               </w:rPr>
-              <w:t>Low: express.json(), Router, route parameters</w:t>
+              <w:t>express.json(), Router, params</w:t>
             </w:r>
           </w:p>
         </w:tc>
@@ -9722,6 +9784,7 @@
           </w:tcPr>
           <w:p>
             <w:pPr>
+              <w:keepNext/>
               <w:keepLines/>
             </w:pPr>
             <w:r>
@@ -9751,13 +9814,14 @@
           </w:tcPr>
           <w:p>
             <w:pPr>
-              <w:keepLines/>
-            </w:pPr>
-            <w:r>
-              <w:rPr>
-                <w:sz w:val="20"/>
-              </w:rPr>
-              <w:t>Edit the if-else chain (breaks Open/Closed)</w:t>
+              <w:keepNext/>
+              <w:keepLines/>
+            </w:pPr>
+            <w:r>
+              <w:rPr>
+                <w:sz w:val="20"/>
+              </w:rPr>
+              <w:t>Edit the if-else chain</w:t>
             </w:r>
           </w:p>
         </w:tc>
@@ -9780,13 +9844,14 @@
           </w:tcPr>
           <w:p>
             <w:pPr>
-              <w:keepLines/>
-            </w:pPr>
-            <w:r>
-              <w:rPr>
-                <w:sz w:val="20"/>
-              </w:rPr>
-              <w:t>Add one SplitStrategy subclass and register it</w:t>
+              <w:keepNext/>
+              <w:keepLines/>
+            </w:pPr>
+            <w:r>
+              <w:rPr>
+                <w:sz w:val="20"/>
+              </w:rPr>
+              <w:t>Add one SplitStrategy subclass</w:t>
             </w:r>
           </w:p>
         </w:tc>
@@ -9814,6 +9879,7 @@
           </w:tcPr>
           <w:p>
             <w:pPr>
+              <w:keepNext/>
               <w:keepLines/>
             </w:pPr>
             <w:r>
@@ -9843,13 +9909,14 @@
           </w:tcPr>
           <w:p>
             <w:pPr>
-              <w:keepLines/>
-            </w:pPr>
-            <w:r>
-              <w:rPr>
-                <w:sz w:val="20"/>
-              </w:rPr>
-              <w:t>Manual clean-up; easy to forget</w:t>
+              <w:keepNext/>
+              <w:keepLines/>
+            </w:pPr>
+            <w:r>
+              <w:rPr>
+                <w:sz w:val="20"/>
+              </w:rPr>
+              <w:t>Manual clean-up</w:t>
             </w:r>
           </w:p>
         </w:tc>
@@ -9872,13 +9939,14 @@
           </w:tcPr>
           <w:p>
             <w:pPr>
-              <w:keepLines/>
-            </w:pPr>
-            <w:r>
-              <w:rPr>
-                <w:sz w:val="20"/>
-              </w:rPr>
-              <w:t>transactional() rolls back automatically</w:t>
+              <w:keepNext/>
+              <w:keepLines/>
+            </w:pPr>
+            <w:r>
+              <w:rPr>
+                <w:sz w:val="20"/>
+              </w:rPr>
+              <w:t>transactional() rolls back</w:t>
             </w:r>
           </w:p>
         </w:tc>
@@ -9906,6 +9974,7 @@
           </w:tcPr>
           <w:p>
             <w:pPr>
+              <w:keepNext/>
               <w:keepLines/>
             </w:pPr>
             <w:r>
@@ -9935,6 +10004,7 @@
           </w:tcPr>
           <w:p>
             <w:pPr>
+              <w:keepNext/>
               <w:keepLines/>
             </w:pPr>
             <w:r>
@@ -9964,13 +10034,14 @@
           </w:tcPr>
           <w:p>
             <w:pPr>
-              <w:keepLines/>
-            </w:pPr>
-            <w:r>
-              <w:rPr>
-                <w:sz w:val="20"/>
-              </w:rPr>
-              <w:t>One error middleware for the whole API</w:t>
+              <w:keepNext/>
+              <w:keepLines/>
+            </w:pPr>
+            <w:r>
+              <w:rPr>
+                <w:sz w:val="20"/>
+              </w:rPr>
+              <w:t>One error middleware</w:t>
             </w:r>
           </w:p>
         </w:tc>
@@ -9998,6 +10069,7 @@
           </w:tcPr>
           <w:p>
             <w:pPr>
+              <w:keepNext/>
               <w:keepLines/>
             </w:pPr>
             <w:r>
@@ -10027,13 +10099,14 @@
           </w:tcPr>
           <w:p>
             <w:pPr>
-              <w:keepLines/>
-            </w:pPr>
-            <w:r>
-              <w:rPr>
-                <w:sz w:val="20"/>
-              </w:rPr>
-              <w:t>Stored value can drift after deletes</w:t>
+              <w:keepNext/>
+              <w:keepLines/>
+            </w:pPr>
+            <w:r>
+              <w:rPr>
+                <w:sz w:val="20"/>
+              </w:rPr>
+              <w:t>Stored value can drift</w:t>
             </w:r>
           </w:p>
         </w:tc>
@@ -10056,13 +10129,14 @@
           </w:tcPr>
           <w:p>
             <w:pPr>
-              <w:keepLines/>
-            </w:pPr>
-            <w:r>
-              <w:rPr>
-                <w:sz w:val="20"/>
-              </w:rPr>
-              <w:t>Computed from source data every time</w:t>
+              <w:keepNext/>
+              <w:keepLines/>
+            </w:pPr>
+            <w:r>
+              <w:rPr>
+                <w:sz w:val="20"/>
+              </w:rPr>
+              <w:t>Computed from source data</w:t>
             </w:r>
           </w:p>
         </w:tc>
@@ -10090,6 +10164,7 @@
           </w:tcPr>
           <w:p>
             <w:pPr>
+              <w:keepNext/>
               <w:keepLines/>
             </w:pPr>
             <w:r>
@@ -10119,6 +10194,7 @@
           </w:tcPr>
           <w:p>
             <w:pPr>
+              <w:keepNext/>
               <w:keepLines/>
             </w:pPr>
             <w:r>
@@ -10148,13 +10224,14 @@
           </w:tcPr>
           <w:p>
             <w:pPr>
-              <w:keepLines/>
-            </w:pPr>
-            <w:r>
-              <w:rPr>
-                <w:sz w:val="20"/>
-              </w:rPr>
-              <w:t>Services tested directly with node:test</w:t>
+              <w:keepNext/>
+              <w:keepLines/>
+            </w:pPr>
+            <w:r>
+              <w:rPr>
+                <w:sz w:val="20"/>
+              </w:rPr>
+              <w:t>Services tested with node:test</w:t>
             </w:r>
           </w:p>
         </w:tc>
@@ -10182,6 +10259,7 @@
           </w:tcPr>
           <w:p>
             <w:pPr>
+              <w:keepNext/>
               <w:keepLines/>
             </w:pPr>
             <w:r>
@@ -10211,13 +10289,14 @@
           </w:tcPr>
           <w:p>
             <w:pPr>
-              <w:keepLines/>
-            </w:pPr>
-            <w:r>
-              <w:rPr>
-                <w:sz w:val="20"/>
-              </w:rPr>
-              <w:t>Partial (no frontend framework)</w:t>
+              <w:keepNext/>
+              <w:keepLines/>
+            </w:pPr>
+            <w:r>
+              <w:rPr>
+                <w:sz w:val="20"/>
+              </w:rPr>
+              <w:t>Partial (no UI framework)</w:t>
             </w:r>
           </w:p>
         </w:tc>
@@ -10240,13 +10319,14 @@
           </w:tcPr>
           <w:p>
             <w:pPr>
-              <w:keepLines/>
-            </w:pPr>
-            <w:r>
-              <w:rPr>
-                <w:sz w:val="20"/>
-              </w:rPr>
-              <w:t>Complete — React, Node.js, Express, REST, patterns</w:t>
+              <w:keepNext/>
+              <w:keepLines/>
+            </w:pPr>
+            <w:r>
+              <w:rPr>
+                <w:sz w:val="20"/>
+              </w:rPr>
+              <w:t>Complete: React, Express, REST</w:t>
             </w:r>
           </w:p>
         </w:tc>
@@ -10280,7 +10360,6 @@
               <w:rPr>
                 <w:sz w:val="20"/>
               </w:rPr>
-              <w:lastRenderedPageBreak/>
               <w:t>Learning curve</w:t>
             </w:r>
           </w:p>
@@ -10339,7 +10418,7 @@
               <w:rPr>
                 <w:sz w:val="20"/>
               </w:rPr>
-              <w:t>Higher, but mirrors industry practice</w:t>
+              <w:t>Higher, mirrors industry practice</w:t>
             </w:r>
           </w:p>
         </w:tc>
@@ -10366,7 +10445,7 @@
           <w:tab w:val="left" w:pos="720"/>
         </w:tabs>
       </w:pPr>
-      <w:bookmarkStart w:id="26" w:name="_Toc244083340"/>
+      <w:bookmarkStart w:id="26" w:name="_Toc244083935"/>
       <w:r>
         <w:t>3.6.</w:t>
       </w:r>
@@ -10435,7 +10514,7 @@
       <w:pPr>
         <w:pStyle w:val="FigureCaption"/>
       </w:pPr>
-      <w:bookmarkStart w:id="27" w:name="_Toc244083353"/>
+      <w:bookmarkStart w:id="27" w:name="_Toc244083948"/>
       <w:r>
         <w:t>Figure 3.1  Block diagram of the layered architecture</w:t>
       </w:r>
@@ -10459,7 +10538,6 @@
         <w:rPr>
           <w:noProof/>
         </w:rPr>
-        <w:lastRenderedPageBreak/>
         <w:drawing>
           <wp:inline distT="0" distB="0" distL="0" distR="0" wp14:anchorId="4A088EB2" wp14:editId="455721E6">
             <wp:extent cx="5486400" cy="4105399"/>
@@ -10501,7 +10579,7 @@
       <w:pPr>
         <w:pStyle w:val="FigureCaption"/>
       </w:pPr>
-      <w:bookmarkStart w:id="28" w:name="_Toc244083354"/>
+      <w:bookmarkStart w:id="28" w:name="_Toc244083949"/>
       <w:r>
         <w:t>Figure 3.2  Data model of the application (entities and relationships)</w:t>
       </w:r>
@@ -10566,7 +10644,7 @@
       <w:pPr>
         <w:pStyle w:val="FigureCaption"/>
       </w:pPr>
-      <w:bookmarkStart w:id="29" w:name="_Toc244083355"/>
+      <w:bookmarkStart w:id="29" w:name="_Toc244083950"/>
       <w:r>
         <w:t>Figure 3.3  Class diagram of the Strategy, Observer and Singleton patterns</w:t>
       </w:r>
@@ -10581,7 +10659,6 @@
         <w:rPr>
           <w:noProof/>
         </w:rPr>
-        <w:lastRenderedPageBreak/>
         <w:drawing>
           <wp:inline distT="0" distB="0" distL="0" distR="0" wp14:anchorId="36EF20B8" wp14:editId="71E8F586">
             <wp:extent cx="4206240" cy="5898594"/>
@@ -10623,7 +10700,7 @@
       <w:pPr>
         <w:pStyle w:val="FigureCaption"/>
       </w:pPr>
-      <w:bookmarkStart w:id="30" w:name="_Toc244083356"/>
+      <w:bookmarkStart w:id="30" w:name="_Toc244083951"/>
       <w:r>
         <w:t>Figure 3.4  Flowchart of the transactional add-expense operation</w:t>
       </w:r>
@@ -10708,7 +10785,6 @@
         <w:jc w:val="both"/>
       </w:pPr>
       <w:r>
-        <w:lastRenderedPageBreak/>
         <w:t>Put every member with net &gt; 0 into a max-heap of creditors and every member with net &lt; 0 into a max-heap of debtors keyed by |net| (a binary-heap PriorityQueue with an arrow-function comparator [17]).</w:t>
       </w:r>
     </w:p>
@@ -10759,9 +10835,8 @@
         <w:pStyle w:val="Heading1"/>
         <w:pageBreakBefore/>
       </w:pPr>
-      <w:bookmarkStart w:id="31" w:name="_Toc244083341"/>
-      <w:r>
-        <w:lastRenderedPageBreak/>
+      <w:bookmarkStart w:id="31" w:name="_Toc244083936"/>
+      <w:r>
         <w:t>CHAPTER 4.</w:t>
       </w:r>
       <w:r>
@@ -10777,7 +10852,7 @@
           <w:tab w:val="left" w:pos="720"/>
         </w:tabs>
       </w:pPr>
-      <w:bookmarkStart w:id="32" w:name="_Toc244083342"/>
+      <w:bookmarkStart w:id="32" w:name="_Toc244083937"/>
       <w:r>
         <w:t>4.1.</w:t>
       </w:r>
@@ -10800,7 +10875,7 @@
         <w:pStyle w:val="TableCaption"/>
         <w:keepNext/>
       </w:pPr>
-      <w:bookmarkStart w:id="33" w:name="_Toc244083371"/>
+      <w:bookmarkStart w:id="33" w:name="_Toc244083966"/>
       <w:r>
         <w:t>Table 4.1  Tools used in the project</w:t>
       </w:r>
@@ -10981,6 +11056,7 @@
           </w:tcPr>
           <w:p>
             <w:pPr>
+              <w:keepNext/>
               <w:keepLines/>
             </w:pPr>
             <w:r>
@@ -11010,6 +11086,7 @@
           </w:tcPr>
           <w:p>
             <w:pPr>
+              <w:keepNext/>
               <w:keepLines/>
             </w:pPr>
             <w:r>
@@ -11044,6 +11121,7 @@
           </w:tcPr>
           <w:p>
             <w:pPr>
+              <w:keepNext/>
               <w:keepLines/>
             </w:pPr>
             <w:r>
@@ -11073,6 +11151,7 @@
           </w:tcPr>
           <w:p>
             <w:pPr>
+              <w:keepNext/>
               <w:keepLines/>
             </w:pPr>
             <w:r>
@@ -11107,6 +11186,7 @@
           </w:tcPr>
           <w:p>
             <w:pPr>
+              <w:keepNext/>
               <w:keepLines/>
             </w:pPr>
             <w:r>
@@ -11136,6 +11216,7 @@
           </w:tcPr>
           <w:p>
             <w:pPr>
+              <w:keepNext/>
               <w:keepLines/>
             </w:pPr>
             <w:r>
@@ -11170,6 +11251,7 @@
           </w:tcPr>
           <w:p>
             <w:pPr>
+              <w:keepNext/>
               <w:keepLines/>
             </w:pPr>
             <w:r>
@@ -11199,6 +11281,7 @@
           </w:tcPr>
           <w:p>
             <w:pPr>
+              <w:keepNext/>
               <w:keepLines/>
             </w:pPr>
             <w:r>
@@ -11233,6 +11316,7 @@
           </w:tcPr>
           <w:p>
             <w:pPr>
+              <w:keepNext/>
               <w:keepLines/>
             </w:pPr>
             <w:r>
@@ -11262,6 +11346,7 @@
           </w:tcPr>
           <w:p>
             <w:pPr>
+              <w:keepNext/>
               <w:keepLines/>
             </w:pPr>
             <w:r>
@@ -11296,6 +11381,7 @@
           </w:tcPr>
           <w:p>
             <w:pPr>
+              <w:keepNext/>
               <w:keepLines/>
             </w:pPr>
             <w:r>
@@ -11325,6 +11411,7 @@
           </w:tcPr>
           <w:p>
             <w:pPr>
+              <w:keepNext/>
               <w:keepLines/>
             </w:pPr>
             <w:r>
@@ -11359,6 +11446,7 @@
           </w:tcPr>
           <w:p>
             <w:pPr>
+              <w:keepNext/>
               <w:keepLines/>
             </w:pPr>
             <w:r>
@@ -11388,6 +11476,7 @@
           </w:tcPr>
           <w:p>
             <w:pPr>
+              <w:keepNext/>
               <w:keepLines/>
             </w:pPr>
             <w:r>
@@ -11422,6 +11511,7 @@
           </w:tcPr>
           <w:p>
             <w:pPr>
+              <w:keepNext/>
               <w:keepLines/>
             </w:pPr>
             <w:r>
@@ -11451,6 +11541,7 @@
           </w:tcPr>
           <w:p>
             <w:pPr>
+              <w:keepNext/>
               <w:keepLines/>
             </w:pPr>
             <w:r>
@@ -11485,6 +11576,7 @@
           </w:tcPr>
           <w:p>
             <w:pPr>
+              <w:keepNext/>
               <w:keepLines/>
             </w:pPr>
             <w:r>
@@ -11514,6 +11606,7 @@
           </w:tcPr>
           <w:p>
             <w:pPr>
+              <w:keepNext/>
               <w:keepLines/>
             </w:pPr>
             <w:r>
@@ -11697,7 +11790,6 @@
         <w:pStyle w:val="Heading3"/>
       </w:pPr>
       <w:r>
-        <w:lastRenderedPageBreak/>
         <w:t>4.1.3. Split strategies</w:t>
       </w:r>
     </w:p>
@@ -11715,7 +11807,7 @@
         <w:pStyle w:val="TableCaption"/>
         <w:keepNext/>
       </w:pPr>
-      <w:bookmarkStart w:id="34" w:name="_Toc244083372"/>
+      <w:bookmarkStart w:id="34" w:name="_Toc244083967"/>
       <w:r>
         <w:t>Table 4.2  Split strategies</w:t>
       </w:r>
@@ -12085,6 +12177,7 @@
           </w:tcPr>
           <w:p>
             <w:pPr>
+              <w:keepNext/>
               <w:keepLines/>
             </w:pPr>
             <w:r>
@@ -12114,6 +12207,7 @@
           </w:tcPr>
           <w:p>
             <w:pPr>
+              <w:keepNext/>
               <w:keepLines/>
             </w:pPr>
             <w:r>
@@ -12143,6 +12237,7 @@
           </w:tcPr>
           <w:p>
             <w:pPr>
+              <w:keepNext/>
               <w:keepLines/>
             </w:pPr>
             <w:r>
@@ -12172,6 +12267,7 @@
           </w:tcPr>
           <w:p>
             <w:pPr>
+              <w:keepNext/>
               <w:keepLines/>
             </w:pPr>
             <w:r>
@@ -12201,6 +12297,7 @@
           </w:tcPr>
           <w:p>
             <w:pPr>
+              <w:keepNext/>
               <w:keepLines/>
             </w:pPr>
             <w:r>
@@ -12416,7 +12513,7 @@
         <w:pStyle w:val="TableCaption"/>
         <w:keepNext/>
       </w:pPr>
-      <w:bookmarkStart w:id="35" w:name="_Toc244083373"/>
+      <w:bookmarkStart w:id="35" w:name="_Toc244083968"/>
       <w:r>
         <w:t>Table 4.3  Balances for the demonstration scenario</w:t>
       </w:r>
@@ -12723,6 +12820,7 @@
           </w:tcPr>
           <w:p>
             <w:pPr>
+              <w:keepNext/>
               <w:keepLines/>
             </w:pPr>
             <w:r>
@@ -12752,6 +12850,7 @@
           </w:tcPr>
           <w:p>
             <w:pPr>
+              <w:keepNext/>
               <w:keepLines/>
             </w:pPr>
             <w:r>
@@ -12781,6 +12880,7 @@
           </w:tcPr>
           <w:p>
             <w:pPr>
+              <w:keepNext/>
               <w:keepLines/>
             </w:pPr>
             <w:r>
@@ -12810,6 +12910,7 @@
           </w:tcPr>
           <w:p>
             <w:pPr>
+              <w:keepNext/>
               <w:keepLines/>
             </w:pPr>
             <w:r>
@@ -12844,6 +12945,7 @@
           </w:tcPr>
           <w:p>
             <w:pPr>
+              <w:keepNext/>
               <w:keepLines/>
             </w:pPr>
             <w:r>
@@ -12873,6 +12975,7 @@
           </w:tcPr>
           <w:p>
             <w:pPr>
+              <w:keepNext/>
               <w:keepLines/>
             </w:pPr>
             <w:r>
@@ -12902,6 +13005,7 @@
           </w:tcPr>
           <w:p>
             <w:pPr>
+              <w:keepNext/>
               <w:keepLines/>
             </w:pPr>
             <w:r>
@@ -12931,6 +13035,7 @@
           </w:tcPr>
           <w:p>
             <w:pPr>
+              <w:keepNext/>
               <w:keepLines/>
             </w:pPr>
             <w:r>
@@ -12971,7 +13076,6 @@
               <w:rPr>
                 <w:sz w:val="20"/>
               </w:rPr>
-              <w:lastRenderedPageBreak/>
               <w:t>Diya</w:t>
             </w:r>
           </w:p>
@@ -13092,7 +13196,7 @@
         <w:pStyle w:val="TableCaption"/>
         <w:keepNext/>
       </w:pPr>
-      <w:bookmarkStart w:id="36" w:name="_Toc244083374"/>
+      <w:bookmarkStart w:id="36" w:name="_Toc244083969"/>
       <w:r>
         <w:t>Table 4.4  REST endpoints</w:t>
       </w:r>
@@ -15718,11 +15822,7 @@
         <w:jc w:val="both"/>
       </w:pPr>
       <w:r>
-        <w:t xml:space="preserve">The React interface is built with Vite and served by the same Express server at http://localhost:8080 (and by Vercel in production). App.jsx keeps the shared state and </w:t>
-      </w:r>
-      <w:r>
-        <w:lastRenderedPageBreak/>
-        <w:t>loads data through a small api() helper based on fetch(); components such as ExpenseForm and GroupPanel keep their own form state with useState. It uses a ledger-style design with light and dark themes, and a console strip at the bottom shows every request with its method, URL, status code and JSON body. Figures 4.1 to 4.8 show the main screens; Figures 4.9 and 4.10 show the automated test runs.</w:t>
+        <w:t>The React interface is built with Vite and served by the same Express server at http://localhost:8080 (and by Vercel in production). App.jsx keeps the shared state and loads data through a small api() helper based on fetch(); components such as ExpenseForm and GroupPanel keep their own form state with useState. It uses a ledger-style design with light and dark themes, and a console strip at the bottom shows every request with its method, URL, status code and JSON body. Figures 4.1 to 4.8 show the main screens; Figures 4.9 and 4.10 show the automated test runs.</w:t>
       </w:r>
     </w:p>
     <w:p>
@@ -15775,7 +15875,7 @@
       <w:pPr>
         <w:pStyle w:val="FigureCaption"/>
       </w:pPr>
-      <w:bookmarkStart w:id="37" w:name="_Toc244083357"/>
+      <w:bookmarkStart w:id="37" w:name="_Toc244083952"/>
       <w:r>
         <w:t>Figure 4.1  Dashboard after loading the demonstration data (light theme)</w:t>
       </w:r>
@@ -15831,7 +15931,7 @@
       <w:pPr>
         <w:pStyle w:val="FigureCaption"/>
       </w:pPr>
-      <w:bookmarkStart w:id="38" w:name="_Toc244083358"/>
+      <w:bookmarkStart w:id="38" w:name="_Toc244083953"/>
       <w:r>
         <w:t>Figure 4.2  PERCENTAGE split with the live split meter showing 10% unallocated</w:t>
       </w:r>
@@ -15846,7 +15946,6 @@
         <w:rPr>
           <w:noProof/>
         </w:rPr>
-        <w:lastRenderedPageBreak/>
         <w:drawing>
           <wp:inline distT="0" distB="0" distL="0" distR="0" wp14:anchorId="2BB059F8" wp14:editId="27785723">
             <wp:extent cx="5486400" cy="2943035"/>
@@ -15888,7 +15987,7 @@
       <w:pPr>
         <w:pStyle w:val="FigureCaption"/>
       </w:pPr>
-      <w:bookmarkStart w:id="39" w:name="_Toc244083359"/>
+      <w:bookmarkStart w:id="39" w:name="_Toc244083954"/>
       <w:r>
         <w:t>Figure 4.3  The server rejects the invalid split with 400 Bad Request</w:t>
       </w:r>
@@ -15944,7 +16043,7 @@
       <w:pPr>
         <w:pStyle w:val="FigureCaption"/>
       </w:pPr>
-      <w:bookmarkStart w:id="40" w:name="_Toc244083360"/>
+      <w:bookmarkStart w:id="40" w:name="_Toc244083955"/>
       <w:r>
         <w:t>Figure 4.4  Expense list with per-member shares and the AuditLogger activity feed</w:t>
       </w:r>
@@ -15959,7 +16058,6 @@
         <w:rPr>
           <w:noProof/>
         </w:rPr>
-        <w:lastRenderedPageBreak/>
         <w:drawing>
           <wp:inline distT="0" distB="0" distL="0" distR="0" wp14:anchorId="52D72B67" wp14:editId="23A8E1F7">
             <wp:extent cx="3108960" cy="2635857"/>
@@ -16001,7 +16099,7 @@
       <w:pPr>
         <w:pStyle w:val="FigureCaption"/>
       </w:pPr>
-      <w:bookmarkStart w:id="41" w:name="_Toc244083361"/>
+      <w:bookmarkStart w:id="41" w:name="_Toc244083956"/>
       <w:r>
         <w:t>Figure 4.5  Settle-up slip after a partial payment, with Settle buttons and payment history</w:t>
       </w:r>
@@ -16057,7 +16155,7 @@
       <w:pPr>
         <w:pStyle w:val="FigureCaption"/>
       </w:pPr>
-      <w:bookmarkStart w:id="42" w:name="_Toc244083362"/>
+      <w:bookmarkStart w:id="42" w:name="_Toc244083957"/>
       <w:r>
         <w:t>Figure 4.6  Deleting a member who still has expenses returns 409 Conflict</w:t>
       </w:r>
@@ -16072,10 +16170,9 @@
         <w:rPr>
           <w:noProof/>
         </w:rPr>
-        <w:lastRenderedPageBreak/>
         <w:drawing>
           <wp:inline distT="0" distB="0" distL="0" distR="0" wp14:anchorId="6F4903DB" wp14:editId="5F25CF95">
-            <wp:extent cx="4206240" cy="3505200"/>
+            <wp:extent cx="2700000" cy="2250000"/>
             <wp:effectExtent l="0" t="0" r="0" b="0"/>
             <wp:docPr id="14" name="Picture 14"/>
             <wp:cNvGraphicFramePr>
@@ -16097,7 +16194,7 @@
                   <pic:spPr>
                     <a:xfrm>
                       <a:off x="0" y="0"/>
-                      <a:ext cx="4206240" cy="3505200"/>
+                      <a:ext cx="2700000" cy="2250000"/>
                     </a:xfrm>
                     <a:prstGeom prst="rect">
                       <a:avLst/>
@@ -16114,7 +16211,7 @@
       <w:pPr>
         <w:pStyle w:val="FigureCaption"/>
       </w:pPr>
-      <w:bookmarkStart w:id="43" w:name="_Toc244083363"/>
+      <w:bookmarkStart w:id="43" w:name="_Toc244083958"/>
       <w:r>
         <w:t>Figure 4.7  Inline confirmation before deleting a group</w:t>
       </w:r>
@@ -16170,7 +16267,7 @@
       <w:pPr>
         <w:pStyle w:val="FigureCaption"/>
       </w:pPr>
-      <w:bookmarkStart w:id="44" w:name="_Toc244083364"/>
+      <w:bookmarkStart w:id="44" w:name="_Toc244083959"/>
       <w:r>
         <w:t>Figure 4.8  Dashboard in the dark theme</w:t>
       </w:r>
@@ -16185,7 +16282,6 @@
         <w:rPr>
           <w:noProof/>
         </w:rPr>
-        <w:lastRenderedPageBreak/>
         <w:drawing>
           <wp:inline distT="0" distB="0" distL="0" distR="0" wp14:anchorId="6699452B" wp14:editId="20FF6F1F">
             <wp:extent cx="5486400" cy="3113532"/>
@@ -16227,7 +16323,7 @@
       <w:pPr>
         <w:pStyle w:val="FigureCaption"/>
       </w:pPr>
-      <w:bookmarkStart w:id="45" w:name="_Toc244083365"/>
+      <w:bookmarkStart w:id="45" w:name="_Toc244083960"/>
       <w:r>
         <w:t>Figure 4.9  Backend test suite run with npm test (node:test, 6 tests, 0 failures)</w:t>
       </w:r>
@@ -16255,7 +16351,7 @@
         <w:pStyle w:val="TableCaption"/>
         <w:keepNext/>
       </w:pPr>
-      <w:bookmarkStart w:id="46" w:name="_Toc244083375"/>
+      <w:bookmarkStart w:id="46" w:name="_Toc244083970"/>
       <w:r>
         <w:t>Table 4.5  Functional test cases and results</w:t>
       </w:r>
@@ -17415,7 +17511,6 @@
               <w:rPr>
                 <w:sz w:val="20"/>
               </w:rPr>
-              <w:lastRenderedPageBreak/>
               <w:t>9</w:t>
             </w:r>
           </w:p>
@@ -18774,7 +18869,7 @@
       <w:pPr>
         <w:pStyle w:val="FigureCaption"/>
       </w:pPr>
-      <w:bookmarkStart w:id="47" w:name="_Toc244083366"/>
+      <w:bookmarkStart w:id="47" w:name="_Toc244083961"/>
       <w:r>
         <w:t>Figure 4.10  Newman run of the Postman collection (last two folders and summary)</w:t>
       </w:r>
@@ -18789,7 +18884,6 @@
         <w:rPr>
           <w:b/>
         </w:rPr>
-        <w:lastRenderedPageBreak/>
         <w:t>Quality of the greedy settlement.</w:t>
       </w:r>
       <w:r>
@@ -18801,7 +18895,7 @@
         <w:pStyle w:val="TableCaption"/>
         <w:keepNext/>
       </w:pPr>
-      <w:bookmarkStart w:id="48" w:name="_Toc244083376"/>
+      <w:bookmarkStart w:id="48" w:name="_Toc244083971"/>
       <w:r>
         <w:t>Table 4.6  Greedy settlement compared with the exact minimum</w:t>
       </w:r>
@@ -19108,6 +19202,7 @@
           </w:tcPr>
           <w:p>
             <w:pPr>
+              <w:keepNext/>
               <w:keepLines/>
             </w:pPr>
             <w:r>
@@ -19137,6 +19232,7 @@
           </w:tcPr>
           <w:p>
             <w:pPr>
+              <w:keepNext/>
               <w:keepLines/>
             </w:pPr>
             <w:r>
@@ -19166,6 +19262,7 @@
           </w:tcPr>
           <w:p>
             <w:pPr>
+              <w:keepNext/>
               <w:keepLines/>
             </w:pPr>
             <w:r>
@@ -19195,6 +19292,7 @@
           </w:tcPr>
           <w:p>
             <w:pPr>
+              <w:keepNext/>
               <w:keepLines/>
             </w:pPr>
             <w:r>
@@ -19229,6 +19327,7 @@
           </w:tcPr>
           <w:p>
             <w:pPr>
+              <w:keepNext/>
               <w:keepLines/>
             </w:pPr>
             <w:r>
@@ -19258,6 +19357,7 @@
           </w:tcPr>
           <w:p>
             <w:pPr>
+              <w:keepNext/>
               <w:keepLines/>
             </w:pPr>
             <w:r>
@@ -19287,6 +19387,7 @@
           </w:tcPr>
           <w:p>
             <w:pPr>
+              <w:keepNext/>
               <w:keepLines/>
             </w:pPr>
             <w:r>
@@ -19316,6 +19417,7 @@
           </w:tcPr>
           <w:p>
             <w:pPr>
+              <w:keepNext/>
               <w:keepLines/>
             </w:pPr>
             <w:r>
@@ -19350,6 +19452,7 @@
           </w:tcPr>
           <w:p>
             <w:pPr>
+              <w:keepNext/>
               <w:keepLines/>
             </w:pPr>
             <w:r>
@@ -19379,6 +19482,7 @@
           </w:tcPr>
           <w:p>
             <w:pPr>
+              <w:keepNext/>
               <w:keepLines/>
             </w:pPr>
             <w:r>
@@ -19408,6 +19512,7 @@
           </w:tcPr>
           <w:p>
             <w:pPr>
+              <w:keepNext/>
               <w:keepLines/>
             </w:pPr>
             <w:r>
@@ -19437,6 +19542,7 @@
           </w:tcPr>
           <w:p>
             <w:pPr>
+              <w:keepNext/>
               <w:keepLines/>
             </w:pPr>
             <w:r>
@@ -19471,6 +19577,7 @@
           </w:tcPr>
           <w:p>
             <w:pPr>
+              <w:keepNext/>
               <w:keepLines/>
             </w:pPr>
             <w:r>
@@ -19500,6 +19607,7 @@
           </w:tcPr>
           <w:p>
             <w:pPr>
+              <w:keepNext/>
               <w:keepLines/>
             </w:pPr>
             <w:r>
@@ -19529,6 +19637,7 @@
           </w:tcPr>
           <w:p>
             <w:pPr>
+              <w:keepNext/>
               <w:keepLines/>
             </w:pPr>
             <w:r>
@@ -19558,6 +19667,7 @@
           </w:tcPr>
           <w:p>
             <w:pPr>
+              <w:keepNext/>
               <w:keepLines/>
             </w:pPr>
             <w:r>
@@ -19592,6 +19702,7 @@
           </w:tcPr>
           <w:p>
             <w:pPr>
+              <w:keepNext/>
               <w:keepLines/>
             </w:pPr>
             <w:r>
@@ -19621,6 +19732,7 @@
           </w:tcPr>
           <w:p>
             <w:pPr>
+              <w:keepNext/>
               <w:keepLines/>
             </w:pPr>
             <w:r>
@@ -19650,6 +19762,7 @@
           </w:tcPr>
           <w:p>
             <w:pPr>
+              <w:keepNext/>
               <w:keepLines/>
             </w:pPr>
             <w:r>
@@ -19679,6 +19792,7 @@
           </w:tcPr>
           <w:p>
             <w:pPr>
+              <w:keepNext/>
               <w:keepLines/>
             </w:pPr>
             <w:r>
@@ -19713,6 +19827,7 @@
           </w:tcPr>
           <w:p>
             <w:pPr>
+              <w:keepNext/>
               <w:keepLines/>
             </w:pPr>
             <w:r>
@@ -19742,6 +19857,7 @@
           </w:tcPr>
           <w:p>
             <w:pPr>
+              <w:keepNext/>
               <w:keepLines/>
             </w:pPr>
             <w:r>
@@ -19771,6 +19887,7 @@
           </w:tcPr>
           <w:p>
             <w:pPr>
+              <w:keepNext/>
               <w:keepLines/>
             </w:pPr>
             <w:r>
@@ -19800,6 +19917,7 @@
           </w:tcPr>
           <w:p>
             <w:pPr>
+              <w:keepNext/>
               <w:keepLines/>
             </w:pPr>
             <w:r>
@@ -19952,9 +20070,8 @@
         <w:pStyle w:val="Heading1"/>
         <w:pageBreakBefore/>
       </w:pPr>
-      <w:bookmarkStart w:id="49" w:name="_Toc244083343"/>
-      <w:r>
-        <w:lastRenderedPageBreak/>
+      <w:bookmarkStart w:id="49" w:name="_Toc244083938"/>
+      <w:r>
         <w:t>CHAPTER 5.</w:t>
       </w:r>
       <w:r>
@@ -19970,7 +20087,7 @@
           <w:tab w:val="left" w:pos="720"/>
         </w:tabs>
       </w:pPr>
-      <w:bookmarkStart w:id="50" w:name="_Toc244083344"/>
+      <w:bookmarkStart w:id="50" w:name="_Toc244083939"/>
       <w:r>
         <w:t>5.1.</w:t>
       </w:r>
@@ -20072,11 +20189,7 @@
         <w:jc w:val="both"/>
       </w:pPr>
       <w:r>
-        <w:t xml:space="preserve">Deleting users and groups and recording settle-up payments were added after the original specification, which required new integrity rules (409 for users still in </w:t>
-      </w:r>
-      <w:r>
-        <w:lastRenderedPageBreak/>
-        <w:t>expenses or payments, cascade for groups, and payments limited to the amount owed).</w:t>
+        <w:t>Deleting users and groups and recording settle-up payments were added after the original specification, which required new integrity rules (409 for users still in expenses or payments, cascade for groups, and payments limited to the amount owed).</w:t>
       </w:r>
     </w:p>
     <w:p>
@@ -20100,7 +20213,7 @@
           <w:tab w:val="left" w:pos="720"/>
         </w:tabs>
       </w:pPr>
-      <w:bookmarkStart w:id="51" w:name="_Toc244083345"/>
+      <w:bookmarkStart w:id="51" w:name="_Toc244083940"/>
       <w:r>
         <w:t>5.2.</w:t>
       </w:r>
@@ -20275,9 +20388,8 @@
         <w:pStyle w:val="Heading1"/>
         <w:pageBreakBefore/>
       </w:pPr>
-      <w:bookmarkStart w:id="52" w:name="_Toc244083346"/>
-      <w:r>
-        <w:lastRenderedPageBreak/>
+      <w:bookmarkStart w:id="52" w:name="_Toc244083941"/>
+      <w:r>
         <w:t>REFERENCES</w:t>
       </w:r>
       <w:bookmarkEnd w:id="52"/>
@@ -20779,9 +20891,8 @@
         <w:pStyle w:val="Heading1"/>
         <w:pageBreakBefore/>
       </w:pPr>
-      <w:bookmarkStart w:id="53" w:name="_Toc244083347"/>
-      <w:r>
-        <w:lastRenderedPageBreak/>
+      <w:bookmarkStart w:id="53" w:name="_Toc244083942"/>
+      <w:r>
         <w:t>APPENDIX</w:t>
       </w:r>
       <w:bookmarkEnd w:id="53"/>
@@ -20793,7 +20904,7 @@
           <w:tab w:val="left" w:pos="720"/>
         </w:tabs>
       </w:pPr>
-      <w:bookmarkStart w:id="54" w:name="_Toc244083348"/>
+      <w:bookmarkStart w:id="54" w:name="_Toc244083943"/>
       <w:r>
         <w:t>A.</w:t>
       </w:r>
@@ -20808,7 +20919,7 @@
         <w:pStyle w:val="TableCaption"/>
         <w:keepNext/>
       </w:pPr>
-      <w:bookmarkStart w:id="55" w:name="_Toc244083377"/>
+      <w:bookmarkStart w:id="55" w:name="_Toc244083972"/>
       <w:r>
         <w:t>Table A.1  Design checklist</w:t>
       </w:r>
@@ -21052,6 +21163,7 @@
           </w:tcPr>
           <w:p>
             <w:pPr>
+              <w:keepNext/>
               <w:keepLines/>
             </w:pPr>
             <w:r>
@@ -21081,6 +21193,7 @@
           </w:tcPr>
           <w:p>
             <w:pPr>
+              <w:keepNext/>
               <w:keepLines/>
             </w:pPr>
             <w:r>
@@ -21110,6 +21223,7 @@
           </w:tcPr>
           <w:p>
             <w:pPr>
+              <w:keepNext/>
               <w:keepLines/>
             </w:pPr>
             <w:r>
@@ -21144,6 +21258,7 @@
           </w:tcPr>
           <w:p>
             <w:pPr>
+              <w:keepNext/>
               <w:keepLines/>
             </w:pPr>
             <w:r>
@@ -21173,6 +21288,7 @@
           </w:tcPr>
           <w:p>
             <w:pPr>
+              <w:keepNext/>
               <w:keepLines/>
             </w:pPr>
             <w:r>
@@ -21202,6 +21318,7 @@
           </w:tcPr>
           <w:p>
             <w:pPr>
+              <w:keepNext/>
               <w:keepLines/>
             </w:pPr>
             <w:r>
@@ -21236,6 +21353,7 @@
           </w:tcPr>
           <w:p>
             <w:pPr>
+              <w:keepNext/>
               <w:keepLines/>
             </w:pPr>
             <w:r>
@@ -21265,6 +21383,7 @@
           </w:tcPr>
           <w:p>
             <w:pPr>
+              <w:keepNext/>
               <w:keepLines/>
             </w:pPr>
             <w:r>
@@ -21294,6 +21413,7 @@
           </w:tcPr>
           <w:p>
             <w:pPr>
+              <w:keepNext/>
               <w:keepLines/>
             </w:pPr>
             <w:r>
@@ -21328,6 +21448,7 @@
           </w:tcPr>
           <w:p>
             <w:pPr>
+              <w:keepNext/>
               <w:keepLines/>
             </w:pPr>
             <w:r>
@@ -21357,6 +21478,7 @@
           </w:tcPr>
           <w:p>
             <w:pPr>
+              <w:keepNext/>
               <w:keepLines/>
             </w:pPr>
             <w:r>
@@ -21386,6 +21508,7 @@
           </w:tcPr>
           <w:p>
             <w:pPr>
+              <w:keepNext/>
               <w:keepLines/>
             </w:pPr>
             <w:r>
@@ -21420,6 +21543,7 @@
           </w:tcPr>
           <w:p>
             <w:pPr>
+              <w:keepNext/>
               <w:keepLines/>
             </w:pPr>
             <w:r>
@@ -21449,6 +21573,7 @@
           </w:tcPr>
           <w:p>
             <w:pPr>
+              <w:keepNext/>
               <w:keepLines/>
             </w:pPr>
             <w:r>
@@ -21478,6 +21603,7 @@
           </w:tcPr>
           <w:p>
             <w:pPr>
+              <w:keepNext/>
               <w:keepLines/>
             </w:pPr>
             <w:r>
@@ -21512,6 +21638,7 @@
           </w:tcPr>
           <w:p>
             <w:pPr>
+              <w:keepNext/>
               <w:keepLines/>
             </w:pPr>
             <w:r>
@@ -21541,6 +21668,7 @@
           </w:tcPr>
           <w:p>
             <w:pPr>
+              <w:keepNext/>
               <w:keepLines/>
             </w:pPr>
             <w:r>
@@ -21570,6 +21698,7 @@
           </w:tcPr>
           <w:p>
             <w:pPr>
+              <w:keepNext/>
               <w:keepLines/>
             </w:pPr>
             <w:r>
@@ -21604,6 +21733,7 @@
           </w:tcPr>
           <w:p>
             <w:pPr>
+              <w:keepNext/>
               <w:keepLines/>
             </w:pPr>
             <w:r>
@@ -21633,6 +21763,7 @@
           </w:tcPr>
           <w:p>
             <w:pPr>
+              <w:keepNext/>
               <w:keepLines/>
             </w:pPr>
             <w:r>
@@ -21662,6 +21793,7 @@
           </w:tcPr>
           <w:p>
             <w:pPr>
+              <w:keepNext/>
               <w:keepLines/>
             </w:pPr>
             <w:r>
@@ -21696,6 +21828,7 @@
           </w:tcPr>
           <w:p>
             <w:pPr>
+              <w:keepNext/>
               <w:keepLines/>
             </w:pPr>
             <w:r>
@@ -21725,6 +21858,7 @@
           </w:tcPr>
           <w:p>
             <w:pPr>
+              <w:keepNext/>
               <w:keepLines/>
             </w:pPr>
             <w:r>
@@ -21754,6 +21888,7 @@
           </w:tcPr>
           <w:p>
             <w:pPr>
+              <w:keepNext/>
               <w:keepLines/>
             </w:pPr>
             <w:r>
@@ -21870,7 +22005,7 @@
           <w:tab w:val="left" w:pos="720"/>
         </w:tabs>
       </w:pPr>
-      <w:bookmarkStart w:id="56" w:name="_Toc244083349"/>
+      <w:bookmarkStart w:id="56" w:name="_Toc244083944"/>
       <w:r>
         <w:t>B.</w:t>
       </w:r>
@@ -21885,7 +22020,7 @@
         <w:pStyle w:val="TableCaption"/>
         <w:keepNext/>
       </w:pPr>
-      <w:bookmarkStart w:id="57" w:name="_Toc244083378"/>
+      <w:bookmarkStart w:id="57" w:name="_Toc244083973"/>
       <w:r>
         <w:t>Table A.2  Technical summary of Expense Splitter</w:t>
       </w:r>
@@ -22066,6 +22201,7 @@
           </w:tcPr>
           <w:p>
             <w:pPr>
+              <w:keepNext/>
               <w:keepLines/>
             </w:pPr>
             <w:r>
@@ -22095,6 +22231,7 @@
           </w:tcPr>
           <w:p>
             <w:pPr>
+              <w:keepNext/>
               <w:keepLines/>
             </w:pPr>
             <w:r>
@@ -22129,6 +22266,7 @@
           </w:tcPr>
           <w:p>
             <w:pPr>
+              <w:keepNext/>
               <w:keepLines/>
             </w:pPr>
             <w:r>
@@ -22158,6 +22296,7 @@
           </w:tcPr>
           <w:p>
             <w:pPr>
+              <w:keepNext/>
               <w:keepLines/>
             </w:pPr>
             <w:r>
@@ -22192,6 +22331,7 @@
           </w:tcPr>
           <w:p>
             <w:pPr>
+              <w:keepNext/>
               <w:keepLines/>
             </w:pPr>
             <w:r>
@@ -22221,6 +22361,7 @@
           </w:tcPr>
           <w:p>
             <w:pPr>
+              <w:keepNext/>
               <w:keepLines/>
             </w:pPr>
             <w:r>
@@ -22255,6 +22396,7 @@
           </w:tcPr>
           <w:p>
             <w:pPr>
+              <w:keepNext/>
               <w:keepLines/>
             </w:pPr>
             <w:r>
@@ -22284,6 +22426,7 @@
           </w:tcPr>
           <w:p>
             <w:pPr>
+              <w:keepNext/>
               <w:keepLines/>
             </w:pPr>
             <w:r>
@@ -22318,6 +22461,7 @@
           </w:tcPr>
           <w:p>
             <w:pPr>
+              <w:keepNext/>
               <w:keepLines/>
             </w:pPr>
             <w:r>
@@ -22347,6 +22491,7 @@
           </w:tcPr>
           <w:p>
             <w:pPr>
+              <w:keepNext/>
               <w:keepLines/>
             </w:pPr>
             <w:r>
@@ -22381,6 +22526,7 @@
           </w:tcPr>
           <w:p>
             <w:pPr>
+              <w:keepNext/>
               <w:keepLines/>
             </w:pPr>
             <w:r>
@@ -22410,6 +22556,7 @@
           </w:tcPr>
           <w:p>
             <w:pPr>
+              <w:keepNext/>
               <w:keepLines/>
             </w:pPr>
             <w:r>
@@ -22444,6 +22591,7 @@
           </w:tcPr>
           <w:p>
             <w:pPr>
+              <w:keepNext/>
               <w:keepLines/>
             </w:pPr>
             <w:r>
@@ -22473,6 +22621,7 @@
           </w:tcPr>
           <w:p>
             <w:pPr>
+              <w:keepNext/>
               <w:keepLines/>
             </w:pPr>
             <w:r>
@@ -22507,6 +22656,7 @@
           </w:tcPr>
           <w:p>
             <w:pPr>
+              <w:keepNext/>
               <w:keepLines/>
             </w:pPr>
             <w:r>
@@ -22536,6 +22686,7 @@
           </w:tcPr>
           <w:p>
             <w:pPr>
+              <w:keepNext/>
               <w:keepLines/>
             </w:pPr>
             <w:r>
@@ -22623,9 +22774,8 @@
           <w:tab w:val="left" w:pos="720"/>
         </w:tabs>
       </w:pPr>
-      <w:bookmarkStart w:id="58" w:name="_Toc244083350"/>
-      <w:r>
-        <w:lastRenderedPageBreak/>
+      <w:bookmarkStart w:id="58" w:name="_Toc244083945"/>
+      <w:r>
         <w:t>C.</w:t>
       </w:r>
       <w:r>
@@ -22873,7 +23023,7 @@
           <w:rFonts w:ascii="Consolas" w:hAnsi="Consolas"/>
           <w:sz w:val="18"/>
         </w:rPr>
-        <w:t xml:space="preserve">    const expense = expenseRepository.save(new Expense(...));     // 1. save the expense</w:t>
+        <w:t xml:space="preserve">    const expense = expenseRepository.save(new Expense(...)); // 1. save</w:t>
       </w:r>
     </w:p>
     <w:p>
@@ -22888,7 +23038,7 @@
           <w:rFonts w:ascii="Consolas" w:hAnsi="Consolas"/>
           <w:sz w:val="18"/>
         </w:rPr>
-        <w:t xml:space="preserve">    const shares = strategy.calculateShares(amount, splits);      // 2. may throw -&gt; ROLLBACK</w:t>
+        <w:t xml:space="preserve">    const shares = strategy.calculateShares(amount, splits); // 2. may throw</w:t>
       </w:r>
     </w:p>
     <w:p>
@@ -22903,7 +23053,7 @@
           <w:rFonts w:ascii="Consolas" w:hAnsi="Consolas"/>
           <w:sz w:val="18"/>
         </w:rPr>
-        <w:t xml:space="preserve">    for (const [userId, share] of shares) expense.addShare(new ExpenseShare(userService.getUser(userId), share));</w:t>
+        <w:t xml:space="preserve">    for (const [userId, share] of shares) {</w:t>
       </w:r>
     </w:p>
     <w:p>
@@ -22918,7 +23068,37 @@
           <w:rFonts w:ascii="Consolas" w:hAnsi="Consolas"/>
           <w:sz w:val="18"/>
         </w:rPr>
-        <w:t xml:space="preserve">    expenseEventPublisher.notifyExpenseAdded(expense);             // 3. observers (audit log)</w:t>
+        <w:t xml:space="preserve">      expense.addShare(new ExpenseShare(userService.getUser(userId), share));</w:t>
+      </w:r>
+    </w:p>
+    <w:p>
+      <w:pPr>
+        <w:keepNext/>
+        <w:keepLines/>
+        <w:shd w:val="clear" w:color="auto" w:fill="F2F2F2"/>
+        <w:ind w:left="360"/>
+      </w:pPr>
+      <w:r>
+        <w:rPr>
+          <w:rFonts w:ascii="Consolas" w:hAnsi="Consolas"/>
+          <w:sz w:val="18"/>
+        </w:rPr>
+        <w:t xml:space="preserve">    }</w:t>
+      </w:r>
+    </w:p>
+    <w:p>
+      <w:pPr>
+        <w:keepNext/>
+        <w:keepLines/>
+        <w:shd w:val="clear" w:color="auto" w:fill="F2F2F2"/>
+        <w:ind w:left="360"/>
+      </w:pPr>
+      <w:r>
+        <w:rPr>
+          <w:rFonts w:ascii="Consolas" w:hAnsi="Consolas"/>
+          <w:sz w:val="18"/>
+        </w:rPr>
+        <w:t xml:space="preserve">    expenseEventPublisher.notifyExpenseAdded(expense);      // 3. observers</w:t>
       </w:r>
     </w:p>
     <w:p>
@@ -23008,7 +23188,7 @@
           <w:rFonts w:ascii="Consolas" w:hAnsi="Consolas"/>
           <w:sz w:val="18"/>
         </w:rPr>
-        <w:t xml:space="preserve">  currentTransaction = [];                      // undo log filled by save() and delete()</w:t>
+        <w:t xml:space="preserve">  currentTransaction = [];       // undo log, filled by save() and delete()</w:t>
       </w:r>
     </w:p>
     <w:p>
@@ -23023,7 +23203,7 @@
           <w:rFonts w:ascii="Consolas" w:hAnsi="Consolas"/>
           <w:sz w:val="18"/>
         </w:rPr>
-        <w:t xml:space="preserve">  try { return fn(); }</w:t>
+        <w:t xml:space="preserve">  try {</w:t>
       </w:r>
     </w:p>
     <w:p>
@@ -23038,7 +23218,7 @@
           <w:rFonts w:ascii="Consolas" w:hAnsi="Consolas"/>
           <w:sz w:val="18"/>
         </w:rPr>
-        <w:t xml:space="preserve">  catch (err) { currentTransaction.reverse().forEach((undo) =&gt; undo()); throw err; }</w:t>
+        <w:t xml:space="preserve">    return fn();</w:t>
       </w:r>
     </w:p>
     <w:p>
@@ -23053,7 +23233,82 @@
           <w:rFonts w:ascii="Consolas" w:hAnsi="Consolas"/>
           <w:sz w:val="18"/>
         </w:rPr>
-        <w:t xml:space="preserve">  finally { currentTransaction = null; }</w:t>
+        <w:t xml:space="preserve">  } catch (err) {</w:t>
+      </w:r>
+    </w:p>
+    <w:p>
+      <w:pPr>
+        <w:keepNext/>
+        <w:keepLines/>
+        <w:shd w:val="clear" w:color="auto" w:fill="F2F2F2"/>
+        <w:ind w:left="360"/>
+      </w:pPr>
+      <w:r>
+        <w:rPr>
+          <w:rFonts w:ascii="Consolas" w:hAnsi="Consolas"/>
+          <w:sz w:val="18"/>
+        </w:rPr>
+        <w:t xml:space="preserve">    currentTransaction.reverse().forEach((undo) =&gt; undo());   // ROLLBACK</w:t>
+      </w:r>
+    </w:p>
+    <w:p>
+      <w:pPr>
+        <w:keepNext/>
+        <w:keepLines/>
+        <w:shd w:val="clear" w:color="auto" w:fill="F2F2F2"/>
+        <w:ind w:left="360"/>
+      </w:pPr>
+      <w:r>
+        <w:rPr>
+          <w:rFonts w:ascii="Consolas" w:hAnsi="Consolas"/>
+          <w:sz w:val="18"/>
+        </w:rPr>
+        <w:t xml:space="preserve">    throw err;</w:t>
+      </w:r>
+    </w:p>
+    <w:p>
+      <w:pPr>
+        <w:keepNext/>
+        <w:keepLines/>
+        <w:shd w:val="clear" w:color="auto" w:fill="F2F2F2"/>
+        <w:ind w:left="360"/>
+      </w:pPr>
+      <w:r>
+        <w:rPr>
+          <w:rFonts w:ascii="Consolas" w:hAnsi="Consolas"/>
+          <w:sz w:val="18"/>
+        </w:rPr>
+        <w:t xml:space="preserve">  } finally {</w:t>
+      </w:r>
+    </w:p>
+    <w:p>
+      <w:pPr>
+        <w:keepNext/>
+        <w:keepLines/>
+        <w:shd w:val="clear" w:color="auto" w:fill="F2F2F2"/>
+        <w:ind w:left="360"/>
+      </w:pPr>
+      <w:r>
+        <w:rPr>
+          <w:rFonts w:ascii="Consolas" w:hAnsi="Consolas"/>
+          <w:sz w:val="18"/>
+        </w:rPr>
+        <w:t xml:space="preserve">    currentTransaction = null;</w:t>
+      </w:r>
+    </w:p>
+    <w:p>
+      <w:pPr>
+        <w:keepNext/>
+        <w:keepLines/>
+        <w:shd w:val="clear" w:color="auto" w:fill="F2F2F2"/>
+        <w:ind w:left="360"/>
+      </w:pPr>
+      <w:r>
+        <w:rPr>
+          <w:rFonts w:ascii="Consolas" w:hAnsi="Consolas"/>
+          <w:sz w:val="18"/>
+        </w:rPr>
+        <w:t xml:space="preserve">  }</w:t>
       </w:r>
     </w:p>
     <w:p>
@@ -23189,7 +23444,22 @@
           <w:rFonts w:ascii="Consolas" w:hAnsi="Consolas"/>
           <w:sz w:val="18"/>
         </w:rPr>
-        <w:t>const owed = sumBy(expenses.flatMap((e) =&gt; e.shares), (s) =&gt; s.user.id, (s) =&gt; s.shareAmount);</w:t>
+        <w:t>const owed = sumBy(expenses.flatMap((e) =&gt; e.shares),</w:t>
+      </w:r>
+    </w:p>
+    <w:p>
+      <w:pPr>
+        <w:keepNext/>
+        <w:keepLines/>
+        <w:shd w:val="clear" w:color="auto" w:fill="F2F2F2"/>
+        <w:ind w:left="360"/>
+      </w:pPr>
+      <w:r>
+        <w:rPr>
+          <w:rFonts w:ascii="Consolas" w:hAnsi="Consolas"/>
+          <w:sz w:val="18"/>
+        </w:rPr>
+        <w:t xml:space="preserve">                   (s) =&gt; s.user.id, (s) =&gt; s.shareAmount);</w:t>
       </w:r>
     </w:p>
     <w:p>
@@ -23310,7 +23580,22 @@
           <w:rFonts w:ascii="Consolas" w:hAnsi="Consolas"/>
           <w:sz w:val="18"/>
         </w:rPr>
-        <w:t xml:space="preserve">  result.push({ ..., message: `${debtor.name} pays ${creditor.name} ${config.format(pay)}` });</w:t>
+        <w:t xml:space="preserve">  const message = `${debtor.name} pays ${creditor.name} ${config.format(pay)}`;</w:t>
+      </w:r>
+    </w:p>
+    <w:p>
+      <w:pPr>
+        <w:keepNext/>
+        <w:keepLines/>
+        <w:shd w:val="clear" w:color="auto" w:fill="F2F2F2"/>
+        <w:ind w:left="360"/>
+      </w:pPr>
+      <w:r>
+        <w:rPr>
+          <w:rFonts w:ascii="Consolas" w:hAnsi="Consolas"/>
+          <w:sz w:val="18"/>
+        </w:rPr>
+        <w:t xml:space="preserve">  result.push({ ..., amount: pay, message });</w:t>
       </w:r>
     </w:p>
     <w:p>
@@ -23340,7 +23625,6 @@
           <w:rFonts w:ascii="Consolas" w:hAnsi="Consolas"/>
           <w:sz w:val="18"/>
         </w:rPr>
-        <w:lastRenderedPageBreak/>
         <w:t xml:space="preserve">  debtor.amount = config.round(debtor.amount - pay);</w:t>
       </w:r>
     </w:p>
@@ -23477,7 +23761,7 @@
           <w:rFonts w:ascii="Consolas" w:hAnsi="Consolas"/>
           <w:sz w:val="18"/>
         </w:rPr>
-        <w:t xml:space="preserve">    if (token !== TOKEN) throw new Error('Use ConfigService.getInstance()');   // "private"</w:t>
+        <w:t xml:space="preserve">    if (token !== TOKEN) throw new Error('Use getInstance()');   // "private"</w:t>
       </w:r>
     </w:p>
     <w:p>
@@ -23537,7 +23821,37 @@
           <w:rFonts w:ascii="Consolas" w:hAnsi="Consolas"/>
           <w:sz w:val="18"/>
         </w:rPr>
-        <w:t xml:space="preserve">    if (!ConfigService.#instance) ConfigService.#instance = new ConfigService(TOKEN);</w:t>
+        <w:t xml:space="preserve">    if (!ConfigService.#instance) {</w:t>
+      </w:r>
+    </w:p>
+    <w:p>
+      <w:pPr>
+        <w:keepNext/>
+        <w:keepLines/>
+        <w:shd w:val="clear" w:color="auto" w:fill="F2F2F2"/>
+        <w:ind w:left="360"/>
+      </w:pPr>
+      <w:r>
+        <w:rPr>
+          <w:rFonts w:ascii="Consolas" w:hAnsi="Consolas"/>
+          <w:sz w:val="18"/>
+        </w:rPr>
+        <w:t xml:space="preserve">      ConfigService.#instance = new ConfigService(TOKEN);</w:t>
+      </w:r>
+    </w:p>
+    <w:p>
+      <w:pPr>
+        <w:keepNext/>
+        <w:keepLines/>
+        <w:shd w:val="clear" w:color="auto" w:fill="F2F2F2"/>
+        <w:ind w:left="360"/>
+      </w:pPr>
+      <w:r>
+        <w:rPr>
+          <w:rFonts w:ascii="Consolas" w:hAnsi="Consolas"/>
+          <w:sz w:val="18"/>
+        </w:rPr>
+        <w:t xml:space="preserve">    }</w:t>
       </w:r>
     </w:p>
     <w:p>
@@ -23592,7 +23906,7 @@
           <w:tab w:val="left" w:pos="720"/>
         </w:tabs>
       </w:pPr>
-      <w:bookmarkStart w:id="59" w:name="_Toc244083351"/>
+      <w:bookmarkStart w:id="59" w:name="_Toc244083946"/>
       <w:r>
         <w:t>D.</w:t>
       </w:r>
@@ -23645,7 +23959,22 @@
           <w:rFonts w:ascii="Consolas" w:hAnsi="Consolas"/>
           <w:sz w:val="18"/>
         </w:rPr>
-        <w:t xml:space="preserve">  "description": "Cab to airport", "amount": 1000, "paidBy": 2, "splitType": "PERCENTAGE",</w:t>
+        <w:t xml:space="preserve">  "description": "Cab to airport", "amount": 1000, "paidBy": 2,</w:t>
+      </w:r>
+    </w:p>
+    <w:p>
+      <w:pPr>
+        <w:keepNext/>
+        <w:keepLines/>
+        <w:shd w:val="clear" w:color="auto" w:fill="F2F2F2"/>
+        <w:ind w:left="360"/>
+      </w:pPr>
+      <w:r>
+        <w:rPr>
+          <w:rFonts w:ascii="Consolas" w:hAnsi="Consolas"/>
+          <w:sz w:val="18"/>
+        </w:rPr>
+        <w:t xml:space="preserve">  "splitType": "PERCENTAGE",</w:t>
       </w:r>
     </w:p>
     <w:p>
@@ -23765,7 +24094,7 @@
           <w:rFonts w:ascii="Consolas" w:hAnsi="Consolas"/>
           <w:sz w:val="18"/>
         </w:rPr>
-        <w:t>[ { "fromUser": "Diya", "toUser": "Aman",   "amount": 400.0, "message": "Diya pays Aman Rs 400.00" },</w:t>
+        <w:t>[ { "fromUser": "Diya", "toUser": "Aman", "amount": 400,</w:t>
       </w:r>
     </w:p>
     <w:p>
@@ -23780,11 +24109,12 @@
           <w:rFonts w:ascii="Consolas" w:hAnsi="Consolas"/>
           <w:sz w:val="18"/>
         </w:rPr>
-        <w:t xml:space="preserve">  { "fromUser": "Diya", "toUser": "Chirag", "amount": 200.0, "message": "Diya pays Chirag Rs 200.00" },</w:t>
-      </w:r>
-    </w:p>
-    <w:p>
-      <w:pPr>
+        <w:t xml:space="preserve">    "message": "Diya pays Aman Rs 400.00" },</w:t>
+      </w:r>
+    </w:p>
+    <w:p>
+      <w:pPr>
+        <w:keepNext/>
         <w:keepLines/>
         <w:shd w:val="clear" w:color="auto" w:fill="F2F2F2"/>
         <w:ind w:left="360"/>
@@ -23794,7 +24124,52 @@
           <w:rFonts w:ascii="Consolas" w:hAnsi="Consolas"/>
           <w:sz w:val="18"/>
         </w:rPr>
-        <w:t xml:space="preserve">  { "fromUser": "Diya", "toUser": "Bhavya", "amount": 150.0, "message": "Diya pays Bhavya Rs 150.00" } ]</w:t>
+        <w:t xml:space="preserve">  { "fromUser": "Diya", "toUser": "Chirag", "amount": 200,</w:t>
+      </w:r>
+    </w:p>
+    <w:p>
+      <w:pPr>
+        <w:keepNext/>
+        <w:keepLines/>
+        <w:shd w:val="clear" w:color="auto" w:fill="F2F2F2"/>
+        <w:ind w:left="360"/>
+      </w:pPr>
+      <w:r>
+        <w:rPr>
+          <w:rFonts w:ascii="Consolas" w:hAnsi="Consolas"/>
+          <w:sz w:val="18"/>
+        </w:rPr>
+        <w:t xml:space="preserve">    "message": "Diya pays Chirag Rs 200.00" },</w:t>
+      </w:r>
+    </w:p>
+    <w:p>
+      <w:pPr>
+        <w:keepNext/>
+        <w:keepLines/>
+        <w:shd w:val="clear" w:color="auto" w:fill="F2F2F2"/>
+        <w:ind w:left="360"/>
+      </w:pPr>
+      <w:r>
+        <w:rPr>
+          <w:rFonts w:ascii="Consolas" w:hAnsi="Consolas"/>
+          <w:sz w:val="18"/>
+        </w:rPr>
+        <w:t xml:space="preserve">  { "fromUser": "Diya", "toUser": "Bhavya", "amount": 150,</w:t>
+      </w:r>
+    </w:p>
+    <w:p>
+      <w:pPr>
+        <w:keepNext/>
+        <w:keepLines/>
+        <w:shd w:val="clear" w:color="auto" w:fill="F2F2F2"/>
+        <w:ind w:left="360"/>
+      </w:pPr>
+      <w:r>
+        <w:rPr>
+          <w:rFonts w:ascii="Consolas" w:hAnsi="Consolas"/>
+          <w:sz w:val="18"/>
+        </w:rPr>
+        <w:t xml:space="preserve">    "message": "Diya pays Bhavya Rs 150.00" } ]</w:t>
       </w:r>
     </w:p>
     <w:p>
@@ -24003,12 +24378,11 @@
       </w:pPr>
       <w:r>
         <w:rPr>
-          <w:b/>
           <w:bCs/>
           <w:sz w:val="26"/>
           <w:szCs w:val="26"/>
         </w:rPr>
-        <w:t>Harsh Gupta, Assistant Professor</w:t>
+        <w:t>Suchi Sharma, Assistant Professor</w:t>
       </w:r>
     </w:p>
     <w:p>

--- a/docs/ExpenseSplitter_Project_Report.docx
+++ b/docs/ExpenseSplitter_Project_Report.docx
@@ -537,7 +537,7 @@
           <w:r>
             <w:fldChar w:fldCharType="separate"/>
           </w:r>
-          <w:hyperlink w:anchor="_Toc244083914" w:history="1">
+          <w:hyperlink w:anchor="_Toc244084198" w:history="1">
             <w:r>
               <w:rPr>
                 <w:rStyle w:val="Hyperlink"/>
@@ -561,7 +561,7 @@
               <w:rPr>
                 <w:noProof/>
               </w:rPr>
-              <w:instrText xml:space="preserve"> PAGEREF _Toc244083914 \h </w:instrText>
+              <w:instrText xml:space="preserve"> PAGEREF _Toc244084198 \h </w:instrText>
             </w:r>
             <w:r>
               <w:rPr>
@@ -601,7 +601,7 @@
               <w14:ligatures w14:val="standardContextual"/>
             </w:rPr>
           </w:pPr>
-          <w:hyperlink w:anchor="_Toc244083915" w:history="1">
+          <w:hyperlink w:anchor="_Toc244084199" w:history="1">
             <w:r>
               <w:rPr>
                 <w:rStyle w:val="Hyperlink"/>
@@ -625,7 +625,7 @@
               <w:rPr>
                 <w:noProof/>
               </w:rPr>
-              <w:instrText xml:space="preserve"> PAGEREF _Toc244083915 \h </w:instrText>
+              <w:instrText xml:space="preserve"> PAGEREF _Toc244084199 \h </w:instrText>
             </w:r>
             <w:r>
               <w:rPr>
@@ -665,7 +665,7 @@
               <w14:ligatures w14:val="standardContextual"/>
             </w:rPr>
           </w:pPr>
-          <w:hyperlink w:anchor="_Toc244083916" w:history="1">
+          <w:hyperlink w:anchor="_Toc244084200" w:history="1">
             <w:r>
               <w:rPr>
                 <w:rStyle w:val="Hyperlink"/>
@@ -689,7 +689,7 @@
               <w:rPr>
                 <w:noProof/>
               </w:rPr>
-              <w:instrText xml:space="preserve"> PAGEREF _Toc244083916 \h </w:instrText>
+              <w:instrText xml:space="preserve"> PAGEREF _Toc244084200 \h </w:instrText>
             </w:r>
             <w:r>
               <w:rPr>
@@ -730,7 +730,7 @@
               <w14:ligatures w14:val="standardContextual"/>
             </w:rPr>
           </w:pPr>
-          <w:hyperlink w:anchor="_Toc244083917" w:history="1">
+          <w:hyperlink w:anchor="_Toc244084201" w:history="1">
             <w:r>
               <w:rPr>
                 <w:rStyle w:val="Hyperlink"/>
@@ -770,7 +770,7 @@
               <w:rPr>
                 <w:noProof/>
               </w:rPr>
-              <w:instrText xml:space="preserve"> PAGEREF _Toc244083917 \h </w:instrText>
+              <w:instrText xml:space="preserve"> PAGEREF _Toc244084201 \h </w:instrText>
             </w:r>
             <w:r>
               <w:rPr>
@@ -811,7 +811,7 @@
               <w14:ligatures w14:val="standardContextual"/>
             </w:rPr>
           </w:pPr>
-          <w:hyperlink w:anchor="_Toc244083918" w:history="1">
+          <w:hyperlink w:anchor="_Toc244084202" w:history="1">
             <w:r>
               <w:rPr>
                 <w:rStyle w:val="Hyperlink"/>
@@ -851,7 +851,7 @@
               <w:rPr>
                 <w:noProof/>
               </w:rPr>
-              <w:instrText xml:space="preserve"> PAGEREF _Toc244083918 \h </w:instrText>
+              <w:instrText xml:space="preserve"> PAGEREF _Toc244084202 \h </w:instrText>
             </w:r>
             <w:r>
               <w:rPr>
@@ -892,7 +892,7 @@
               <w14:ligatures w14:val="standardContextual"/>
             </w:rPr>
           </w:pPr>
-          <w:hyperlink w:anchor="_Toc244083919" w:history="1">
+          <w:hyperlink w:anchor="_Toc244084203" w:history="1">
             <w:r>
               <w:rPr>
                 <w:rStyle w:val="Hyperlink"/>
@@ -932,7 +932,7 @@
               <w:rPr>
                 <w:noProof/>
               </w:rPr>
-              <w:instrText xml:space="preserve"> PAGEREF _Toc244083919 \h </w:instrText>
+              <w:instrText xml:space="preserve"> PAGEREF _Toc244084203 \h </w:instrText>
             </w:r>
             <w:r>
               <w:rPr>
@@ -973,7 +973,7 @@
               <w14:ligatures w14:val="standardContextual"/>
             </w:rPr>
           </w:pPr>
-          <w:hyperlink w:anchor="_Toc244083920" w:history="1">
+          <w:hyperlink w:anchor="_Toc244084204" w:history="1">
             <w:r>
               <w:rPr>
                 <w:rStyle w:val="Hyperlink"/>
@@ -1013,7 +1013,7 @@
               <w:rPr>
                 <w:noProof/>
               </w:rPr>
-              <w:instrText xml:space="preserve"> PAGEREF _Toc244083920 \h </w:instrText>
+              <w:instrText xml:space="preserve"> PAGEREF _Toc244084204 \h </w:instrText>
             </w:r>
             <w:r>
               <w:rPr>
@@ -1054,7 +1054,7 @@
               <w14:ligatures w14:val="standardContextual"/>
             </w:rPr>
           </w:pPr>
-          <w:hyperlink w:anchor="_Toc244083921" w:history="1">
+          <w:hyperlink w:anchor="_Toc244084205" w:history="1">
             <w:r>
               <w:rPr>
                 <w:rStyle w:val="Hyperlink"/>
@@ -1094,7 +1094,7 @@
               <w:rPr>
                 <w:noProof/>
               </w:rPr>
-              <w:instrText xml:space="preserve"> PAGEREF _Toc244083921 \h </w:instrText>
+              <w:instrText xml:space="preserve"> PAGEREF _Toc244084205 \h </w:instrText>
             </w:r>
             <w:r>
               <w:rPr>
@@ -1134,7 +1134,7 @@
               <w14:ligatures w14:val="standardContextual"/>
             </w:rPr>
           </w:pPr>
-          <w:hyperlink w:anchor="_Toc244083922" w:history="1">
+          <w:hyperlink w:anchor="_Toc244084206" w:history="1">
             <w:r>
               <w:rPr>
                 <w:rStyle w:val="Hyperlink"/>
@@ -1158,7 +1158,7 @@
               <w:rPr>
                 <w:noProof/>
               </w:rPr>
-              <w:instrText xml:space="preserve"> PAGEREF _Toc244083922 \h </w:instrText>
+              <w:instrText xml:space="preserve"> PAGEREF _Toc244084206 \h </w:instrText>
             </w:r>
             <w:r>
               <w:rPr>
@@ -1199,7 +1199,7 @@
               <w14:ligatures w14:val="standardContextual"/>
             </w:rPr>
           </w:pPr>
-          <w:hyperlink w:anchor="_Toc244083923" w:history="1">
+          <w:hyperlink w:anchor="_Toc244084207" w:history="1">
             <w:r>
               <w:rPr>
                 <w:rStyle w:val="Hyperlink"/>
@@ -1239,7 +1239,7 @@
               <w:rPr>
                 <w:noProof/>
               </w:rPr>
-              <w:instrText xml:space="preserve"> PAGEREF _Toc244083923 \h </w:instrText>
+              <w:instrText xml:space="preserve"> PAGEREF _Toc244084207 \h </w:instrText>
             </w:r>
             <w:r>
               <w:rPr>
@@ -1280,7 +1280,7 @@
               <w14:ligatures w14:val="standardContextual"/>
             </w:rPr>
           </w:pPr>
-          <w:hyperlink w:anchor="_Toc244083924" w:history="1">
+          <w:hyperlink w:anchor="_Toc244084208" w:history="1">
             <w:r>
               <w:rPr>
                 <w:rStyle w:val="Hyperlink"/>
@@ -1320,7 +1320,7 @@
               <w:rPr>
                 <w:noProof/>
               </w:rPr>
-              <w:instrText xml:space="preserve"> PAGEREF _Toc244083924 \h </w:instrText>
+              <w:instrText xml:space="preserve"> PAGEREF _Toc244084208 \h </w:instrText>
             </w:r>
             <w:r>
               <w:rPr>
@@ -1361,7 +1361,7 @@
               <w14:ligatures w14:val="standardContextual"/>
             </w:rPr>
           </w:pPr>
-          <w:hyperlink w:anchor="_Toc244083925" w:history="1">
+          <w:hyperlink w:anchor="_Toc244084209" w:history="1">
             <w:r>
               <w:rPr>
                 <w:rStyle w:val="Hyperlink"/>
@@ -1401,7 +1401,7 @@
               <w:rPr>
                 <w:noProof/>
               </w:rPr>
-              <w:instrText xml:space="preserve"> PAGEREF _Toc244083925 \h </w:instrText>
+              <w:instrText xml:space="preserve"> PAGEREF _Toc244084209 \h </w:instrText>
             </w:r>
             <w:r>
               <w:rPr>
@@ -1442,7 +1442,7 @@
               <w14:ligatures w14:val="standardContextual"/>
             </w:rPr>
           </w:pPr>
-          <w:hyperlink w:anchor="_Toc244083926" w:history="1">
+          <w:hyperlink w:anchor="_Toc244084210" w:history="1">
             <w:r>
               <w:rPr>
                 <w:rStyle w:val="Hyperlink"/>
@@ -1482,7 +1482,7 @@
               <w:rPr>
                 <w:noProof/>
               </w:rPr>
-              <w:instrText xml:space="preserve"> PAGEREF _Toc244083926 \h </w:instrText>
+              <w:instrText xml:space="preserve"> PAGEREF _Toc244084210 \h </w:instrText>
             </w:r>
             <w:r>
               <w:rPr>
@@ -1523,7 +1523,7 @@
               <w14:ligatures w14:val="standardContextual"/>
             </w:rPr>
           </w:pPr>
-          <w:hyperlink w:anchor="_Toc244083927" w:history="1">
+          <w:hyperlink w:anchor="_Toc244084211" w:history="1">
             <w:r>
               <w:rPr>
                 <w:rStyle w:val="Hyperlink"/>
@@ -1563,7 +1563,7 @@
               <w:rPr>
                 <w:noProof/>
               </w:rPr>
-              <w:instrText xml:space="preserve"> PAGEREF _Toc244083927 \h </w:instrText>
+              <w:instrText xml:space="preserve"> PAGEREF _Toc244084211 \h </w:instrText>
             </w:r>
             <w:r>
               <w:rPr>
@@ -1604,7 +1604,7 @@
               <w14:ligatures w14:val="standardContextual"/>
             </w:rPr>
           </w:pPr>
-          <w:hyperlink w:anchor="_Toc244083928" w:history="1">
+          <w:hyperlink w:anchor="_Toc244084212" w:history="1">
             <w:r>
               <w:rPr>
                 <w:rStyle w:val="Hyperlink"/>
@@ -1644,7 +1644,7 @@
               <w:rPr>
                 <w:noProof/>
               </w:rPr>
-              <w:instrText xml:space="preserve"> PAGEREF _Toc244083928 \h </w:instrText>
+              <w:instrText xml:space="preserve"> PAGEREF _Toc244084212 \h </w:instrText>
             </w:r>
             <w:r>
               <w:rPr>
@@ -1684,7 +1684,7 @@
               <w14:ligatures w14:val="standardContextual"/>
             </w:rPr>
           </w:pPr>
-          <w:hyperlink w:anchor="_Toc244083929" w:history="1">
+          <w:hyperlink w:anchor="_Toc244084213" w:history="1">
             <w:r>
               <w:rPr>
                 <w:rStyle w:val="Hyperlink"/>
@@ -1708,7 +1708,7 @@
               <w:rPr>
                 <w:noProof/>
               </w:rPr>
-              <w:instrText xml:space="preserve"> PAGEREF _Toc244083929 \h </w:instrText>
+              <w:instrText xml:space="preserve"> PAGEREF _Toc244084213 \h </w:instrText>
             </w:r>
             <w:r>
               <w:rPr>
@@ -1749,7 +1749,7 @@
               <w14:ligatures w14:val="standardContextual"/>
             </w:rPr>
           </w:pPr>
-          <w:hyperlink w:anchor="_Toc244083930" w:history="1">
+          <w:hyperlink w:anchor="_Toc244084214" w:history="1">
             <w:r>
               <w:rPr>
                 <w:rStyle w:val="Hyperlink"/>
@@ -1789,7 +1789,7 @@
               <w:rPr>
                 <w:noProof/>
               </w:rPr>
-              <w:instrText xml:space="preserve"> PAGEREF _Toc244083930 \h </w:instrText>
+              <w:instrText xml:space="preserve"> PAGEREF _Toc244084214 \h </w:instrText>
             </w:r>
             <w:r>
               <w:rPr>
@@ -1830,7 +1830,7 @@
               <w14:ligatures w14:val="standardContextual"/>
             </w:rPr>
           </w:pPr>
-          <w:hyperlink w:anchor="_Toc244083931" w:history="1">
+          <w:hyperlink w:anchor="_Toc244084215" w:history="1">
             <w:r>
               <w:rPr>
                 <w:rStyle w:val="Hyperlink"/>
@@ -1870,7 +1870,7 @@
               <w:rPr>
                 <w:noProof/>
               </w:rPr>
-              <w:instrText xml:space="preserve"> PAGEREF _Toc244083931 \h </w:instrText>
+              <w:instrText xml:space="preserve"> PAGEREF _Toc244084215 \h </w:instrText>
             </w:r>
             <w:r>
               <w:rPr>
@@ -1911,7 +1911,7 @@
               <w14:ligatures w14:val="standardContextual"/>
             </w:rPr>
           </w:pPr>
-          <w:hyperlink w:anchor="_Toc244083932" w:history="1">
+          <w:hyperlink w:anchor="_Toc244084216" w:history="1">
             <w:r>
               <w:rPr>
                 <w:rStyle w:val="Hyperlink"/>
@@ -1951,7 +1951,7 @@
               <w:rPr>
                 <w:noProof/>
               </w:rPr>
-              <w:instrText xml:space="preserve"> PAGEREF _Toc244083932 \h </w:instrText>
+              <w:instrText xml:space="preserve"> PAGEREF _Toc244084216 \h </w:instrText>
             </w:r>
             <w:r>
               <w:rPr>
@@ -1992,7 +1992,7 @@
               <w14:ligatures w14:val="standardContextual"/>
             </w:rPr>
           </w:pPr>
-          <w:hyperlink w:anchor="_Toc244083933" w:history="1">
+          <w:hyperlink w:anchor="_Toc244084217" w:history="1">
             <w:r>
               <w:rPr>
                 <w:rStyle w:val="Hyperlink"/>
@@ -2032,7 +2032,7 @@
               <w:rPr>
                 <w:noProof/>
               </w:rPr>
-              <w:instrText xml:space="preserve"> PAGEREF _Toc244083933 \h </w:instrText>
+              <w:instrText xml:space="preserve"> PAGEREF _Toc244084217 \h </w:instrText>
             </w:r>
             <w:r>
               <w:rPr>
@@ -2073,7 +2073,7 @@
               <w14:ligatures w14:val="standardContextual"/>
             </w:rPr>
           </w:pPr>
-          <w:hyperlink w:anchor="_Toc244083934" w:history="1">
+          <w:hyperlink w:anchor="_Toc244084218" w:history="1">
             <w:r>
               <w:rPr>
                 <w:rStyle w:val="Hyperlink"/>
@@ -2113,7 +2113,7 @@
               <w:rPr>
                 <w:noProof/>
               </w:rPr>
-              <w:instrText xml:space="preserve"> PAGEREF _Toc244083934 \h </w:instrText>
+              <w:instrText xml:space="preserve"> PAGEREF _Toc244084218 \h </w:instrText>
             </w:r>
             <w:r>
               <w:rPr>
@@ -2154,7 +2154,7 @@
               <w14:ligatures w14:val="standardContextual"/>
             </w:rPr>
           </w:pPr>
-          <w:hyperlink w:anchor="_Toc244083935" w:history="1">
+          <w:hyperlink w:anchor="_Toc244084219" w:history="1">
             <w:r>
               <w:rPr>
                 <w:rStyle w:val="Hyperlink"/>
@@ -2194,7 +2194,7 @@
               <w:rPr>
                 <w:noProof/>
               </w:rPr>
-              <w:instrText xml:space="preserve"> PAGEREF _Toc244083935 \h </w:instrText>
+              <w:instrText xml:space="preserve"> PAGEREF _Toc244084219 \h </w:instrText>
             </w:r>
             <w:r>
               <w:rPr>
@@ -2234,7 +2234,7 @@
               <w14:ligatures w14:val="standardContextual"/>
             </w:rPr>
           </w:pPr>
-          <w:hyperlink w:anchor="_Toc244083936" w:history="1">
+          <w:hyperlink w:anchor="_Toc244084220" w:history="1">
             <w:r>
               <w:rPr>
                 <w:rStyle w:val="Hyperlink"/>
@@ -2258,7 +2258,7 @@
               <w:rPr>
                 <w:noProof/>
               </w:rPr>
-              <w:instrText xml:space="preserve"> PAGEREF _Toc244083936 \h </w:instrText>
+              <w:instrText xml:space="preserve"> PAGEREF _Toc244084220 \h </w:instrText>
             </w:r>
             <w:r>
               <w:rPr>
@@ -2299,7 +2299,7 @@
               <w14:ligatures w14:val="standardContextual"/>
             </w:rPr>
           </w:pPr>
-          <w:hyperlink w:anchor="_Toc244083937" w:history="1">
+          <w:hyperlink w:anchor="_Toc244084221" w:history="1">
             <w:r>
               <w:rPr>
                 <w:rStyle w:val="Hyperlink"/>
@@ -2339,7 +2339,7 @@
               <w:rPr>
                 <w:noProof/>
               </w:rPr>
-              <w:instrText xml:space="preserve"> PAGEREF _Toc244083937 \h </w:instrText>
+              <w:instrText xml:space="preserve"> PAGEREF _Toc244084221 \h </w:instrText>
             </w:r>
             <w:r>
               <w:rPr>
@@ -2379,7 +2379,7 @@
               <w14:ligatures w14:val="standardContextual"/>
             </w:rPr>
           </w:pPr>
-          <w:hyperlink w:anchor="_Toc244083938" w:history="1">
+          <w:hyperlink w:anchor="_Toc244084222" w:history="1">
             <w:r>
               <w:rPr>
                 <w:rStyle w:val="Hyperlink"/>
@@ -2403,7 +2403,7 @@
               <w:rPr>
                 <w:noProof/>
               </w:rPr>
-              <w:instrText xml:space="preserve"> PAGEREF _Toc244083938 \h </w:instrText>
+              <w:instrText xml:space="preserve"> PAGEREF _Toc244084222 \h </w:instrText>
             </w:r>
             <w:r>
               <w:rPr>
@@ -2444,7 +2444,7 @@
               <w14:ligatures w14:val="standardContextual"/>
             </w:rPr>
           </w:pPr>
-          <w:hyperlink w:anchor="_Toc244083939" w:history="1">
+          <w:hyperlink w:anchor="_Toc244084223" w:history="1">
             <w:r>
               <w:rPr>
                 <w:rStyle w:val="Hyperlink"/>
@@ -2484,7 +2484,7 @@
               <w:rPr>
                 <w:noProof/>
               </w:rPr>
-              <w:instrText xml:space="preserve"> PAGEREF _Toc244083939 \h </w:instrText>
+              <w:instrText xml:space="preserve"> PAGEREF _Toc244084223 \h </w:instrText>
             </w:r>
             <w:r>
               <w:rPr>
@@ -2525,7 +2525,7 @@
               <w14:ligatures w14:val="standardContextual"/>
             </w:rPr>
           </w:pPr>
-          <w:hyperlink w:anchor="_Toc244083940" w:history="1">
+          <w:hyperlink w:anchor="_Toc244084224" w:history="1">
             <w:r>
               <w:rPr>
                 <w:rStyle w:val="Hyperlink"/>
@@ -2565,7 +2565,7 @@
               <w:rPr>
                 <w:noProof/>
               </w:rPr>
-              <w:instrText xml:space="preserve"> PAGEREF _Toc244083940 \h </w:instrText>
+              <w:instrText xml:space="preserve"> PAGEREF _Toc244084224 \h </w:instrText>
             </w:r>
             <w:r>
               <w:rPr>
@@ -2605,7 +2605,7 @@
               <w14:ligatures w14:val="standardContextual"/>
             </w:rPr>
           </w:pPr>
-          <w:hyperlink w:anchor="_Toc244083941" w:history="1">
+          <w:hyperlink w:anchor="_Toc244084225" w:history="1">
             <w:r>
               <w:rPr>
                 <w:rStyle w:val="Hyperlink"/>
@@ -2629,7 +2629,7 @@
               <w:rPr>
                 <w:noProof/>
               </w:rPr>
-              <w:instrText xml:space="preserve"> PAGEREF _Toc244083941 \h </w:instrText>
+              <w:instrText xml:space="preserve"> PAGEREF _Toc244084225 \h </w:instrText>
             </w:r>
             <w:r>
               <w:rPr>
@@ -2669,7 +2669,7 @@
               <w14:ligatures w14:val="standardContextual"/>
             </w:rPr>
           </w:pPr>
-          <w:hyperlink w:anchor="_Toc244083942" w:history="1">
+          <w:hyperlink w:anchor="_Toc244084226" w:history="1">
             <w:r>
               <w:rPr>
                 <w:rStyle w:val="Hyperlink"/>
@@ -2693,7 +2693,7 @@
               <w:rPr>
                 <w:noProof/>
               </w:rPr>
-              <w:instrText xml:space="preserve"> PAGEREF _Toc244083942 \h </w:instrText>
+              <w:instrText xml:space="preserve"> PAGEREF _Toc244084226 \h </w:instrText>
             </w:r>
             <w:r>
               <w:rPr>
@@ -2734,7 +2734,7 @@
               <w14:ligatures w14:val="standardContextual"/>
             </w:rPr>
           </w:pPr>
-          <w:hyperlink w:anchor="_Toc244083943" w:history="1">
+          <w:hyperlink w:anchor="_Toc244084227" w:history="1">
             <w:r>
               <w:rPr>
                 <w:rStyle w:val="Hyperlink"/>
@@ -2774,7 +2774,7 @@
               <w:rPr>
                 <w:noProof/>
               </w:rPr>
-              <w:instrText xml:space="preserve"> PAGEREF _Toc244083943 \h </w:instrText>
+              <w:instrText xml:space="preserve"> PAGEREF _Toc244084227 \h </w:instrText>
             </w:r>
             <w:r>
               <w:rPr>
@@ -2815,7 +2815,7 @@
               <w14:ligatures w14:val="standardContextual"/>
             </w:rPr>
           </w:pPr>
-          <w:hyperlink w:anchor="_Toc244083944" w:history="1">
+          <w:hyperlink w:anchor="_Toc244084228" w:history="1">
             <w:r>
               <w:rPr>
                 <w:rStyle w:val="Hyperlink"/>
@@ -2855,7 +2855,7 @@
               <w:rPr>
                 <w:noProof/>
               </w:rPr>
-              <w:instrText xml:space="preserve"> PAGEREF _Toc244083944 \h </w:instrText>
+              <w:instrText xml:space="preserve"> PAGEREF _Toc244084228 \h </w:instrText>
             </w:r>
             <w:r>
               <w:rPr>
@@ -2896,7 +2896,7 @@
               <w14:ligatures w14:val="standardContextual"/>
             </w:rPr>
           </w:pPr>
-          <w:hyperlink w:anchor="_Toc244083945" w:history="1">
+          <w:hyperlink w:anchor="_Toc244084229" w:history="1">
             <w:r>
               <w:rPr>
                 <w:rStyle w:val="Hyperlink"/>
@@ -2936,7 +2936,7 @@
               <w:rPr>
                 <w:noProof/>
               </w:rPr>
-              <w:instrText xml:space="preserve"> PAGEREF _Toc244083945 \h </w:instrText>
+              <w:instrText xml:space="preserve"> PAGEREF _Toc244084229 \h </w:instrText>
             </w:r>
             <w:r>
               <w:rPr>
@@ -2977,7 +2977,7 @@
               <w14:ligatures w14:val="standardContextual"/>
             </w:rPr>
           </w:pPr>
-          <w:hyperlink w:anchor="_Toc244083946" w:history="1">
+          <w:hyperlink w:anchor="_Toc244084230" w:history="1">
             <w:r>
               <w:rPr>
                 <w:rStyle w:val="Hyperlink"/>
@@ -3017,7 +3017,7 @@
               <w:rPr>
                 <w:noProof/>
               </w:rPr>
-              <w:instrText xml:space="preserve"> PAGEREF _Toc244083946 \h </w:instrText>
+              <w:instrText xml:space="preserve"> PAGEREF _Toc244084230 \h </w:instrText>
             </w:r>
             <w:r>
               <w:rPr>
@@ -3056,7 +3056,7 @@
         <w:pStyle w:val="Heading1"/>
         <w:pageBreakBefore/>
       </w:pPr>
-      <w:bookmarkStart w:id="0" w:name="_Toc244083914"/>
+      <w:bookmarkStart w:id="0" w:name="_Toc244084198"/>
       <w:r>
         <w:t>List of Figures</w:t>
       </w:r>
@@ -3091,7 +3091,7 @@
           <w:r>
             <w:fldChar w:fldCharType="separate"/>
           </w:r>
-          <w:hyperlink w:anchor="_Toc244083947" w:history="1">
+          <w:hyperlink w:anchor="_Toc244084231" w:history="1">
             <w:r>
               <w:rPr>
                 <w:rStyle w:val="Hyperlink"/>
@@ -3115,7 +3115,7 @@
               <w:rPr>
                 <w:noProof/>
               </w:rPr>
-              <w:instrText xml:space="preserve"> PAGEREF _Toc244083947 \h </w:instrText>
+              <w:instrText xml:space="preserve"> PAGEREF _Toc244084231 \h </w:instrText>
             </w:r>
             <w:r>
               <w:rPr>
@@ -3155,7 +3155,7 @@
               <w14:ligatures w14:val="standardContextual"/>
             </w:rPr>
           </w:pPr>
-          <w:hyperlink w:anchor="_Toc244083948" w:history="1">
+          <w:hyperlink w:anchor="_Toc244084232" w:history="1">
             <w:r>
               <w:rPr>
                 <w:rStyle w:val="Hyperlink"/>
@@ -3179,7 +3179,7 @@
               <w:rPr>
                 <w:noProof/>
               </w:rPr>
-              <w:instrText xml:space="preserve"> PAGEREF _Toc244083948 \h </w:instrText>
+              <w:instrText xml:space="preserve"> PAGEREF _Toc244084232 \h </w:instrText>
             </w:r>
             <w:r>
               <w:rPr>
@@ -3219,7 +3219,7 @@
               <w14:ligatures w14:val="standardContextual"/>
             </w:rPr>
           </w:pPr>
-          <w:hyperlink w:anchor="_Toc244083949" w:history="1">
+          <w:hyperlink w:anchor="_Toc244084233" w:history="1">
             <w:r>
               <w:rPr>
                 <w:rStyle w:val="Hyperlink"/>
@@ -3243,7 +3243,7 @@
               <w:rPr>
                 <w:noProof/>
               </w:rPr>
-              <w:instrText xml:space="preserve"> PAGEREF _Toc244083949 \h </w:instrText>
+              <w:instrText xml:space="preserve"> PAGEREF _Toc244084233 \h </w:instrText>
             </w:r>
             <w:r>
               <w:rPr>
@@ -3283,7 +3283,7 @@
               <w14:ligatures w14:val="standardContextual"/>
             </w:rPr>
           </w:pPr>
-          <w:hyperlink w:anchor="_Toc244083950" w:history="1">
+          <w:hyperlink w:anchor="_Toc244084234" w:history="1">
             <w:r>
               <w:rPr>
                 <w:rStyle w:val="Hyperlink"/>
@@ -3307,7 +3307,7 @@
               <w:rPr>
                 <w:noProof/>
               </w:rPr>
-              <w:instrText xml:space="preserve"> PAGEREF _Toc244083950 \h </w:instrText>
+              <w:instrText xml:space="preserve"> PAGEREF _Toc244084234 \h </w:instrText>
             </w:r>
             <w:r>
               <w:rPr>
@@ -3347,7 +3347,7 @@
               <w14:ligatures w14:val="standardContextual"/>
             </w:rPr>
           </w:pPr>
-          <w:hyperlink w:anchor="_Toc244083951" w:history="1">
+          <w:hyperlink w:anchor="_Toc244084235" w:history="1">
             <w:r>
               <w:rPr>
                 <w:rStyle w:val="Hyperlink"/>
@@ -3371,7 +3371,7 @@
               <w:rPr>
                 <w:noProof/>
               </w:rPr>
-              <w:instrText xml:space="preserve"> PAGEREF _Toc244083951 \h </w:instrText>
+              <w:instrText xml:space="preserve"> PAGEREF _Toc244084235 \h </w:instrText>
             </w:r>
             <w:r>
               <w:rPr>
@@ -3411,7 +3411,7 @@
               <w14:ligatures w14:val="standardContextual"/>
             </w:rPr>
           </w:pPr>
-          <w:hyperlink w:anchor="_Toc244083952" w:history="1">
+          <w:hyperlink w:anchor="_Toc244084236" w:history="1">
             <w:r>
               <w:rPr>
                 <w:rStyle w:val="Hyperlink"/>
@@ -3435,7 +3435,7 @@
               <w:rPr>
                 <w:noProof/>
               </w:rPr>
-              <w:instrText xml:space="preserve"> PAGEREF _Toc244083952 \h </w:instrText>
+              <w:instrText xml:space="preserve"> PAGEREF _Toc244084236 \h </w:instrText>
             </w:r>
             <w:r>
               <w:rPr>
@@ -3475,7 +3475,7 @@
               <w14:ligatures w14:val="standardContextual"/>
             </w:rPr>
           </w:pPr>
-          <w:hyperlink w:anchor="_Toc244083953" w:history="1">
+          <w:hyperlink w:anchor="_Toc244084237" w:history="1">
             <w:r>
               <w:rPr>
                 <w:rStyle w:val="Hyperlink"/>
@@ -3499,7 +3499,7 @@
               <w:rPr>
                 <w:noProof/>
               </w:rPr>
-              <w:instrText xml:space="preserve"> PAGEREF _Toc244083953 \h </w:instrText>
+              <w:instrText xml:space="preserve"> PAGEREF _Toc244084237 \h </w:instrText>
             </w:r>
             <w:r>
               <w:rPr>
@@ -3539,7 +3539,7 @@
               <w14:ligatures w14:val="standardContextual"/>
             </w:rPr>
           </w:pPr>
-          <w:hyperlink w:anchor="_Toc244083954" w:history="1">
+          <w:hyperlink w:anchor="_Toc244084238" w:history="1">
             <w:r>
               <w:rPr>
                 <w:rStyle w:val="Hyperlink"/>
@@ -3563,7 +3563,7 @@
               <w:rPr>
                 <w:noProof/>
               </w:rPr>
-              <w:instrText xml:space="preserve"> PAGEREF _Toc244083954 \h </w:instrText>
+              <w:instrText xml:space="preserve"> PAGEREF _Toc244084238 \h </w:instrText>
             </w:r>
             <w:r>
               <w:rPr>
@@ -3603,7 +3603,7 @@
               <w14:ligatures w14:val="standardContextual"/>
             </w:rPr>
           </w:pPr>
-          <w:hyperlink w:anchor="_Toc244083955" w:history="1">
+          <w:hyperlink w:anchor="_Toc244084239" w:history="1">
             <w:r>
               <w:rPr>
                 <w:rStyle w:val="Hyperlink"/>
@@ -3627,7 +3627,7 @@
               <w:rPr>
                 <w:noProof/>
               </w:rPr>
-              <w:instrText xml:space="preserve"> PAGEREF _Toc244083955 \h </w:instrText>
+              <w:instrText xml:space="preserve"> PAGEREF _Toc244084239 \h </w:instrText>
             </w:r>
             <w:r>
               <w:rPr>
@@ -3667,7 +3667,7 @@
               <w14:ligatures w14:val="standardContextual"/>
             </w:rPr>
           </w:pPr>
-          <w:hyperlink w:anchor="_Toc244083956" w:history="1">
+          <w:hyperlink w:anchor="_Toc244084240" w:history="1">
             <w:r>
               <w:rPr>
                 <w:rStyle w:val="Hyperlink"/>
@@ -3691,7 +3691,7 @@
               <w:rPr>
                 <w:noProof/>
               </w:rPr>
-              <w:instrText xml:space="preserve"> PAGEREF _Toc244083956 \h </w:instrText>
+              <w:instrText xml:space="preserve"> PAGEREF _Toc244084240 \h </w:instrText>
             </w:r>
             <w:r>
               <w:rPr>
@@ -3731,7 +3731,7 @@
               <w14:ligatures w14:val="standardContextual"/>
             </w:rPr>
           </w:pPr>
-          <w:hyperlink w:anchor="_Toc244083957" w:history="1">
+          <w:hyperlink w:anchor="_Toc244084241" w:history="1">
             <w:r>
               <w:rPr>
                 <w:rStyle w:val="Hyperlink"/>
@@ -3755,7 +3755,7 @@
               <w:rPr>
                 <w:noProof/>
               </w:rPr>
-              <w:instrText xml:space="preserve"> PAGEREF _Toc244083957 \h </w:instrText>
+              <w:instrText xml:space="preserve"> PAGEREF _Toc244084241 \h </w:instrText>
             </w:r>
             <w:r>
               <w:rPr>
@@ -3795,7 +3795,7 @@
               <w14:ligatures w14:val="standardContextual"/>
             </w:rPr>
           </w:pPr>
-          <w:hyperlink w:anchor="_Toc244083958" w:history="1">
+          <w:hyperlink w:anchor="_Toc244084242" w:history="1">
             <w:r>
               <w:rPr>
                 <w:rStyle w:val="Hyperlink"/>
@@ -3819,7 +3819,7 @@
               <w:rPr>
                 <w:noProof/>
               </w:rPr>
-              <w:instrText xml:space="preserve"> PAGEREF _Toc244083958 \h </w:instrText>
+              <w:instrText xml:space="preserve"> PAGEREF _Toc244084242 \h </w:instrText>
             </w:r>
             <w:r>
               <w:rPr>
@@ -3859,7 +3859,7 @@
               <w14:ligatures w14:val="standardContextual"/>
             </w:rPr>
           </w:pPr>
-          <w:hyperlink w:anchor="_Toc244083959" w:history="1">
+          <w:hyperlink w:anchor="_Toc244084243" w:history="1">
             <w:r>
               <w:rPr>
                 <w:rStyle w:val="Hyperlink"/>
@@ -3883,7 +3883,7 @@
               <w:rPr>
                 <w:noProof/>
               </w:rPr>
-              <w:instrText xml:space="preserve"> PAGEREF _Toc244083959 \h </w:instrText>
+              <w:instrText xml:space="preserve"> PAGEREF _Toc244084243 \h </w:instrText>
             </w:r>
             <w:r>
               <w:rPr>
@@ -3923,7 +3923,7 @@
               <w14:ligatures w14:val="standardContextual"/>
             </w:rPr>
           </w:pPr>
-          <w:hyperlink w:anchor="_Toc244083960" w:history="1">
+          <w:hyperlink w:anchor="_Toc244084244" w:history="1">
             <w:r>
               <w:rPr>
                 <w:rStyle w:val="Hyperlink"/>
@@ -3947,7 +3947,7 @@
               <w:rPr>
                 <w:noProof/>
               </w:rPr>
-              <w:instrText xml:space="preserve"> PAGEREF _Toc244083960 \h </w:instrText>
+              <w:instrText xml:space="preserve"> PAGEREF _Toc244084244 \h </w:instrText>
             </w:r>
             <w:r>
               <w:rPr>
@@ -3987,7 +3987,7 @@
               <w14:ligatures w14:val="standardContextual"/>
             </w:rPr>
           </w:pPr>
-          <w:hyperlink w:anchor="_Toc244083961" w:history="1">
+          <w:hyperlink w:anchor="_Toc244084245" w:history="1">
             <w:r>
               <w:rPr>
                 <w:rStyle w:val="Hyperlink"/>
@@ -4011,7 +4011,7 @@
               <w:rPr>
                 <w:noProof/>
               </w:rPr>
-              <w:instrText xml:space="preserve"> PAGEREF _Toc244083961 \h </w:instrText>
+              <w:instrText xml:space="preserve"> PAGEREF _Toc244084245 \h </w:instrText>
             </w:r>
             <w:r>
               <w:rPr>
@@ -4050,7 +4050,7 @@
         <w:pStyle w:val="Heading1"/>
         <w:spacing w:before="480"/>
       </w:pPr>
-      <w:bookmarkStart w:id="1" w:name="_Toc244083915"/>
+      <w:bookmarkStart w:id="1" w:name="_Toc244084199"/>
       <w:r>
         <w:t>List of Tables</w:t>
       </w:r>
@@ -4085,7 +4085,7 @@
           <w:r>
             <w:fldChar w:fldCharType="separate"/>
           </w:r>
-          <w:hyperlink w:anchor="_Toc244083962" w:history="1">
+          <w:hyperlink w:anchor="_Toc244084246" w:history="1">
             <w:r>
               <w:rPr>
                 <w:rStyle w:val="Hyperlink"/>
@@ -4109,7 +4109,7 @@
               <w:rPr>
                 <w:noProof/>
               </w:rPr>
-              <w:instrText xml:space="preserve"> PAGEREF _Toc244083962 \h </w:instrText>
+              <w:instrText xml:space="preserve"> PAGEREF _Toc244084246 \h </w:instrText>
             </w:r>
             <w:r>
               <w:rPr>
@@ -4149,7 +4149,7 @@
               <w14:ligatures w14:val="standardContextual"/>
             </w:rPr>
           </w:pPr>
-          <w:hyperlink w:anchor="_Toc244083963" w:history="1">
+          <w:hyperlink w:anchor="_Toc244084247" w:history="1">
             <w:r>
               <w:rPr>
                 <w:rStyle w:val="Hyperlink"/>
@@ -4173,7 +4173,7 @@
               <w:rPr>
                 <w:noProof/>
               </w:rPr>
-              <w:instrText xml:space="preserve"> PAGEREF _Toc244083963 \h </w:instrText>
+              <w:instrText xml:space="preserve"> PAGEREF _Toc244084247 \h </w:instrText>
             </w:r>
             <w:r>
               <w:rPr>
@@ -4213,7 +4213,7 @@
               <w14:ligatures w14:val="standardContextual"/>
             </w:rPr>
           </w:pPr>
-          <w:hyperlink w:anchor="_Toc244083964" w:history="1">
+          <w:hyperlink w:anchor="_Toc244084248" w:history="1">
             <w:r>
               <w:rPr>
                 <w:rStyle w:val="Hyperlink"/>
@@ -4237,7 +4237,7 @@
               <w:rPr>
                 <w:noProof/>
               </w:rPr>
-              <w:instrText xml:space="preserve"> PAGEREF _Toc244083964 \h </w:instrText>
+              <w:instrText xml:space="preserve"> PAGEREF _Toc244084248 \h </w:instrText>
             </w:r>
             <w:r>
               <w:rPr>
@@ -4277,7 +4277,7 @@
               <w14:ligatures w14:val="standardContextual"/>
             </w:rPr>
           </w:pPr>
-          <w:hyperlink w:anchor="_Toc244083965" w:history="1">
+          <w:hyperlink w:anchor="_Toc244084249" w:history="1">
             <w:r>
               <w:rPr>
                 <w:rStyle w:val="Hyperlink"/>
@@ -4301,7 +4301,7 @@
               <w:rPr>
                 <w:noProof/>
               </w:rPr>
-              <w:instrText xml:space="preserve"> PAGEREF _Toc244083965 \h </w:instrText>
+              <w:instrText xml:space="preserve"> PAGEREF _Toc244084249 \h </w:instrText>
             </w:r>
             <w:r>
               <w:rPr>
@@ -4341,7 +4341,7 @@
               <w14:ligatures w14:val="standardContextual"/>
             </w:rPr>
           </w:pPr>
-          <w:hyperlink w:anchor="_Toc244083966" w:history="1">
+          <w:hyperlink w:anchor="_Toc244084250" w:history="1">
             <w:r>
               <w:rPr>
                 <w:rStyle w:val="Hyperlink"/>
@@ -4365,7 +4365,7 @@
               <w:rPr>
                 <w:noProof/>
               </w:rPr>
-              <w:instrText xml:space="preserve"> PAGEREF _Toc244083966 \h </w:instrText>
+              <w:instrText xml:space="preserve"> PAGEREF _Toc244084250 \h </w:instrText>
             </w:r>
             <w:r>
               <w:rPr>
@@ -4405,7 +4405,7 @@
               <w14:ligatures w14:val="standardContextual"/>
             </w:rPr>
           </w:pPr>
-          <w:hyperlink w:anchor="_Toc244083967" w:history="1">
+          <w:hyperlink w:anchor="_Toc244084251" w:history="1">
             <w:r>
               <w:rPr>
                 <w:rStyle w:val="Hyperlink"/>
@@ -4429,7 +4429,7 @@
               <w:rPr>
                 <w:noProof/>
               </w:rPr>
-              <w:instrText xml:space="preserve"> PAGEREF _Toc244083967 \h </w:instrText>
+              <w:instrText xml:space="preserve"> PAGEREF _Toc244084251 \h </w:instrText>
             </w:r>
             <w:r>
               <w:rPr>
@@ -4469,7 +4469,7 @@
               <w14:ligatures w14:val="standardContextual"/>
             </w:rPr>
           </w:pPr>
-          <w:hyperlink w:anchor="_Toc244083968" w:history="1">
+          <w:hyperlink w:anchor="_Toc244084252" w:history="1">
             <w:r>
               <w:rPr>
                 <w:rStyle w:val="Hyperlink"/>
@@ -4493,7 +4493,7 @@
               <w:rPr>
                 <w:noProof/>
               </w:rPr>
-              <w:instrText xml:space="preserve"> PAGEREF _Toc244083968 \h </w:instrText>
+              <w:instrText xml:space="preserve"> PAGEREF _Toc244084252 \h </w:instrText>
             </w:r>
             <w:r>
               <w:rPr>
@@ -4533,7 +4533,7 @@
               <w14:ligatures w14:val="standardContextual"/>
             </w:rPr>
           </w:pPr>
-          <w:hyperlink w:anchor="_Toc244083969" w:history="1">
+          <w:hyperlink w:anchor="_Toc244084253" w:history="1">
             <w:r>
               <w:rPr>
                 <w:rStyle w:val="Hyperlink"/>
@@ -4557,7 +4557,7 @@
               <w:rPr>
                 <w:noProof/>
               </w:rPr>
-              <w:instrText xml:space="preserve"> PAGEREF _Toc244083969 \h </w:instrText>
+              <w:instrText xml:space="preserve"> PAGEREF _Toc244084253 \h </w:instrText>
             </w:r>
             <w:r>
               <w:rPr>
@@ -4597,7 +4597,7 @@
               <w14:ligatures w14:val="standardContextual"/>
             </w:rPr>
           </w:pPr>
-          <w:hyperlink w:anchor="_Toc244083970" w:history="1">
+          <w:hyperlink w:anchor="_Toc244084254" w:history="1">
             <w:r>
               <w:rPr>
                 <w:rStyle w:val="Hyperlink"/>
@@ -4621,7 +4621,7 @@
               <w:rPr>
                 <w:noProof/>
               </w:rPr>
-              <w:instrText xml:space="preserve"> PAGEREF _Toc244083970 \h </w:instrText>
+              <w:instrText xml:space="preserve"> PAGEREF _Toc244084254 \h </w:instrText>
             </w:r>
             <w:r>
               <w:rPr>
@@ -4661,7 +4661,7 @@
               <w14:ligatures w14:val="standardContextual"/>
             </w:rPr>
           </w:pPr>
-          <w:hyperlink w:anchor="_Toc244083971" w:history="1">
+          <w:hyperlink w:anchor="_Toc244084255" w:history="1">
             <w:r>
               <w:rPr>
                 <w:rStyle w:val="Hyperlink"/>
@@ -4685,7 +4685,7 @@
               <w:rPr>
                 <w:noProof/>
               </w:rPr>
-              <w:instrText xml:space="preserve"> PAGEREF _Toc244083971 \h </w:instrText>
+              <w:instrText xml:space="preserve"> PAGEREF _Toc244084255 \h </w:instrText>
             </w:r>
             <w:r>
               <w:rPr>
@@ -4725,7 +4725,7 @@
               <w14:ligatures w14:val="standardContextual"/>
             </w:rPr>
           </w:pPr>
-          <w:hyperlink w:anchor="_Toc244083972" w:history="1">
+          <w:hyperlink w:anchor="_Toc244084256" w:history="1">
             <w:r>
               <w:rPr>
                 <w:rStyle w:val="Hyperlink"/>
@@ -4749,7 +4749,7 @@
               <w:rPr>
                 <w:noProof/>
               </w:rPr>
-              <w:instrText xml:space="preserve"> PAGEREF _Toc244083972 \h </w:instrText>
+              <w:instrText xml:space="preserve"> PAGEREF _Toc244084256 \h </w:instrText>
             </w:r>
             <w:r>
               <w:rPr>
@@ -4789,7 +4789,7 @@
               <w14:ligatures w14:val="standardContextual"/>
             </w:rPr>
           </w:pPr>
-          <w:hyperlink w:anchor="_Toc244083973" w:history="1">
+          <w:hyperlink w:anchor="_Toc244084257" w:history="1">
             <w:r>
               <w:rPr>
                 <w:rStyle w:val="Hyperlink"/>
@@ -4813,7 +4813,7 @@
               <w:rPr>
                 <w:noProof/>
               </w:rPr>
-              <w:instrText xml:space="preserve"> PAGEREF _Toc244083973 \h </w:instrText>
+              <w:instrText xml:space="preserve"> PAGEREF _Toc244084257 \h </w:instrText>
             </w:r>
             <w:r>
               <w:rPr>
@@ -4922,7 +4922,7 @@
         <w:pStyle w:val="Heading1"/>
         <w:pageBreakBefore/>
       </w:pPr>
-      <w:bookmarkStart w:id="2" w:name="_Toc244083916"/>
+      <w:bookmarkStart w:id="2" w:name="_Toc244084200"/>
       <w:r>
         <w:t>CHAPTER 1.</w:t>
       </w:r>
@@ -4939,7 +4939,7 @@
           <w:tab w:val="left" w:pos="720"/>
         </w:tabs>
       </w:pPr>
-      <w:bookmarkStart w:id="3" w:name="_Toc244083917"/>
+      <w:bookmarkStart w:id="3" w:name="_Toc244084201"/>
       <w:r>
         <w:t>1.1.</w:t>
       </w:r>
@@ -5019,7 +5019,7 @@
           <w:tab w:val="left" w:pos="720"/>
         </w:tabs>
       </w:pPr>
-      <w:bookmarkStart w:id="4" w:name="_Toc244083918"/>
+      <w:bookmarkStart w:id="4" w:name="_Toc244084202"/>
       <w:r>
         <w:t>1.2.</w:t>
       </w:r>
@@ -5134,7 +5134,7 @@
           <w:tab w:val="left" w:pos="720"/>
         </w:tabs>
       </w:pPr>
-      <w:bookmarkStart w:id="5" w:name="_Toc244083919"/>
+      <w:bookmarkStart w:id="5" w:name="_Toc244084203"/>
       <w:r>
         <w:t>1.3.</w:t>
       </w:r>
@@ -5280,7 +5280,7 @@
           <w:tab w:val="left" w:pos="720"/>
         </w:tabs>
       </w:pPr>
-      <w:bookmarkStart w:id="6" w:name="_Toc244083920"/>
+      <w:bookmarkStart w:id="6" w:name="_Toc244084204"/>
       <w:r>
         <w:t>1.4.</w:t>
       </w:r>
@@ -5349,7 +5349,7 @@
       <w:pPr>
         <w:pStyle w:val="FigureCaption"/>
       </w:pPr>
-      <w:bookmarkStart w:id="7" w:name="_Toc244083947"/>
+      <w:bookmarkStart w:id="7" w:name="_Toc244084231"/>
       <w:r>
         <w:t>Figure 1.1  Gantt chart of the project schedule</w:t>
       </w:r>
@@ -5362,7 +5362,7 @@
           <w:tab w:val="left" w:pos="720"/>
         </w:tabs>
       </w:pPr>
-      <w:bookmarkStart w:id="8" w:name="_Toc244083921"/>
+      <w:bookmarkStart w:id="8" w:name="_Toc244084205"/>
       <w:r>
         <w:t>1.5.</w:t>
       </w:r>
@@ -5477,7 +5477,7 @@
         <w:pStyle w:val="Heading1"/>
         <w:pageBreakBefore/>
       </w:pPr>
-      <w:bookmarkStart w:id="9" w:name="_Toc244083922"/>
+      <w:bookmarkStart w:id="9" w:name="_Toc244084206"/>
       <w:r>
         <w:t>CHAPTER 2.</w:t>
       </w:r>
@@ -5494,7 +5494,7 @@
           <w:tab w:val="left" w:pos="720"/>
         </w:tabs>
       </w:pPr>
-      <w:bookmarkStart w:id="10" w:name="_Toc244083923"/>
+      <w:bookmarkStart w:id="10" w:name="_Toc244084207"/>
       <w:r>
         <w:t>2.1.</w:t>
       </w:r>
@@ -5509,7 +5509,7 @@
         <w:pStyle w:val="TableCaption"/>
         <w:keepNext/>
       </w:pPr>
-      <w:bookmarkStart w:id="11" w:name="_Toc244083962"/>
+      <w:bookmarkStart w:id="11" w:name="_Toc244084246"/>
       <w:r>
         <w:t>Table 2.1  Timeline of key findings related to the problem</w:t>
       </w:r>
@@ -6393,7 +6393,7 @@
           <w:tab w:val="left" w:pos="720"/>
         </w:tabs>
       </w:pPr>
-      <w:bookmarkStart w:id="12" w:name="_Toc244083924"/>
+      <w:bookmarkStart w:id="12" w:name="_Toc244084208"/>
       <w:r>
         <w:t>2.2.</w:t>
       </w:r>
@@ -6519,7 +6519,7 @@
           <w:tab w:val="left" w:pos="720"/>
         </w:tabs>
       </w:pPr>
-      <w:bookmarkStart w:id="13" w:name="_Toc244083925"/>
+      <w:bookmarkStart w:id="13" w:name="_Toc244084209"/>
       <w:r>
         <w:t>2.3.</w:t>
       </w:r>
@@ -6534,7 +6534,7 @@
         <w:pStyle w:val="TableCaption"/>
         <w:keepNext/>
       </w:pPr>
-      <w:bookmarkStart w:id="14" w:name="_Toc244083963"/>
+      <w:bookmarkStart w:id="14" w:name="_Toc244084247"/>
       <w:r>
         <w:t>Table 2.2  Analysis of reviewed literature and solutions</w:t>
       </w:r>
@@ -7452,7 +7452,7 @@
           <w:tab w:val="left" w:pos="720"/>
         </w:tabs>
       </w:pPr>
-      <w:bookmarkStart w:id="15" w:name="_Toc244083926"/>
+      <w:bookmarkStart w:id="15" w:name="_Toc244084210"/>
       <w:r>
         <w:t>2.4.</w:t>
       </w:r>
@@ -7487,7 +7487,7 @@
           <w:tab w:val="left" w:pos="720"/>
         </w:tabs>
       </w:pPr>
-      <w:bookmarkStart w:id="16" w:name="_Toc244083927"/>
+      <w:bookmarkStart w:id="16" w:name="_Toc244084211"/>
       <w:r>
         <w:t>2.5.</w:t>
       </w:r>
@@ -7549,7 +7549,7 @@
           <w:tab w:val="left" w:pos="720"/>
         </w:tabs>
       </w:pPr>
-      <w:bookmarkStart w:id="17" w:name="_Toc244083928"/>
+      <w:bookmarkStart w:id="17" w:name="_Toc244084212"/>
       <w:r>
         <w:t>2.6.</w:t>
       </w:r>
@@ -7662,7 +7662,7 @@
         <w:pStyle w:val="Heading1"/>
         <w:pageBreakBefore/>
       </w:pPr>
-      <w:bookmarkStart w:id="18" w:name="_Toc244083929"/>
+      <w:bookmarkStart w:id="18" w:name="_Toc244084213"/>
       <w:r>
         <w:t>CHAPTER 3.</w:t>
       </w:r>
@@ -7679,7 +7679,7 @@
           <w:tab w:val="left" w:pos="720"/>
         </w:tabs>
       </w:pPr>
-      <w:bookmarkStart w:id="19" w:name="_Toc244083930"/>
+      <w:bookmarkStart w:id="19" w:name="_Toc244084214"/>
       <w:r>
         <w:t>3.1.</w:t>
       </w:r>
@@ -7703,7 +7703,7 @@
         <w:pStyle w:val="TableCaption"/>
         <w:keepNext/>
       </w:pPr>
-      <w:bookmarkStart w:id="20" w:name="_Toc244083964"/>
+      <w:bookmarkStart w:id="20" w:name="_Toc244084248"/>
       <w:r>
         <w:t>Table 3.1  Evaluation of candidate features</w:t>
       </w:r>
@@ -9169,7 +9169,7 @@
           <w:tab w:val="left" w:pos="720"/>
         </w:tabs>
       </w:pPr>
-      <w:bookmarkStart w:id="21" w:name="_Toc244083931"/>
+      <w:bookmarkStart w:id="21" w:name="_Toc244084215"/>
       <w:r>
         <w:t>3.2.</w:t>
       </w:r>
@@ -9334,7 +9334,7 @@
           <w:tab w:val="left" w:pos="720"/>
         </w:tabs>
       </w:pPr>
-      <w:bookmarkStart w:id="22" w:name="_Toc244083932"/>
+      <w:bookmarkStart w:id="22" w:name="_Toc244084216"/>
       <w:r>
         <w:t>3.3.</w:t>
       </w:r>
@@ -9471,7 +9471,7 @@
           <w:tab w:val="left" w:pos="720"/>
         </w:tabs>
       </w:pPr>
-      <w:bookmarkStart w:id="23" w:name="_Toc244083933"/>
+      <w:bookmarkStart w:id="23" w:name="_Toc244084217"/>
       <w:r>
         <w:t>3.4.</w:t>
       </w:r>
@@ -9527,7 +9527,7 @@
           <w:tab w:val="left" w:pos="720"/>
         </w:tabs>
       </w:pPr>
-      <w:bookmarkStart w:id="24" w:name="_Toc244083934"/>
+      <w:bookmarkStart w:id="24" w:name="_Toc244084218"/>
       <w:r>
         <w:t>3.5.</w:t>
       </w:r>
@@ -9542,7 +9542,7 @@
         <w:pStyle w:val="TableCaption"/>
         <w:keepNext/>
       </w:pPr>
-      <w:bookmarkStart w:id="25" w:name="_Toc244083965"/>
+      <w:bookmarkStart w:id="25" w:name="_Toc244084249"/>
       <w:r>
         <w:t>Table 3.2  Comparison of alternative designs</w:t>
       </w:r>
@@ -10445,7 +10445,7 @@
           <w:tab w:val="left" w:pos="720"/>
         </w:tabs>
       </w:pPr>
-      <w:bookmarkStart w:id="26" w:name="_Toc244083935"/>
+      <w:bookmarkStart w:id="26" w:name="_Toc244084219"/>
       <w:r>
         <w:t>3.6.</w:t>
       </w:r>
@@ -10514,7 +10514,7 @@
       <w:pPr>
         <w:pStyle w:val="FigureCaption"/>
       </w:pPr>
-      <w:bookmarkStart w:id="27" w:name="_Toc244083948"/>
+      <w:bookmarkStart w:id="27" w:name="_Toc244084232"/>
       <w:r>
         <w:t>Figure 3.1  Block diagram of the layered architecture</w:t>
       </w:r>
@@ -10579,7 +10579,7 @@
       <w:pPr>
         <w:pStyle w:val="FigureCaption"/>
       </w:pPr>
-      <w:bookmarkStart w:id="28" w:name="_Toc244083949"/>
+      <w:bookmarkStart w:id="28" w:name="_Toc244084233"/>
       <w:r>
         <w:t>Figure 3.2  Data model of the application (entities and relationships)</w:t>
       </w:r>
@@ -10644,7 +10644,7 @@
       <w:pPr>
         <w:pStyle w:val="FigureCaption"/>
       </w:pPr>
-      <w:bookmarkStart w:id="29" w:name="_Toc244083950"/>
+      <w:bookmarkStart w:id="29" w:name="_Toc244084234"/>
       <w:r>
         <w:t>Figure 3.3  Class diagram of the Strategy, Observer and Singleton patterns</w:t>
       </w:r>
@@ -10700,7 +10700,7 @@
       <w:pPr>
         <w:pStyle w:val="FigureCaption"/>
       </w:pPr>
-      <w:bookmarkStart w:id="30" w:name="_Toc244083951"/>
+      <w:bookmarkStart w:id="30" w:name="_Toc244084235"/>
       <w:r>
         <w:t>Figure 3.4  Flowchart of the transactional add-expense operation</w:t>
       </w:r>
@@ -10835,7 +10835,7 @@
         <w:pStyle w:val="Heading1"/>
         <w:pageBreakBefore/>
       </w:pPr>
-      <w:bookmarkStart w:id="31" w:name="_Toc244083936"/>
+      <w:bookmarkStart w:id="31" w:name="_Toc244084220"/>
       <w:r>
         <w:t>CHAPTER 4.</w:t>
       </w:r>
@@ -10852,7 +10852,7 @@
           <w:tab w:val="left" w:pos="720"/>
         </w:tabs>
       </w:pPr>
-      <w:bookmarkStart w:id="32" w:name="_Toc244083937"/>
+      <w:bookmarkStart w:id="32" w:name="_Toc244084221"/>
       <w:r>
         <w:t>4.1.</w:t>
       </w:r>
@@ -10875,7 +10875,7 @@
         <w:pStyle w:val="TableCaption"/>
         <w:keepNext/>
       </w:pPr>
-      <w:bookmarkStart w:id="33" w:name="_Toc244083966"/>
+      <w:bookmarkStart w:id="33" w:name="_Toc244084250"/>
       <w:r>
         <w:t>Table 4.1  Tools used in the project</w:t>
       </w:r>
@@ -11807,7 +11807,7 @@
         <w:pStyle w:val="TableCaption"/>
         <w:keepNext/>
       </w:pPr>
-      <w:bookmarkStart w:id="34" w:name="_Toc244083967"/>
+      <w:bookmarkStart w:id="34" w:name="_Toc244084251"/>
       <w:r>
         <w:t>Table 4.2  Split strategies</w:t>
       </w:r>
@@ -12513,7 +12513,7 @@
         <w:pStyle w:val="TableCaption"/>
         <w:keepNext/>
       </w:pPr>
-      <w:bookmarkStart w:id="35" w:name="_Toc244083968"/>
+      <w:bookmarkStart w:id="35" w:name="_Toc244084252"/>
       <w:r>
         <w:t>Table 4.3  Balances for the demonstration scenario</w:t>
       </w:r>
@@ -13196,7 +13196,7 @@
         <w:pStyle w:val="TableCaption"/>
         <w:keepNext/>
       </w:pPr>
-      <w:bookmarkStart w:id="36" w:name="_Toc244083969"/>
+      <w:bookmarkStart w:id="36" w:name="_Toc244084253"/>
       <w:r>
         <w:t>Table 4.4  REST endpoints</w:t>
       </w:r>
@@ -15875,7 +15875,7 @@
       <w:pPr>
         <w:pStyle w:val="FigureCaption"/>
       </w:pPr>
-      <w:bookmarkStart w:id="37" w:name="_Toc244083952"/>
+      <w:bookmarkStart w:id="37" w:name="_Toc244084236"/>
       <w:r>
         <w:t>Figure 4.1  Dashboard after loading the demonstration data (light theme)</w:t>
       </w:r>
@@ -15931,7 +15931,7 @@
       <w:pPr>
         <w:pStyle w:val="FigureCaption"/>
       </w:pPr>
-      <w:bookmarkStart w:id="38" w:name="_Toc244083953"/>
+      <w:bookmarkStart w:id="38" w:name="_Toc244084237"/>
       <w:r>
         <w:t>Figure 4.2  PERCENTAGE split with the live split meter showing 10% unallocated</w:t>
       </w:r>
@@ -15987,7 +15987,7 @@
       <w:pPr>
         <w:pStyle w:val="FigureCaption"/>
       </w:pPr>
-      <w:bookmarkStart w:id="39" w:name="_Toc244083954"/>
+      <w:bookmarkStart w:id="39" w:name="_Toc244084238"/>
       <w:r>
         <w:t>Figure 4.3  The server rejects the invalid split with 400 Bad Request</w:t>
       </w:r>
@@ -16043,7 +16043,7 @@
       <w:pPr>
         <w:pStyle w:val="FigureCaption"/>
       </w:pPr>
-      <w:bookmarkStart w:id="40" w:name="_Toc244083955"/>
+      <w:bookmarkStart w:id="40" w:name="_Toc244084239"/>
       <w:r>
         <w:t>Figure 4.4  Expense list with per-member shares and the AuditLogger activity feed</w:t>
       </w:r>
@@ -16099,7 +16099,7 @@
       <w:pPr>
         <w:pStyle w:val="FigureCaption"/>
       </w:pPr>
-      <w:bookmarkStart w:id="41" w:name="_Toc244083956"/>
+      <w:bookmarkStart w:id="41" w:name="_Toc244084240"/>
       <w:r>
         <w:t>Figure 4.5  Settle-up slip after a partial payment, with Settle buttons and payment history</w:t>
       </w:r>
@@ -16155,7 +16155,7 @@
       <w:pPr>
         <w:pStyle w:val="FigureCaption"/>
       </w:pPr>
-      <w:bookmarkStart w:id="42" w:name="_Toc244083957"/>
+      <w:bookmarkStart w:id="42" w:name="_Toc244084241"/>
       <w:r>
         <w:t>Figure 4.6  Deleting a member who still has expenses returns 409 Conflict</w:t>
       </w:r>
@@ -16211,7 +16211,7 @@
       <w:pPr>
         <w:pStyle w:val="FigureCaption"/>
       </w:pPr>
-      <w:bookmarkStart w:id="43" w:name="_Toc244083958"/>
+      <w:bookmarkStart w:id="43" w:name="_Toc244084242"/>
       <w:r>
         <w:t>Figure 4.7  Inline confirmation before deleting a group</w:t>
       </w:r>
@@ -16267,7 +16267,7 @@
       <w:pPr>
         <w:pStyle w:val="FigureCaption"/>
       </w:pPr>
-      <w:bookmarkStart w:id="44" w:name="_Toc244083959"/>
+      <w:bookmarkStart w:id="44" w:name="_Toc244084243"/>
       <w:r>
         <w:t>Figure 4.8  Dashboard in the dark theme</w:t>
       </w:r>
@@ -16323,7 +16323,7 @@
       <w:pPr>
         <w:pStyle w:val="FigureCaption"/>
       </w:pPr>
-      <w:bookmarkStart w:id="45" w:name="_Toc244083960"/>
+      <w:bookmarkStart w:id="45" w:name="_Toc244084244"/>
       <w:r>
         <w:t>Figure 4.9  Backend test suite run with npm test (node:test, 6 tests, 0 failures)</w:t>
       </w:r>
@@ -16351,7 +16351,7 @@
         <w:pStyle w:val="TableCaption"/>
         <w:keepNext/>
       </w:pPr>
-      <w:bookmarkStart w:id="46" w:name="_Toc244083970"/>
+      <w:bookmarkStart w:id="46" w:name="_Toc244084254"/>
       <w:r>
         <w:t>Table 4.5  Functional test cases and results</w:t>
       </w:r>
@@ -18869,7 +18869,7 @@
       <w:pPr>
         <w:pStyle w:val="FigureCaption"/>
       </w:pPr>
-      <w:bookmarkStart w:id="47" w:name="_Toc244083961"/>
+      <w:bookmarkStart w:id="47" w:name="_Toc244084245"/>
       <w:r>
         <w:t>Figure 4.10  Newman run of the Postman collection (last two folders and summary)</w:t>
       </w:r>
@@ -18895,7 +18895,7 @@
         <w:pStyle w:val="TableCaption"/>
         <w:keepNext/>
       </w:pPr>
-      <w:bookmarkStart w:id="48" w:name="_Toc244083971"/>
+      <w:bookmarkStart w:id="48" w:name="_Toc244084255"/>
       <w:r>
         <w:t>Table 4.6  Greedy settlement compared with the exact minimum</w:t>
       </w:r>
@@ -20070,7 +20070,7 @@
         <w:pStyle w:val="Heading1"/>
         <w:pageBreakBefore/>
       </w:pPr>
-      <w:bookmarkStart w:id="49" w:name="_Toc244083938"/>
+      <w:bookmarkStart w:id="49" w:name="_Toc244084222"/>
       <w:r>
         <w:t>CHAPTER 5.</w:t>
       </w:r>
@@ -20087,7 +20087,7 @@
           <w:tab w:val="left" w:pos="720"/>
         </w:tabs>
       </w:pPr>
-      <w:bookmarkStart w:id="50" w:name="_Toc244083939"/>
+      <w:bookmarkStart w:id="50" w:name="_Toc244084223"/>
       <w:r>
         <w:t>5.1.</w:t>
       </w:r>
@@ -20112,7 +20112,7 @@
         <w:jc w:val="both"/>
       </w:pPr>
       <w:r>
-        <w:t>The complete source code, Postman collection, README, Postman test guide and viva cheat-sheet are in the GitHub repository expense-splitter-fsd. The app runs locally with npm run setup, npm run build and npm start, and is deployed on Vercel.</w:t>
+        <w:t>The complete source code, Postman collection, README, Postman test guide and viva cheat-sheet are in the GitHub repository github.com/kaone31056789/expense-splitter-fsd. The app runs locally with npm run setup, npm run build and npm start, and is deployed on Vercel at https://expense-splitter-fsd.vercel.app.</w:t>
       </w:r>
     </w:p>
     <w:p>
@@ -20213,7 +20213,7 @@
           <w:tab w:val="left" w:pos="720"/>
         </w:tabs>
       </w:pPr>
-      <w:bookmarkStart w:id="51" w:name="_Toc244083940"/>
+      <w:bookmarkStart w:id="51" w:name="_Toc244084224"/>
       <w:r>
         <w:t>5.2.</w:t>
       </w:r>
@@ -20388,7 +20388,7 @@
         <w:pStyle w:val="Heading1"/>
         <w:pageBreakBefore/>
       </w:pPr>
-      <w:bookmarkStart w:id="52" w:name="_Toc244083941"/>
+      <w:bookmarkStart w:id="52" w:name="_Toc244084225"/>
       <w:r>
         <w:t>REFERENCES</w:t>
       </w:r>
@@ -20891,7 +20891,7 @@
         <w:pStyle w:val="Heading1"/>
         <w:pageBreakBefore/>
       </w:pPr>
-      <w:bookmarkStart w:id="53" w:name="_Toc244083942"/>
+      <w:bookmarkStart w:id="53" w:name="_Toc244084226"/>
       <w:r>
         <w:t>APPENDIX</w:t>
       </w:r>
@@ -20904,7 +20904,7 @@
           <w:tab w:val="left" w:pos="720"/>
         </w:tabs>
       </w:pPr>
-      <w:bookmarkStart w:id="54" w:name="_Toc244083943"/>
+      <w:bookmarkStart w:id="54" w:name="_Toc244084227"/>
       <w:r>
         <w:t>A.</w:t>
       </w:r>
@@ -20919,7 +20919,7 @@
         <w:pStyle w:val="TableCaption"/>
         <w:keepNext/>
       </w:pPr>
-      <w:bookmarkStart w:id="55" w:name="_Toc244083972"/>
+      <w:bookmarkStart w:id="55" w:name="_Toc244084256"/>
       <w:r>
         <w:t>Table A.1  Design checklist</w:t>
       </w:r>
@@ -22005,7 +22005,7 @@
           <w:tab w:val="left" w:pos="720"/>
         </w:tabs>
       </w:pPr>
-      <w:bookmarkStart w:id="56" w:name="_Toc244083944"/>
+      <w:bookmarkStart w:id="56" w:name="_Toc244084228"/>
       <w:r>
         <w:t>B.</w:t>
       </w:r>
@@ -22020,7 +22020,7 @@
         <w:pStyle w:val="TableCaption"/>
         <w:keepNext/>
       </w:pPr>
-      <w:bookmarkStart w:id="57" w:name="_Toc244083973"/>
+      <w:bookmarkStart w:id="57" w:name="_Toc244084257"/>
       <w:r>
         <w:t>Table A.2  Technical summary of Expense Splitter</w:t>
       </w:r>
@@ -22774,7 +22774,7 @@
           <w:tab w:val="left" w:pos="720"/>
         </w:tabs>
       </w:pPr>
-      <w:bookmarkStart w:id="58" w:name="_Toc244083945"/>
+      <w:bookmarkStart w:id="58" w:name="_Toc244084229"/>
       <w:r>
         <w:t>C.</w:t>
       </w:r>
@@ -23906,7 +23906,7 @@
           <w:tab w:val="left" w:pos="720"/>
         </w:tabs>
       </w:pPr>
-      <w:bookmarkStart w:id="59" w:name="_Toc244083946"/>
+      <w:bookmarkStart w:id="59" w:name="_Toc244084230"/>
       <w:r>
         <w:t>D.</w:t>
       </w:r>
@@ -24400,7 +24400,7 @@
         <w:jc w:val="center"/>
       </w:pPr>
       <w:r>
-        <w:t>GitHub: expense-splitter-fsd  ·  run with npm run setup, npm run build, npm start</w:t>
+        <w:t>Live: expense-splitter-fsd.vercel.app  ·  GitHub: github.com/kaone31056789/expense-splitter-fsd</w:t>
       </w:r>
     </w:p>
     <w:p>
